--- a/SGB_Functionality_Audit_2026/01_SGB_Constitution/04_Minutes_of_SGB_Meeting_2026-01-28.docx
+++ b/SGB_Functionality_Audit_2026/01_SGB_Constitution/04_Minutes_of_SGB_Meeting_2026-01-28.docx
@@ -2,6 +2,288 @@
 <file path=word/document.xml><?xml version="1.0" encoding="utf-8"?>
 <w:document xmlns:wpc="http://schemas.microsoft.com/office/word/2010/wordprocessingCanvas" xmlns:mc="http://schemas.openxmlformats.org/markup-compatibility/2006" xmlns:o="urn:schemas-microsoft-com:office:office" xmlns:r="http://schemas.openxmlformats.org/officeDocument/2006/relationships" xmlns:m="http://schemas.openxmlformats.org/officeDocument/2006/math" xmlns:v="urn:schemas-microsoft-com:vml" xmlns:wp14="http://schemas.microsoft.com/office/word/2010/wordprocessingDrawing" xmlns:wp="http://schemas.openxmlformats.org/drawingml/2006/wordprocessingDrawing" xmlns:w10="urn:schemas-microsoft-com:office:word" xmlns:w="http://schemas.openxmlformats.org/wordprocessingml/2006/main" xmlns:w14="http://schemas.microsoft.com/office/word/2010/wordml" xmlns:w15="http://schemas.microsoft.com/office/word/2012/wordml" xmlns:wpg="http://schemas.microsoft.com/office/word/2010/wordprocessingGroup" xmlns:wpi="http://schemas.microsoft.com/office/word/2010/wordprocessingInk" xmlns:wne="http://schemas.microsoft.com/office/word/2006/wordml" xmlns:wps="http://schemas.microsoft.com/office/word/2010/wordprocessingShape" xmlns:cx="http://schemas.microsoft.com/office/drawing/2014/chartex" xmlns:cx1="http://schemas.microsoft.com/office/drawing/2015/9/8/chartex" xmlns:cx2="http://schemas.microsoft.com/office/drawing/2015/10/21/chartex" xmlns:cx3="http://schemas.microsoft.com/office/drawing/2016/5/9/chartex" xmlns:cx4="http://schemas.microsoft.com/office/drawing/2016/5/10/chartex" xmlns:cx5="http://schemas.microsoft.com/office/drawing/2016/5/11/chartex" xmlns:cx6="http://schemas.microsoft.com/office/drawing/2016/5/12/chartex" xmlns:cx7="http://schemas.microsoft.com/office/drawing/2016/5/13/chartex" xmlns:cx8="http://schemas.microsoft.com/office/drawing/2016/5/14/chartex" xmlns:aink="http://schemas.microsoft.com/office/drawing/2016/ink" xmlns:am3d="http://schemas.microsoft.com/office/drawing/2017/model3d" xmlns:w16cex="http://schemas.microsoft.com/office/word/2018/wordml/cex" xmlns:w16cid="http://schemas.microsoft.com/office/word/2016/wordml/cid" xmlns:w16="http://schemas.microsoft.com/office/word/2018/wordml" xmlns:w16sdtdh="http://schemas.microsoft.com/office/word/2020/wordml/sdtdatahash" xmlns:w16se="http://schemas.microsoft.com/office/word/2015/wordml/symex" mc:Ignorable="w14 w15 wp14">
   <w:body>
+    <w:tbl>
+      <w:tblPr>
+        <w:tblW w:type="dxa" w:w="10771"/>
+        <w:tblBorders>
+          <w:top w:val="none"/>
+          <w:left w:val="none"/>
+          <w:bottom w:val="none"/>
+          <w:right w:val="none"/>
+          <w:insideH w:val="none"/>
+          <w:insideV w:val="none"/>
+        </w:tblBorders>
+      </w:tblPr>
+      <w:tblGrid>
+        <w:gridCol w:w="100"/>
+        <w:gridCol w:w="100"/>
+      </w:tblGrid>
+      <w:tr>
+        <w:trPr>
+          <w:trHeight w:val="198" w:hRule="exact"/>
+        </w:trPr>
+        <w:tc>
+          <w:tcPr>
+            <w:tcW w:type="dxa" w:w="7324"/>
+            <w:shd w:fill="A6192E"/>
+            <w:tcMar>
+              <w:top w:type="dxa" w:w="0"/>
+              <w:left w:type="dxa" w:w="0"/>
+              <w:bottom w:type="dxa" w:w="0"/>
+              <w:right w:type="dxa" w:w="0"/>
+            </w:tcMar>
+          </w:tcPr>
+          <w:p>
+            <w:pPr>
+              <w:spacing w:after="0" w:before="0" w:line="20"/>
+            </w:pPr>
+            <w:r>
+              <w:rPr>
+                <w:sz w:val="2"/>
+                <w:szCs w:val="2"/>
+              </w:rPr>
+              <w:t xml:space="preserve"> </w:t>
+            </w:r>
+          </w:p>
+        </w:tc>
+        <w:tc>
+          <w:tcPr>
+            <w:tcW w:type="dxa" w:w="3446"/>
+            <w:shd w:fill="0C2340"/>
+            <w:tcMar>
+              <w:top w:type="dxa" w:w="0"/>
+              <w:left w:type="dxa" w:w="0"/>
+              <w:bottom w:type="dxa" w:w="0"/>
+              <w:right w:type="dxa" w:w="0"/>
+            </w:tcMar>
+          </w:tcPr>
+          <w:p>
+            <w:pPr>
+              <w:spacing w:after="0" w:before="0" w:line="20"/>
+            </w:pPr>
+            <w:r>
+              <w:rPr>
+                <w:sz w:val="2"/>
+                <w:szCs w:val="2"/>
+              </w:rPr>
+              <w:t xml:space="preserve"> </w:t>
+            </w:r>
+          </w:p>
+        </w:tc>
+      </w:tr>
+    </w:tbl>
+    <w:p>
+      <w:pPr>
+        <w:spacing w:after="60" w:before="0"/>
+      </w:pPr>
+    </w:p>
+    <w:tbl>
+      <w:tblPr>
+        <w:tblW w:type="dxa" w:w="10771"/>
+        <w:tblBorders>
+          <w:top w:val="none"/>
+          <w:left w:val="none"/>
+          <w:bottom w:val="none"/>
+          <w:right w:val="none"/>
+          <w:insideH w:val="none"/>
+          <w:insideV w:val="none"/>
+        </w:tblBorders>
+      </w:tblPr>
+      <w:tblGrid>
+        <w:gridCol w:w="100"/>
+        <w:gridCol w:w="100"/>
+        <w:gridCol w:w="100"/>
+      </w:tblGrid>
+      <w:tr>
+        <w:tc>
+          <w:tcPr>
+            <w:tcW w:type="dxa" w:w="907"/>
+            <w:tcMar>
+              <w:top w:type="dxa" w:w="10"/>
+              <w:left w:type="dxa" w:w="0"/>
+              <w:bottom w:type="dxa" w:w="10"/>
+              <w:right w:type="dxa" w:w="40"/>
+            </w:tcMar>
+            <w:vAlign w:val="center"/>
+          </w:tcPr>
+          <w:p>
+            <w:pPr>
+              <w:spacing w:after="0" w:before="0"/>
+            </w:pPr>
+            <w:r>
+              <w:drawing>
+                <wp:inline distT="0" distB="0" distL="0" distR="0">
+                  <wp:extent cx="438150" cy="438150"/>
+                  <wp:effectExtent t="0" r="0" b="0" l="0"/>
+                  <wp:docPr id="1" name="" descr="" title=""/>
+                  <wp:cNvGraphicFramePr>
+                    <a:graphicFrameLocks xmlns:a="http://schemas.openxmlformats.org/drawingml/2006/main" noChangeAspect="1"/>
+                  </wp:cNvGraphicFramePr>
+                  <a:graphic xmlns:a="http://schemas.openxmlformats.org/drawingml/2006/main">
+                    <a:graphicData uri="http://schemas.openxmlformats.org/drawingml/2006/picture">
+                      <pic:pic xmlns:pic="http://schemas.openxmlformats.org/drawingml/2006/picture">
+                        <pic:nvPicPr>
+                          <pic:cNvPr id="0" name="" descr=""/>
+                          <pic:cNvPicPr>
+                            <a:picLocks noChangeAspect="1" noChangeArrowheads="1"/>
+                          </pic:cNvPicPr>
+                        </pic:nvPicPr>
+                        <pic:blipFill>
+                          <a:blip r:embed="rId8" cstate="none"/>
+                          <a:srcRect/>
+                          <a:stretch>
+                            <a:fillRect/>
+                          </a:stretch>
+                        </pic:blipFill>
+                        <pic:spPr bwMode="auto">
+                          <a:xfrm>
+                            <a:off x="0" y="0"/>
+                            <a:ext cx="438150" cy="438150"/>
+                          </a:xfrm>
+                          <a:prstGeom prst="rect">
+                            <a:avLst/>
+                          </a:prstGeom>
+                        </pic:spPr>
+                      </pic:pic>
+                    </a:graphicData>
+                  </a:graphic>
+                </wp:inline>
+              </w:drawing>
+            </w:r>
+          </w:p>
+        </w:tc>
+        <w:tc>
+          <w:tcPr>
+            <w:tcW w:type="dxa" w:w="7823"/>
+            <w:tcMar>
+              <w:top w:type="dxa" w:w="10"/>
+              <w:left w:type="dxa" w:w="30"/>
+              <w:bottom w:type="dxa" w:w="10"/>
+              <w:right w:type="dxa" w:w="30"/>
+            </w:tcMar>
+            <w:vAlign w:val="center"/>
+          </w:tcPr>
+          <w:p>
+            <w:pPr>
+              <w:spacing w:after="8" w:before="0" w:line="220"/>
+            </w:pPr>
+            <w:r>
+              <w:rPr>
+                <w:rFonts w:ascii="Arial" w:cs="Arial" w:eastAsia="Arial" w:hAnsi="Arial"/>
+                <w:b/>
+                <w:bCs/>
+                <w:color w:val="0C2340"/>
+                <w:sz w:val="20"/>
+                <w:szCs w:val="20"/>
+              </w:rPr>
+              <w:t xml:space="preserve">LADY GREY ARTS ACADEMY</w:t>
+            </w:r>
+          </w:p>
+          <w:p>
+            <w:pPr>
+              <w:spacing w:after="8" w:before="0" w:line="220"/>
+            </w:pPr>
+            <w:r>
+              <w:rPr>
+                <w:rFonts w:ascii="Arial" w:cs="Arial" w:eastAsia="Arial" w:hAnsi="Arial"/>
+                <w:b/>
+                <w:bCs/>
+                <w:i/>
+                <w:iCs/>
+                <w:color w:val="A6192E"/>
+                <w:sz w:val="15"/>
+                <w:szCs w:val="15"/>
+              </w:rPr>
+              <w:t xml:space="preserve">Where Learning is an Art</w:t>
+            </w:r>
+          </w:p>
+          <w:p>
+            <w:pPr>
+              <w:spacing w:after="6" w:before="0" w:line="200"/>
+            </w:pPr>
+            <w:r>
+              <w:rPr>
+                <w:rFonts w:ascii="Arial" w:cs="Arial" w:eastAsia="Arial" w:hAnsi="Arial"/>
+                <w:color w:val="475569"/>
+                <w:sz w:val="14"/>
+                <w:szCs w:val="14"/>
+              </w:rPr>
+              <w:t xml:space="preserve">18 Brummer Street, Lady Grey, 9755 | Tel: 051 603 0046 | admin@lgaa.co.za</w:t>
+            </w:r>
+          </w:p>
+          <w:p>
+            <w:pPr>
+              <w:spacing w:after="0" w:before="0" w:line="200"/>
+            </w:pPr>
+            <w:r>
+              <w:rPr>
+                <w:rFonts w:ascii="Arial" w:cs="Arial" w:eastAsia="Arial" w:hAnsi="Arial"/>
+                <w:color w:val="475569"/>
+                <w:sz w:val="14"/>
+                <w:szCs w:val="14"/>
+              </w:rPr>
+              <w:t xml:space="preserve">EMIS: 200600985 | District: Joe Gqabi | Circuit: Ekhephini | CMC: Maletswai</w:t>
+            </w:r>
+          </w:p>
+        </w:tc>
+        <w:tc>
+          <w:tcPr>
+            <w:tcW w:type="dxa" w:w="2040"/>
+            <w:tcBorders>
+              <w:top w:val="none"/>
+              <w:left w:val="single" w:color="0C2340" w:sz="20"/>
+              <w:bottom w:val="none"/>
+              <w:right w:val="none"/>
+            </w:tcBorders>
+            <w:tcMar>
+              <w:top w:type="dxa" w:w="10"/>
+              <w:left w:type="dxa" w:w="60"/>
+              <w:bottom w:type="dxa" w:w="10"/>
+              <w:right w:type="dxa" w:w="0"/>
+            </w:tcMar>
+            <w:vAlign w:val="center"/>
+          </w:tcPr>
+          <w:p>
+            <w:pPr>
+              <w:spacing w:after="2" w:before="0" w:line="200"/>
+            </w:pPr>
+            <w:r>
+              <w:rPr>
+                <w:rFonts w:ascii="Arial" w:cs="Arial" w:eastAsia="Arial" w:hAnsi="Arial"/>
+                <w:b/>
+                <w:bCs/>
+                <w:color w:val="0C2340"/>
+                <w:sz w:val="19"/>
+                <w:szCs w:val="19"/>
+              </w:rPr>
+              <w:t xml:space="preserve">SGB</w:t>
+            </w:r>
+          </w:p>
+          <w:p>
+            <w:pPr>
+              <w:spacing w:after="0" w:before="0" w:line="180"/>
+            </w:pPr>
+            <w:r>
+              <w:rPr>
+                <w:rFonts w:ascii="Arial" w:cs="Arial" w:eastAsia="Arial" w:hAnsi="Arial"/>
+                <w:color w:val="64748B"/>
+                <w:sz w:val="14"/>
+                <w:szCs w:val="14"/>
+              </w:rPr>
+              <w:t xml:space="preserve">MINUTES</w:t>
+            </w:r>
+          </w:p>
+        </w:tc>
+      </w:tr>
+    </w:tbl>
+    <w:p>
+      <w:pPr>
+        <w:pBdr>
+          <w:bottom w:val="single" w:color="CBD5E1" w:sz="6"/>
+        </w:pBdr>
+        <w:spacing w:after="120" w:before="40"/>
+      </w:pPr>
+    </w:p>
     <w:p>
       <w:pPr>
         <w:spacing w:after="40" w:before="120"/>
@@ -2207,14 +2489,10 @@
       </w:tr>
     </w:tbl>
     <w:sectPr>
-      <w:headerReference w:type="default" r:id="rId7"/>
-      <w:headerReference w:type="first" r:id="rId8"/>
-      <w:footerReference w:type="default" r:id="rId9"/>
-      <w:footerReference w:type="first" r:id="rId10"/>
+      <w:footerReference w:type="default" r:id="rId7"/>
       <w:pgSz w:w="11905" w:h="16837" w:orient="portrait"/>
       <w:pgMar w:top="566" w:right="566" w:bottom="566" w:left="566" w:header="453" w:footer="453" w:gutter="0"/>
       <w:pgNumType/>
-      <w:titlePg/>
       <w:docGrid w:linePitch="360"/>
     </w:sectPr>
   </w:body>
@@ -2327,71 +2605,6 @@
 </w:ftr>
 </file>
 
-<file path=word/footer2.xml><?xml version="1.0" encoding="utf-8"?>
-<w:ftr xmlns:wpc="http://schemas.microsoft.com/office/word/2010/wordprocessingCanvas" xmlns:mc="http://schemas.openxmlformats.org/markup-compatibility/2006" xmlns:o="urn:schemas-microsoft-com:office:office" xmlns:r="http://schemas.openxmlformats.org/officeDocument/2006/relationships" xmlns:m="http://schemas.openxmlformats.org/officeDocument/2006/math" xmlns:v="urn:schemas-microsoft-com:vml" xmlns:wp14="http://schemas.microsoft.com/office/word/2010/wordprocessingDrawing" xmlns:wp="http://schemas.openxmlformats.org/drawingml/2006/wordprocessingDrawing" xmlns:w10="urn:schemas-microsoft-com:office:word" xmlns:w="http://schemas.openxmlformats.org/wordprocessingml/2006/main" xmlns:w14="http://schemas.microsoft.com/office/word/2010/wordml" xmlns:w15="http://schemas.microsoft.com/office/word/2012/wordml" xmlns:wpg="http://schemas.microsoft.com/office/word/2010/wordprocessingGroup" xmlns:wpi="http://schemas.microsoft.com/office/word/2010/wordprocessingInk" xmlns:wne="http://schemas.microsoft.com/office/word/2006/wordml" xmlns:wps="http://schemas.microsoft.com/office/word/2010/wordprocessingShape">
-  <w:p>
-    <w:pPr>
-      <w:pBdr>
-        <w:top w:val="single" w:color="E2E8F0" w:sz="4"/>
-      </w:pBdr>
-      <w:spacing w:after="0" w:before="60"/>
-      <w:jc w:val="center"/>
-    </w:pPr>
-    <w:r>
-      <w:rPr>
-        <w:rFonts w:ascii="Arial" w:cs="Arial" w:eastAsia="Arial" w:hAnsi="Arial"/>
-        <w:color w:val="64748B"/>
-        <w:sz w:val="17"/>
-        <w:szCs w:val="17"/>
-      </w:rPr>
-      <w:t xml:space="preserve">LGAA SGB MINUTES • 28 JAN 2026   </w:t>
-    </w:r>
-    <w:r>
-      <w:rPr>
-        <w:rFonts w:ascii="Arial" w:cs="Arial" w:eastAsia="Arial" w:hAnsi="Arial"/>
-        <w:color w:val="64748B"/>
-        <w:sz w:val="17"/>
-        <w:szCs w:val="17"/>
-      </w:rPr>
-      <w:t xml:space="preserve">Page </w:t>
-    </w:r>
-    <w:r>
-      <w:rPr>
-        <w:rFonts w:ascii="Arial" w:cs="Arial" w:eastAsia="Arial" w:hAnsi="Arial"/>
-        <w:color w:val="64748B"/>
-        <w:sz w:val="17"/>
-        <w:szCs w:val="17"/>
-      </w:rPr>
-      <w:fldChar w:fldCharType="begin"/>
-      <w:instrText xml:space="preserve">PAGE</w:instrText>
-      <w:fldChar w:fldCharType="separate"/>
-      <w:fldChar w:fldCharType="end"/>
-    </w:r>
-    <w:r>
-      <w:rPr>
-        <w:rFonts w:ascii="Arial" w:cs="Arial" w:eastAsia="Arial" w:hAnsi="Arial"/>
-        <w:color w:val="64748B"/>
-        <w:sz w:val="17"/>
-        <w:szCs w:val="17"/>
-      </w:rPr>
-      <w:t xml:space="preserve"> of </w:t>
-    </w:r>
-    <w:r>
-      <w:rPr>
-        <w:rFonts w:ascii="Arial" w:cs="Arial" w:eastAsia="Arial" w:hAnsi="Arial"/>
-        <w:color w:val="64748B"/>
-        <w:sz w:val="17"/>
-        <w:szCs w:val="17"/>
-      </w:rPr>
-      <w:fldChar w:fldCharType="begin"/>
-      <w:instrText xml:space="preserve">NUMPAGES</w:instrText>
-      <w:fldChar w:fldCharType="separate"/>
-      <w:fldChar w:fldCharType="end"/>
-    </w:r>
-  </w:p>
-</w:ftr>
-</file>
-
 <file path=word/footnotes.xml><?xml version="1.0" encoding="utf-8"?>
 <w:footnotes xmlns:wpc="http://schemas.microsoft.com/office/word/2010/wordprocessingCanvas" xmlns:mc="http://schemas.openxmlformats.org/markup-compatibility/2006" xmlns:o="urn:schemas-microsoft-com:office:office" xmlns:r="http://schemas.openxmlformats.org/officeDocument/2006/relationships" xmlns:m="http://schemas.openxmlformats.org/officeDocument/2006/math" xmlns:v="urn:schemas-microsoft-com:vml" xmlns:wp14="http://schemas.microsoft.com/office/word/2010/wordprocessingDrawing" xmlns:wp="http://schemas.openxmlformats.org/drawingml/2006/wordprocessingDrawing" xmlns:w10="urn:schemas-microsoft-com:office:word" xmlns:w="http://schemas.openxmlformats.org/wordprocessingml/2006/main" xmlns:w14="http://schemas.microsoft.com/office/word/2010/wordml" xmlns:w15="http://schemas.microsoft.com/office/word/2012/wordml" xmlns:wpg="http://schemas.microsoft.com/office/word/2010/wordprocessingGroup" xmlns:wpi="http://schemas.microsoft.com/office/word/2010/wordprocessingInk" xmlns:wne="http://schemas.microsoft.com/office/word/2006/wordml" xmlns:wps="http://schemas.microsoft.com/office/word/2010/wordprocessingShape" mc:Ignorable="w14 w15 wp14">
   <w:footnote w:type="separator" w:id="-1">
@@ -2427,282 +2640,6 @@
     </w:p>
   </w:footnote>
 </w:footnotes>
-</file>
-
-<file path=word/header1.xml><?xml version="1.0" encoding="utf-8"?>
-<w:hdr xmlns:wpc="http://schemas.microsoft.com/office/word/2010/wordprocessingCanvas" xmlns:mc="http://schemas.openxmlformats.org/markup-compatibility/2006" xmlns:o="urn:schemas-microsoft-com:office:office" xmlns:r="http://schemas.openxmlformats.org/officeDocument/2006/relationships" xmlns:m="http://schemas.openxmlformats.org/officeDocument/2006/math" xmlns:v="urn:schemas-microsoft-com:vml" xmlns:wp14="http://schemas.microsoft.com/office/word/2010/wordprocessingDrawing" xmlns:wp="http://schemas.openxmlformats.org/drawingml/2006/wordprocessingDrawing" xmlns:w10="urn:schemas-microsoft-com:office:word" xmlns:w="http://schemas.openxmlformats.org/wordprocessingml/2006/main" xmlns:w14="http://schemas.microsoft.com/office/word/2010/wordml" xmlns:w15="http://schemas.microsoft.com/office/word/2012/wordml" xmlns:wpg="http://schemas.microsoft.com/office/word/2010/wordprocessingGroup" xmlns:wpi="http://schemas.microsoft.com/office/word/2010/wordprocessingInk" xmlns:wne="http://schemas.microsoft.com/office/word/2006/wordml" xmlns:wps="http://schemas.microsoft.com/office/word/2010/wordprocessingShape" xmlns:cx="http://schemas.microsoft.com/office/drawing/2014/chartex" xmlns:cx1="http://schemas.microsoft.com/office/drawing/2015/9/8/chartex" xmlns:cx2="http://schemas.microsoft.com/office/drawing/2015/10/21/chartex" xmlns:cx3="http://schemas.microsoft.com/office/drawing/2016/5/9/chartex" xmlns:cx4="http://schemas.microsoft.com/office/drawing/2016/5/10/chartex" xmlns:cx5="http://schemas.microsoft.com/office/drawing/2016/5/11/chartex" xmlns:cx6="http://schemas.microsoft.com/office/drawing/2016/5/12/chartex" xmlns:cx7="http://schemas.microsoft.com/office/drawing/2016/5/13/chartex" xmlns:cx8="http://schemas.microsoft.com/office/drawing/2016/5/14/chartex" xmlns:w16cid="http://schemas.microsoft.com/office/word/2016/wordml/cid" xmlns:w16se="http://schemas.microsoft.com/office/word/2015/wordml/symex"/>
-</file>
-
-<file path=word/header2.xml><?xml version="1.0" encoding="utf-8"?>
-<w:hdr xmlns:wpc="http://schemas.microsoft.com/office/word/2010/wordprocessingCanvas" xmlns:mc="http://schemas.openxmlformats.org/markup-compatibility/2006" xmlns:o="urn:schemas-microsoft-com:office:office" xmlns:r="http://schemas.openxmlformats.org/officeDocument/2006/relationships" xmlns:m="http://schemas.openxmlformats.org/officeDocument/2006/math" xmlns:v="urn:schemas-microsoft-com:vml" xmlns:wp14="http://schemas.microsoft.com/office/word/2010/wordprocessingDrawing" xmlns:wp="http://schemas.openxmlformats.org/drawingml/2006/wordprocessingDrawing" xmlns:w10="urn:schemas-microsoft-com:office:word" xmlns:w="http://schemas.openxmlformats.org/wordprocessingml/2006/main" xmlns:w14="http://schemas.microsoft.com/office/word/2010/wordml" xmlns:w15="http://schemas.microsoft.com/office/word/2012/wordml" xmlns:wpg="http://schemas.microsoft.com/office/word/2010/wordprocessingGroup" xmlns:wpi="http://schemas.microsoft.com/office/word/2010/wordprocessingInk" xmlns:wne="http://schemas.microsoft.com/office/word/2006/wordml" xmlns:wps="http://schemas.microsoft.com/office/word/2010/wordprocessingShape" xmlns:cx="http://schemas.microsoft.com/office/drawing/2014/chartex" xmlns:cx1="http://schemas.microsoft.com/office/drawing/2015/9/8/chartex" xmlns:cx2="http://schemas.microsoft.com/office/drawing/2015/10/21/chartex" xmlns:cx3="http://schemas.microsoft.com/office/drawing/2016/5/9/chartex" xmlns:cx4="http://schemas.microsoft.com/office/drawing/2016/5/10/chartex" xmlns:cx5="http://schemas.microsoft.com/office/drawing/2016/5/11/chartex" xmlns:cx6="http://schemas.microsoft.com/office/drawing/2016/5/12/chartex" xmlns:cx7="http://schemas.microsoft.com/office/drawing/2016/5/13/chartex" xmlns:cx8="http://schemas.microsoft.com/office/drawing/2016/5/14/chartex" xmlns:w16cid="http://schemas.microsoft.com/office/word/2016/wordml/cid" xmlns:w16se="http://schemas.microsoft.com/office/word/2015/wordml/symex">
-  <w:tbl>
-    <w:tblPr>
-      <w:tblW w:type="dxa" w:w="10771"/>
-      <w:tblBorders>
-        <w:top w:val="none"/>
-        <w:left w:val="none"/>
-        <w:bottom w:val="none"/>
-        <w:right w:val="none"/>
-        <w:insideH w:val="none"/>
-        <w:insideV w:val="none"/>
-      </w:tblBorders>
-    </w:tblPr>
-    <w:tblGrid>
-      <w:gridCol w:w="100"/>
-      <w:gridCol w:w="100"/>
-    </w:tblGrid>
-    <w:tr>
-      <w:trPr>
-        <w:trHeight w:val="124" w:hRule="exact"/>
-      </w:trPr>
-      <w:tc>
-        <w:tcPr>
-          <w:tcW w:type="dxa" w:w="7001"/>
-          <w:shd w:fill="A6192E"/>
-          <w:tcMar>
-            <w:top w:type="dxa" w:w="0"/>
-            <w:left w:type="dxa" w:w="0"/>
-            <w:bottom w:type="dxa" w:w="0"/>
-            <w:right w:type="dxa" w:w="0"/>
-          </w:tcMar>
-        </w:tcPr>
-        <w:p>
-          <w:pPr>
-            <w:spacing w:after="0" w:before="0" w:line="20"/>
-          </w:pPr>
-          <w:r>
-            <w:rPr>
-              <w:sz w:val="2"/>
-              <w:szCs w:val="2"/>
-            </w:rPr>
-            <w:t xml:space="preserve"> </w:t>
-          </w:r>
-        </w:p>
-      </w:tc>
-      <w:tc>
-        <w:tcPr>
-          <w:tcW w:type="dxa" w:w="3770"/>
-          <w:shd w:fill="0C2340"/>
-          <w:tcMar>
-            <w:top w:type="dxa" w:w="0"/>
-            <w:left w:type="dxa" w:w="0"/>
-            <w:bottom w:type="dxa" w:w="0"/>
-            <w:right w:type="dxa" w:w="0"/>
-          </w:tcMar>
-        </w:tcPr>
-        <w:p>
-          <w:pPr>
-            <w:spacing w:after="0" w:before="0" w:line="20"/>
-          </w:pPr>
-          <w:r>
-            <w:rPr>
-              <w:sz w:val="2"/>
-              <w:szCs w:val="2"/>
-            </w:rPr>
-            <w:t xml:space="preserve"> </w:t>
-          </w:r>
-        </w:p>
-      </w:tc>
-    </w:tr>
-  </w:tbl>
-  <w:tbl>
-    <w:tblPr>
-      <w:tblW w:type="dxa" w:w="10771"/>
-      <w:tblBorders>
-        <w:top w:val="none"/>
-        <w:left w:val="none"/>
-        <w:bottom w:val="single" w:color="CBD5E1" w:sz="8"/>
-        <w:right w:val="none"/>
-        <w:insideH w:val="none"/>
-        <w:insideV w:val="none"/>
-      </w:tblBorders>
-    </w:tblPr>
-    <w:tblGrid>
-      <w:gridCol w:w="100"/>
-      <w:gridCol w:w="100"/>
-      <w:gridCol w:w="100"/>
-    </w:tblGrid>
-    <w:tr>
-      <w:tc>
-        <w:tcPr>
-          <w:tcW w:type="dxa" w:w="1020"/>
-          <w:tcMar>
-            <w:top w:type="dxa" w:w="20"/>
-            <w:left w:type="dxa" w:w="0"/>
-            <w:bottom w:type="dxa" w:w="20"/>
-            <w:right w:type="dxa" w:w="30"/>
-          </w:tcMar>
-          <w:vAlign w:val="center"/>
-        </w:tcPr>
-        <w:p>
-          <w:pPr>
-            <w:spacing w:after="0" w:before="0"/>
-          </w:pPr>
-          <w:r>
-            <w:drawing>
-              <wp:inline distT="0" distB="0" distL="0" distR="0">
-                <wp:extent cx="438150" cy="438150"/>
-                <wp:effectExtent t="0" r="0" b="0" l="0"/>
-                <wp:docPr id="1" name="" descr="" title=""/>
-                <wp:cNvGraphicFramePr>
-                  <a:graphicFrameLocks xmlns:a="http://schemas.openxmlformats.org/drawingml/2006/main" noChangeAspect="1"/>
-                </wp:cNvGraphicFramePr>
-                <a:graphic xmlns:a="http://schemas.openxmlformats.org/drawingml/2006/main">
-                  <a:graphicData uri="http://schemas.openxmlformats.org/drawingml/2006/picture">
-                    <pic:pic xmlns:pic="http://schemas.openxmlformats.org/drawingml/2006/picture">
-                      <pic:nvPicPr>
-                        <pic:cNvPr id="0" name="" descr=""/>
-                        <pic:cNvPicPr>
-                          <a:picLocks noChangeAspect="1" noChangeArrowheads="1"/>
-                        </pic:cNvPicPr>
-                      </pic:nvPicPr>
-                      <pic:blipFill>
-                        <a:blip r:embed="rId0" cstate="none"/>
-                        <a:srcRect/>
-                        <a:stretch>
-                          <a:fillRect/>
-                        </a:stretch>
-                      </pic:blipFill>
-                      <pic:spPr bwMode="auto">
-                        <a:xfrm>
-                          <a:off x="0" y="0"/>
-                          <a:ext cx="438150" cy="438150"/>
-                        </a:xfrm>
-                        <a:prstGeom prst="rect">
-                          <a:avLst/>
-                        </a:prstGeom>
-                      </pic:spPr>
-                    </pic:pic>
-                  </a:graphicData>
-                </a:graphic>
-              </wp:inline>
-            </w:drawing>
-          </w:r>
-        </w:p>
-      </w:tc>
-      <w:tc>
-        <w:tcPr>
-          <w:tcW w:type="dxa" w:w="7483"/>
-          <w:tcMar>
-            <w:top w:type="dxa" w:w="15"/>
-            <w:left w:type="dxa" w:w="40"/>
-            <w:bottom w:type="dxa" w:w="15"/>
-            <w:right w:type="dxa" w:w="40"/>
-          </w:tcMar>
-          <w:vAlign w:val="center"/>
-        </w:tcPr>
-        <w:p>
-          <w:pPr>
-            <w:spacing w:after="15" w:before="0" w:line="240"/>
-          </w:pPr>
-          <w:r>
-            <w:rPr>
-              <w:rFonts w:ascii="Arial" w:cs="Arial" w:eastAsia="Arial" w:hAnsi="Arial"/>
-              <w:b/>
-              <w:bCs/>
-              <w:color w:val="0C2340"/>
-              <w:sz w:val="22"/>
-              <w:szCs w:val="22"/>
-            </w:rPr>
-            <w:t xml:space="preserve">LADY GREY ARTS ACADEMY</w:t>
-          </w:r>
-        </w:p>
-        <w:p>
-          <w:pPr>
-            <w:spacing w:after="15" w:before="0" w:line="240"/>
-          </w:pPr>
-          <w:r>
-            <w:rPr>
-              <w:rFonts w:ascii="Arial" w:cs="Arial" w:eastAsia="Arial" w:hAnsi="Arial"/>
-              <w:b/>
-              <w:bCs/>
-              <w:color w:val="A6192E"/>
-              <w:sz w:val="17"/>
-              <w:szCs w:val="17"/>
-            </w:rPr>
-            <w:t xml:space="preserve">Where Learning is an Art</w:t>
-          </w:r>
-        </w:p>
-        <w:p>
-          <w:pPr>
-            <w:spacing w:after="10" w:before="0" w:line="220"/>
-          </w:pPr>
-          <w:r>
-            <w:rPr>
-              <w:rFonts w:ascii="Arial" w:cs="Arial" w:eastAsia="Arial" w:hAnsi="Arial"/>
-              <w:color w:val="475569"/>
-              <w:sz w:val="15"/>
-              <w:szCs w:val="15"/>
-            </w:rPr>
-            <w:t xml:space="preserve">18 Brummer Street, Lady Grey, 9755 | Tel: 051 603 0046</w:t>
-          </w:r>
-        </w:p>
-        <w:p>
-          <w:pPr>
-            <w:spacing w:after="0" w:before="0" w:line="200"/>
-          </w:pPr>
-          <w:r>
-            <w:rPr>
-              <w:rFonts w:ascii="Arial" w:cs="Arial" w:eastAsia="Arial" w:hAnsi="Arial"/>
-              <w:color w:val="475569"/>
-              <w:sz w:val="14"/>
-              <w:szCs w:val="14"/>
-            </w:rPr>
-            <w:t xml:space="preserve">EMIS: 200600985</w:t>
-          </w:r>
-        </w:p>
-      </w:tc>
-      <w:tc>
-        <w:tcPr>
-          <w:tcW w:type="dxa" w:w="2267"/>
-          <w:tcBorders>
-            <w:top w:val="none"/>
-            <w:left w:val="single" w:color="0C2340" w:sz="18"/>
-            <w:bottom w:val="none"/>
-            <w:right w:val="none"/>
-          </w:tcBorders>
-          <w:tcMar>
-            <w:top w:type="dxa" w:w="15"/>
-            <w:left w:type="dxa" w:w="80"/>
-            <w:bottom w:type="dxa" w:w="15"/>
-            <w:right w:type="dxa" w:w="0"/>
-          </w:tcMar>
-          <w:vAlign w:val="center"/>
-        </w:tcPr>
-        <w:p>
-          <w:pPr>
-            <w:spacing w:after="4" w:before="0"/>
-          </w:pPr>
-          <w:r>
-            <w:rPr>
-              <w:rFonts w:ascii="Arial" w:cs="Arial" w:eastAsia="Arial" w:hAnsi="Arial"/>
-              <w:b/>
-              <w:bCs/>
-              <w:color w:val="0C2340"/>
-              <w:sz w:val="18"/>
-              <w:szCs w:val="18"/>
-            </w:rPr>
-            <w:t xml:space="preserve">SGB</w:t>
-          </w:r>
-        </w:p>
-        <w:p>
-          <w:pPr>
-            <w:spacing w:after="0" w:before="0"/>
-          </w:pPr>
-          <w:r>
-            <w:rPr>
-              <w:rFonts w:ascii="Arial" w:cs="Arial" w:eastAsia="Arial" w:hAnsi="Arial"/>
-              <w:color w:val="64748B"/>
-              <w:sz w:val="14"/>
-              <w:szCs w:val="14"/>
-            </w:rPr>
-            <w:t xml:space="preserve">MEETING MINUTES</w:t>
-          </w:r>
-        </w:p>
-      </w:tc>
-    </w:tr>
-  </w:tbl>
-</w:hdr>
 </file>
 
 <file path=word/numbering.xml><?xml version="1.0" encoding="utf-8"?>

--- a/SGB_Functionality_Audit_2026/01_SGB_Constitution/04_Minutes_of_SGB_Meeting_2026-01-28.docx
+++ b/SGB_Functionality_Audit_2026/01_SGB_Constitution/04_Minutes_of_SGB_Meeting_2026-01-28.docx
@@ -2172,7 +2172,7 @@
           <w:tcPr>
             <w:tcW w:type="dxa" w:w="3590"/>
             <w:tcMar>
-              <w:top w:type="dxa" w:w="160"/>
+              <w:top w:type="dxa" w:w="140"/>
               <w:left w:type="dxa" w:w="40"/>
               <w:bottom w:type="dxa" w:w="40"/>
               <w:right w:type="dxa" w:w="40"/>
@@ -2181,22 +2181,24 @@
           <w:p>
             <w:pPr>
               <w:keepLines/>
+              <w:pBdr>
+                <w:bottom w:val="single" w:color="64748B" w:sz="6"/>
+              </w:pBdr>
               <w:spacing w:after="20" w:before="0"/>
             </w:pPr>
             <w:r>
               <w:rPr>
                 <w:rFonts w:ascii="Arial" w:cs="Arial" w:eastAsia="Arial" w:hAnsi="Arial"/>
-                <w:color w:val="64748B"/>
-                <w:sz w:val="20"/>
-                <w:szCs w:val="20"/>
-              </w:rPr>
-              <w:t xml:space="preserve">__________________________________</w:t>
+                <w:sz w:val="2"/>
+                <w:szCs w:val="2"/>
+              </w:rPr>
+              <w:t xml:space="preserve"/>
             </w:r>
           </w:p>
           <w:p>
             <w:pPr>
               <w:keepLines/>
-              <w:spacing w:after="60" w:before="0"/>
+              <w:spacing w:after="50" w:before="0"/>
             </w:pPr>
             <w:r>
               <w:rPr>
@@ -2213,22 +2215,16 @@
           <w:p>
             <w:pPr>
               <w:keepLines/>
-              <w:spacing w:after="30" w:before="0"/>
+              <w:spacing w:after="20" w:before="0"/>
             </w:pPr>
             <w:r>
               <w:rPr>
                 <w:rFonts w:ascii="Arial" w:cs="Arial" w:eastAsia="Arial" w:hAnsi="Arial"/>
-                <w:sz w:val="19"/>
-                <w:szCs w:val="19"/>
-              </w:rPr>
-              <w:t xml:space="preserve">Surname, Name: </w:t>
-            </w:r>
-            <w:r>
-              <w:rPr>
-                <w:rFonts w:ascii="Arial" w:cs="Arial" w:eastAsia="Arial" w:hAnsi="Arial"/>
+                <w:b/>
+                <w:bCs/>
                 <w:color w:val="1A1A1A"/>
-                <w:sz w:val="19"/>
-                <w:szCs w:val="19"/>
+                <w:sz w:val="20"/>
+                <w:szCs w:val="20"/>
               </w:rPr>
               <w:t xml:space="preserve">Mr. K. Dyasi</w:t>
             </w:r>
@@ -2236,7 +2232,7 @@
           <w:p>
             <w:pPr>
               <w:keepLines/>
-              <w:spacing w:after="0" w:before="0"/>
+              <w:spacing w:after="30" w:before="0"/>
             </w:pPr>
             <w:r>
               <w:rPr>
@@ -2253,24 +2249,16 @@
           <w:p>
             <w:pPr>
               <w:keepLines/>
-              <w:spacing w:after="0" w:before="140"/>
+              <w:spacing w:after="0" w:before="40"/>
             </w:pPr>
             <w:r>
               <w:rPr>
                 <w:rFonts w:ascii="Arial" w:cs="Arial" w:eastAsia="Arial" w:hAnsi="Arial"/>
+                <w:color w:val="64748B"/>
                 <w:sz w:val="18"/>
                 <w:szCs w:val="18"/>
               </w:rPr>
-              <w:t xml:space="preserve">Date: </w:t>
-            </w:r>
-            <w:r>
-              <w:rPr>
-                <w:rFonts w:ascii="Arial" w:cs="Arial" w:eastAsia="Arial" w:hAnsi="Arial"/>
-                <w:color w:val="1A1A1A"/>
-                <w:sz w:val="18"/>
-                <w:szCs w:val="18"/>
-              </w:rPr>
-              <w:t xml:space="preserve">28/01/2026</w:t>
+              <w:t xml:space="preserve">Date: 28/01/2026</w:t>
             </w:r>
           </w:p>
         </w:tc>
@@ -2278,7 +2266,7 @@
           <w:tcPr>
             <w:tcW w:type="dxa" w:w="3590"/>
             <w:tcMar>
-              <w:top w:type="dxa" w:w="160"/>
+              <w:top w:type="dxa" w:w="140"/>
               <w:left w:type="dxa" w:w="40"/>
               <w:bottom w:type="dxa" w:w="40"/>
               <w:right w:type="dxa" w:w="40"/>
@@ -2287,22 +2275,24 @@
           <w:p>
             <w:pPr>
               <w:keepLines/>
+              <w:pBdr>
+                <w:bottom w:val="single" w:color="64748B" w:sz="6"/>
+              </w:pBdr>
               <w:spacing w:after="20" w:before="0"/>
             </w:pPr>
             <w:r>
               <w:rPr>
                 <w:rFonts w:ascii="Arial" w:cs="Arial" w:eastAsia="Arial" w:hAnsi="Arial"/>
-                <w:color w:val="64748B"/>
-                <w:sz w:val="20"/>
-                <w:szCs w:val="20"/>
-              </w:rPr>
-              <w:t xml:space="preserve">__________________________________</w:t>
+                <w:sz w:val="2"/>
+                <w:szCs w:val="2"/>
+              </w:rPr>
+              <w:t xml:space="preserve"/>
             </w:r>
           </w:p>
           <w:p>
             <w:pPr>
               <w:keepLines/>
-              <w:spacing w:after="60" w:before="0"/>
+              <w:spacing w:after="50" w:before="0"/>
             </w:pPr>
             <w:r>
               <w:rPr>
@@ -2319,22 +2309,16 @@
           <w:p>
             <w:pPr>
               <w:keepLines/>
-              <w:spacing w:after="30" w:before="0"/>
+              <w:spacing w:after="20" w:before="0"/>
             </w:pPr>
             <w:r>
               <w:rPr>
                 <w:rFonts w:ascii="Arial" w:cs="Arial" w:eastAsia="Arial" w:hAnsi="Arial"/>
-                <w:sz w:val="19"/>
-                <w:szCs w:val="19"/>
-              </w:rPr>
-              <w:t xml:space="preserve">Surname, Name: </w:t>
-            </w:r>
-            <w:r>
-              <w:rPr>
-                <w:rFonts w:ascii="Arial" w:cs="Arial" w:eastAsia="Arial" w:hAnsi="Arial"/>
+                <w:b/>
+                <w:bCs/>
                 <w:color w:val="1A1A1A"/>
-                <w:sz w:val="19"/>
-                <w:szCs w:val="19"/>
+                <w:sz w:val="20"/>
+                <w:szCs w:val="20"/>
               </w:rPr>
               <w:t xml:space="preserve">Mr. A. Gushmani</w:t>
             </w:r>
@@ -2342,7 +2326,7 @@
           <w:p>
             <w:pPr>
               <w:keepLines/>
-              <w:spacing w:after="0" w:before="0"/>
+              <w:spacing w:after="30" w:before="0"/>
             </w:pPr>
             <w:r>
               <w:rPr>
@@ -2359,24 +2343,16 @@
           <w:p>
             <w:pPr>
               <w:keepLines/>
-              <w:spacing w:after="0" w:before="140"/>
+              <w:spacing w:after="0" w:before="40"/>
             </w:pPr>
             <w:r>
               <w:rPr>
                 <w:rFonts w:ascii="Arial" w:cs="Arial" w:eastAsia="Arial" w:hAnsi="Arial"/>
+                <w:color w:val="64748B"/>
                 <w:sz w:val="18"/>
                 <w:szCs w:val="18"/>
               </w:rPr>
-              <w:t xml:space="preserve">Date: </w:t>
-            </w:r>
-            <w:r>
-              <w:rPr>
-                <w:rFonts w:ascii="Arial" w:cs="Arial" w:eastAsia="Arial" w:hAnsi="Arial"/>
-                <w:color w:val="1A1A1A"/>
-                <w:sz w:val="18"/>
-                <w:szCs w:val="18"/>
-              </w:rPr>
-              <w:t xml:space="preserve">28/01/2026</w:t>
+              <w:t xml:space="preserve">Date: 28/01/2026</w:t>
             </w:r>
           </w:p>
         </w:tc>
@@ -2384,7 +2360,7 @@
           <w:tcPr>
             <w:tcW w:type="dxa" w:w="3590"/>
             <w:tcMar>
-              <w:top w:type="dxa" w:w="160"/>
+              <w:top w:type="dxa" w:w="140"/>
               <w:left w:type="dxa" w:w="40"/>
               <w:bottom w:type="dxa" w:w="40"/>
               <w:right w:type="dxa" w:w="40"/>
@@ -2393,22 +2369,24 @@
           <w:p>
             <w:pPr>
               <w:keepLines/>
+              <w:pBdr>
+                <w:bottom w:val="single" w:color="64748B" w:sz="6"/>
+              </w:pBdr>
               <w:spacing w:after="20" w:before="0"/>
             </w:pPr>
             <w:r>
               <w:rPr>
                 <w:rFonts w:ascii="Arial" w:cs="Arial" w:eastAsia="Arial" w:hAnsi="Arial"/>
-                <w:color w:val="64748B"/>
-                <w:sz w:val="20"/>
-                <w:szCs w:val="20"/>
-              </w:rPr>
-              <w:t xml:space="preserve">__________________________________</w:t>
+                <w:sz w:val="2"/>
+                <w:szCs w:val="2"/>
+              </w:rPr>
+              <w:t xml:space="preserve"/>
             </w:r>
           </w:p>
           <w:p>
             <w:pPr>
               <w:keepLines/>
-              <w:spacing w:after="60" w:before="0"/>
+              <w:spacing w:after="50" w:before="0"/>
             </w:pPr>
             <w:r>
               <w:rPr>
@@ -2425,22 +2403,16 @@
           <w:p>
             <w:pPr>
               <w:keepLines/>
-              <w:spacing w:after="30" w:before="0"/>
+              <w:spacing w:after="20" w:before="0"/>
             </w:pPr>
             <w:r>
               <w:rPr>
                 <w:rFonts w:ascii="Arial" w:cs="Arial" w:eastAsia="Arial" w:hAnsi="Arial"/>
-                <w:sz w:val="19"/>
-                <w:szCs w:val="19"/>
-              </w:rPr>
-              <w:t xml:space="preserve">Surname, Name: </w:t>
-            </w:r>
-            <w:r>
-              <w:rPr>
-                <w:rFonts w:ascii="Arial" w:cs="Arial" w:eastAsia="Arial" w:hAnsi="Arial"/>
+                <w:b/>
+                <w:bCs/>
                 <w:color w:val="1A1A1A"/>
-                <w:sz w:val="19"/>
-                <w:szCs w:val="19"/>
+                <w:sz w:val="20"/>
+                <w:szCs w:val="20"/>
               </w:rPr>
               <w:t xml:space="preserve">Ms. M. Botha</w:t>
             </w:r>
@@ -2448,7 +2420,7 @@
           <w:p>
             <w:pPr>
               <w:keepLines/>
-              <w:spacing w:after="0" w:before="0"/>
+              <w:spacing w:after="30" w:before="0"/>
             </w:pPr>
             <w:r>
               <w:rPr>
@@ -2465,24 +2437,16 @@
           <w:p>
             <w:pPr>
               <w:keepLines/>
-              <w:spacing w:after="0" w:before="140"/>
+              <w:spacing w:after="0" w:before="40"/>
             </w:pPr>
             <w:r>
               <w:rPr>
                 <w:rFonts w:ascii="Arial" w:cs="Arial" w:eastAsia="Arial" w:hAnsi="Arial"/>
+                <w:color w:val="64748B"/>
                 <w:sz w:val="18"/>
                 <w:szCs w:val="18"/>
               </w:rPr>
-              <w:t xml:space="preserve">Date: </w:t>
-            </w:r>
-            <w:r>
-              <w:rPr>
-                <w:rFonts w:ascii="Arial" w:cs="Arial" w:eastAsia="Arial" w:hAnsi="Arial"/>
-                <w:color w:val="1A1A1A"/>
-                <w:sz w:val="18"/>
-                <w:szCs w:val="18"/>
-              </w:rPr>
-              <w:t xml:space="preserve">28/01/2026</w:t>
+              <w:t xml:space="preserve">Date: 28/01/2026</w:t>
             </w:r>
           </w:p>
         </w:tc>

--- a/SGB_Functionality_Audit_2026/01_SGB_Constitution/04_Minutes_of_SGB_Meeting_2026-01-28.docx
+++ b/SGB_Functionality_Audit_2026/01_SGB_Constitution/04_Minutes_of_SGB_Meeting_2026-01-28.docx
@@ -563,7 +563,7 @@
                 <w:sz w:val="20"/>
                 <w:szCs w:val="20"/>
               </w:rPr>
-              <w:t xml:space="preserve">10 of 11 Members Present (Quorate)</w:t>
+              <w:t xml:space="preserve">8 of 9 Members Present (Quorate)</w:t>
             </w:r>
           </w:p>
         </w:tc>
@@ -685,7 +685,7 @@
                 <w:sz w:val="20"/>
                 <w:szCs w:val="20"/>
               </w:rPr>
-              <w:t xml:space="preserve">Mr. A. Engelbrecht (Prop.) / Mrs. O. Bambilawu (Sec.)</w:t>
+              <w:t xml:space="preserve">Mrs. O. Bambilawu (Prop.) / Mrs. N. Williams (Sec.)</w:t>
             </w:r>
           </w:p>
         </w:tc>
@@ -892,7 +892,7 @@
           <w:sz w:val="20"/>
           <w:szCs w:val="20"/>
         </w:rPr>
-        <w:t xml:space="preserve">The Chairperson noted that 10 out of 11 members were in attendance, with one formal apology recorded from Learner Representative Alumanye Nxele.</w:t>
+        <w:t xml:space="preserve">The Chairperson noted that 8 out of 9 members were in attendance, with one formal apology recorded from Learner Representative Alumanye Nxele.</w:t>
       </w:r>
     </w:p>
     <w:p>
@@ -1051,7 +1051,7 @@
           <w:sz w:val="20"/>
           <w:szCs w:val="20"/>
         </w:rPr>
-        <w:t xml:space="preserve">Motion to adopt the agenda: Proposed by Mr. A. Engelbrecht, Seconded by Mrs. O. Bambilawu.</w:t>
+        <w:t xml:space="preserve">Motion to adopt the agenda: Proposed by Mrs. Noncedo Williams, Seconded by Mrs. Octavia Bambilawu.</w:t>
       </w:r>
     </w:p>
     <w:p>
@@ -1210,7 +1210,7 @@
           <w:sz w:val="20"/>
           <w:szCs w:val="20"/>
         </w:rPr>
-        <w:t xml:space="preserve">Adoption of previous minutes: Proposed by Miss N. Von Solms, Seconded by Mr. A. Gushmani.</w:t>
+        <w:t xml:space="preserve">Adoption of previous minutes: Proposed by Mr. Bennie Bekker, Seconded by Mr. Andile Gushmani.</w:t>
       </w:r>
     </w:p>
     <w:p>
@@ -1633,7 +1633,7 @@
           <w:sz w:val="20"/>
           <w:szCs w:val="20"/>
         </w:rPr>
-        <w:t xml:space="preserve">- Miss N. Von Solms (Educator Rep) emphasized the integration between the SGB Constitution and school policy enforcement.</w:t>
+        <w:t xml:space="preserve">- Mrs. N. Williams (Parent Rep) emphasized the integration between the SGB Constitution and school policy enforcement.</w:t>
       </w:r>
     </w:p>
     <w:p>
@@ -1689,7 +1689,7 @@
           <w:sz w:val="20"/>
           <w:szCs w:val="20"/>
         </w:rPr>
-        <w:t xml:space="preserve">- Proposer: Mr. Anthony Engelbrecht (Educator Representative) moved that the SGB Constitution of Lady Grey Arts Academy be formally accepted and adopted as the supreme governing charter of the institution.</w:t>
+        <w:t xml:space="preserve">- Proposer: Mrs. Octavia Bambilawu (Parent Representative) moved that the SGB Constitution of Lady Grey Arts Academy be formally accepted and adopted as the supreme governing charter of the institution.</w:t>
       </w:r>
     </w:p>
     <w:p>
@@ -1705,7 +1705,7 @@
           <w:sz w:val="20"/>
           <w:szCs w:val="20"/>
         </w:rPr>
-        <w:t xml:space="preserve">- Seconder: Mrs. Octavia Bambilawu (Parent Representative) seconded the motion.</w:t>
+        <w:t xml:space="preserve">- Seconder: Mrs. Noncedo Williams (Parent Representative) seconded the motion.</w:t>
       </w:r>
     </w:p>
     <w:p>
@@ -1777,7 +1777,7 @@
           <w:sz w:val="20"/>
           <w:szCs w:val="20"/>
         </w:rPr>
-        <w:t xml:space="preserve">- Result: In Favour: 10 (Unanimous) | Against: 0 | Abstentions: 0.</w:t>
+        <w:t xml:space="preserve">- Result: In Favour: 8 (Unanimous) | Against: 0 | Abstentions: 0.</w:t>
       </w:r>
     </w:p>
     <w:p>

--- a/SGB_Functionality_Audit_2026/01_SGB_Constitution/04_Minutes_of_SGB_Meeting_2026-01-28.docx
+++ b/SGB_Functionality_Audit_2026/01_SGB_Constitution/04_Minutes_of_SGB_Meeting_2026-01-28.docx
@@ -129,7 +129,7 @@
                           </pic:cNvPicPr>
                         </pic:nvPicPr>
                         <pic:blipFill>
-                          <a:blip r:embed="rId8" cstate="none"/>
+                          <a:blip r:embed="rId9" cstate="none"/>
                           <a:srcRect/>
                           <a:stretch>
                             <a:fillRect/>
@@ -701,7 +701,7 @@
         <w:tabs>
           <w:tab w:val="left" w:pos="566"/>
         </w:tabs>
-        <w:spacing w:after="100" w:before="240"/>
+        <w:spacing w:after="80" w:before="0"/>
         <w:ind w:left="0"/>
       </w:pPr>
       <w:r>
@@ -740,7 +740,7 @@
         <w:tabs>
           <w:tab w:val="left" w:pos="566"/>
         </w:tabs>
-        <w:spacing w:after="90" w:before="70" w:line="276"/>
+        <w:spacing w:after="80" w:before="0" w:line="276"/>
         <w:ind w:left="566" w:hanging="566"/>
         <w:jc w:val="both"/>
       </w:pPr>
@@ -780,7 +780,7 @@
         <w:tabs>
           <w:tab w:val="left" w:pos="566"/>
         </w:tabs>
-        <w:spacing w:after="90" w:before="70" w:line="276"/>
+        <w:spacing w:after="80" w:before="0" w:line="276"/>
         <w:ind w:left="566" w:hanging="566"/>
         <w:jc w:val="both"/>
       </w:pPr>
@@ -820,7 +820,7 @@
         <w:tabs>
           <w:tab w:val="left" w:pos="566"/>
         </w:tabs>
-        <w:spacing w:after="90" w:before="70" w:line="276"/>
+        <w:spacing w:after="80" w:before="0" w:line="276"/>
         <w:ind w:left="566" w:hanging="566"/>
         <w:jc w:val="both"/>
       </w:pPr>
@@ -860,7 +860,7 @@
         <w:tabs>
           <w:tab w:val="left" w:pos="566"/>
         </w:tabs>
-        <w:spacing w:after="90" w:before="70" w:line="276"/>
+        <w:spacing w:after="80" w:before="0" w:line="276"/>
         <w:ind w:left="566" w:hanging="566"/>
         <w:jc w:val="both"/>
       </w:pPr>
@@ -900,7 +900,7 @@
         <w:tabs>
           <w:tab w:val="left" w:pos="566"/>
         </w:tabs>
-        <w:spacing w:after="90" w:before="70" w:line="276"/>
+        <w:spacing w:after="80" w:before="0" w:line="276"/>
         <w:ind w:left="566" w:hanging="566"/>
         <w:jc w:val="both"/>
       </w:pPr>
@@ -940,7 +940,7 @@
         <w:tabs>
           <w:tab w:val="left" w:pos="566"/>
         </w:tabs>
-        <w:spacing w:after="100" w:before="240"/>
+        <w:spacing w:after="80" w:before="0"/>
         <w:ind w:left="0"/>
       </w:pPr>
       <w:r>
@@ -979,7 +979,7 @@
         <w:tabs>
           <w:tab w:val="left" w:pos="566"/>
         </w:tabs>
-        <w:spacing w:after="90" w:before="70" w:line="276"/>
+        <w:spacing w:after="80" w:before="0" w:line="276"/>
         <w:ind w:left="566" w:hanging="566"/>
         <w:jc w:val="both"/>
       </w:pPr>
@@ -1019,7 +1019,7 @@
         <w:tabs>
           <w:tab w:val="left" w:pos="566"/>
         </w:tabs>
-        <w:spacing w:after="90" w:before="70" w:line="276"/>
+        <w:spacing w:after="80" w:before="0" w:line="276"/>
         <w:ind w:left="566" w:hanging="566"/>
         <w:jc w:val="both"/>
       </w:pPr>
@@ -1059,7 +1059,7 @@
         <w:tabs>
           <w:tab w:val="left" w:pos="566"/>
         </w:tabs>
-        <w:spacing w:after="90" w:before="70" w:line="276"/>
+        <w:spacing w:after="80" w:before="0" w:line="276"/>
         <w:ind w:left="566" w:hanging="566"/>
         <w:jc w:val="both"/>
       </w:pPr>
@@ -1099,7 +1099,7 @@
         <w:tabs>
           <w:tab w:val="left" w:pos="566"/>
         </w:tabs>
-        <w:spacing w:after="100" w:before="240"/>
+        <w:spacing w:after="80" w:before="0"/>
         <w:ind w:left="0"/>
       </w:pPr>
       <w:r>
@@ -1138,7 +1138,7 @@
         <w:tabs>
           <w:tab w:val="left" w:pos="566"/>
         </w:tabs>
-        <w:spacing w:after="90" w:before="70" w:line="276"/>
+        <w:spacing w:after="80" w:before="0" w:line="276"/>
         <w:ind w:left="566" w:hanging="566"/>
         <w:jc w:val="both"/>
       </w:pPr>
@@ -1178,7 +1178,7 @@
         <w:tabs>
           <w:tab w:val="left" w:pos="566"/>
         </w:tabs>
-        <w:spacing w:after="90" w:before="70" w:line="276"/>
+        <w:spacing w:after="80" w:before="0" w:line="276"/>
         <w:ind w:left="566" w:hanging="566"/>
         <w:jc w:val="both"/>
       </w:pPr>
@@ -1218,7 +1218,7 @@
         <w:tabs>
           <w:tab w:val="left" w:pos="566"/>
         </w:tabs>
-        <w:spacing w:after="90" w:before="70" w:line="276"/>
+        <w:spacing w:after="80" w:before="0" w:line="276"/>
         <w:ind w:left="566" w:hanging="566"/>
         <w:jc w:val="both"/>
       </w:pPr>
@@ -1258,7 +1258,7 @@
         <w:tabs>
           <w:tab w:val="left" w:pos="566"/>
         </w:tabs>
-        <w:spacing w:after="100" w:before="240"/>
+        <w:spacing w:after="80" w:before="0"/>
         <w:ind w:left="0"/>
       </w:pPr>
       <w:r>
@@ -1297,7 +1297,7 @@
         <w:tabs>
           <w:tab w:val="left" w:pos="566"/>
         </w:tabs>
-        <w:spacing w:after="90" w:before="70" w:line="276"/>
+        <w:spacing w:after="80" w:before="0" w:line="276"/>
         <w:ind w:left="566" w:hanging="566"/>
         <w:jc w:val="both"/>
       </w:pPr>
@@ -1337,7 +1337,7 @@
         <w:tabs>
           <w:tab w:val="left" w:pos="566"/>
         </w:tabs>
-        <w:spacing w:after="90" w:before="70" w:line="276"/>
+        <w:spacing w:after="80" w:before="0" w:line="276"/>
         <w:ind w:left="566" w:hanging="566"/>
         <w:jc w:val="both"/>
       </w:pPr>
@@ -1374,490 +1374,10 @@
     </w:p>
     <w:p>
       <w:pPr>
-        <w:spacing w:after="90" w:before="70" w:line="276"/>
-        <w:ind w:left="0"/>
-        <w:jc w:val="both"/>
-      </w:pPr>
-      <w:r>
-        <w:rPr>
-          <w:rFonts w:ascii="Arial" w:cs="Arial" w:eastAsia="Arial" w:hAnsi="Arial"/>
-          <w:color w:val="1A1A1A"/>
-          <w:sz w:val="20"/>
-          <w:szCs w:val="20"/>
-        </w:rPr>
-        <w:t xml:space="preserve">5. SPECIAL BUSINESS: REVIEW AND FORMAL ADOPTION OF THE SGB CONSTITUTION</w:t>
-      </w:r>
-    </w:p>
-    <w:p>
-      <w:pPr>
         <w:tabs>
           <w:tab w:val="left" w:pos="566"/>
         </w:tabs>
-        <w:spacing w:after="90" w:before="70" w:line="276"/>
-        <w:ind w:left="566" w:hanging="566"/>
-        <w:jc w:val="both"/>
-      </w:pPr>
-      <w:r>
-        <w:rPr>
-          <w:rFonts w:ascii="Arial" w:cs="Arial" w:eastAsia="Arial" w:hAnsi="Arial"/>
-          <w:b/>
-          <w:bCs/>
-          <w:color w:val="1A1A1A"/>
-          <w:sz w:val="20"/>
-          <w:szCs w:val="20"/>
-        </w:rPr>
-        <w:t xml:space="preserve">5.1</w:t>
-      </w:r>
-      <w:r>
-        <w:rPr>
-          <w:rFonts w:ascii="Arial" w:cs="Arial" w:eastAsia="Arial" w:hAnsi="Arial"/>
-          <w:sz w:val="20"/>
-          <w:szCs w:val="20"/>
-        </w:rPr>
-        <w:t xml:space="preserve">	</w:t>
-      </w:r>
-      <w:r>
-        <w:rPr>
-          <w:rFonts w:ascii="Arial" w:cs="Arial" w:eastAsia="Arial" w:hAnsi="Arial"/>
-          <w:b w:val="false"/>
-          <w:bCs w:val="false"/>
-          <w:color w:val="1A1A1A"/>
-          <w:sz w:val="20"/>
-          <w:szCs w:val="20"/>
-        </w:rPr>
-        <w:t xml:space="preserve">The Chairperson introduced the Draft 2026 SGB Constitution, which had been circulated to all members with the meeting notice on 19 January 2026.</w:t>
-      </w:r>
-    </w:p>
-    <w:p>
-      <w:pPr>
-        <w:tabs>
-          <w:tab w:val="left" w:pos="566"/>
-        </w:tabs>
-        <w:spacing w:after="90" w:before="70" w:line="276"/>
-        <w:ind w:left="566" w:hanging="566"/>
-        <w:jc w:val="both"/>
-      </w:pPr>
-      <w:r>
-        <w:rPr>
-          <w:rFonts w:ascii="Arial" w:cs="Arial" w:eastAsia="Arial" w:hAnsi="Arial"/>
-          <w:b/>
-          <w:bCs/>
-          <w:color w:val="1A1A1A"/>
-          <w:sz w:val="20"/>
-          <w:szCs w:val="20"/>
-        </w:rPr>
-        <w:t xml:space="preserve">5.2</w:t>
-      </w:r>
-      <w:r>
-        <w:rPr>
-          <w:rFonts w:ascii="Arial" w:cs="Arial" w:eastAsia="Arial" w:hAnsi="Arial"/>
-          <w:sz w:val="20"/>
-          <w:szCs w:val="20"/>
-        </w:rPr>
-        <w:t xml:space="preserve">	</w:t>
-      </w:r>
-      <w:r>
-        <w:rPr>
-          <w:rFonts w:ascii="Arial" w:cs="Arial" w:eastAsia="Arial" w:hAnsi="Arial"/>
-          <w:b w:val="false"/>
-          <w:bCs w:val="false"/>
-          <w:color w:val="1A1A1A"/>
-          <w:sz w:val="20"/>
-          <w:szCs w:val="20"/>
-        </w:rPr>
-        <w:t xml:space="preserve">The SGB conducted a detailed, clause-by-clause review of the Constitution:</w:t>
-      </w:r>
-    </w:p>
-    <w:p>
-      <w:pPr>
-        <w:spacing w:after="90" w:before="70" w:line="276"/>
-        <w:ind w:left="0"/>
-        <w:jc w:val="both"/>
-      </w:pPr>
-      <w:r>
-        <w:rPr>
-          <w:rFonts w:ascii="Arial" w:cs="Arial" w:eastAsia="Arial" w:hAnsi="Arial"/>
-          <w:color w:val="1A1A1A"/>
-          <w:sz w:val="20"/>
-          <w:szCs w:val="20"/>
-        </w:rPr>
-        <w:t xml:space="preserve">- Clause 1 to 3: Verified institutional name, legal status, and objectives under SASA Act 84 of 1996.</w:t>
-      </w:r>
-    </w:p>
-    <w:p>
-      <w:pPr>
-        <w:spacing w:after="90" w:before="70" w:line="276"/>
-        <w:ind w:left="0"/>
-        <w:jc w:val="both"/>
-      </w:pPr>
-      <w:r>
-        <w:rPr>
-          <w:rFonts w:ascii="Arial" w:cs="Arial" w:eastAsia="Arial" w:hAnsi="Arial"/>
-          <w:color w:val="1A1A1A"/>
-          <w:sz w:val="20"/>
-          <w:szCs w:val="20"/>
-        </w:rPr>
-        <w:t xml:space="preserve">- Clause 4: Confirmed SGB composition, electable categories, parent majority representation, and learner participation.</w:t>
-      </w:r>
-    </w:p>
-    <w:p>
-      <w:pPr>
-        <w:spacing w:after="90" w:before="70" w:line="276"/>
-        <w:ind w:left="0"/>
-        <w:jc w:val="both"/>
-      </w:pPr>
-      <w:r>
-        <w:rPr>
-          <w:rFonts w:ascii="Arial" w:cs="Arial" w:eastAsia="Arial" w:hAnsi="Arial"/>
-          <w:color w:val="1A1A1A"/>
-          <w:sz w:val="20"/>
-          <w:szCs w:val="20"/>
-        </w:rPr>
-        <w:t xml:space="preserve">- Clause 5 &amp; 6: Reviewed office-bearer roles (Chairperson, Vice-Chair, Treasurer, Secretary) and handover protocols.</w:t>
-      </w:r>
-    </w:p>
-    <w:p>
-      <w:pPr>
-        <w:spacing w:after="90" w:before="70" w:line="276"/>
-        <w:ind w:left="0"/>
-        <w:jc w:val="both"/>
-      </w:pPr>
-      <w:r>
-        <w:rPr>
-          <w:rFonts w:ascii="Arial" w:cs="Arial" w:eastAsia="Arial" w:hAnsi="Arial"/>
-          <w:color w:val="1A1A1A"/>
-          <w:sz w:val="20"/>
-          <w:szCs w:val="20"/>
-        </w:rPr>
-        <w:t xml:space="preserve">- Clause 7 to 9: Reviewed meeting frequencies (minimum once per term), notice periods, quorum requirements (50% + 1), and voting rules.</w:t>
-      </w:r>
-    </w:p>
-    <w:p>
-      <w:pPr>
-        <w:spacing w:after="90" w:before="70" w:line="276"/>
-        <w:ind w:left="0"/>
-        <w:jc w:val="both"/>
-      </w:pPr>
-      <w:r>
-        <w:rPr>
-          <w:rFonts w:ascii="Arial" w:cs="Arial" w:eastAsia="Arial" w:hAnsi="Arial"/>
-          <w:color w:val="1A1A1A"/>
-          <w:sz w:val="20"/>
-          <w:szCs w:val="20"/>
-        </w:rPr>
-        <w:t xml:space="preserve">- Clause 10 &amp; 11: Examined sub-committee mandates, specifically the Finance Committee (FinCom) oversight and Disciplinary Committee responsibilities.</w:t>
-      </w:r>
-    </w:p>
-    <w:p>
-      <w:pPr>
-        <w:spacing w:after="90" w:before="70" w:line="276"/>
-        <w:ind w:left="0"/>
-        <w:jc w:val="both"/>
-      </w:pPr>
-      <w:r>
-        <w:rPr>
-          <w:rFonts w:ascii="Arial" w:cs="Arial" w:eastAsia="Arial" w:hAnsi="Arial"/>
-          <w:color w:val="1A1A1A"/>
-          <w:sz w:val="20"/>
-          <w:szCs w:val="20"/>
-        </w:rPr>
-        <w:t xml:space="preserve">- Clause 12 &amp; 13: Reviewed financial management responsibilities, annual audit timelines, and constitutional amendment procedures (two-thirds majority).</w:t>
-      </w:r>
-    </w:p>
-    <w:p>
-      <w:pPr>
-        <w:tabs>
-          <w:tab w:val="left" w:pos="566"/>
-        </w:tabs>
-        <w:spacing w:after="90" w:before="70" w:line="276"/>
-        <w:ind w:left="566" w:hanging="566"/>
-        <w:jc w:val="both"/>
-      </w:pPr>
-      <w:r>
-        <w:rPr>
-          <w:rFonts w:ascii="Arial" w:cs="Arial" w:eastAsia="Arial" w:hAnsi="Arial"/>
-          <w:b/>
-          <w:bCs/>
-          <w:color w:val="1A1A1A"/>
-          <w:sz w:val="20"/>
-          <w:szCs w:val="20"/>
-        </w:rPr>
-        <w:t xml:space="preserve">5.3</w:t>
-      </w:r>
-      <w:r>
-        <w:rPr>
-          <w:rFonts w:ascii="Arial" w:cs="Arial" w:eastAsia="Arial" w:hAnsi="Arial"/>
-          <w:sz w:val="20"/>
-          <w:szCs w:val="20"/>
-        </w:rPr>
-        <w:t xml:space="preserve">	</w:t>
-      </w:r>
-      <w:r>
-        <w:rPr>
-          <w:rFonts w:ascii="Arial" w:cs="Arial" w:eastAsia="Arial" w:hAnsi="Arial"/>
-          <w:b w:val="false"/>
-          <w:bCs w:val="false"/>
-          <w:color w:val="1A1A1A"/>
-          <w:sz w:val="20"/>
-          <w:szCs w:val="20"/>
-        </w:rPr>
-        <w:t xml:space="preserve">Discussion and Inputs:</w:t>
-      </w:r>
-    </w:p>
-    <w:p>
-      <w:pPr>
-        <w:spacing w:after="90" w:before="70" w:line="276"/>
-        <w:ind w:left="0"/>
-        <w:jc w:val="both"/>
-      </w:pPr>
-      <w:r>
-        <w:rPr>
-          <w:rFonts w:ascii="Arial" w:cs="Arial" w:eastAsia="Arial" w:hAnsi="Arial"/>
-          <w:color w:val="1A1A1A"/>
-          <w:sz w:val="20"/>
-          <w:szCs w:val="20"/>
-        </w:rPr>
-        <w:t xml:space="preserve">- Mr. A. Gushmani (Treasurer) highlighted the explicit requirement for monthly FinCom oversight and annual audited statements submission before 30 June.</w:t>
-      </w:r>
-    </w:p>
-    <w:p>
-      <w:pPr>
-        <w:spacing w:after="90" w:before="70" w:line="276"/>
-        <w:ind w:left="0"/>
-        <w:jc w:val="both"/>
-      </w:pPr>
-      <w:r>
-        <w:rPr>
-          <w:rFonts w:ascii="Arial" w:cs="Arial" w:eastAsia="Arial" w:hAnsi="Arial"/>
-          <w:color w:val="1A1A1A"/>
-          <w:sz w:val="20"/>
-          <w:szCs w:val="20"/>
-        </w:rPr>
-        <w:t xml:space="preserve">- Mrs. N. Williams (Parent Rep) emphasized the integration between the SGB Constitution and school policy enforcement.</w:t>
-      </w:r>
-    </w:p>
-    <w:p>
-      <w:pPr>
-        <w:tabs>
-          <w:tab w:val="left" w:pos="566"/>
-        </w:tabs>
-        <w:spacing w:after="90" w:before="70" w:line="276"/>
-        <w:ind w:left="566" w:hanging="566"/>
-        <w:jc w:val="both"/>
-      </w:pPr>
-      <w:r>
-        <w:rPr>
-          <w:rFonts w:ascii="Arial" w:cs="Arial" w:eastAsia="Arial" w:hAnsi="Arial"/>
-          <w:b/>
-          <w:bCs/>
-          <w:color w:val="1A1A1A"/>
-          <w:sz w:val="20"/>
-          <w:szCs w:val="20"/>
-        </w:rPr>
-        <w:t xml:space="preserve">5.4</w:t>
-      </w:r>
-      <w:r>
-        <w:rPr>
-          <w:rFonts w:ascii="Arial" w:cs="Arial" w:eastAsia="Arial" w:hAnsi="Arial"/>
-          <w:sz w:val="20"/>
-          <w:szCs w:val="20"/>
-        </w:rPr>
-        <w:t xml:space="preserve">	</w:t>
-      </w:r>
-      <w:r>
-        <w:rPr>
-          <w:rFonts w:ascii="Arial" w:cs="Arial" w:eastAsia="Arial" w:hAnsi="Arial"/>
-          <w:b w:val="false"/>
-          <w:bCs w:val="false"/>
-          <w:color w:val="1A1A1A"/>
-          <w:sz w:val="20"/>
-          <w:szCs w:val="20"/>
-        </w:rPr>
-        <w:t xml:space="preserve">Formal Motion for Adoption:</w:t>
-      </w:r>
-    </w:p>
-    <w:p>
-      <w:pPr>
-        <w:spacing w:after="90" w:before="70" w:line="276"/>
-        <w:ind w:left="0"/>
-        <w:jc w:val="both"/>
-      </w:pPr>
-      <w:r>
-        <w:rPr>
-          <w:rFonts w:ascii="Arial" w:cs="Arial" w:eastAsia="Arial" w:hAnsi="Arial"/>
-          <w:color w:val="1A1A1A"/>
-          <w:sz w:val="20"/>
-          <w:szCs w:val="20"/>
-        </w:rPr>
-        <w:t xml:space="preserve">- Proposer: Mrs. Octavia Bambilawu (Parent Representative) moved that the SGB Constitution of Lady Grey Arts Academy be formally accepted and adopted as the supreme governing charter of the institution.</w:t>
-      </w:r>
-    </w:p>
-    <w:p>
-      <w:pPr>
-        <w:spacing w:after="90" w:before="70" w:line="276"/>
-        <w:ind w:left="0"/>
-        <w:jc w:val="both"/>
-      </w:pPr>
-      <w:r>
-        <w:rPr>
-          <w:rFonts w:ascii="Arial" w:cs="Arial" w:eastAsia="Arial" w:hAnsi="Arial"/>
-          <w:color w:val="1A1A1A"/>
-          <w:sz w:val="20"/>
-          <w:szCs w:val="20"/>
-        </w:rPr>
-        <w:t xml:space="preserve">- Seconder: Mrs. Noncedo Williams (Parent Representative) seconded the motion.</w:t>
-      </w:r>
-    </w:p>
-    <w:p>
-      <w:pPr>
-        <w:tabs>
-          <w:tab w:val="left" w:pos="566"/>
-        </w:tabs>
-        <w:spacing w:after="90" w:before="70" w:line="276"/>
-        <w:ind w:left="566" w:hanging="566"/>
-        <w:jc w:val="both"/>
-      </w:pPr>
-      <w:r>
-        <w:rPr>
-          <w:rFonts w:ascii="Arial" w:cs="Arial" w:eastAsia="Arial" w:hAnsi="Arial"/>
-          <w:b/>
-          <w:bCs/>
-          <w:color w:val="1A1A1A"/>
-          <w:sz w:val="20"/>
-          <w:szCs w:val="20"/>
-        </w:rPr>
-        <w:t xml:space="preserve">5.5</w:t>
-      </w:r>
-      <w:r>
-        <w:rPr>
-          <w:rFonts w:ascii="Arial" w:cs="Arial" w:eastAsia="Arial" w:hAnsi="Arial"/>
-          <w:sz w:val="20"/>
-          <w:szCs w:val="20"/>
-        </w:rPr>
-        <w:t xml:space="preserve">	</w:t>
-      </w:r>
-      <w:r>
-        <w:rPr>
-          <w:rFonts w:ascii="Arial" w:cs="Arial" w:eastAsia="Arial" w:hAnsi="Arial"/>
-          <w:b w:val="false"/>
-          <w:bCs w:val="false"/>
-          <w:color w:val="1A1A1A"/>
-          <w:sz w:val="20"/>
-          <w:szCs w:val="20"/>
-        </w:rPr>
-        <w:t xml:space="preserve">Voting and Decision:</w:t>
-      </w:r>
-    </w:p>
-    <w:p>
-      <w:pPr>
-        <w:spacing w:after="90" w:before="70" w:line="276"/>
-        <w:ind w:left="0"/>
-        <w:jc w:val="both"/>
-      </w:pPr>
-      <w:r>
-        <w:rPr>
-          <w:rFonts w:ascii="Arial" w:cs="Arial" w:eastAsia="Arial" w:hAnsi="Arial"/>
-          <w:color w:val="1A1A1A"/>
-          <w:sz w:val="20"/>
-          <w:szCs w:val="20"/>
-        </w:rPr>
-        <w:t xml:space="preserve">- The Chairperson called for a vote.</w:t>
-      </w:r>
-    </w:p>
-    <w:p>
-      <w:pPr>
-        <w:spacing w:after="90" w:before="70" w:line="276"/>
-        <w:ind w:left="0"/>
-        <w:jc w:val="both"/>
-      </w:pPr>
-      <w:r>
-        <w:rPr>
-          <w:rFonts w:ascii="Arial" w:cs="Arial" w:eastAsia="Arial" w:hAnsi="Arial"/>
-          <w:color w:val="1A1A1A"/>
-          <w:sz w:val="20"/>
-          <w:szCs w:val="20"/>
-        </w:rPr>
-        <w:t xml:space="preserve">- Result: In Favour: 8 (Unanimous) | Against: 0 | Abstentions: 0.</w:t>
-      </w:r>
-    </w:p>
-    <w:p>
-      <w:pPr>
-        <w:spacing w:after="90" w:before="70" w:line="276"/>
-        <w:ind w:left="0"/>
-        <w:jc w:val="both"/>
-      </w:pPr>
-      <w:r>
-        <w:rPr>
-          <w:rFonts w:ascii="Arial" w:cs="Arial" w:eastAsia="Arial" w:hAnsi="Arial"/>
-          <w:color w:val="1A1A1A"/>
-          <w:sz w:val="20"/>
-          <w:szCs w:val="20"/>
-        </w:rPr>
-        <w:t xml:space="preserve">- Resolution: The SGB Constitution 2026 was declared formally accepted, adopted, and signed.</w:t>
-      </w:r>
-    </w:p>
-    <w:p>
-      <w:pPr>
-        <w:tabs>
-          <w:tab w:val="left" w:pos="566"/>
-        </w:tabs>
-        <w:spacing w:after="90" w:before="70" w:line="276"/>
-        <w:ind w:left="566" w:hanging="566"/>
-        <w:jc w:val="both"/>
-      </w:pPr>
-      <w:r>
-        <w:rPr>
-          <w:rFonts w:ascii="Arial" w:cs="Arial" w:eastAsia="Arial" w:hAnsi="Arial"/>
-          <w:b/>
-          <w:bCs/>
-          <w:color w:val="1A1A1A"/>
-          <w:sz w:val="20"/>
-          <w:szCs w:val="20"/>
-        </w:rPr>
-        <w:t xml:space="preserve">5.6</w:t>
-      </w:r>
-      <w:r>
-        <w:rPr>
-          <w:rFonts w:ascii="Arial" w:cs="Arial" w:eastAsia="Arial" w:hAnsi="Arial"/>
-          <w:sz w:val="20"/>
-          <w:szCs w:val="20"/>
-        </w:rPr>
-        <w:t xml:space="preserve">	</w:t>
-      </w:r>
-      <w:r>
-        <w:rPr>
-          <w:rFonts w:ascii="Arial" w:cs="Arial" w:eastAsia="Arial" w:hAnsi="Arial"/>
-          <w:b w:val="false"/>
-          <w:bCs w:val="false"/>
-          <w:color w:val="1A1A1A"/>
-          <w:sz w:val="20"/>
-          <w:szCs w:val="20"/>
-        </w:rPr>
-        <w:t xml:space="preserve">Statutory Transmittal:</w:t>
-      </w:r>
-    </w:p>
-    <w:p>
-      <w:pPr>
-        <w:spacing w:after="90" w:before="70" w:line="276"/>
-        <w:ind w:left="0"/>
-        <w:jc w:val="both"/>
-      </w:pPr>
-      <w:r>
-        <w:rPr>
-          <w:rFonts w:ascii="Arial" w:cs="Arial" w:eastAsia="Arial" w:hAnsi="Arial"/>
-          <w:color w:val="1A1A1A"/>
-          <w:sz w:val="20"/>
-          <w:szCs w:val="20"/>
-        </w:rPr>
-        <w:t xml:space="preserve">- The meeting resolved that the Principal and Chairperson submit the signed Constitution to the Head of Department / District Director (Joe Gqabi District) within the mandatory 90-day statutory period.</w:t>
-      </w:r>
-    </w:p>
-    <w:p>
-      <w:pPr>
-        <w:tabs>
-          <w:tab w:val="left" w:pos="566"/>
-        </w:tabs>
-        <w:spacing w:after="100" w:before="240"/>
+        <w:spacing w:after="80" w:before="0"/>
         <w:ind w:left="0"/>
       </w:pPr>
       <w:r>
@@ -1869,7 +1389,7 @@
           <w:sz w:val="22"/>
           <w:szCs w:val="22"/>
         </w:rPr>
-        <w:t xml:space="preserve">6.</w:t>
+        <w:t xml:space="preserve">5.</w:t>
       </w:r>
       <w:r>
         <w:rPr>
@@ -1888,7 +1408,7 @@
           <w:sz w:val="22"/>
           <w:szCs w:val="22"/>
         </w:rPr>
-        <w:t xml:space="preserve">2026 SGB ANNUAL MEETING SCHEDULE &amp; GOVERNANCE PLAN</w:t>
+        <w:t xml:space="preserve">SPECIAL BUSINESS: REVIEW AND FORMAL ADOPTION OF THE SGB CONSTITUTION</w:t>
       </w:r>
     </w:p>
     <w:p>
@@ -1896,7 +1416,7 @@
         <w:tabs>
           <w:tab w:val="left" w:pos="566"/>
         </w:tabs>
-        <w:spacing w:after="90" w:before="70" w:line="276"/>
+        <w:spacing w:after="80" w:before="0" w:line="276"/>
         <w:ind w:left="566" w:hanging="566"/>
         <w:jc w:val="both"/>
       </w:pPr>
@@ -1909,90 +1429,26 @@
           <w:sz w:val="20"/>
           <w:szCs w:val="20"/>
         </w:rPr>
-        <w:t xml:space="preserve">6.1</w:t>
-      </w:r>
-      <w:r>
-        <w:rPr>
-          <w:rFonts w:ascii="Arial" w:cs="Arial" w:eastAsia="Arial" w:hAnsi="Arial"/>
-          <w:sz w:val="20"/>
-          <w:szCs w:val="20"/>
-        </w:rPr>
-        <w:t xml:space="preserve">	</w:t>
-      </w:r>
-      <w:r>
-        <w:rPr>
-          <w:rFonts w:ascii="Arial" w:cs="Arial" w:eastAsia="Arial" w:hAnsi="Arial"/>
-          <w:b w:val="false"/>
-          <w:bCs w:val="false"/>
-          <w:color w:val="1A1A1A"/>
-          <w:sz w:val="20"/>
-          <w:szCs w:val="20"/>
-        </w:rPr>
-        <w:t xml:space="preserve">The SGB adopted the schedule of ordinary meetings for 2026:</w:t>
-      </w:r>
-    </w:p>
-    <w:p>
-      <w:pPr>
-        <w:spacing w:after="90" w:before="70" w:line="276"/>
-        <w:ind w:left="0"/>
-        <w:jc w:val="both"/>
-      </w:pPr>
-      <w:r>
-        <w:rPr>
-          <w:rFonts w:ascii="Arial" w:cs="Arial" w:eastAsia="Arial" w:hAnsi="Arial"/>
-          <w:color w:val="1A1A1A"/>
-          <w:sz w:val="20"/>
-          <w:szCs w:val="20"/>
-        </w:rPr>
-        <w:t xml:space="preserve">- Term 1: Wednesday, 28 January 2026 &amp; Wednesday, 11 March 2026</w:t>
-      </w:r>
-    </w:p>
-    <w:p>
-      <w:pPr>
-        <w:spacing w:after="90" w:before="70" w:line="276"/>
-        <w:ind w:left="0"/>
-        <w:jc w:val="both"/>
-      </w:pPr>
-      <w:r>
-        <w:rPr>
-          <w:rFonts w:ascii="Arial" w:cs="Arial" w:eastAsia="Arial" w:hAnsi="Arial"/>
-          <w:color w:val="1A1A1A"/>
-          <w:sz w:val="20"/>
-          <w:szCs w:val="20"/>
-        </w:rPr>
-        <w:t xml:space="preserve">- Term 2: Wednesday, 20 May 2026</w:t>
-      </w:r>
-    </w:p>
-    <w:p>
-      <w:pPr>
-        <w:spacing w:after="90" w:before="70" w:line="276"/>
-        <w:ind w:left="0"/>
-        <w:jc w:val="both"/>
-      </w:pPr>
-      <w:r>
-        <w:rPr>
-          <w:rFonts w:ascii="Arial" w:cs="Arial" w:eastAsia="Arial" w:hAnsi="Arial"/>
-          <w:color w:val="1A1A1A"/>
-          <w:sz w:val="20"/>
-          <w:szCs w:val="20"/>
-        </w:rPr>
-        <w:t xml:space="preserve">- Term 3: Wednesday, 09 September 2026</w:t>
-      </w:r>
-    </w:p>
-    <w:p>
-      <w:pPr>
-        <w:spacing w:after="90" w:before="70" w:line="276"/>
-        <w:ind w:left="0"/>
-        <w:jc w:val="both"/>
-      </w:pPr>
-      <w:r>
-        <w:rPr>
-          <w:rFonts w:ascii="Arial" w:cs="Arial" w:eastAsia="Arial" w:hAnsi="Arial"/>
-          <w:color w:val="1A1A1A"/>
-          <w:sz w:val="20"/>
-          <w:szCs w:val="20"/>
-        </w:rPr>
-        <w:t xml:space="preserve">- Term 4: Wednesday, 28 October 2026 &amp; Parent Budget AGM: Thursday, 12 November 2026.</w:t>
+        <w:t xml:space="preserve">5.1</w:t>
+      </w:r>
+      <w:r>
+        <w:rPr>
+          <w:rFonts w:ascii="Arial" w:cs="Arial" w:eastAsia="Arial" w:hAnsi="Arial"/>
+          <w:sz w:val="20"/>
+          <w:szCs w:val="20"/>
+        </w:rPr>
+        <w:t xml:space="preserve">	</w:t>
+      </w:r>
+      <w:r>
+        <w:rPr>
+          <w:rFonts w:ascii="Arial" w:cs="Arial" w:eastAsia="Arial" w:hAnsi="Arial"/>
+          <w:b w:val="false"/>
+          <w:bCs w:val="false"/>
+          <w:color w:val="1A1A1A"/>
+          <w:sz w:val="20"/>
+          <w:szCs w:val="20"/>
+        </w:rPr>
+        <w:t xml:space="preserve">The Chairperson introduced the Draft 2026 SGB Constitution, which had been circulated to all members with the meeting notice on 19 January 2026.</w:t>
       </w:r>
     </w:p>
     <w:p>
@@ -2000,7 +1456,767 @@
         <w:tabs>
           <w:tab w:val="left" w:pos="566"/>
         </w:tabs>
-        <w:spacing w:after="100" w:before="240"/>
+        <w:spacing w:after="80" w:before="0" w:line="276"/>
+        <w:ind w:left="566" w:hanging="566"/>
+        <w:jc w:val="both"/>
+      </w:pPr>
+      <w:r>
+        <w:rPr>
+          <w:rFonts w:ascii="Arial" w:cs="Arial" w:eastAsia="Arial" w:hAnsi="Arial"/>
+          <w:b/>
+          <w:bCs/>
+          <w:color w:val="1A1A1A"/>
+          <w:sz w:val="20"/>
+          <w:szCs w:val="20"/>
+        </w:rPr>
+        <w:t xml:space="preserve">5.2</w:t>
+      </w:r>
+      <w:r>
+        <w:rPr>
+          <w:rFonts w:ascii="Arial" w:cs="Arial" w:eastAsia="Arial" w:hAnsi="Arial"/>
+          <w:sz w:val="20"/>
+          <w:szCs w:val="20"/>
+        </w:rPr>
+        <w:t xml:space="preserve">	</w:t>
+      </w:r>
+      <w:r>
+        <w:rPr>
+          <w:rFonts w:ascii="Arial" w:cs="Arial" w:eastAsia="Arial" w:hAnsi="Arial"/>
+          <w:b w:val="false"/>
+          <w:bCs w:val="false"/>
+          <w:color w:val="1A1A1A"/>
+          <w:sz w:val="20"/>
+          <w:szCs w:val="20"/>
+        </w:rPr>
+        <w:t xml:space="preserve">The SGB conducted a detailed, clause-by-clause review of the Constitution:</w:t>
+      </w:r>
+    </w:p>
+    <w:p>
+      <w:pPr>
+        <w:tabs>
+          <w:tab w:val="left" w:pos="1700"/>
+        </w:tabs>
+        <w:spacing w:after="80" w:before="0" w:line="276"/>
+        <w:ind w:left="1700" w:hanging="566"/>
+        <w:jc w:val="both"/>
+      </w:pPr>
+      <w:r>
+        <w:rPr>
+          <w:rFonts w:ascii="Arial" w:cs="Arial" w:eastAsia="Arial" w:hAnsi="Arial"/>
+          <w:b/>
+          <w:bCs/>
+          <w:color w:val="1A1A1A"/>
+          <w:sz w:val="20"/>
+          <w:szCs w:val="20"/>
+        </w:rPr>
+        <w:t xml:space="preserve">•</w:t>
+      </w:r>
+      <w:r>
+        <w:rPr>
+          <w:rFonts w:ascii="Arial" w:cs="Arial" w:eastAsia="Arial" w:hAnsi="Arial"/>
+          <w:sz w:val="20"/>
+          <w:szCs w:val="20"/>
+        </w:rPr>
+        <w:t xml:space="preserve">	</w:t>
+      </w:r>
+      <w:r>
+        <w:rPr>
+          <w:rFonts w:ascii="Arial" w:cs="Arial" w:eastAsia="Arial" w:hAnsi="Arial"/>
+          <w:b w:val="false"/>
+          <w:bCs w:val="false"/>
+          <w:color w:val="1A1A1A"/>
+          <w:sz w:val="20"/>
+          <w:szCs w:val="20"/>
+        </w:rPr>
+        <w:t xml:space="preserve">Clause 1 to 3: Verified institutional name, legal status, and objectives under SASA Act 84 of 1996.</w:t>
+      </w:r>
+    </w:p>
+    <w:p>
+      <w:pPr>
+        <w:tabs>
+          <w:tab w:val="left" w:pos="1700"/>
+        </w:tabs>
+        <w:spacing w:after="80" w:before="0" w:line="276"/>
+        <w:ind w:left="1700" w:hanging="566"/>
+        <w:jc w:val="both"/>
+      </w:pPr>
+      <w:r>
+        <w:rPr>
+          <w:rFonts w:ascii="Arial" w:cs="Arial" w:eastAsia="Arial" w:hAnsi="Arial"/>
+          <w:b/>
+          <w:bCs/>
+          <w:color w:val="1A1A1A"/>
+          <w:sz w:val="20"/>
+          <w:szCs w:val="20"/>
+        </w:rPr>
+        <w:t xml:space="preserve">•</w:t>
+      </w:r>
+      <w:r>
+        <w:rPr>
+          <w:rFonts w:ascii="Arial" w:cs="Arial" w:eastAsia="Arial" w:hAnsi="Arial"/>
+          <w:sz w:val="20"/>
+          <w:szCs w:val="20"/>
+        </w:rPr>
+        <w:t xml:space="preserve">	</w:t>
+      </w:r>
+      <w:r>
+        <w:rPr>
+          <w:rFonts w:ascii="Arial" w:cs="Arial" w:eastAsia="Arial" w:hAnsi="Arial"/>
+          <w:b w:val="false"/>
+          <w:bCs w:val="false"/>
+          <w:color w:val="1A1A1A"/>
+          <w:sz w:val="20"/>
+          <w:szCs w:val="20"/>
+        </w:rPr>
+        <w:t xml:space="preserve">Clause 4: Confirmed SGB composition, electable categories, parent majority representation, and learner participation.</w:t>
+      </w:r>
+    </w:p>
+    <w:p>
+      <w:pPr>
+        <w:tabs>
+          <w:tab w:val="left" w:pos="1700"/>
+        </w:tabs>
+        <w:spacing w:after="80" w:before="0" w:line="276"/>
+        <w:ind w:left="1700" w:hanging="566"/>
+        <w:jc w:val="both"/>
+      </w:pPr>
+      <w:r>
+        <w:rPr>
+          <w:rFonts w:ascii="Arial" w:cs="Arial" w:eastAsia="Arial" w:hAnsi="Arial"/>
+          <w:b/>
+          <w:bCs/>
+          <w:color w:val="1A1A1A"/>
+          <w:sz w:val="20"/>
+          <w:szCs w:val="20"/>
+        </w:rPr>
+        <w:t xml:space="preserve">•</w:t>
+      </w:r>
+      <w:r>
+        <w:rPr>
+          <w:rFonts w:ascii="Arial" w:cs="Arial" w:eastAsia="Arial" w:hAnsi="Arial"/>
+          <w:sz w:val="20"/>
+          <w:szCs w:val="20"/>
+        </w:rPr>
+        <w:t xml:space="preserve">	</w:t>
+      </w:r>
+      <w:r>
+        <w:rPr>
+          <w:rFonts w:ascii="Arial" w:cs="Arial" w:eastAsia="Arial" w:hAnsi="Arial"/>
+          <w:b w:val="false"/>
+          <w:bCs w:val="false"/>
+          <w:color w:val="1A1A1A"/>
+          <w:sz w:val="20"/>
+          <w:szCs w:val="20"/>
+        </w:rPr>
+        <w:t xml:space="preserve">Clause 5 &amp; 6: Reviewed office-bearer roles (Chairperson, Vice-Chair, Treasurer, Secretary) and handover protocols.</w:t>
+      </w:r>
+    </w:p>
+    <w:p>
+      <w:pPr>
+        <w:tabs>
+          <w:tab w:val="left" w:pos="1700"/>
+        </w:tabs>
+        <w:spacing w:after="80" w:before="0" w:line="276"/>
+        <w:ind w:left="1700" w:hanging="566"/>
+        <w:jc w:val="both"/>
+      </w:pPr>
+      <w:r>
+        <w:rPr>
+          <w:rFonts w:ascii="Arial" w:cs="Arial" w:eastAsia="Arial" w:hAnsi="Arial"/>
+          <w:b/>
+          <w:bCs/>
+          <w:color w:val="1A1A1A"/>
+          <w:sz w:val="20"/>
+          <w:szCs w:val="20"/>
+        </w:rPr>
+        <w:t xml:space="preserve">•</w:t>
+      </w:r>
+      <w:r>
+        <w:rPr>
+          <w:rFonts w:ascii="Arial" w:cs="Arial" w:eastAsia="Arial" w:hAnsi="Arial"/>
+          <w:sz w:val="20"/>
+          <w:szCs w:val="20"/>
+        </w:rPr>
+        <w:t xml:space="preserve">	</w:t>
+      </w:r>
+      <w:r>
+        <w:rPr>
+          <w:rFonts w:ascii="Arial" w:cs="Arial" w:eastAsia="Arial" w:hAnsi="Arial"/>
+          <w:b w:val="false"/>
+          <w:bCs w:val="false"/>
+          <w:color w:val="1A1A1A"/>
+          <w:sz w:val="20"/>
+          <w:szCs w:val="20"/>
+        </w:rPr>
+        <w:t xml:space="preserve">Clause 7 to 9: Reviewed meeting frequencies (minimum once per term), notice periods, quorum requirements (50% + 1), and voting rules.</w:t>
+      </w:r>
+    </w:p>
+    <w:p>
+      <w:pPr>
+        <w:tabs>
+          <w:tab w:val="left" w:pos="1700"/>
+        </w:tabs>
+        <w:spacing w:after="80" w:before="0" w:line="276"/>
+        <w:ind w:left="1700" w:hanging="566"/>
+        <w:jc w:val="both"/>
+      </w:pPr>
+      <w:r>
+        <w:rPr>
+          <w:rFonts w:ascii="Arial" w:cs="Arial" w:eastAsia="Arial" w:hAnsi="Arial"/>
+          <w:b/>
+          <w:bCs/>
+          <w:color w:val="1A1A1A"/>
+          <w:sz w:val="20"/>
+          <w:szCs w:val="20"/>
+        </w:rPr>
+        <w:t xml:space="preserve">•</w:t>
+      </w:r>
+      <w:r>
+        <w:rPr>
+          <w:rFonts w:ascii="Arial" w:cs="Arial" w:eastAsia="Arial" w:hAnsi="Arial"/>
+          <w:sz w:val="20"/>
+          <w:szCs w:val="20"/>
+        </w:rPr>
+        <w:t xml:space="preserve">	</w:t>
+      </w:r>
+      <w:r>
+        <w:rPr>
+          <w:rFonts w:ascii="Arial" w:cs="Arial" w:eastAsia="Arial" w:hAnsi="Arial"/>
+          <w:b w:val="false"/>
+          <w:bCs w:val="false"/>
+          <w:color w:val="1A1A1A"/>
+          <w:sz w:val="20"/>
+          <w:szCs w:val="20"/>
+        </w:rPr>
+        <w:t xml:space="preserve">Clause 10 &amp; 11: Examined sub-committee mandates, specifically the Finance Committee (FinCom) oversight and Disciplinary Committee responsibilities.</w:t>
+      </w:r>
+    </w:p>
+    <w:p>
+      <w:pPr>
+        <w:tabs>
+          <w:tab w:val="left" w:pos="1700"/>
+        </w:tabs>
+        <w:spacing w:after="80" w:before="0" w:line="276"/>
+        <w:ind w:left="1700" w:hanging="566"/>
+        <w:jc w:val="both"/>
+      </w:pPr>
+      <w:r>
+        <w:rPr>
+          <w:rFonts w:ascii="Arial" w:cs="Arial" w:eastAsia="Arial" w:hAnsi="Arial"/>
+          <w:b/>
+          <w:bCs/>
+          <w:color w:val="1A1A1A"/>
+          <w:sz w:val="20"/>
+          <w:szCs w:val="20"/>
+        </w:rPr>
+        <w:t xml:space="preserve">•</w:t>
+      </w:r>
+      <w:r>
+        <w:rPr>
+          <w:rFonts w:ascii="Arial" w:cs="Arial" w:eastAsia="Arial" w:hAnsi="Arial"/>
+          <w:sz w:val="20"/>
+          <w:szCs w:val="20"/>
+        </w:rPr>
+        <w:t xml:space="preserve">	</w:t>
+      </w:r>
+      <w:r>
+        <w:rPr>
+          <w:rFonts w:ascii="Arial" w:cs="Arial" w:eastAsia="Arial" w:hAnsi="Arial"/>
+          <w:b w:val="false"/>
+          <w:bCs w:val="false"/>
+          <w:color w:val="1A1A1A"/>
+          <w:sz w:val="20"/>
+          <w:szCs w:val="20"/>
+        </w:rPr>
+        <w:t xml:space="preserve">Clause 12 &amp; 13: Reviewed financial management responsibilities, annual audit timelines, and constitutional amendment procedures (two-thirds majority).</w:t>
+      </w:r>
+    </w:p>
+    <w:p>
+      <w:pPr>
+        <w:tabs>
+          <w:tab w:val="left" w:pos="566"/>
+        </w:tabs>
+        <w:spacing w:after="80" w:before="0" w:line="276"/>
+        <w:ind w:left="566" w:hanging="566"/>
+        <w:jc w:val="both"/>
+      </w:pPr>
+      <w:r>
+        <w:rPr>
+          <w:rFonts w:ascii="Arial" w:cs="Arial" w:eastAsia="Arial" w:hAnsi="Arial"/>
+          <w:b/>
+          <w:bCs/>
+          <w:color w:val="1A1A1A"/>
+          <w:sz w:val="20"/>
+          <w:szCs w:val="20"/>
+        </w:rPr>
+        <w:t xml:space="preserve">5.3</w:t>
+      </w:r>
+      <w:r>
+        <w:rPr>
+          <w:rFonts w:ascii="Arial" w:cs="Arial" w:eastAsia="Arial" w:hAnsi="Arial"/>
+          <w:sz w:val="20"/>
+          <w:szCs w:val="20"/>
+        </w:rPr>
+        <w:t xml:space="preserve">	</w:t>
+      </w:r>
+      <w:r>
+        <w:rPr>
+          <w:rFonts w:ascii="Arial" w:cs="Arial" w:eastAsia="Arial" w:hAnsi="Arial"/>
+          <w:b w:val="false"/>
+          <w:bCs w:val="false"/>
+          <w:color w:val="1A1A1A"/>
+          <w:sz w:val="20"/>
+          <w:szCs w:val="20"/>
+        </w:rPr>
+        <w:t xml:space="preserve">Discussion and Inputs:</w:t>
+      </w:r>
+    </w:p>
+    <w:p>
+      <w:pPr>
+        <w:tabs>
+          <w:tab w:val="left" w:pos="1700"/>
+        </w:tabs>
+        <w:spacing w:after="80" w:before="0" w:line="276"/>
+        <w:ind w:left="1700" w:hanging="566"/>
+        <w:jc w:val="both"/>
+      </w:pPr>
+      <w:r>
+        <w:rPr>
+          <w:rFonts w:ascii="Arial" w:cs="Arial" w:eastAsia="Arial" w:hAnsi="Arial"/>
+          <w:b/>
+          <w:bCs/>
+          <w:color w:val="1A1A1A"/>
+          <w:sz w:val="20"/>
+          <w:szCs w:val="20"/>
+        </w:rPr>
+        <w:t xml:space="preserve">•</w:t>
+      </w:r>
+      <w:r>
+        <w:rPr>
+          <w:rFonts w:ascii="Arial" w:cs="Arial" w:eastAsia="Arial" w:hAnsi="Arial"/>
+          <w:sz w:val="20"/>
+          <w:szCs w:val="20"/>
+        </w:rPr>
+        <w:t xml:space="preserve">	</w:t>
+      </w:r>
+      <w:r>
+        <w:rPr>
+          <w:rFonts w:ascii="Arial" w:cs="Arial" w:eastAsia="Arial" w:hAnsi="Arial"/>
+          <w:b w:val="false"/>
+          <w:bCs w:val="false"/>
+          <w:color w:val="1A1A1A"/>
+          <w:sz w:val="20"/>
+          <w:szCs w:val="20"/>
+        </w:rPr>
+        <w:t xml:space="preserve">Mr. A. Gushmani (Treasurer) highlighted the explicit requirement for monthly FinCom oversight and annual audited statements submission before 30 June.</w:t>
+      </w:r>
+    </w:p>
+    <w:p>
+      <w:pPr>
+        <w:tabs>
+          <w:tab w:val="left" w:pos="1700"/>
+        </w:tabs>
+        <w:spacing w:after="80" w:before="0" w:line="276"/>
+        <w:ind w:left="1700" w:hanging="566"/>
+        <w:jc w:val="both"/>
+      </w:pPr>
+      <w:r>
+        <w:rPr>
+          <w:rFonts w:ascii="Arial" w:cs="Arial" w:eastAsia="Arial" w:hAnsi="Arial"/>
+          <w:b/>
+          <w:bCs/>
+          <w:color w:val="1A1A1A"/>
+          <w:sz w:val="20"/>
+          <w:szCs w:val="20"/>
+        </w:rPr>
+        <w:t xml:space="preserve">•</w:t>
+      </w:r>
+      <w:r>
+        <w:rPr>
+          <w:rFonts w:ascii="Arial" w:cs="Arial" w:eastAsia="Arial" w:hAnsi="Arial"/>
+          <w:sz w:val="20"/>
+          <w:szCs w:val="20"/>
+        </w:rPr>
+        <w:t xml:space="preserve">	</w:t>
+      </w:r>
+      <w:r>
+        <w:rPr>
+          <w:rFonts w:ascii="Arial" w:cs="Arial" w:eastAsia="Arial" w:hAnsi="Arial"/>
+          <w:b w:val="false"/>
+          <w:bCs w:val="false"/>
+          <w:color w:val="1A1A1A"/>
+          <w:sz w:val="20"/>
+          <w:szCs w:val="20"/>
+        </w:rPr>
+        <w:t xml:space="preserve">Mrs. N. Williams (Parent Rep) emphasized the integration between the SGB Constitution and school policy enforcement.</w:t>
+      </w:r>
+    </w:p>
+    <w:p>
+      <w:pPr>
+        <w:tabs>
+          <w:tab w:val="left" w:pos="566"/>
+        </w:tabs>
+        <w:spacing w:after="80" w:before="0" w:line="276"/>
+        <w:ind w:left="566" w:hanging="566"/>
+        <w:jc w:val="both"/>
+      </w:pPr>
+      <w:r>
+        <w:rPr>
+          <w:rFonts w:ascii="Arial" w:cs="Arial" w:eastAsia="Arial" w:hAnsi="Arial"/>
+          <w:b/>
+          <w:bCs/>
+          <w:color w:val="1A1A1A"/>
+          <w:sz w:val="20"/>
+          <w:szCs w:val="20"/>
+        </w:rPr>
+        <w:t xml:space="preserve">5.4</w:t>
+      </w:r>
+      <w:r>
+        <w:rPr>
+          <w:rFonts w:ascii="Arial" w:cs="Arial" w:eastAsia="Arial" w:hAnsi="Arial"/>
+          <w:sz w:val="20"/>
+          <w:szCs w:val="20"/>
+        </w:rPr>
+        <w:t xml:space="preserve">	</w:t>
+      </w:r>
+      <w:r>
+        <w:rPr>
+          <w:rFonts w:ascii="Arial" w:cs="Arial" w:eastAsia="Arial" w:hAnsi="Arial"/>
+          <w:b w:val="false"/>
+          <w:bCs w:val="false"/>
+          <w:color w:val="1A1A1A"/>
+          <w:sz w:val="20"/>
+          <w:szCs w:val="20"/>
+        </w:rPr>
+        <w:t xml:space="preserve">Formal Motion for Adoption:</w:t>
+      </w:r>
+    </w:p>
+    <w:p>
+      <w:pPr>
+        <w:tabs>
+          <w:tab w:val="left" w:pos="1700"/>
+        </w:tabs>
+        <w:spacing w:after="80" w:before="0" w:line="276"/>
+        <w:ind w:left="1700" w:hanging="566"/>
+        <w:jc w:val="both"/>
+      </w:pPr>
+      <w:r>
+        <w:rPr>
+          <w:rFonts w:ascii="Arial" w:cs="Arial" w:eastAsia="Arial" w:hAnsi="Arial"/>
+          <w:b/>
+          <w:bCs/>
+          <w:color w:val="1A1A1A"/>
+          <w:sz w:val="20"/>
+          <w:szCs w:val="20"/>
+        </w:rPr>
+        <w:t xml:space="preserve">•</w:t>
+      </w:r>
+      <w:r>
+        <w:rPr>
+          <w:rFonts w:ascii="Arial" w:cs="Arial" w:eastAsia="Arial" w:hAnsi="Arial"/>
+          <w:sz w:val="20"/>
+          <w:szCs w:val="20"/>
+        </w:rPr>
+        <w:t xml:space="preserve">	</w:t>
+      </w:r>
+      <w:r>
+        <w:rPr>
+          <w:rFonts w:ascii="Arial" w:cs="Arial" w:eastAsia="Arial" w:hAnsi="Arial"/>
+          <w:b w:val="false"/>
+          <w:bCs w:val="false"/>
+          <w:color w:val="1A1A1A"/>
+          <w:sz w:val="20"/>
+          <w:szCs w:val="20"/>
+        </w:rPr>
+        <w:t xml:space="preserve">Proposer: Mrs. Octavia Bambilawu (Parent Representative) moved that the SGB Constitution of Lady Grey Arts Academy be formally accepted and adopted as the supreme governing charter of the institution.</w:t>
+      </w:r>
+    </w:p>
+    <w:p>
+      <w:pPr>
+        <w:tabs>
+          <w:tab w:val="left" w:pos="1700"/>
+        </w:tabs>
+        <w:spacing w:after="80" w:before="0" w:line="276"/>
+        <w:ind w:left="1700" w:hanging="566"/>
+        <w:jc w:val="both"/>
+      </w:pPr>
+      <w:r>
+        <w:rPr>
+          <w:rFonts w:ascii="Arial" w:cs="Arial" w:eastAsia="Arial" w:hAnsi="Arial"/>
+          <w:b/>
+          <w:bCs/>
+          <w:color w:val="1A1A1A"/>
+          <w:sz w:val="20"/>
+          <w:szCs w:val="20"/>
+        </w:rPr>
+        <w:t xml:space="preserve">•</w:t>
+      </w:r>
+      <w:r>
+        <w:rPr>
+          <w:rFonts w:ascii="Arial" w:cs="Arial" w:eastAsia="Arial" w:hAnsi="Arial"/>
+          <w:sz w:val="20"/>
+          <w:szCs w:val="20"/>
+        </w:rPr>
+        <w:t xml:space="preserve">	</w:t>
+      </w:r>
+      <w:r>
+        <w:rPr>
+          <w:rFonts w:ascii="Arial" w:cs="Arial" w:eastAsia="Arial" w:hAnsi="Arial"/>
+          <w:b w:val="false"/>
+          <w:bCs w:val="false"/>
+          <w:color w:val="1A1A1A"/>
+          <w:sz w:val="20"/>
+          <w:szCs w:val="20"/>
+        </w:rPr>
+        <w:t xml:space="preserve">Seconder: Mrs. Noncedo Williams (Parent Representative) seconded the motion.</w:t>
+      </w:r>
+    </w:p>
+    <w:p>
+      <w:pPr>
+        <w:tabs>
+          <w:tab w:val="left" w:pos="566"/>
+        </w:tabs>
+        <w:spacing w:after="80" w:before="0" w:line="276"/>
+        <w:ind w:left="566" w:hanging="566"/>
+        <w:jc w:val="both"/>
+      </w:pPr>
+      <w:r>
+        <w:rPr>
+          <w:rFonts w:ascii="Arial" w:cs="Arial" w:eastAsia="Arial" w:hAnsi="Arial"/>
+          <w:b/>
+          <w:bCs/>
+          <w:color w:val="1A1A1A"/>
+          <w:sz w:val="20"/>
+          <w:szCs w:val="20"/>
+        </w:rPr>
+        <w:t xml:space="preserve">5.5</w:t>
+      </w:r>
+      <w:r>
+        <w:rPr>
+          <w:rFonts w:ascii="Arial" w:cs="Arial" w:eastAsia="Arial" w:hAnsi="Arial"/>
+          <w:sz w:val="20"/>
+          <w:szCs w:val="20"/>
+        </w:rPr>
+        <w:t xml:space="preserve">	</w:t>
+      </w:r>
+      <w:r>
+        <w:rPr>
+          <w:rFonts w:ascii="Arial" w:cs="Arial" w:eastAsia="Arial" w:hAnsi="Arial"/>
+          <w:b w:val="false"/>
+          <w:bCs w:val="false"/>
+          <w:color w:val="1A1A1A"/>
+          <w:sz w:val="20"/>
+          <w:szCs w:val="20"/>
+        </w:rPr>
+        <w:t xml:space="preserve">Voting and Decision:</w:t>
+      </w:r>
+    </w:p>
+    <w:p>
+      <w:pPr>
+        <w:tabs>
+          <w:tab w:val="left" w:pos="1700"/>
+        </w:tabs>
+        <w:spacing w:after="80" w:before="0" w:line="276"/>
+        <w:ind w:left="1700" w:hanging="566"/>
+        <w:jc w:val="both"/>
+      </w:pPr>
+      <w:r>
+        <w:rPr>
+          <w:rFonts w:ascii="Arial" w:cs="Arial" w:eastAsia="Arial" w:hAnsi="Arial"/>
+          <w:b/>
+          <w:bCs/>
+          <w:color w:val="1A1A1A"/>
+          <w:sz w:val="20"/>
+          <w:szCs w:val="20"/>
+        </w:rPr>
+        <w:t xml:space="preserve">•</w:t>
+      </w:r>
+      <w:r>
+        <w:rPr>
+          <w:rFonts w:ascii="Arial" w:cs="Arial" w:eastAsia="Arial" w:hAnsi="Arial"/>
+          <w:sz w:val="20"/>
+          <w:szCs w:val="20"/>
+        </w:rPr>
+        <w:t xml:space="preserve">	</w:t>
+      </w:r>
+      <w:r>
+        <w:rPr>
+          <w:rFonts w:ascii="Arial" w:cs="Arial" w:eastAsia="Arial" w:hAnsi="Arial"/>
+          <w:b w:val="false"/>
+          <w:bCs w:val="false"/>
+          <w:color w:val="1A1A1A"/>
+          <w:sz w:val="20"/>
+          <w:szCs w:val="20"/>
+        </w:rPr>
+        <w:t xml:space="preserve">The Chairperson called for a vote.</w:t>
+      </w:r>
+    </w:p>
+    <w:p>
+      <w:pPr>
+        <w:tabs>
+          <w:tab w:val="left" w:pos="1700"/>
+        </w:tabs>
+        <w:spacing w:after="80" w:before="0" w:line="276"/>
+        <w:ind w:left="1700" w:hanging="566"/>
+        <w:jc w:val="both"/>
+      </w:pPr>
+      <w:r>
+        <w:rPr>
+          <w:rFonts w:ascii="Arial" w:cs="Arial" w:eastAsia="Arial" w:hAnsi="Arial"/>
+          <w:b/>
+          <w:bCs/>
+          <w:color w:val="1A1A1A"/>
+          <w:sz w:val="20"/>
+          <w:szCs w:val="20"/>
+        </w:rPr>
+        <w:t xml:space="preserve">•</w:t>
+      </w:r>
+      <w:r>
+        <w:rPr>
+          <w:rFonts w:ascii="Arial" w:cs="Arial" w:eastAsia="Arial" w:hAnsi="Arial"/>
+          <w:sz w:val="20"/>
+          <w:szCs w:val="20"/>
+        </w:rPr>
+        <w:t xml:space="preserve">	</w:t>
+      </w:r>
+      <w:r>
+        <w:rPr>
+          <w:rFonts w:ascii="Arial" w:cs="Arial" w:eastAsia="Arial" w:hAnsi="Arial"/>
+          <w:b w:val="false"/>
+          <w:bCs w:val="false"/>
+          <w:color w:val="1A1A1A"/>
+          <w:sz w:val="20"/>
+          <w:szCs w:val="20"/>
+        </w:rPr>
+        <w:t xml:space="preserve">Result: In Favour: 8 (Unanimous) | Against: 0 | Abstentions: 0.</w:t>
+      </w:r>
+    </w:p>
+    <w:p>
+      <w:pPr>
+        <w:tabs>
+          <w:tab w:val="left" w:pos="1700"/>
+        </w:tabs>
+        <w:spacing w:after="80" w:before="0" w:line="276"/>
+        <w:ind w:left="1700" w:hanging="566"/>
+        <w:jc w:val="both"/>
+      </w:pPr>
+      <w:r>
+        <w:rPr>
+          <w:rFonts w:ascii="Arial" w:cs="Arial" w:eastAsia="Arial" w:hAnsi="Arial"/>
+          <w:b/>
+          <w:bCs/>
+          <w:color w:val="1A1A1A"/>
+          <w:sz w:val="20"/>
+          <w:szCs w:val="20"/>
+        </w:rPr>
+        <w:t xml:space="preserve">•</w:t>
+      </w:r>
+      <w:r>
+        <w:rPr>
+          <w:rFonts w:ascii="Arial" w:cs="Arial" w:eastAsia="Arial" w:hAnsi="Arial"/>
+          <w:sz w:val="20"/>
+          <w:szCs w:val="20"/>
+        </w:rPr>
+        <w:t xml:space="preserve">	</w:t>
+      </w:r>
+      <w:r>
+        <w:rPr>
+          <w:rFonts w:ascii="Arial" w:cs="Arial" w:eastAsia="Arial" w:hAnsi="Arial"/>
+          <w:b w:val="false"/>
+          <w:bCs w:val="false"/>
+          <w:color w:val="1A1A1A"/>
+          <w:sz w:val="20"/>
+          <w:szCs w:val="20"/>
+        </w:rPr>
+        <w:t xml:space="preserve">Resolution: The SGB Constitution 2026 was declared formally accepted, adopted, and signed.</w:t>
+      </w:r>
+    </w:p>
+    <w:p>
+      <w:pPr>
+        <w:tabs>
+          <w:tab w:val="left" w:pos="566"/>
+        </w:tabs>
+        <w:spacing w:after="80" w:before="0" w:line="276"/>
+        <w:ind w:left="566" w:hanging="566"/>
+        <w:jc w:val="both"/>
+      </w:pPr>
+      <w:r>
+        <w:rPr>
+          <w:rFonts w:ascii="Arial" w:cs="Arial" w:eastAsia="Arial" w:hAnsi="Arial"/>
+          <w:b/>
+          <w:bCs/>
+          <w:color w:val="1A1A1A"/>
+          <w:sz w:val="20"/>
+          <w:szCs w:val="20"/>
+        </w:rPr>
+        <w:t xml:space="preserve">5.6</w:t>
+      </w:r>
+      <w:r>
+        <w:rPr>
+          <w:rFonts w:ascii="Arial" w:cs="Arial" w:eastAsia="Arial" w:hAnsi="Arial"/>
+          <w:sz w:val="20"/>
+          <w:szCs w:val="20"/>
+        </w:rPr>
+        <w:t xml:space="preserve">	</w:t>
+      </w:r>
+      <w:r>
+        <w:rPr>
+          <w:rFonts w:ascii="Arial" w:cs="Arial" w:eastAsia="Arial" w:hAnsi="Arial"/>
+          <w:b w:val="false"/>
+          <w:bCs w:val="false"/>
+          <w:color w:val="1A1A1A"/>
+          <w:sz w:val="20"/>
+          <w:szCs w:val="20"/>
+        </w:rPr>
+        <w:t xml:space="preserve">Statutory Transmittal:</w:t>
+      </w:r>
+    </w:p>
+    <w:p>
+      <w:pPr>
+        <w:tabs>
+          <w:tab w:val="left" w:pos="1700"/>
+        </w:tabs>
+        <w:spacing w:after="80" w:before="0" w:line="276"/>
+        <w:ind w:left="1700" w:hanging="566"/>
+        <w:jc w:val="both"/>
+      </w:pPr>
+      <w:r>
+        <w:rPr>
+          <w:rFonts w:ascii="Arial" w:cs="Arial" w:eastAsia="Arial" w:hAnsi="Arial"/>
+          <w:b/>
+          <w:bCs/>
+          <w:color w:val="1A1A1A"/>
+          <w:sz w:val="20"/>
+          <w:szCs w:val="20"/>
+        </w:rPr>
+        <w:t xml:space="preserve">•</w:t>
+      </w:r>
+      <w:r>
+        <w:rPr>
+          <w:rFonts w:ascii="Arial" w:cs="Arial" w:eastAsia="Arial" w:hAnsi="Arial"/>
+          <w:sz w:val="20"/>
+          <w:szCs w:val="20"/>
+        </w:rPr>
+        <w:t xml:space="preserve">	</w:t>
+      </w:r>
+      <w:r>
+        <w:rPr>
+          <w:rFonts w:ascii="Arial" w:cs="Arial" w:eastAsia="Arial" w:hAnsi="Arial"/>
+          <w:b w:val="false"/>
+          <w:bCs w:val="false"/>
+          <w:color w:val="1A1A1A"/>
+          <w:sz w:val="20"/>
+          <w:szCs w:val="20"/>
+        </w:rPr>
+        <w:t xml:space="preserve">The meeting resolved that the Principal and Chairperson submit the signed Constitution to the Head of Department / District Director (Joe Gqabi District) within the mandatory 90-day statutory period.</w:t>
+      </w:r>
+    </w:p>
+    <w:p>
+      <w:pPr>
+        <w:tabs>
+          <w:tab w:val="left" w:pos="566"/>
+        </w:tabs>
+        <w:spacing w:after="80" w:before="0"/>
         <w:ind w:left="0"/>
       </w:pPr>
       <w:r>
@@ -2012,7 +2228,7 @@
           <w:sz w:val="22"/>
           <w:szCs w:val="22"/>
         </w:rPr>
-        <w:t xml:space="preserve">7.</w:t>
+        <w:t xml:space="preserve">6.</w:t>
       </w:r>
       <w:r>
         <w:rPr>
@@ -2031,7 +2247,7 @@
           <w:sz w:val="22"/>
           <w:szCs w:val="22"/>
         </w:rPr>
-        <w:t xml:space="preserve">CLOSURE</w:t>
+        <w:t xml:space="preserve">2026 SGB ANNUAL MEETING SCHEDULE &amp; GOVERNANCE PLAN</w:t>
       </w:r>
     </w:p>
     <w:p>
@@ -2039,7 +2255,7 @@
         <w:tabs>
           <w:tab w:val="left" w:pos="566"/>
         </w:tabs>
-        <w:spacing w:after="90" w:before="70" w:line="276"/>
+        <w:spacing w:after="80" w:before="0" w:line="276"/>
         <w:ind w:left="566" w:hanging="566"/>
         <w:jc w:val="both"/>
       </w:pPr>
@@ -2052,26 +2268,186 @@
           <w:sz w:val="20"/>
           <w:szCs w:val="20"/>
         </w:rPr>
-        <w:t xml:space="preserve">7.1</w:t>
-      </w:r>
-      <w:r>
-        <w:rPr>
-          <w:rFonts w:ascii="Arial" w:cs="Arial" w:eastAsia="Arial" w:hAnsi="Arial"/>
-          <w:sz w:val="20"/>
-          <w:szCs w:val="20"/>
-        </w:rPr>
-        <w:t xml:space="preserve">	</w:t>
-      </w:r>
-      <w:r>
-        <w:rPr>
-          <w:rFonts w:ascii="Arial" w:cs="Arial" w:eastAsia="Arial" w:hAnsi="Arial"/>
-          <w:b w:val="false"/>
-          <w:bCs w:val="false"/>
-          <w:color w:val="1A1A1A"/>
-          <w:sz w:val="20"/>
-          <w:szCs w:val="20"/>
-        </w:rPr>
-        <w:t xml:space="preserve">With no further business, the Chairperson thanked all members for their contributions.</w:t>
+        <w:t xml:space="preserve">6.1</w:t>
+      </w:r>
+      <w:r>
+        <w:rPr>
+          <w:rFonts w:ascii="Arial" w:cs="Arial" w:eastAsia="Arial" w:hAnsi="Arial"/>
+          <w:sz w:val="20"/>
+          <w:szCs w:val="20"/>
+        </w:rPr>
+        <w:t xml:space="preserve">	</w:t>
+      </w:r>
+      <w:r>
+        <w:rPr>
+          <w:rFonts w:ascii="Arial" w:cs="Arial" w:eastAsia="Arial" w:hAnsi="Arial"/>
+          <w:b w:val="false"/>
+          <w:bCs w:val="false"/>
+          <w:color w:val="1A1A1A"/>
+          <w:sz w:val="20"/>
+          <w:szCs w:val="20"/>
+        </w:rPr>
+        <w:t xml:space="preserve">The SGB adopted the schedule of ordinary meetings for 2026:</w:t>
+      </w:r>
+    </w:p>
+    <w:p>
+      <w:pPr>
+        <w:tabs>
+          <w:tab w:val="left" w:pos="1700"/>
+        </w:tabs>
+        <w:spacing w:after="80" w:before="0" w:line="276"/>
+        <w:ind w:left="1700" w:hanging="566"/>
+        <w:jc w:val="both"/>
+      </w:pPr>
+      <w:r>
+        <w:rPr>
+          <w:rFonts w:ascii="Arial" w:cs="Arial" w:eastAsia="Arial" w:hAnsi="Arial"/>
+          <w:b/>
+          <w:bCs/>
+          <w:color w:val="1A1A1A"/>
+          <w:sz w:val="20"/>
+          <w:szCs w:val="20"/>
+        </w:rPr>
+        <w:t xml:space="preserve">•</w:t>
+      </w:r>
+      <w:r>
+        <w:rPr>
+          <w:rFonts w:ascii="Arial" w:cs="Arial" w:eastAsia="Arial" w:hAnsi="Arial"/>
+          <w:sz w:val="20"/>
+          <w:szCs w:val="20"/>
+        </w:rPr>
+        <w:t xml:space="preserve">	</w:t>
+      </w:r>
+      <w:r>
+        <w:rPr>
+          <w:rFonts w:ascii="Arial" w:cs="Arial" w:eastAsia="Arial" w:hAnsi="Arial"/>
+          <w:b w:val="false"/>
+          <w:bCs w:val="false"/>
+          <w:color w:val="1A1A1A"/>
+          <w:sz w:val="20"/>
+          <w:szCs w:val="20"/>
+        </w:rPr>
+        <w:t xml:space="preserve">Term 1: Wednesday, 28 January 2026 &amp; Wednesday, 11 March 2026</w:t>
+      </w:r>
+    </w:p>
+    <w:p>
+      <w:pPr>
+        <w:tabs>
+          <w:tab w:val="left" w:pos="1700"/>
+        </w:tabs>
+        <w:spacing w:after="80" w:before="0" w:line="276"/>
+        <w:ind w:left="1700" w:hanging="566"/>
+        <w:jc w:val="both"/>
+      </w:pPr>
+      <w:r>
+        <w:rPr>
+          <w:rFonts w:ascii="Arial" w:cs="Arial" w:eastAsia="Arial" w:hAnsi="Arial"/>
+          <w:b/>
+          <w:bCs/>
+          <w:color w:val="1A1A1A"/>
+          <w:sz w:val="20"/>
+          <w:szCs w:val="20"/>
+        </w:rPr>
+        <w:t xml:space="preserve">•</w:t>
+      </w:r>
+      <w:r>
+        <w:rPr>
+          <w:rFonts w:ascii="Arial" w:cs="Arial" w:eastAsia="Arial" w:hAnsi="Arial"/>
+          <w:sz w:val="20"/>
+          <w:szCs w:val="20"/>
+        </w:rPr>
+        <w:t xml:space="preserve">	</w:t>
+      </w:r>
+      <w:r>
+        <w:rPr>
+          <w:rFonts w:ascii="Arial" w:cs="Arial" w:eastAsia="Arial" w:hAnsi="Arial"/>
+          <w:b w:val="false"/>
+          <w:bCs w:val="false"/>
+          <w:color w:val="1A1A1A"/>
+          <w:sz w:val="20"/>
+          <w:szCs w:val="20"/>
+        </w:rPr>
+        <w:t xml:space="preserve">Term 2: Wednesday, 20 May 2026</w:t>
+      </w:r>
+    </w:p>
+    <w:p>
+      <w:pPr>
+        <w:tabs>
+          <w:tab w:val="left" w:pos="1700"/>
+        </w:tabs>
+        <w:spacing w:after="80" w:before="0" w:line="276"/>
+        <w:ind w:left="1700" w:hanging="566"/>
+        <w:jc w:val="both"/>
+      </w:pPr>
+      <w:r>
+        <w:rPr>
+          <w:rFonts w:ascii="Arial" w:cs="Arial" w:eastAsia="Arial" w:hAnsi="Arial"/>
+          <w:b/>
+          <w:bCs/>
+          <w:color w:val="1A1A1A"/>
+          <w:sz w:val="20"/>
+          <w:szCs w:val="20"/>
+        </w:rPr>
+        <w:t xml:space="preserve">•</w:t>
+      </w:r>
+      <w:r>
+        <w:rPr>
+          <w:rFonts w:ascii="Arial" w:cs="Arial" w:eastAsia="Arial" w:hAnsi="Arial"/>
+          <w:sz w:val="20"/>
+          <w:szCs w:val="20"/>
+        </w:rPr>
+        <w:t xml:space="preserve">	</w:t>
+      </w:r>
+      <w:r>
+        <w:rPr>
+          <w:rFonts w:ascii="Arial" w:cs="Arial" w:eastAsia="Arial" w:hAnsi="Arial"/>
+          <w:b w:val="false"/>
+          <w:bCs w:val="false"/>
+          <w:color w:val="1A1A1A"/>
+          <w:sz w:val="20"/>
+          <w:szCs w:val="20"/>
+        </w:rPr>
+        <w:t xml:space="preserve">Term 3: Wednesday, 09 September 2026</w:t>
+      </w:r>
+    </w:p>
+    <w:p>
+      <w:pPr>
+        <w:tabs>
+          <w:tab w:val="left" w:pos="1700"/>
+        </w:tabs>
+        <w:spacing w:after="80" w:before="0" w:line="276"/>
+        <w:ind w:left="1700" w:hanging="566"/>
+        <w:jc w:val="both"/>
+      </w:pPr>
+      <w:r>
+        <w:rPr>
+          <w:rFonts w:ascii="Arial" w:cs="Arial" w:eastAsia="Arial" w:hAnsi="Arial"/>
+          <w:b/>
+          <w:bCs/>
+          <w:color w:val="1A1A1A"/>
+          <w:sz w:val="20"/>
+          <w:szCs w:val="20"/>
+        </w:rPr>
+        <w:t xml:space="preserve">•</w:t>
+      </w:r>
+      <w:r>
+        <w:rPr>
+          <w:rFonts w:ascii="Arial" w:cs="Arial" w:eastAsia="Arial" w:hAnsi="Arial"/>
+          <w:sz w:val="20"/>
+          <w:szCs w:val="20"/>
+        </w:rPr>
+        <w:t xml:space="preserve">	</w:t>
+      </w:r>
+      <w:r>
+        <w:rPr>
+          <w:rFonts w:ascii="Arial" w:cs="Arial" w:eastAsia="Arial" w:hAnsi="Arial"/>
+          <w:b w:val="false"/>
+          <w:bCs w:val="false"/>
+          <w:color w:val="1A1A1A"/>
+          <w:sz w:val="20"/>
+          <w:szCs w:val="20"/>
+        </w:rPr>
+        <w:t xml:space="preserve">Term 4: Wednesday, 28 October 2026 &amp; Parent Budget AGM: Thursday, 12 November 2026.</w:t>
       </w:r>
     </w:p>
     <w:p>
@@ -2079,45 +2455,8 @@
         <w:tabs>
           <w:tab w:val="left" w:pos="566"/>
         </w:tabs>
-        <w:spacing w:after="90" w:before="70" w:line="276"/>
-        <w:ind w:left="566" w:hanging="566"/>
-        <w:jc w:val="both"/>
-      </w:pPr>
-      <w:r>
-        <w:rPr>
-          <w:rFonts w:ascii="Arial" w:cs="Arial" w:eastAsia="Arial" w:hAnsi="Arial"/>
-          <w:b/>
-          <w:bCs/>
-          <w:color w:val="1A1A1A"/>
-          <w:sz w:val="20"/>
-          <w:szCs w:val="20"/>
-        </w:rPr>
-        <w:t xml:space="preserve">7.2</w:t>
-      </w:r>
-      <w:r>
-        <w:rPr>
-          <w:rFonts w:ascii="Arial" w:cs="Arial" w:eastAsia="Arial" w:hAnsi="Arial"/>
-          <w:sz w:val="20"/>
-          <w:szCs w:val="20"/>
-        </w:rPr>
-        <w:t xml:space="preserve">	</w:t>
-      </w:r>
-      <w:r>
-        <w:rPr>
-          <w:rFonts w:ascii="Arial" w:cs="Arial" w:eastAsia="Arial" w:hAnsi="Arial"/>
-          <w:b w:val="false"/>
-          <w:bCs w:val="false"/>
-          <w:color w:val="1A1A1A"/>
-          <w:sz w:val="20"/>
-          <w:szCs w:val="20"/>
-        </w:rPr>
-        <w:t xml:space="preserve">The meeting adjourned at 19:45.</w:t>
-      </w:r>
-    </w:p>
-    <w:p>
-      <w:pPr>
-        <w:keepLines/>
-        <w:spacing w:after="100" w:before="260"/>
+        <w:spacing w:after="80" w:before="0"/>
+        <w:ind w:left="0"/>
       </w:pPr>
       <w:r>
         <w:rPr>
@@ -2128,23 +2467,106 @@
           <w:sz w:val="22"/>
           <w:szCs w:val="22"/>
         </w:rPr>
-        <w:t xml:space="preserve">CONFIRMATION AND CERTIFICATION OF MINUTES</w:t>
-      </w:r>
-    </w:p>
-    <w:p>
-      <w:pPr>
-        <w:keepLines/>
-        <w:spacing w:after="140" w:before="60" w:line="276"/>
-        <w:jc w:val="both"/>
-      </w:pPr>
-      <w:r>
-        <w:rPr>
-          <w:rFonts w:ascii="Arial" w:cs="Arial" w:eastAsia="Arial" w:hAnsi="Arial"/>
-          <w:color w:val="1A1A1A"/>
-          <w:sz w:val="20"/>
-          <w:szCs w:val="20"/>
-        </w:rPr>
-        <w:t xml:space="preserve">These minutes were examined, approved, and signed as a true and accurate record of proceedings:</w:t>
+        <w:t xml:space="preserve">7.</w:t>
+      </w:r>
+      <w:r>
+        <w:rPr>
+          <w:rFonts w:ascii="Arial" w:cs="Arial" w:eastAsia="Arial" w:hAnsi="Arial"/>
+          <w:sz w:val="22"/>
+          <w:szCs w:val="22"/>
+        </w:rPr>
+        <w:t xml:space="preserve">	</w:t>
+      </w:r>
+      <w:r>
+        <w:rPr>
+          <w:rFonts w:ascii="Arial" w:cs="Arial" w:eastAsia="Arial" w:hAnsi="Arial"/>
+          <w:b/>
+          <w:bCs/>
+          <w:color w:val="0C2340"/>
+          <w:sz w:val="22"/>
+          <w:szCs w:val="22"/>
+        </w:rPr>
+        <w:t xml:space="preserve">CLOSURE</w:t>
+      </w:r>
+    </w:p>
+    <w:p>
+      <w:pPr>
+        <w:tabs>
+          <w:tab w:val="left" w:pos="566"/>
+        </w:tabs>
+        <w:spacing w:after="80" w:before="0" w:line="276"/>
+        <w:ind w:left="566" w:hanging="566"/>
+        <w:jc w:val="both"/>
+      </w:pPr>
+      <w:r>
+        <w:rPr>
+          <w:rFonts w:ascii="Arial" w:cs="Arial" w:eastAsia="Arial" w:hAnsi="Arial"/>
+          <w:b/>
+          <w:bCs/>
+          <w:color w:val="1A1A1A"/>
+          <w:sz w:val="20"/>
+          <w:szCs w:val="20"/>
+        </w:rPr>
+        <w:t xml:space="preserve">7.1</w:t>
+      </w:r>
+      <w:r>
+        <w:rPr>
+          <w:rFonts w:ascii="Arial" w:cs="Arial" w:eastAsia="Arial" w:hAnsi="Arial"/>
+          <w:sz w:val="20"/>
+          <w:szCs w:val="20"/>
+        </w:rPr>
+        <w:t xml:space="preserve">	</w:t>
+      </w:r>
+      <w:r>
+        <w:rPr>
+          <w:rFonts w:ascii="Arial" w:cs="Arial" w:eastAsia="Arial" w:hAnsi="Arial"/>
+          <w:b w:val="false"/>
+          <w:bCs w:val="false"/>
+          <w:color w:val="1A1A1A"/>
+          <w:sz w:val="20"/>
+          <w:szCs w:val="20"/>
+        </w:rPr>
+        <w:t xml:space="preserve">With no further business, the Chairperson thanked all members for their contributions.</w:t>
+      </w:r>
+    </w:p>
+    <w:p>
+      <w:pPr>
+        <w:tabs>
+          <w:tab w:val="left" w:pos="566"/>
+        </w:tabs>
+        <w:spacing w:after="80" w:before="0" w:line="276"/>
+        <w:ind w:left="566" w:hanging="566"/>
+        <w:jc w:val="both"/>
+      </w:pPr>
+      <w:r>
+        <w:rPr>
+          <w:rFonts w:ascii="Arial" w:cs="Arial" w:eastAsia="Arial" w:hAnsi="Arial"/>
+          <w:b/>
+          <w:bCs/>
+          <w:color w:val="1A1A1A"/>
+          <w:sz w:val="20"/>
+          <w:szCs w:val="20"/>
+        </w:rPr>
+        <w:t xml:space="preserve">7.2</w:t>
+      </w:r>
+      <w:r>
+        <w:rPr>
+          <w:rFonts w:ascii="Arial" w:cs="Arial" w:eastAsia="Arial" w:hAnsi="Arial"/>
+          <w:sz w:val="20"/>
+          <w:szCs w:val="20"/>
+        </w:rPr>
+        <w:t xml:space="preserve">	</w:t>
+      </w:r>
+      <w:r>
+        <w:rPr>
+          <w:rFonts w:ascii="Arial" w:cs="Arial" w:eastAsia="Arial" w:hAnsi="Arial"/>
+          <w:b w:val="false"/>
+          <w:bCs w:val="false"/>
+          <w:color w:val="1A1A1A"/>
+          <w:sz w:val="20"/>
+          <w:szCs w:val="20"/>
+        </w:rPr>
+        <w:t xml:space="preserve">The meeting adjourned at 19:45.</w:t>
       </w:r>
     </w:p>
     <w:tbl>
@@ -2170,35 +2592,100 @@
         </w:trPr>
         <w:tc>
           <w:tcPr>
+            <w:tcW w:type="dxa" w:w="10771"/>
+            <w:gridSpan w:val="3"/>
+            <w:tcMar>
+              <w:top w:type="dxa" w:w="160"/>
+              <w:left w:type="dxa" w:w="0"/>
+              <w:bottom w:type="dxa" w:w="40"/>
+              <w:right w:type="dxa" w:w="0"/>
+            </w:tcMar>
+          </w:tcPr>
+          <w:p>
+            <w:pPr>
+              <w:keepLines/>
+              <w:spacing w:after="40" w:before="160"/>
+            </w:pPr>
+            <w:r>
+              <w:rPr>
+                <w:rFonts w:ascii="Arial" w:cs="Arial" w:eastAsia="Arial" w:hAnsi="Arial"/>
+                <w:b/>
+                <w:bCs/>
+                <w:color w:val="0C2340"/>
+                <w:sz w:val="22"/>
+                <w:szCs w:val="22"/>
+              </w:rPr>
+              <w:t xml:space="preserve">CONFIRMATION AND CERTIFICATION OF MINUTES</w:t>
+            </w:r>
+          </w:p>
+        </w:tc>
+      </w:tr>
+      <w:tr>
+        <w:trPr>
+          <w:cantSplit/>
+        </w:trPr>
+        <w:tc>
+          <w:tcPr>
+            <w:tcW w:type="dxa" w:w="10771"/>
+            <w:gridSpan w:val="3"/>
+            <w:tcMar>
+              <w:top w:type="dxa" w:w="20"/>
+              <w:left w:type="dxa" w:w="0"/>
+              <w:bottom w:type="dxa" w:w="80"/>
+              <w:right w:type="dxa" w:w="0"/>
+            </w:tcMar>
+          </w:tcPr>
+          <w:p>
+            <w:pPr>
+              <w:keepLines/>
+              <w:spacing w:after="80" w:before="20" w:line="276"/>
+              <w:jc w:val="both"/>
+            </w:pPr>
+            <w:r>
+              <w:rPr>
+                <w:rFonts w:ascii="Arial" w:cs="Arial" w:eastAsia="Arial" w:hAnsi="Arial"/>
+                <w:color w:val="1A1A1A"/>
+                <w:sz w:val="20"/>
+                <w:szCs w:val="20"/>
+              </w:rPr>
+              <w:t xml:space="preserve">These minutes were examined, approved, and signed as a true and accurate record of proceedings:</w:t>
+            </w:r>
+          </w:p>
+        </w:tc>
+      </w:tr>
+      <w:tr>
+        <w:trPr>
+          <w:cantSplit/>
+        </w:trPr>
+        <w:tc>
+          <w:tcPr>
             <w:tcW w:type="dxa" w:w="3590"/>
             <w:tcMar>
-              <w:top w:type="dxa" w:w="140"/>
-              <w:left w:type="dxa" w:w="40"/>
+              <w:top w:type="dxa" w:w="80"/>
+              <w:left w:type="dxa" w:w="20"/>
               <w:bottom w:type="dxa" w:w="40"/>
-              <w:right w:type="dxa" w:w="40"/>
+              <w:right w:type="dxa" w:w="20"/>
             </w:tcMar>
           </w:tcPr>
           <w:p>
             <w:pPr>
               <w:keepLines/>
-              <w:pBdr>
-                <w:bottom w:val="single" w:color="64748B" w:sz="6"/>
-              </w:pBdr>
-              <w:spacing w:after="20" w:before="0"/>
+              <w:spacing w:after="10" w:before="0"/>
             </w:pPr>
             <w:r>
               <w:rPr>
                 <w:rFonts w:ascii="Arial" w:cs="Arial" w:eastAsia="Arial" w:hAnsi="Arial"/>
-                <w:sz w:val="2"/>
-                <w:szCs w:val="2"/>
-              </w:rPr>
-              <w:t xml:space="preserve"/>
+                <w:color w:val="64748B"/>
+                <w:sz w:val="20"/>
+                <w:szCs w:val="20"/>
+              </w:rPr>
+              <w:t xml:space="preserve">_________________________</w:t>
             </w:r>
           </w:p>
           <w:p>
             <w:pPr>
               <w:keepLines/>
-              <w:spacing w:after="50" w:before="0"/>
+              <w:spacing w:after="40" w:before="0"/>
             </w:pPr>
             <w:r>
               <w:rPr>
@@ -2249,7 +2736,7 @@
           <w:p>
             <w:pPr>
               <w:keepLines/>
-              <w:spacing w:after="0" w:before="40"/>
+              <w:spacing w:after="0" w:before="30"/>
             </w:pPr>
             <w:r>
               <w:rPr>
@@ -2266,33 +2753,31 @@
           <w:tcPr>
             <w:tcW w:type="dxa" w:w="3590"/>
             <w:tcMar>
-              <w:top w:type="dxa" w:w="140"/>
-              <w:left w:type="dxa" w:w="40"/>
+              <w:top w:type="dxa" w:w="80"/>
+              <w:left w:type="dxa" w:w="20"/>
               <w:bottom w:type="dxa" w:w="40"/>
-              <w:right w:type="dxa" w:w="40"/>
+              <w:right w:type="dxa" w:w="20"/>
             </w:tcMar>
           </w:tcPr>
           <w:p>
             <w:pPr>
               <w:keepLines/>
-              <w:pBdr>
-                <w:bottom w:val="single" w:color="64748B" w:sz="6"/>
-              </w:pBdr>
-              <w:spacing w:after="20" w:before="0"/>
+              <w:spacing w:after="10" w:before="0"/>
             </w:pPr>
             <w:r>
               <w:rPr>
                 <w:rFonts w:ascii="Arial" w:cs="Arial" w:eastAsia="Arial" w:hAnsi="Arial"/>
-                <w:sz w:val="2"/>
-                <w:szCs w:val="2"/>
-              </w:rPr>
-              <w:t xml:space="preserve"/>
+                <w:color w:val="64748B"/>
+                <w:sz w:val="20"/>
+                <w:szCs w:val="20"/>
+              </w:rPr>
+              <w:t xml:space="preserve">_________________________</w:t>
             </w:r>
           </w:p>
           <w:p>
             <w:pPr>
               <w:keepLines/>
-              <w:spacing w:after="50" w:before="0"/>
+              <w:spacing w:after="40" w:before="0"/>
             </w:pPr>
             <w:r>
               <w:rPr>
@@ -2343,7 +2828,7 @@
           <w:p>
             <w:pPr>
               <w:keepLines/>
-              <w:spacing w:after="0" w:before="40"/>
+              <w:spacing w:after="0" w:before="30"/>
             </w:pPr>
             <w:r>
               <w:rPr>
@@ -2360,33 +2845,31 @@
           <w:tcPr>
             <w:tcW w:type="dxa" w:w="3590"/>
             <w:tcMar>
-              <w:top w:type="dxa" w:w="140"/>
-              <w:left w:type="dxa" w:w="40"/>
+              <w:top w:type="dxa" w:w="80"/>
+              <w:left w:type="dxa" w:w="20"/>
               <w:bottom w:type="dxa" w:w="40"/>
-              <w:right w:type="dxa" w:w="40"/>
+              <w:right w:type="dxa" w:w="20"/>
             </w:tcMar>
           </w:tcPr>
           <w:p>
             <w:pPr>
               <w:keepLines/>
-              <w:pBdr>
-                <w:bottom w:val="single" w:color="64748B" w:sz="6"/>
-              </w:pBdr>
-              <w:spacing w:after="20" w:before="0"/>
+              <w:spacing w:after="10" w:before="0"/>
             </w:pPr>
             <w:r>
               <w:rPr>
                 <w:rFonts w:ascii="Arial" w:cs="Arial" w:eastAsia="Arial" w:hAnsi="Arial"/>
-                <w:sz w:val="2"/>
-                <w:szCs w:val="2"/>
-              </w:rPr>
-              <w:t xml:space="preserve"/>
+                <w:color w:val="64748B"/>
+                <w:sz w:val="20"/>
+                <w:szCs w:val="20"/>
+              </w:rPr>
+              <w:t xml:space="preserve">_________________________</w:t>
             </w:r>
           </w:p>
           <w:p>
             <w:pPr>
               <w:keepLines/>
-              <w:spacing w:after="50" w:before="0"/>
+              <w:spacing w:after="40" w:before="0"/>
             </w:pPr>
             <w:r>
               <w:rPr>
@@ -2437,7 +2920,7 @@
           <w:p>
             <w:pPr>
               <w:keepLines/>
-              <w:spacing w:after="0" w:before="40"/>
+              <w:spacing w:after="0" w:before="30"/>
             </w:pPr>
             <w:r>
               <w:rPr>
@@ -2453,7 +2936,8 @@
       </w:tr>
     </w:tbl>
     <w:sectPr>
-      <w:footerReference w:type="default" r:id="rId7"/>
+      <w:headerReference w:type="default" r:id="rId7"/>
+      <w:footerReference w:type="default" r:id="rId8"/>
       <w:pgSz w:w="11905" w:h="16837" w:orient="portrait"/>
       <w:pgMar w:top="566" w:right="566" w:bottom="566" w:left="566" w:header="453" w:footer="453" w:gutter="0"/>
       <w:pgNumType/>
@@ -2521,24 +3005,6 @@
         <w:sz w:val="17"/>
         <w:szCs w:val="17"/>
       </w:rPr>
-      <w:t xml:space="preserve">LGAA SGB MINUTES • 28 JAN 2026   </w:t>
-    </w:r>
-    <w:r>
-      <w:rPr>
-        <w:rFonts w:ascii="Arial" w:cs="Arial" w:eastAsia="Arial" w:hAnsi="Arial"/>
-        <w:color w:val="64748B"/>
-        <w:sz w:val="17"/>
-        <w:szCs w:val="17"/>
-      </w:rPr>
-      <w:t xml:space="preserve">Page </w:t>
-    </w:r>
-    <w:r>
-      <w:rPr>
-        <w:rFonts w:ascii="Arial" w:cs="Arial" w:eastAsia="Arial" w:hAnsi="Arial"/>
-        <w:color w:val="64748B"/>
-        <w:sz w:val="17"/>
-        <w:szCs w:val="17"/>
-      </w:rPr>
       <w:fldChar w:fldCharType="begin"/>
       <w:instrText xml:space="preserve">PAGE</w:instrText>
       <w:fldChar w:fldCharType="separate"/>
@@ -2551,7 +3017,7 @@
         <w:sz w:val="17"/>
         <w:szCs w:val="17"/>
       </w:rPr>
-      <w:t xml:space="preserve"> of </w:t>
+      <w:t xml:space="preserve"> / </w:t>
     </w:r>
     <w:r>
       <w:rPr>
@@ -2604,6 +3070,45 @@
     </w:p>
   </w:footnote>
 </w:footnotes>
+</file>
+
+<file path=word/header1.xml><?xml version="1.0" encoding="utf-8"?>
+<w:hdr xmlns:wpc="http://schemas.microsoft.com/office/word/2010/wordprocessingCanvas" xmlns:mc="http://schemas.openxmlformats.org/markup-compatibility/2006" xmlns:o="urn:schemas-microsoft-com:office:office" xmlns:r="http://schemas.openxmlformats.org/officeDocument/2006/relationships" xmlns:m="http://schemas.openxmlformats.org/officeDocument/2006/math" xmlns:v="urn:schemas-microsoft-com:vml" xmlns:wp14="http://schemas.microsoft.com/office/word/2010/wordprocessingDrawing" xmlns:wp="http://schemas.openxmlformats.org/drawingml/2006/wordprocessingDrawing" xmlns:w10="urn:schemas-microsoft-com:office:word" xmlns:w="http://schemas.openxmlformats.org/wordprocessingml/2006/main" xmlns:w14="http://schemas.microsoft.com/office/word/2010/wordml" xmlns:w15="http://schemas.microsoft.com/office/word/2012/wordml" xmlns:wpg="http://schemas.microsoft.com/office/word/2010/wordprocessingGroup" xmlns:wpi="http://schemas.microsoft.com/office/word/2010/wordprocessingInk" xmlns:wne="http://schemas.microsoft.com/office/word/2006/wordml" xmlns:wps="http://schemas.microsoft.com/office/word/2010/wordprocessingShape" xmlns:cx="http://schemas.microsoft.com/office/drawing/2014/chartex" xmlns:cx1="http://schemas.microsoft.com/office/drawing/2015/9/8/chartex" xmlns:cx2="http://schemas.microsoft.com/office/drawing/2015/10/21/chartex" xmlns:cx3="http://schemas.microsoft.com/office/drawing/2016/5/9/chartex" xmlns:cx4="http://schemas.microsoft.com/office/drawing/2016/5/10/chartex" xmlns:cx5="http://schemas.microsoft.com/office/drawing/2016/5/11/chartex" xmlns:cx6="http://schemas.microsoft.com/office/drawing/2016/5/12/chartex" xmlns:cx7="http://schemas.microsoft.com/office/drawing/2016/5/13/chartex" xmlns:cx8="http://schemas.microsoft.com/office/drawing/2016/5/14/chartex" xmlns:w16cid="http://schemas.microsoft.com/office/word/2016/wordml/cid" xmlns:w16se="http://schemas.microsoft.com/office/word/2015/wordml/symex">
+  <w:p>
+    <w:pPr>
+      <w:pBdr>
+        <w:bottom w:val="single" w:color="CBD5E1" w:sz="6"/>
+      </w:pBdr>
+      <w:spacing w:after="80" w:before="0"/>
+    </w:pPr>
+    <w:r>
+      <w:rPr>
+        <w:rFonts w:ascii="Arial" w:cs="Arial" w:eastAsia="Arial" w:hAnsi="Arial"/>
+        <w:b/>
+        <w:bCs/>
+        <w:color w:val="0C2340"/>
+        <w:sz w:val="16"/>
+        <w:szCs w:val="16"/>
+      </w:rPr>
+      <w:t xml:space="preserve">LADY GREY ARTS ACADEMY • MINUTES OF THE ORDINARY SGB MEETING</w:t>
+    </w:r>
+    <w:r>
+      <w:rPr>
+        <w:rFonts w:ascii="Arial" w:cs="Arial" w:eastAsia="Arial" w:hAnsi="Arial"/>
+      </w:rPr>
+      <w:t xml:space="preserve">	</w:t>
+    </w:r>
+    <w:r>
+      <w:rPr>
+        <w:rFonts w:ascii="Arial" w:cs="Arial" w:eastAsia="Arial" w:hAnsi="Arial"/>
+        <w:color w:val="64748B"/>
+        <w:sz w:val="14"/>
+        <w:szCs w:val="14"/>
+      </w:rPr>
+      <w:t xml:space="preserve">SGB</w:t>
+    </w:r>
+  </w:p>
+</w:hdr>
 </file>
 
 <file path=word/numbering.xml><?xml version="1.0" encoding="utf-8"?>

--- a/SGB_Functionality_Audit_2026/01_SGB_Constitution/04_Minutes_of_SGB_Meeting_2026-01-28.docx
+++ b/SGB_Functionality_Audit_2026/01_SGB_Constitution/04_Minutes_of_SGB_Meeting_2026-01-28.docx
@@ -2660,49 +2660,52 @@
         <w:tc>
           <w:tcPr>
             <w:tcW w:type="dxa" w:w="3590"/>
+            <w:tcBorders>
+              <w:top w:val="single" w:color="E2E8F0" w:sz="4"/>
+              <w:left w:val="single" w:color="E2E8F0" w:sz="4"/>
+              <w:bottom w:val="single" w:color="E2E8F0" w:sz="4"/>
+              <w:right w:val="single" w:color="E2E8F0" w:sz="4"/>
+            </w:tcBorders>
+            <w:shd w:fill="F8FAFC" w:val="clear"/>
             <w:tcMar>
-              <w:top w:type="dxa" w:w="80"/>
-              <w:left w:type="dxa" w:w="20"/>
-              <w:bottom w:type="dxa" w:w="40"/>
-              <w:right w:type="dxa" w:w="20"/>
+              <w:top w:type="dxa" w:w="60"/>
+              <w:left w:type="dxa" w:w="80"/>
+              <w:bottom w:type="dxa" w:w="60"/>
+              <w:right w:type="dxa" w:w="80"/>
             </w:tcMar>
           </w:tcPr>
           <w:p>
             <w:pPr>
-              <w:keepLines/>
+              <w:spacing w:after="0" w:before="200"/>
+            </w:pPr>
+          </w:p>
+          <w:p>
+            <w:pPr>
+              <w:pBdr>
+                <w:bottom w:val="single" w:color="0C2340" w:sz="8"/>
+              </w:pBdr>
               <w:spacing w:after="10" w:before="0"/>
             </w:pPr>
+          </w:p>
+          <w:p>
+            <w:pPr>
+              <w:spacing w:after="30" w:before="0"/>
+            </w:pPr>
             <w:r>
               <w:rPr>
                 <w:rFonts w:ascii="Arial" w:cs="Arial" w:eastAsia="Arial" w:hAnsi="Arial"/>
+                <w:b/>
+                <w:bCs/>
                 <w:color w:val="64748B"/>
-                <w:sz w:val="20"/>
-                <w:szCs w:val="20"/>
-              </w:rPr>
-              <w:t xml:space="preserve">_________________________</w:t>
+                <w:sz w:val="14"/>
+                <w:szCs w:val="14"/>
+              </w:rPr>
+              <w:t xml:space="preserve">SIGNATURE</w:t>
             </w:r>
           </w:p>
           <w:p>
             <w:pPr>
-              <w:keepLines/>
-              <w:spacing w:after="40" w:before="0"/>
-            </w:pPr>
-            <w:r>
-              <w:rPr>
-                <w:rFonts w:ascii="Arial" w:cs="Arial" w:eastAsia="Arial" w:hAnsi="Arial"/>
-                <w:i/>
-                <w:iCs/>
-                <w:color w:val="64748B"/>
-                <w:sz w:val="16"/>
-                <w:szCs w:val="16"/>
-              </w:rPr>
-              <w:t xml:space="preserve">Signature</w:t>
-            </w:r>
-          </w:p>
-          <w:p>
-            <w:pPr>
-              <w:keepLines/>
-              <w:spacing w:after="20" w:before="0"/>
+              <w:spacing w:after="15" w:before="0"/>
             </w:pPr>
             <w:r>
               <w:rPr>
@@ -2718,8 +2721,7 @@
           </w:p>
           <w:p>
             <w:pPr>
-              <w:keepLines/>
-              <w:spacing w:after="30" w:before="0"/>
+              <w:spacing w:after="20" w:before="0"/>
             </w:pPr>
             <w:r>
               <w:rPr>
@@ -2730,71 +2732,84 @@
                 <w:sz w:val="19"/>
                 <w:szCs w:val="19"/>
               </w:rPr>
-              <w:t xml:space="preserve">SGB Chairperson</w:t>
+              <w:t xml:space="preserve">SGB CHAIRPERSON</w:t>
             </w:r>
           </w:p>
           <w:p>
             <w:pPr>
-              <w:keepLines/>
-              <w:spacing w:after="0" w:before="30"/>
+              <w:spacing w:after="0" w:before="10"/>
             </w:pPr>
             <w:r>
               <w:rPr>
                 <w:rFonts w:ascii="Arial" w:cs="Arial" w:eastAsia="Arial" w:hAnsi="Arial"/>
+                <w:b/>
+                <w:bCs/>
                 <w:color w:val="64748B"/>
                 <w:sz w:val="18"/>
                 <w:szCs w:val="18"/>
               </w:rPr>
-              <w:t xml:space="preserve">Date: 28/01/2026</w:t>
+              <w:t xml:space="preserve">Date: </w:t>
+            </w:r>
+            <w:r>
+              <w:rPr>
+                <w:rFonts w:ascii="Arial" w:cs="Arial" w:eastAsia="Arial" w:hAnsi="Arial"/>
+                <w:color w:val="1A1A1A"/>
+                <w:sz w:val="18"/>
+                <w:szCs w:val="18"/>
+              </w:rPr>
+              <w:t xml:space="preserve">28/01/2026</w:t>
             </w:r>
           </w:p>
         </w:tc>
         <w:tc>
           <w:tcPr>
             <w:tcW w:type="dxa" w:w="3590"/>
+            <w:tcBorders>
+              <w:top w:val="single" w:color="E2E8F0" w:sz="4"/>
+              <w:left w:val="single" w:color="E2E8F0" w:sz="4"/>
+              <w:bottom w:val="single" w:color="E2E8F0" w:sz="4"/>
+              <w:right w:val="single" w:color="E2E8F0" w:sz="4"/>
+            </w:tcBorders>
+            <w:shd w:fill="F8FAFC" w:val="clear"/>
             <w:tcMar>
-              <w:top w:type="dxa" w:w="80"/>
-              <w:left w:type="dxa" w:w="20"/>
-              <w:bottom w:type="dxa" w:w="40"/>
-              <w:right w:type="dxa" w:w="20"/>
+              <w:top w:type="dxa" w:w="60"/>
+              <w:left w:type="dxa" w:w="80"/>
+              <w:bottom w:type="dxa" w:w="60"/>
+              <w:right w:type="dxa" w:w="80"/>
             </w:tcMar>
           </w:tcPr>
           <w:p>
             <w:pPr>
-              <w:keepLines/>
+              <w:spacing w:after="0" w:before="200"/>
+            </w:pPr>
+          </w:p>
+          <w:p>
+            <w:pPr>
+              <w:pBdr>
+                <w:bottom w:val="single" w:color="0C2340" w:sz="8"/>
+              </w:pBdr>
               <w:spacing w:after="10" w:before="0"/>
             </w:pPr>
+          </w:p>
+          <w:p>
+            <w:pPr>
+              <w:spacing w:after="30" w:before="0"/>
+            </w:pPr>
             <w:r>
               <w:rPr>
                 <w:rFonts w:ascii="Arial" w:cs="Arial" w:eastAsia="Arial" w:hAnsi="Arial"/>
+                <w:b/>
+                <w:bCs/>
                 <w:color w:val="64748B"/>
-                <w:sz w:val="20"/>
-                <w:szCs w:val="20"/>
-              </w:rPr>
-              <w:t xml:space="preserve">_________________________</w:t>
+                <w:sz w:val="14"/>
+                <w:szCs w:val="14"/>
+              </w:rPr>
+              <w:t xml:space="preserve">SIGNATURE</w:t>
             </w:r>
           </w:p>
           <w:p>
             <w:pPr>
-              <w:keepLines/>
-              <w:spacing w:after="40" w:before="0"/>
-            </w:pPr>
-            <w:r>
-              <w:rPr>
-                <w:rFonts w:ascii="Arial" w:cs="Arial" w:eastAsia="Arial" w:hAnsi="Arial"/>
-                <w:i/>
-                <w:iCs/>
-                <w:color w:val="64748B"/>
-                <w:sz w:val="16"/>
-                <w:szCs w:val="16"/>
-              </w:rPr>
-              <w:t xml:space="preserve">Signature</w:t>
-            </w:r>
-          </w:p>
-          <w:p>
-            <w:pPr>
-              <w:keepLines/>
-              <w:spacing w:after="20" w:before="0"/>
+              <w:spacing w:after="15" w:before="0"/>
             </w:pPr>
             <w:r>
               <w:rPr>
@@ -2810,8 +2825,7 @@
           </w:p>
           <w:p>
             <w:pPr>
-              <w:keepLines/>
-              <w:spacing w:after="30" w:before="0"/>
+              <w:spacing w:after="20" w:before="0"/>
             </w:pPr>
             <w:r>
               <w:rPr>
@@ -2822,71 +2836,84 @@
                 <w:sz w:val="19"/>
                 <w:szCs w:val="19"/>
               </w:rPr>
-              <w:t xml:space="preserve">SGB Treasurer</w:t>
+              <w:t xml:space="preserve">SGB TREASURER</w:t>
             </w:r>
           </w:p>
           <w:p>
             <w:pPr>
-              <w:keepLines/>
-              <w:spacing w:after="0" w:before="30"/>
+              <w:spacing w:after="0" w:before="10"/>
             </w:pPr>
             <w:r>
               <w:rPr>
                 <w:rFonts w:ascii="Arial" w:cs="Arial" w:eastAsia="Arial" w:hAnsi="Arial"/>
+                <w:b/>
+                <w:bCs/>
                 <w:color w:val="64748B"/>
                 <w:sz w:val="18"/>
                 <w:szCs w:val="18"/>
               </w:rPr>
-              <w:t xml:space="preserve">Date: 28/01/2026</w:t>
+              <w:t xml:space="preserve">Date: </w:t>
+            </w:r>
+            <w:r>
+              <w:rPr>
+                <w:rFonts w:ascii="Arial" w:cs="Arial" w:eastAsia="Arial" w:hAnsi="Arial"/>
+                <w:color w:val="1A1A1A"/>
+                <w:sz w:val="18"/>
+                <w:szCs w:val="18"/>
+              </w:rPr>
+              <w:t xml:space="preserve">28/01/2026</w:t>
             </w:r>
           </w:p>
         </w:tc>
         <w:tc>
           <w:tcPr>
             <w:tcW w:type="dxa" w:w="3590"/>
+            <w:tcBorders>
+              <w:top w:val="single" w:color="E2E8F0" w:sz="4"/>
+              <w:left w:val="single" w:color="E2E8F0" w:sz="4"/>
+              <w:bottom w:val="single" w:color="E2E8F0" w:sz="4"/>
+              <w:right w:val="single" w:color="E2E8F0" w:sz="4"/>
+            </w:tcBorders>
+            <w:shd w:fill="F8FAFC" w:val="clear"/>
             <w:tcMar>
-              <w:top w:type="dxa" w:w="80"/>
-              <w:left w:type="dxa" w:w="20"/>
-              <w:bottom w:type="dxa" w:w="40"/>
-              <w:right w:type="dxa" w:w="20"/>
+              <w:top w:type="dxa" w:w="60"/>
+              <w:left w:type="dxa" w:w="80"/>
+              <w:bottom w:type="dxa" w:w="60"/>
+              <w:right w:type="dxa" w:w="80"/>
             </w:tcMar>
           </w:tcPr>
           <w:p>
             <w:pPr>
-              <w:keepLines/>
+              <w:spacing w:after="0" w:before="200"/>
+            </w:pPr>
+          </w:p>
+          <w:p>
+            <w:pPr>
+              <w:pBdr>
+                <w:bottom w:val="single" w:color="0C2340" w:sz="8"/>
+              </w:pBdr>
               <w:spacing w:after="10" w:before="0"/>
             </w:pPr>
+          </w:p>
+          <w:p>
+            <w:pPr>
+              <w:spacing w:after="30" w:before="0"/>
+            </w:pPr>
             <w:r>
               <w:rPr>
                 <w:rFonts w:ascii="Arial" w:cs="Arial" w:eastAsia="Arial" w:hAnsi="Arial"/>
+                <w:b/>
+                <w:bCs/>
                 <w:color w:val="64748B"/>
-                <w:sz w:val="20"/>
-                <w:szCs w:val="20"/>
-              </w:rPr>
-              <w:t xml:space="preserve">_________________________</w:t>
+                <w:sz w:val="14"/>
+                <w:szCs w:val="14"/>
+              </w:rPr>
+              <w:t xml:space="preserve">SIGNATURE</w:t>
             </w:r>
           </w:p>
           <w:p>
             <w:pPr>
-              <w:keepLines/>
-              <w:spacing w:after="40" w:before="0"/>
-            </w:pPr>
-            <w:r>
-              <w:rPr>
-                <w:rFonts w:ascii="Arial" w:cs="Arial" w:eastAsia="Arial" w:hAnsi="Arial"/>
-                <w:i/>
-                <w:iCs/>
-                <w:color w:val="64748B"/>
-                <w:sz w:val="16"/>
-                <w:szCs w:val="16"/>
-              </w:rPr>
-              <w:t xml:space="preserve">Signature</w:t>
-            </w:r>
-          </w:p>
-          <w:p>
-            <w:pPr>
-              <w:keepLines/>
-              <w:spacing w:after="20" w:before="0"/>
+              <w:spacing w:after="15" w:before="0"/>
             </w:pPr>
             <w:r>
               <w:rPr>
@@ -2902,8 +2929,7 @@
           </w:p>
           <w:p>
             <w:pPr>
-              <w:keepLines/>
-              <w:spacing w:after="30" w:before="0"/>
+              <w:spacing w:after="20" w:before="0"/>
             </w:pPr>
             <w:r>
               <w:rPr>
@@ -2914,22 +2940,32 @@
                 <w:sz w:val="19"/>
                 <w:szCs w:val="19"/>
               </w:rPr>
-              <w:t xml:space="preserve">School Principal</w:t>
+              <w:t xml:space="preserve">SCHOOL PRINCIPAL</w:t>
             </w:r>
           </w:p>
           <w:p>
             <w:pPr>
-              <w:keepLines/>
-              <w:spacing w:after="0" w:before="30"/>
+              <w:spacing w:after="0" w:before="10"/>
             </w:pPr>
             <w:r>
               <w:rPr>
                 <w:rFonts w:ascii="Arial" w:cs="Arial" w:eastAsia="Arial" w:hAnsi="Arial"/>
+                <w:b/>
+                <w:bCs/>
                 <w:color w:val="64748B"/>
                 <w:sz w:val="18"/>
                 <w:szCs w:val="18"/>
               </w:rPr>
-              <w:t xml:space="preserve">Date: 28/01/2026</w:t>
+              <w:t xml:space="preserve">Date: </w:t>
+            </w:r>
+            <w:r>
+              <w:rPr>
+                <w:rFonts w:ascii="Arial" w:cs="Arial" w:eastAsia="Arial" w:hAnsi="Arial"/>
+                <w:color w:val="1A1A1A"/>
+                <w:sz w:val="18"/>
+                <w:szCs w:val="18"/>
+              </w:rPr>
+              <w:t xml:space="preserve">28/01/2026</w:t>
             </w:r>
           </w:p>
         </w:tc>

--- a/SGB_Functionality_Audit_2026/01_SGB_Constitution/04_Minutes_of_SGB_Meeting_2026-01-28.docx
+++ b/SGB_Functionality_Audit_2026/01_SGB_Constitution/04_Minutes_of_SGB_Meeting_2026-01-28.docx
@@ -2569,6 +2569,12 @@
         <w:t xml:space="preserve">The meeting adjourned at 19:45.</w:t>
       </w:r>
     </w:p>
+    <w:p>
+      <w:pPr>
+        <w:pageBreakBefore/>
+        <w:spacing w:after="0" w:before="0"/>
+      </w:pPr>
+    </w:p>
     <w:tbl>
       <w:tblPr>
         <w:tblW w:type="dxa" w:w="10771"/>
@@ -2661,12 +2667,11 @@
           <w:tcPr>
             <w:tcW w:type="dxa" w:w="3590"/>
             <w:tcBorders>
-              <w:top w:val="single" w:color="E2E8F0" w:sz="4"/>
-              <w:left w:val="single" w:color="E2E8F0" w:sz="4"/>
-              <w:bottom w:val="single" w:color="E2E8F0" w:sz="4"/>
-              <w:right w:val="single" w:color="E2E8F0" w:sz="4"/>
+              <w:top w:val="single" w:color="CBD5E1" w:sz="4"/>
+              <w:left w:val="single" w:color="CBD5E1" w:sz="4"/>
+              <w:bottom w:val="single" w:color="CBD5E1" w:sz="4"/>
+              <w:right w:val="single" w:color="CBD5E1" w:sz="4"/>
             </w:tcBorders>
-            <w:shd w:fill="F8FAFC" w:val="clear"/>
             <w:tcMar>
               <w:top w:type="dxa" w:w="60"/>
               <w:left w:type="dxa" w:w="80"/>
@@ -2765,12 +2770,11 @@
           <w:tcPr>
             <w:tcW w:type="dxa" w:w="3590"/>
             <w:tcBorders>
-              <w:top w:val="single" w:color="E2E8F0" w:sz="4"/>
-              <w:left w:val="single" w:color="E2E8F0" w:sz="4"/>
-              <w:bottom w:val="single" w:color="E2E8F0" w:sz="4"/>
-              <w:right w:val="single" w:color="E2E8F0" w:sz="4"/>
+              <w:top w:val="single" w:color="CBD5E1" w:sz="4"/>
+              <w:left w:val="single" w:color="CBD5E1" w:sz="4"/>
+              <w:bottom w:val="single" w:color="CBD5E1" w:sz="4"/>
+              <w:right w:val="single" w:color="CBD5E1" w:sz="4"/>
             </w:tcBorders>
-            <w:shd w:fill="F8FAFC" w:val="clear"/>
             <w:tcMar>
               <w:top w:type="dxa" w:w="60"/>
               <w:left w:type="dxa" w:w="80"/>
@@ -2869,12 +2873,11 @@
           <w:tcPr>
             <w:tcW w:type="dxa" w:w="3590"/>
             <w:tcBorders>
-              <w:top w:val="single" w:color="E2E8F0" w:sz="4"/>
-              <w:left w:val="single" w:color="E2E8F0" w:sz="4"/>
-              <w:bottom w:val="single" w:color="E2E8F0" w:sz="4"/>
-              <w:right w:val="single" w:color="E2E8F0" w:sz="4"/>
+              <w:top w:val="single" w:color="CBD5E1" w:sz="4"/>
+              <w:left w:val="single" w:color="CBD5E1" w:sz="4"/>
+              <w:bottom w:val="single" w:color="CBD5E1" w:sz="4"/>
+              <w:right w:val="single" w:color="CBD5E1" w:sz="4"/>
             </w:tcBorders>
-            <w:shd w:fill="F8FAFC" w:val="clear"/>
             <w:tcMar>
               <w:top w:type="dxa" w:w="60"/>
               <w:left w:type="dxa" w:w="80"/>

--- a/SGB_Functionality_Audit_2026/01_SGB_Constitution/04_Minutes_of_SGB_Meeting_2026-01-28.docx
+++ b/SGB_Functionality_Audit_2026/01_SGB_Constitution/04_Minutes_of_SGB_Meeting_2026-01-28.docx
@@ -2694,7 +2694,7 @@
           </w:p>
           <w:p>
             <w:pPr>
-              <w:spacing w:after="30" w:before="0"/>
+              <w:spacing w:after="90" w:before="0"/>
             </w:pPr>
             <w:r>
               <w:rPr>
@@ -2742,7 +2742,8 @@
           </w:p>
           <w:p>
             <w:pPr>
-              <w:spacing w:after="0" w:before="10"/>
+              <w:spacing w:after="0" w:before="40"/>
+              <w:jc w:val="right"/>
             </w:pPr>
             <w:r>
               <w:rPr>
@@ -2753,7 +2754,7 @@
                 <w:sz w:val="18"/>
                 <w:szCs w:val="18"/>
               </w:rPr>
-              <w:t xml:space="preserve">Date: </w:t>
+              <w:t xml:space="preserve">DATE: </w:t>
             </w:r>
             <w:r>
               <w:rPr>
@@ -2797,7 +2798,7 @@
           </w:p>
           <w:p>
             <w:pPr>
-              <w:spacing w:after="30" w:before="0"/>
+              <w:spacing w:after="90" w:before="0"/>
             </w:pPr>
             <w:r>
               <w:rPr>
@@ -2845,7 +2846,8 @@
           </w:p>
           <w:p>
             <w:pPr>
-              <w:spacing w:after="0" w:before="10"/>
+              <w:spacing w:after="0" w:before="40"/>
+              <w:jc w:val="right"/>
             </w:pPr>
             <w:r>
               <w:rPr>
@@ -2856,7 +2858,7 @@
                 <w:sz w:val="18"/>
                 <w:szCs w:val="18"/>
               </w:rPr>
-              <w:t xml:space="preserve">Date: </w:t>
+              <w:t xml:space="preserve">DATE: </w:t>
             </w:r>
             <w:r>
               <w:rPr>
@@ -2900,7 +2902,7 @@
           </w:p>
           <w:p>
             <w:pPr>
-              <w:spacing w:after="30" w:before="0"/>
+              <w:spacing w:after="90" w:before="0"/>
             </w:pPr>
             <w:r>
               <w:rPr>
@@ -2948,7 +2950,8 @@
           </w:p>
           <w:p>
             <w:pPr>
-              <w:spacing w:after="0" w:before="10"/>
+              <w:spacing w:after="0" w:before="40"/>
+              <w:jc w:val="right"/>
             </w:pPr>
             <w:r>
               <w:rPr>
@@ -2959,7 +2962,7 @@
                 <w:sz w:val="18"/>
                 <w:szCs w:val="18"/>
               </w:rPr>
-              <w:t xml:space="preserve">Date: </w:t>
+              <w:t xml:space="preserve">DATE: </w:t>
             </w:r>
             <w:r>
               <w:rPr>

--- a/SGB_Functionality_Audit_2026/01_SGB_Constitution/04_Minutes_of_SGB_Meeting_2026-01-28.docx
+++ b/SGB_Functionality_Audit_2026/01_SGB_Constitution/04_Minutes_of_SGB_Meeting_2026-01-28.docx
@@ -1493,6 +1493,7 @@
     </w:p>
     <w:p>
       <w:pPr>
+        <w:keepLines/>
         <w:tabs>
           <w:tab w:val="left" w:pos="1700"/>
         </w:tabs>
@@ -1533,6 +1534,7 @@
     </w:p>
     <w:p>
       <w:pPr>
+        <w:keepLines/>
         <w:tabs>
           <w:tab w:val="left" w:pos="1700"/>
         </w:tabs>
@@ -1573,6 +1575,7 @@
     </w:p>
     <w:p>
       <w:pPr>
+        <w:keepLines/>
         <w:tabs>
           <w:tab w:val="left" w:pos="1700"/>
         </w:tabs>
@@ -1613,6 +1616,7 @@
     </w:p>
     <w:p>
       <w:pPr>
+        <w:keepLines/>
         <w:tabs>
           <w:tab w:val="left" w:pos="1700"/>
         </w:tabs>
@@ -1653,6 +1657,7 @@
     </w:p>
     <w:p>
       <w:pPr>
+        <w:keepLines/>
         <w:tabs>
           <w:tab w:val="left" w:pos="1700"/>
         </w:tabs>
@@ -1693,6 +1698,7 @@
     </w:p>
     <w:p>
       <w:pPr>
+        <w:keepLines/>
         <w:tabs>
           <w:tab w:val="left" w:pos="1700"/>
         </w:tabs>
@@ -1773,6 +1779,7 @@
     </w:p>
     <w:p>
       <w:pPr>
+        <w:keepLines/>
         <w:tabs>
           <w:tab w:val="left" w:pos="1700"/>
         </w:tabs>
@@ -1813,6 +1820,7 @@
     </w:p>
     <w:p>
       <w:pPr>
+        <w:keepLines/>
         <w:tabs>
           <w:tab w:val="left" w:pos="1700"/>
         </w:tabs>
@@ -1893,6 +1901,7 @@
     </w:p>
     <w:p>
       <w:pPr>
+        <w:keepLines/>
         <w:tabs>
           <w:tab w:val="left" w:pos="1700"/>
         </w:tabs>
@@ -1933,6 +1942,7 @@
     </w:p>
     <w:p>
       <w:pPr>
+        <w:keepLines/>
         <w:tabs>
           <w:tab w:val="left" w:pos="1700"/>
         </w:tabs>
@@ -2013,6 +2023,7 @@
     </w:p>
     <w:p>
       <w:pPr>
+        <w:keepLines/>
         <w:tabs>
           <w:tab w:val="left" w:pos="1700"/>
         </w:tabs>
@@ -2053,6 +2064,7 @@
     </w:p>
     <w:p>
       <w:pPr>
+        <w:keepLines/>
         <w:tabs>
           <w:tab w:val="left" w:pos="1700"/>
         </w:tabs>
@@ -2093,6 +2105,7 @@
     </w:p>
     <w:p>
       <w:pPr>
+        <w:keepLines/>
         <w:tabs>
           <w:tab w:val="left" w:pos="1700"/>
         </w:tabs>
@@ -2173,6 +2186,7 @@
     </w:p>
     <w:p>
       <w:pPr>
+        <w:keepLines/>
         <w:tabs>
           <w:tab w:val="left" w:pos="1700"/>
         </w:tabs>
@@ -2292,6 +2306,7 @@
     </w:p>
     <w:p>
       <w:pPr>
+        <w:keepLines/>
         <w:tabs>
           <w:tab w:val="left" w:pos="1700"/>
         </w:tabs>
@@ -2332,6 +2347,7 @@
     </w:p>
     <w:p>
       <w:pPr>
+        <w:keepLines/>
         <w:tabs>
           <w:tab w:val="left" w:pos="1700"/>
         </w:tabs>
@@ -2372,6 +2388,7 @@
     </w:p>
     <w:p>
       <w:pPr>
+        <w:keepLines/>
         <w:tabs>
           <w:tab w:val="left" w:pos="1700"/>
         </w:tabs>
@@ -2412,6 +2429,7 @@
     </w:p>
     <w:p>
       <w:pPr>
+        <w:keepLines/>
         <w:tabs>
           <w:tab w:val="left" w:pos="1700"/>
         </w:tabs>
@@ -2578,16 +2596,19 @@
     <w:tbl>
       <w:tblPr>
         <w:tblW w:type="dxa" w:w="10771"/>
+        <w:jc w:val="center"/>
         <w:tblBorders>
-          <w:top w:val="none"/>
-          <w:left w:val="none"/>
-          <w:bottom w:val="none"/>
-          <w:right w:val="none"/>
-          <w:insideH w:val="none"/>
-          <w:insideV w:val="none"/>
+          <w:top w:val="single" w:color="auto" w:sz="4"/>
+          <w:left w:val="single" w:color="auto" w:sz="4"/>
+          <w:bottom w:val="single" w:color="auto" w:sz="4"/>
+          <w:right w:val="single" w:color="auto" w:sz="4"/>
+          <w:insideH w:val="single" w:color="auto" w:sz="4"/>
+          <w:insideV w:val="single" w:color="auto" w:sz="4"/>
         </w:tblBorders>
       </w:tblPr>
       <w:tblGrid>
+        <w:gridCol w:w="100"/>
+        <w:gridCol w:w="100"/>
         <w:gridCol w:w="100"/>
         <w:gridCol w:w="100"/>
         <w:gridCol w:w="100"/>
@@ -2599,7 +2620,7 @@
         <w:tc>
           <w:tcPr>
             <w:tcW w:type="dxa" w:w="10771"/>
-            <w:gridSpan w:val="3"/>
+            <w:gridSpan w:val="5"/>
             <w:tcMar>
               <w:top w:type="dxa" w:w="160"/>
               <w:left w:type="dxa" w:w="0"/>
@@ -2633,7 +2654,7 @@
         <w:tc>
           <w:tcPr>
             <w:tcW w:type="dxa" w:w="10771"/>
-            <w:gridSpan w:val="3"/>
+            <w:gridSpan w:val="5"/>
             <w:tcMar>
               <w:top w:type="dxa" w:w="20"/>
               <w:left w:type="dxa" w:w="0"/>
@@ -2665,7 +2686,7 @@
         </w:trPr>
         <w:tc>
           <w:tcPr>
-            <w:tcW w:type="dxa" w:w="3590"/>
+            <w:tcW w:type="dxa" w:w="3401"/>
             <w:tcBorders>
               <w:top w:val="single" w:color="CBD5E1" w:sz="4"/>
               <w:left w:val="single" w:color="CBD5E1" w:sz="4"/>
@@ -2673,10 +2694,10 @@
               <w:right w:val="single" w:color="CBD5E1" w:sz="4"/>
             </w:tcBorders>
             <w:tcMar>
-              <w:top w:type="dxa" w:w="60"/>
-              <w:left w:type="dxa" w:w="80"/>
-              <w:bottom w:type="dxa" w:w="60"/>
-              <w:right w:type="dxa" w:w="80"/>
+              <w:top w:type="dxa" w:w="120"/>
+              <w:left w:type="dxa" w:w="140"/>
+              <w:bottom w:type="dxa" w:w="120"/>
+              <w:right w:type="dxa" w:w="140"/>
             </w:tcMar>
           </w:tcPr>
           <w:p>
@@ -2769,7 +2790,29 @@
         </w:tc>
         <w:tc>
           <w:tcPr>
-            <w:tcW w:type="dxa" w:w="3590"/>
+            <w:tcW w:type="dxa" w:w="283"/>
+            <w:tcBorders>
+              <w:top w:val="none"/>
+              <w:left w:val="none"/>
+              <w:bottom w:val="none"/>
+              <w:right w:val="none"/>
+            </w:tcBorders>
+            <w:tcMar>
+              <w:top w:type="dxa" w:w="0"/>
+              <w:left w:type="dxa" w:w="0"/>
+              <w:bottom w:type="dxa" w:w="0"/>
+              <w:right w:type="dxa" w:w="0"/>
+            </w:tcMar>
+          </w:tcPr>
+          <w:p>
+            <w:pPr>
+              <w:spacing w:after="0" w:before="0"/>
+            </w:pPr>
+          </w:p>
+        </w:tc>
+        <w:tc>
+          <w:tcPr>
+            <w:tcW w:type="dxa" w:w="3401"/>
             <w:tcBorders>
               <w:top w:val="single" w:color="CBD5E1" w:sz="4"/>
               <w:left w:val="single" w:color="CBD5E1" w:sz="4"/>
@@ -2777,10 +2820,10 @@
               <w:right w:val="single" w:color="CBD5E1" w:sz="4"/>
             </w:tcBorders>
             <w:tcMar>
-              <w:top w:type="dxa" w:w="60"/>
-              <w:left w:type="dxa" w:w="80"/>
-              <w:bottom w:type="dxa" w:w="60"/>
-              <w:right w:type="dxa" w:w="80"/>
+              <w:top w:type="dxa" w:w="120"/>
+              <w:left w:type="dxa" w:w="140"/>
+              <w:bottom w:type="dxa" w:w="120"/>
+              <w:right w:type="dxa" w:w="140"/>
             </w:tcMar>
           </w:tcPr>
           <w:p>
@@ -2873,7 +2916,29 @@
         </w:tc>
         <w:tc>
           <w:tcPr>
-            <w:tcW w:type="dxa" w:w="3590"/>
+            <w:tcW w:type="dxa" w:w="283"/>
+            <w:tcBorders>
+              <w:top w:val="none"/>
+              <w:left w:val="none"/>
+              <w:bottom w:val="none"/>
+              <w:right w:val="none"/>
+            </w:tcBorders>
+            <w:tcMar>
+              <w:top w:type="dxa" w:w="0"/>
+              <w:left w:type="dxa" w:w="0"/>
+              <w:bottom w:type="dxa" w:w="0"/>
+              <w:right w:type="dxa" w:w="0"/>
+            </w:tcMar>
+          </w:tcPr>
+          <w:p>
+            <w:pPr>
+              <w:spacing w:after="0" w:before="0"/>
+            </w:pPr>
+          </w:p>
+        </w:tc>
+        <w:tc>
+          <w:tcPr>
+            <w:tcW w:type="dxa" w:w="3401"/>
             <w:tcBorders>
               <w:top w:val="single" w:color="CBD5E1" w:sz="4"/>
               <w:left w:val="single" w:color="CBD5E1" w:sz="4"/>
@@ -2881,10 +2946,10 @@
               <w:right w:val="single" w:color="CBD5E1" w:sz="4"/>
             </w:tcBorders>
             <w:tcMar>
-              <w:top w:type="dxa" w:w="60"/>
-              <w:left w:type="dxa" w:w="80"/>
-              <w:bottom w:type="dxa" w:w="60"/>
-              <w:right w:type="dxa" w:w="80"/>
+              <w:top w:type="dxa" w:w="120"/>
+              <w:left w:type="dxa" w:w="140"/>
+              <w:bottom w:type="dxa" w:w="120"/>
+              <w:right w:type="dxa" w:w="140"/>
             </w:tcMar>
           </w:tcPr>
           <w:p>

--- a/SGB_Functionality_Audit_2026/01_SGB_Constitution/04_Minutes_of_SGB_Meeting_2026-01-28.docx
+++ b/SGB_Functionality_Audit_2026/01_SGB_Constitution/04_Minutes_of_SGB_Meeting_2026-01-28.docx
@@ -2593,22 +2593,53 @@
         <w:spacing w:after="0" w:before="0"/>
       </w:pPr>
     </w:p>
+    <w:p>
+      <w:pPr>
+        <w:keepLines/>
+        <w:spacing w:after="40" w:before="160"/>
+      </w:pPr>
+      <w:r>
+        <w:rPr>
+          <w:rFonts w:ascii="Arial" w:cs="Arial" w:eastAsia="Arial" w:hAnsi="Arial"/>
+          <w:b/>
+          <w:bCs/>
+          <w:color w:val="0C2340"/>
+          <w:sz w:val="22"/>
+          <w:szCs w:val="22"/>
+        </w:rPr>
+        <w:t xml:space="preserve">CONFIRMATION AND CERTIFICATION OF MINUTES</w:t>
+      </w:r>
+    </w:p>
+    <w:p>
+      <w:pPr>
+        <w:keepLines/>
+        <w:spacing w:after="120" w:before="20" w:line="276"/>
+        <w:jc w:val="both"/>
+      </w:pPr>
+      <w:r>
+        <w:rPr>
+          <w:rFonts w:ascii="Arial" w:cs="Arial" w:eastAsia="Arial" w:hAnsi="Arial"/>
+          <w:color w:val="1A1A1A"/>
+          <w:sz w:val="20"/>
+          <w:szCs w:val="20"/>
+        </w:rPr>
+        <w:t xml:space="preserve">These minutes were examined, approved, and signed as a true and accurate record of proceedings:</w:t>
+      </w:r>
+    </w:p>
     <w:tbl>
       <w:tblPr>
         <w:tblW w:type="dxa" w:w="10771"/>
         <w:jc w:val="center"/>
         <w:tblBorders>
-          <w:top w:val="single" w:color="auto" w:sz="4"/>
-          <w:left w:val="single" w:color="auto" w:sz="4"/>
-          <w:bottom w:val="single" w:color="auto" w:sz="4"/>
-          <w:right w:val="single" w:color="auto" w:sz="4"/>
-          <w:insideH w:val="single" w:color="auto" w:sz="4"/>
-          <w:insideV w:val="single" w:color="auto" w:sz="4"/>
+          <w:top w:val="none"/>
+          <w:left w:val="none"/>
+          <w:bottom w:val="none"/>
+          <w:right w:val="none"/>
+          <w:insideH w:val="none"/>
+          <w:insideV w:val="none"/>
         </w:tblBorders>
       </w:tblPr>
       <w:tblGrid>
-        <w:gridCol w:w="100"/>
-        <w:gridCol w:w="100"/>
         <w:gridCol w:w="100"/>
         <w:gridCol w:w="100"/>
         <w:gridCol w:w="100"/>
@@ -2619,90 +2650,23 @@
         </w:trPr>
         <w:tc>
           <w:tcPr>
-            <w:tcW w:type="dxa" w:w="10771"/>
-            <w:gridSpan w:val="5"/>
-            <w:tcMar>
-              <w:top w:type="dxa" w:w="160"/>
-              <w:left w:type="dxa" w:w="0"/>
-              <w:bottom w:type="dxa" w:w="40"/>
-              <w:right w:type="dxa" w:w="0"/>
-            </w:tcMar>
-          </w:tcPr>
-          <w:p>
-            <w:pPr>
-              <w:keepLines/>
-              <w:spacing w:after="40" w:before="160"/>
-            </w:pPr>
-            <w:r>
-              <w:rPr>
-                <w:rFonts w:ascii="Arial" w:cs="Arial" w:eastAsia="Arial" w:hAnsi="Arial"/>
-                <w:b/>
-                <w:bCs/>
-                <w:color w:val="0C2340"/>
-                <w:sz w:val="22"/>
-                <w:szCs w:val="22"/>
-              </w:rPr>
-              <w:t xml:space="preserve">CONFIRMATION AND CERTIFICATION OF MINUTES</w:t>
-            </w:r>
-          </w:p>
-        </w:tc>
-      </w:tr>
-      <w:tr>
-        <w:trPr>
-          <w:cantSplit/>
-        </w:trPr>
-        <w:tc>
-          <w:tcPr>
-            <w:tcW w:type="dxa" w:w="10771"/>
-            <w:gridSpan w:val="5"/>
-            <w:tcMar>
-              <w:top w:type="dxa" w:w="20"/>
-              <w:left w:type="dxa" w:w="0"/>
-              <w:bottom w:type="dxa" w:w="80"/>
-              <w:right w:type="dxa" w:w="0"/>
-            </w:tcMar>
-          </w:tcPr>
-          <w:p>
-            <w:pPr>
-              <w:keepLines/>
-              <w:spacing w:after="80" w:before="20" w:line="276"/>
-              <w:jc w:val="both"/>
-            </w:pPr>
-            <w:r>
-              <w:rPr>
-                <w:rFonts w:ascii="Arial" w:cs="Arial" w:eastAsia="Arial" w:hAnsi="Arial"/>
-                <w:color w:val="1A1A1A"/>
-                <w:sz w:val="20"/>
-                <w:szCs w:val="20"/>
-              </w:rPr>
-              <w:t xml:space="preserve">These minutes were examined, approved, and signed as a true and accurate record of proceedings:</w:t>
-            </w:r>
-          </w:p>
-        </w:tc>
-      </w:tr>
-      <w:tr>
-        <w:trPr>
-          <w:cantSplit/>
-        </w:trPr>
-        <w:tc>
-          <w:tcPr>
-            <w:tcW w:type="dxa" w:w="3401"/>
+            <w:tcW w:type="dxa" w:w="3590"/>
             <w:tcBorders>
-              <w:top w:val="single" w:color="CBD5E1" w:sz="4"/>
-              <w:left w:val="single" w:color="CBD5E1" w:sz="4"/>
-              <w:bottom w:val="single" w:color="CBD5E1" w:sz="4"/>
-              <w:right w:val="single" w:color="CBD5E1" w:sz="4"/>
+              <w:top w:val="none"/>
+              <w:left w:val="none"/>
+              <w:bottom w:val="none"/>
+              <w:right w:val="none"/>
             </w:tcBorders>
             <w:tcMar>
-              <w:top w:type="dxa" w:w="120"/>
+              <w:top w:type="dxa" w:w="40"/>
               <w:left w:type="dxa" w:w="140"/>
-              <w:bottom w:type="dxa" w:w="120"/>
+              <w:bottom w:type="dxa" w:w="80"/>
               <w:right w:type="dxa" w:w="140"/>
             </w:tcMar>
           </w:tcPr>
           <w:p>
             <w:pPr>
-              <w:spacing w:after="0" w:before="200"/>
+              <w:spacing w:after="0" w:before="180"/>
             </w:pPr>
           </w:p>
           <w:p>
@@ -2790,7 +2754,7 @@
         </w:tc>
         <w:tc>
           <w:tcPr>
-            <w:tcW w:type="dxa" w:w="283"/>
+            <w:tcW w:type="dxa" w:w="3590"/>
             <w:tcBorders>
               <w:top w:val="none"/>
               <w:left w:val="none"/>
@@ -2798,37 +2762,15 @@
               <w:right w:val="none"/>
             </w:tcBorders>
             <w:tcMar>
-              <w:top w:type="dxa" w:w="0"/>
-              <w:left w:type="dxa" w:w="0"/>
-              <w:bottom w:type="dxa" w:w="0"/>
-              <w:right w:type="dxa" w:w="0"/>
-            </w:tcMar>
-          </w:tcPr>
-          <w:p>
-            <w:pPr>
-              <w:spacing w:after="0" w:before="0"/>
-            </w:pPr>
-          </w:p>
-        </w:tc>
-        <w:tc>
-          <w:tcPr>
-            <w:tcW w:type="dxa" w:w="3401"/>
-            <w:tcBorders>
-              <w:top w:val="single" w:color="CBD5E1" w:sz="4"/>
-              <w:left w:val="single" w:color="CBD5E1" w:sz="4"/>
-              <w:bottom w:val="single" w:color="CBD5E1" w:sz="4"/>
-              <w:right w:val="single" w:color="CBD5E1" w:sz="4"/>
-            </w:tcBorders>
-            <w:tcMar>
-              <w:top w:type="dxa" w:w="120"/>
+              <w:top w:type="dxa" w:w="40"/>
               <w:left w:type="dxa" w:w="140"/>
-              <w:bottom w:type="dxa" w:w="120"/>
+              <w:bottom w:type="dxa" w:w="80"/>
               <w:right w:type="dxa" w:w="140"/>
             </w:tcMar>
           </w:tcPr>
           <w:p>
             <w:pPr>
-              <w:spacing w:after="0" w:before="200"/>
+              <w:spacing w:after="0" w:before="180"/>
             </w:pPr>
           </w:p>
           <w:p>
@@ -2916,7 +2858,7 @@
         </w:tc>
         <w:tc>
           <w:tcPr>
-            <w:tcW w:type="dxa" w:w="283"/>
+            <w:tcW w:type="dxa" w:w="3590"/>
             <w:tcBorders>
               <w:top w:val="none"/>
               <w:left w:val="none"/>
@@ -2924,37 +2866,15 @@
               <w:right w:val="none"/>
             </w:tcBorders>
             <w:tcMar>
-              <w:top w:type="dxa" w:w="0"/>
-              <w:left w:type="dxa" w:w="0"/>
-              <w:bottom w:type="dxa" w:w="0"/>
-              <w:right w:type="dxa" w:w="0"/>
-            </w:tcMar>
-          </w:tcPr>
-          <w:p>
-            <w:pPr>
-              <w:spacing w:after="0" w:before="0"/>
-            </w:pPr>
-          </w:p>
-        </w:tc>
-        <w:tc>
-          <w:tcPr>
-            <w:tcW w:type="dxa" w:w="3401"/>
-            <w:tcBorders>
-              <w:top w:val="single" w:color="CBD5E1" w:sz="4"/>
-              <w:left w:val="single" w:color="CBD5E1" w:sz="4"/>
-              <w:bottom w:val="single" w:color="CBD5E1" w:sz="4"/>
-              <w:right w:val="single" w:color="CBD5E1" w:sz="4"/>
-            </w:tcBorders>
-            <w:tcMar>
-              <w:top w:type="dxa" w:w="120"/>
+              <w:top w:type="dxa" w:w="40"/>
               <w:left w:type="dxa" w:w="140"/>
-              <w:bottom w:type="dxa" w:w="120"/>
+              <w:bottom w:type="dxa" w:w="80"/>
               <w:right w:type="dxa" w:w="140"/>
             </w:tcMar>
           </w:tcPr>
           <w:p>
             <w:pPr>
-              <w:spacing w:after="0" w:before="200"/>
+              <w:spacing w:after="0" w:before="180"/>
             </w:pPr>
           </w:p>
           <w:p>

--- a/SGB_Functionality_Audit_2026/01_SGB_Constitution/04_Minutes_of_SGB_Meeting_2026-01-28.docx
+++ b/SGB_Functionality_Audit_2026/01_SGB_Constitution/04_Minutes_of_SGB_Meeting_2026-01-28.docx
@@ -698,6 +698,7 @@
     </w:p>
     <w:p>
       <w:pPr>
+        <w:keepLines/>
         <w:tabs>
           <w:tab w:val="left" w:pos="566"/>
         </w:tabs>
@@ -737,6 +738,7 @@
     </w:p>
     <w:p>
       <w:pPr>
+        <w:keepLines/>
         <w:tabs>
           <w:tab w:val="left" w:pos="566"/>
         </w:tabs>
@@ -777,6 +779,7 @@
     </w:p>
     <w:p>
       <w:pPr>
+        <w:keepLines/>
         <w:tabs>
           <w:tab w:val="left" w:pos="566"/>
         </w:tabs>
@@ -817,6 +820,7 @@
     </w:p>
     <w:p>
       <w:pPr>
+        <w:keepLines/>
         <w:tabs>
           <w:tab w:val="left" w:pos="566"/>
         </w:tabs>
@@ -857,6 +861,7 @@
     </w:p>
     <w:p>
       <w:pPr>
+        <w:keepLines/>
         <w:tabs>
           <w:tab w:val="left" w:pos="566"/>
         </w:tabs>
@@ -897,6 +902,7 @@
     </w:p>
     <w:p>
       <w:pPr>
+        <w:keepLines/>
         <w:tabs>
           <w:tab w:val="left" w:pos="566"/>
         </w:tabs>
@@ -937,6 +943,7 @@
     </w:p>
     <w:p>
       <w:pPr>
+        <w:keepLines/>
         <w:tabs>
           <w:tab w:val="left" w:pos="566"/>
         </w:tabs>
@@ -976,6 +983,7 @@
     </w:p>
     <w:p>
       <w:pPr>
+        <w:keepLines/>
         <w:tabs>
           <w:tab w:val="left" w:pos="566"/>
         </w:tabs>
@@ -1016,6 +1024,7 @@
     </w:p>
     <w:p>
       <w:pPr>
+        <w:keepLines/>
         <w:tabs>
           <w:tab w:val="left" w:pos="566"/>
         </w:tabs>
@@ -1056,6 +1065,7 @@
     </w:p>
     <w:p>
       <w:pPr>
+        <w:keepLines/>
         <w:tabs>
           <w:tab w:val="left" w:pos="566"/>
         </w:tabs>
@@ -1096,6 +1106,7 @@
     </w:p>
     <w:p>
       <w:pPr>
+        <w:keepLines/>
         <w:tabs>
           <w:tab w:val="left" w:pos="566"/>
         </w:tabs>
@@ -1135,6 +1146,7 @@
     </w:p>
     <w:p>
       <w:pPr>
+        <w:keepLines/>
         <w:tabs>
           <w:tab w:val="left" w:pos="566"/>
         </w:tabs>
@@ -1175,6 +1187,7 @@
     </w:p>
     <w:p>
       <w:pPr>
+        <w:keepLines/>
         <w:tabs>
           <w:tab w:val="left" w:pos="566"/>
         </w:tabs>
@@ -1215,6 +1228,7 @@
     </w:p>
     <w:p>
       <w:pPr>
+        <w:keepLines/>
         <w:tabs>
           <w:tab w:val="left" w:pos="566"/>
         </w:tabs>
@@ -1255,6 +1269,7 @@
     </w:p>
     <w:p>
       <w:pPr>
+        <w:keepLines/>
         <w:tabs>
           <w:tab w:val="left" w:pos="566"/>
         </w:tabs>
@@ -1294,6 +1309,7 @@
     </w:p>
     <w:p>
       <w:pPr>
+        <w:keepLines/>
         <w:tabs>
           <w:tab w:val="left" w:pos="566"/>
         </w:tabs>
@@ -1334,6 +1350,7 @@
     </w:p>
     <w:p>
       <w:pPr>
+        <w:keepLines/>
         <w:tabs>
           <w:tab w:val="left" w:pos="566"/>
         </w:tabs>
@@ -1374,6 +1391,7 @@
     </w:p>
     <w:p>
       <w:pPr>
+        <w:keepLines/>
         <w:tabs>
           <w:tab w:val="left" w:pos="566"/>
         </w:tabs>
@@ -1413,6 +1431,7 @@
     </w:p>
     <w:p>
       <w:pPr>
+        <w:keepLines/>
         <w:tabs>
           <w:tab w:val="left" w:pos="566"/>
         </w:tabs>
@@ -1453,6 +1472,7 @@
     </w:p>
     <w:p>
       <w:pPr>
+        <w:keepLines/>
         <w:tabs>
           <w:tab w:val="left" w:pos="566"/>
         </w:tabs>
@@ -1739,6 +1759,7 @@
     </w:p>
     <w:p>
       <w:pPr>
+        <w:keepLines/>
         <w:tabs>
           <w:tab w:val="left" w:pos="566"/>
         </w:tabs>
@@ -1861,6 +1882,7 @@
     </w:p>
     <w:p>
       <w:pPr>
+        <w:keepLines/>
         <w:tabs>
           <w:tab w:val="left" w:pos="566"/>
         </w:tabs>
@@ -1983,6 +2005,7 @@
     </w:p>
     <w:p>
       <w:pPr>
+        <w:keepLines/>
         <w:tabs>
           <w:tab w:val="left" w:pos="566"/>
         </w:tabs>
@@ -2146,6 +2169,7 @@
     </w:p>
     <w:p>
       <w:pPr>
+        <w:keepLines/>
         <w:tabs>
           <w:tab w:val="left" w:pos="566"/>
         </w:tabs>
@@ -2227,6 +2251,7 @@
     </w:p>
     <w:p>
       <w:pPr>
+        <w:keepLines/>
         <w:tabs>
           <w:tab w:val="left" w:pos="566"/>
         </w:tabs>
@@ -2266,6 +2291,7 @@
     </w:p>
     <w:p>
       <w:pPr>
+        <w:keepLines/>
         <w:tabs>
           <w:tab w:val="left" w:pos="566"/>
         </w:tabs>
@@ -2470,6 +2496,7 @@
     </w:p>
     <w:p>
       <w:pPr>
+        <w:keepLines/>
         <w:tabs>
           <w:tab w:val="left" w:pos="566"/>
         </w:tabs>
@@ -2509,6 +2536,7 @@
     </w:p>
     <w:p>
       <w:pPr>
+        <w:keepLines/>
         <w:tabs>
           <w:tab w:val="left" w:pos="566"/>
         </w:tabs>
@@ -2549,6 +2577,7 @@
     </w:p>
     <w:p>
       <w:pPr>
+        <w:keepLines/>
         <w:tabs>
           <w:tab w:val="left" w:pos="566"/>
         </w:tabs>

--- a/SGB_Functionality_Audit_2026/01_SGB_Constitution/04_Minutes_of_SGB_Meeting_2026-01-28.docx
+++ b/SGB_Functionality_Audit_2026/01_SGB_Constitution/04_Minutes_of_SGB_Meeting_2026-01-28.docx
@@ -2672,6 +2672,8 @@
         <w:gridCol w:w="100"/>
         <w:gridCol w:w="100"/>
         <w:gridCol w:w="100"/>
+        <w:gridCol w:w="100"/>
+        <w:gridCol w:w="100"/>
       </w:tblGrid>
       <w:tr>
         <w:trPr>
@@ -2679,18 +2681,18 @@
         </w:trPr>
         <w:tc>
           <w:tcPr>
-            <w:tcW w:type="dxa" w:w="3590"/>
+            <w:tcW w:type="dxa" w:w="3401"/>
             <w:tcBorders>
-              <w:top w:val="none"/>
-              <w:left w:val="none"/>
-              <w:bottom w:val="none"/>
-              <w:right w:val="none"/>
+              <w:top w:val="single" w:color="94A3B8" w:sz="6"/>
+              <w:left w:val="single" w:color="94A3B8" w:sz="6"/>
+              <w:bottom w:val="single" w:color="94A3B8" w:sz="6"/>
+              <w:right w:val="single" w:color="94A3B8" w:sz="6"/>
             </w:tcBorders>
             <w:tcMar>
-              <w:top w:type="dxa" w:w="40"/>
-              <w:left w:type="dxa" w:w="140"/>
-              <w:bottom w:type="dxa" w:w="80"/>
-              <w:right w:type="dxa" w:w="140"/>
+              <w:top w:type="dxa" w:w="100"/>
+              <w:left w:type="dxa" w:w="160"/>
+              <w:bottom w:type="dxa" w:w="100"/>
+              <w:right w:type="dxa" w:w="160"/>
             </w:tcMar>
           </w:tcPr>
           <w:p>
@@ -2783,7 +2785,7 @@
         </w:tc>
         <w:tc>
           <w:tcPr>
-            <w:tcW w:type="dxa" w:w="3590"/>
+            <w:tcW w:type="dxa" w:w="283"/>
             <w:tcBorders>
               <w:top w:val="none"/>
               <w:left w:val="none"/>
@@ -2791,10 +2793,32 @@
               <w:right w:val="none"/>
             </w:tcBorders>
             <w:tcMar>
-              <w:top w:type="dxa" w:w="40"/>
-              <w:left w:type="dxa" w:w="140"/>
-              <w:bottom w:type="dxa" w:w="80"/>
-              <w:right w:type="dxa" w:w="140"/>
+              <w:top w:type="dxa" w:w="0"/>
+              <w:left w:type="dxa" w:w="0"/>
+              <w:bottom w:type="dxa" w:w="0"/>
+              <w:right w:type="dxa" w:w="0"/>
+            </w:tcMar>
+          </w:tcPr>
+          <w:p>
+            <w:pPr>
+              <w:spacing w:after="0" w:before="0"/>
+            </w:pPr>
+          </w:p>
+        </w:tc>
+        <w:tc>
+          <w:tcPr>
+            <w:tcW w:type="dxa" w:w="3401"/>
+            <w:tcBorders>
+              <w:top w:val="single" w:color="94A3B8" w:sz="6"/>
+              <w:left w:val="single" w:color="94A3B8" w:sz="6"/>
+              <w:bottom w:val="single" w:color="94A3B8" w:sz="6"/>
+              <w:right w:val="single" w:color="94A3B8" w:sz="6"/>
+            </w:tcBorders>
+            <w:tcMar>
+              <w:top w:type="dxa" w:w="100"/>
+              <w:left w:type="dxa" w:w="160"/>
+              <w:bottom w:type="dxa" w:w="100"/>
+              <w:right w:type="dxa" w:w="160"/>
             </w:tcMar>
           </w:tcPr>
           <w:p>
@@ -2887,7 +2911,7 @@
         </w:tc>
         <w:tc>
           <w:tcPr>
-            <w:tcW w:type="dxa" w:w="3590"/>
+            <w:tcW w:type="dxa" w:w="283"/>
             <w:tcBorders>
               <w:top w:val="none"/>
               <w:left w:val="none"/>
@@ -2895,10 +2919,32 @@
               <w:right w:val="none"/>
             </w:tcBorders>
             <w:tcMar>
-              <w:top w:type="dxa" w:w="40"/>
-              <w:left w:type="dxa" w:w="140"/>
-              <w:bottom w:type="dxa" w:w="80"/>
-              <w:right w:type="dxa" w:w="140"/>
+              <w:top w:type="dxa" w:w="0"/>
+              <w:left w:type="dxa" w:w="0"/>
+              <w:bottom w:type="dxa" w:w="0"/>
+              <w:right w:type="dxa" w:w="0"/>
+            </w:tcMar>
+          </w:tcPr>
+          <w:p>
+            <w:pPr>
+              <w:spacing w:after="0" w:before="0"/>
+            </w:pPr>
+          </w:p>
+        </w:tc>
+        <w:tc>
+          <w:tcPr>
+            <w:tcW w:type="dxa" w:w="3401"/>
+            <w:tcBorders>
+              <w:top w:val="single" w:color="94A3B8" w:sz="6"/>
+              <w:left w:val="single" w:color="94A3B8" w:sz="6"/>
+              <w:bottom w:val="single" w:color="94A3B8" w:sz="6"/>
+              <w:right w:val="single" w:color="94A3B8" w:sz="6"/>
+            </w:tcBorders>
+            <w:tcMar>
+              <w:top w:type="dxa" w:w="100"/>
+              <w:left w:type="dxa" w:w="160"/>
+              <w:bottom w:type="dxa" w:w="100"/>
+              <w:right w:type="dxa" w:w="160"/>
             </w:tcMar>
           </w:tcPr>
           <w:p>

--- a/SGB_Functionality_Audit_2026/01_SGB_Constitution/04_Minutes_of_SGB_Meeting_2026-01-28.docx
+++ b/SGB_Functionality_Audit_2026/01_SGB_Constitution/04_Minutes_of_SGB_Meeting_2026-01-28.docx
@@ -3181,6 +3181,9 @@
       <w:pBdr>
         <w:bottom w:val="single" w:color="CBD5E1" w:sz="6"/>
       </w:pBdr>
+      <w:tabs>
+        <w:tab w:val="right" w:pos="10771"/>
+      </w:tabs>
       <w:spacing w:after="80" w:before="0"/>
     </w:pPr>
     <w:r>

--- a/SGB_Functionality_Audit_2026/01_SGB_Constitution/04_Minutes_of_SGB_Meeting_2026-01-28.docx
+++ b/SGB_Functionality_Audit_2026/01_SGB_Constitution/04_Minutes_of_SGB_Meeting_2026-01-28.docx
@@ -3032,6 +3032,312 @@
                 <w:szCs w:val="18"/>
               </w:rPr>
               <w:t xml:space="preserve">28/01/2026</w:t>
+            </w:r>
+          </w:p>
+        </w:tc>
+      </w:tr>
+    </w:tbl>
+    <w:p>
+      <w:pPr>
+        <w:spacing w:after="0" w:before="140"/>
+      </w:pPr>
+    </w:p>
+    <w:tbl>
+      <w:tblPr>
+        <w:tblW w:type="dxa" w:w="3590"/>
+        <w:jc w:val="left"/>
+        <w:tblBorders>
+          <w:top w:val="dashed" w:color="94A3B8" w:sz="6"/>
+          <w:left w:val="dashed" w:color="94A3B8" w:sz="6"/>
+          <w:bottom w:val="dashed" w:color="94A3B8" w:sz="6"/>
+          <w:right w:val="dashed" w:color="94A3B8" w:sz="6"/>
+          <w:insideH w:val="single" w:color="auto" w:sz="4"/>
+          <w:insideV w:val="single" w:color="auto" w:sz="4"/>
+        </w:tblBorders>
+      </w:tblPr>
+      <w:tblGrid>
+        <w:gridCol w:w="100"/>
+      </w:tblGrid>
+      <w:tr>
+        <w:trPr>
+          <w:cantSplit/>
+        </w:trPr>
+        <w:tc>
+          <w:tcPr>
+            <w:tcW w:type="dxa" w:w="3590"/>
+            <w:shd w:fill="F8FAFC" w:val="clear"/>
+            <w:tcMar>
+              <w:top w:type="dxa" w:w="100"/>
+              <w:left w:type="dxa" w:w="140"/>
+              <w:bottom w:type="dxa" w:w="100"/>
+              <w:right w:type="dxa" w:w="140"/>
+            </w:tcMar>
+          </w:tcPr>
+          <w:p>
+            <w:pPr>
+              <w:spacing w:after="30" w:before="60"/>
+              <w:jc w:val="center"/>
+            </w:pPr>
+            <w:r>
+              <w:rPr>
+                <w:rFonts w:ascii="Arial" w:cs="Arial" w:eastAsia="Arial" w:hAnsi="Arial"/>
+                <w:b/>
+                <w:bCs/>
+                <w:color w:val="475569"/>
+                <w:sz w:val="15"/>
+                <w:szCs w:val="15"/>
+              </w:rPr>
+              <w:t xml:space="preserve">OFFICIAL SCHOOL STAMP</w:t>
+            </w:r>
+          </w:p>
+          <w:p>
+            <w:pPr>
+              <w:spacing w:after="80" w:before="80"/>
+              <w:jc w:val="center"/>
+            </w:pPr>
+            <w:r>
+              <w:rPr>
+                <w:rFonts w:ascii="Arial" w:cs="Arial" w:eastAsia="Arial" w:hAnsi="Arial"/>
+                <w:color w:val="94A3B8"/>
+                <w:sz w:val="14"/>
+                <w:szCs w:val="14"/>
+              </w:rPr>
+              <w:t xml:space="preserve">(Place Official School Date Stamp Here)</w:t>
+            </w:r>
+          </w:p>
+        </w:tc>
+      </w:tr>
+    </w:tbl>
+    <w:p>
+      <w:pPr>
+        <w:keepLines/>
+        <w:spacing w:after="30" w:before="180"/>
+      </w:pPr>
+      <w:r>
+        <w:rPr>
+          <w:rFonts w:ascii="Arial" w:cs="Arial" w:eastAsia="Arial" w:hAnsi="Arial"/>
+          <w:b/>
+          <w:bCs/>
+          <w:color w:val="0C2340"/>
+          <w:sz w:val="18"/>
+          <w:szCs w:val="18"/>
+        </w:rPr>
+        <w:t xml:space="preserve">DISTRICT ENDORSEMENT &amp; RECORD OF RECEIPT</w:t>
+      </w:r>
+    </w:p>
+    <w:p>
+      <w:pPr>
+        <w:keepLines/>
+        <w:spacing w:after="60" w:before="0"/>
+      </w:pPr>
+      <w:r>
+        <w:rPr>
+          <w:rFonts w:ascii="Arial" w:cs="Arial" w:eastAsia="Arial" w:hAnsi="Arial"/>
+          <w:color w:val="1A1A1A"/>
+          <w:sz w:val="18"/>
+          <w:szCs w:val="18"/>
+        </w:rPr>
+        <w:t xml:space="preserve">Received, verified, and endorsed for departmental records by the District Office:</w:t>
+      </w:r>
+    </w:p>
+    <w:tbl>
+      <w:tblPr>
+        <w:tblW w:type="dxa" w:w="10771"/>
+        <w:jc w:val="center"/>
+        <w:tblBorders>
+          <w:top w:val="none"/>
+          <w:left w:val="none"/>
+          <w:bottom w:val="none"/>
+          <w:right w:val="none"/>
+          <w:insideH w:val="none"/>
+          <w:insideV w:val="none"/>
+        </w:tblBorders>
+      </w:tblPr>
+      <w:tblGrid>
+        <w:gridCol w:w="100"/>
+        <w:gridCol w:w="100"/>
+        <w:gridCol w:w="100"/>
+      </w:tblGrid>
+      <w:tr>
+        <w:trPr>
+          <w:cantSplit/>
+        </w:trPr>
+        <w:tc>
+          <w:tcPr>
+            <w:tcW w:type="dxa" w:w="5244"/>
+            <w:tcBorders>
+              <w:top w:val="dashed" w:color="94A3B8" w:sz="6"/>
+              <w:left w:val="dashed" w:color="94A3B8" w:sz="6"/>
+              <w:bottom w:val="dashed" w:color="94A3B8" w:sz="6"/>
+              <w:right w:val="dashed" w:color="94A3B8" w:sz="6"/>
+            </w:tcBorders>
+            <w:shd w:fill="F8FAFC" w:val="clear"/>
+            <w:tcMar>
+              <w:top w:type="dxa" w:w="120"/>
+              <w:left w:type="dxa" w:w="160"/>
+              <w:bottom w:type="dxa" w:w="120"/>
+              <w:right w:type="dxa" w:w="160"/>
+            </w:tcMar>
+          </w:tcPr>
+          <w:p>
+            <w:pPr>
+              <w:spacing w:after="40" w:before="80"/>
+              <w:jc w:val="center"/>
+            </w:pPr>
+            <w:r>
+              <w:rPr>
+                <w:rFonts w:ascii="Arial" w:cs="Arial" w:eastAsia="Arial" w:hAnsi="Arial"/>
+                <w:b/>
+                <w:bCs/>
+                <w:color w:val="475569"/>
+                <w:sz w:val="15"/>
+                <w:szCs w:val="15"/>
+              </w:rPr>
+              <w:t xml:space="preserve">OFFICIAL DISTRICT / CIRCUIT STAMP</w:t>
+            </w:r>
+          </w:p>
+          <w:p>
+            <w:pPr>
+              <w:spacing w:after="160" w:before="180"/>
+              <w:jc w:val="center"/>
+            </w:pPr>
+            <w:r>
+              <w:rPr>
+                <w:rFonts w:ascii="Arial" w:cs="Arial" w:eastAsia="Arial" w:hAnsi="Arial"/>
+                <w:color w:val="94A3B8"/>
+                <w:sz w:val="14"/>
+                <w:szCs w:val="14"/>
+              </w:rPr>
+              <w:t xml:space="preserve">(Place District Registry / Circuit Office Date Stamp Here)</w:t>
+            </w:r>
+          </w:p>
+        </w:tc>
+        <w:tc>
+          <w:tcPr>
+            <w:tcW w:type="dxa" w:w="283"/>
+            <w:tcBorders>
+              <w:top w:val="none"/>
+              <w:left w:val="none"/>
+              <w:bottom w:val="none"/>
+              <w:right w:val="none"/>
+            </w:tcBorders>
+            <w:tcMar>
+              <w:top w:type="dxa" w:w="0"/>
+              <w:left w:type="dxa" w:w="0"/>
+              <w:bottom w:type="dxa" w:w="0"/>
+              <w:right w:type="dxa" w:w="0"/>
+            </w:tcMar>
+          </w:tcPr>
+          <w:p>
+            <w:pPr>
+              <w:spacing w:after="0" w:before="0"/>
+            </w:pPr>
+          </w:p>
+        </w:tc>
+        <w:tc>
+          <w:tcPr>
+            <w:tcW w:type="dxa" w:w="5244"/>
+            <w:tcBorders>
+              <w:top w:val="single" w:color="94A3B8" w:sz="6"/>
+              <w:left w:val="single" w:color="94A3B8" w:sz="6"/>
+              <w:bottom w:val="single" w:color="94A3B8" w:sz="6"/>
+              <w:right w:val="single" w:color="94A3B8" w:sz="6"/>
+            </w:tcBorders>
+            <w:tcMar>
+              <w:top w:type="dxa" w:w="100"/>
+              <w:left w:type="dxa" w:w="160"/>
+              <w:bottom w:type="dxa" w:w="100"/>
+              <w:right w:type="dxa" w:w="160"/>
+            </w:tcMar>
+          </w:tcPr>
+          <w:p>
+            <w:pPr>
+              <w:spacing w:after="0" w:before="180"/>
+            </w:pPr>
+          </w:p>
+          <w:p>
+            <w:pPr>
+              <w:pBdr>
+                <w:bottom w:val="single" w:color="0C2340" w:sz="8"/>
+              </w:pBdr>
+              <w:spacing w:after="10" w:before="0"/>
+            </w:pPr>
+          </w:p>
+          <w:p>
+            <w:pPr>
+              <w:spacing w:after="90" w:before="0"/>
+            </w:pPr>
+            <w:r>
+              <w:rPr>
+                <w:rFonts w:ascii="Arial" w:cs="Arial" w:eastAsia="Arial" w:hAnsi="Arial"/>
+                <w:b/>
+                <w:bCs/>
+                <w:color w:val="64748B"/>
+                <w:sz w:val="14"/>
+                <w:szCs w:val="14"/>
+              </w:rPr>
+              <w:t xml:space="preserve">SIGNATURE</w:t>
+            </w:r>
+          </w:p>
+          <w:p>
+            <w:pPr>
+              <w:tabs>
+                <w:tab w:val="right" w:pos="4924" w:leader="underscore"/>
+              </w:tabs>
+              <w:spacing w:after="15" w:before="0"/>
+            </w:pPr>
+            <w:r>
+              <w:rPr>
+                <w:rFonts w:ascii="Arial" w:cs="Arial" w:eastAsia="Arial" w:hAnsi="Arial"/>
+                <w:b/>
+                <w:bCs/>
+                <w:color w:val="64748B"/>
+                <w:sz w:val="18"/>
+                <w:szCs w:val="18"/>
+              </w:rPr>
+              <w:t xml:space="preserve">NAME:	</w:t>
+            </w:r>
+          </w:p>
+          <w:p>
+            <w:pPr>
+              <w:spacing w:after="20" w:before="0"/>
+            </w:pPr>
+            <w:r>
+              <w:rPr>
+                <w:rFonts w:ascii="Arial" w:cs="Arial" w:eastAsia="Arial" w:hAnsi="Arial"/>
+                <w:b/>
+                <w:bCs/>
+                <w:color w:val="0C2340"/>
+                <w:sz w:val="19"/>
+                <w:szCs w:val="19"/>
+              </w:rPr>
+              <w:t xml:space="preserve">CIRCUIT MANAGER</w:t>
+            </w:r>
+          </w:p>
+          <w:p>
+            <w:pPr>
+              <w:spacing w:after="0" w:before="40"/>
+              <w:jc w:val="right"/>
+            </w:pPr>
+            <w:r>
+              <w:rPr>
+                <w:rFonts w:ascii="Arial" w:cs="Arial" w:eastAsia="Arial" w:hAnsi="Arial"/>
+                <w:b/>
+                <w:bCs/>
+                <w:color w:val="64748B"/>
+                <w:sz w:val="18"/>
+                <w:szCs w:val="18"/>
+              </w:rPr>
+              <w:t xml:space="preserve">DATE: </w:t>
+            </w:r>
+            <w:r>
+              <w:rPr>
+                <w:rFonts w:ascii="Arial" w:cs="Arial" w:eastAsia="Arial" w:hAnsi="Arial"/>
+                <w:color w:val="94A3B8"/>
+                <w:sz w:val="18"/>
+                <w:szCs w:val="18"/>
+              </w:rPr>
+              <w:t xml:space="preserve">________________________</w:t>
             </w:r>
           </w:p>
         </w:tc>

--- a/SGB_Functionality_Audit_2026/01_SGB_Constitution/04_Minutes_of_SGB_Meeting_2026-01-28.docx
+++ b/SGB_Functionality_Audit_2026/01_SGB_Constitution/04_Minutes_of_SGB_Meeting_2026-01-28.docx
@@ -129,7 +129,7 @@
                           </pic:cNvPicPr>
                         </pic:nvPicPr>
                         <pic:blipFill>
-                          <a:blip r:embed="rId9" cstate="none"/>
+                          <a:blip r:embed="rId8" cstate="none"/>
                           <a:srcRect/>
                           <a:stretch>
                             <a:fillRect/>
@@ -154,7 +154,7 @@
         </w:tc>
         <w:tc>
           <w:tcPr>
-            <w:tcW w:type="dxa" w:w="7823"/>
+            <w:tcW w:type="dxa" w:w="8730"/>
             <w:tcMar>
               <w:top w:type="dxa" w:w="10"/>
               <w:left w:type="dxa" w:w="30"/>
@@ -228,7 +228,7 @@
         </w:tc>
         <w:tc>
           <w:tcPr>
-            <w:tcW w:type="dxa" w:w="2040"/>
+            <w:tcW w:type="dxa" w:w="1133"/>
             <w:tcBorders>
               <w:top w:val="none"/>
               <w:left w:val="single" w:color="0C2340" w:sz="20"/>
@@ -237,7 +237,7 @@
             </w:tcBorders>
             <w:tcMar>
               <w:top w:type="dxa" w:w="10"/>
-              <w:left w:type="dxa" w:w="60"/>
+              <w:left w:type="dxa" w:w="90"/>
               <w:bottom w:type="dxa" w:w="10"/>
               <w:right w:type="dxa" w:w="0"/>
             </w:tcMar>
@@ -245,7 +245,7 @@
           </w:tcPr>
           <w:p>
             <w:pPr>
-              <w:spacing w:after="2" w:before="0" w:line="200"/>
+              <w:spacing w:after="30" w:before="0" w:line="220"/>
             </w:pPr>
             <w:r>
               <w:rPr>
@@ -261,7 +261,7 @@
           </w:p>
           <w:p>
             <w:pPr>
-              <w:spacing w:after="0" w:before="0" w:line="180"/>
+              <w:spacing w:after="0" w:before="20" w:line="200"/>
             </w:pPr>
             <w:r>
               <w:rPr>
@@ -315,386 +315,25 @@
           <w:sz w:val="24"/>
           <w:szCs w:val="24"/>
         </w:rPr>
+        <w:t xml:space="preserve">LADY GREY ARTS ACADEMY</w:t>
+      </w:r>
+    </w:p>
+    <w:p>
+      <w:pPr>
+        <w:keepLines/>
+        <w:spacing w:after="80" w:before="0" w:line="276"/>
+        <w:ind w:left="0"/>
+        <w:jc w:val="both"/>
+      </w:pPr>
+      <w:r>
+        <w:rPr>
+          <w:rFonts w:ascii="Arial" w:cs="Arial" w:eastAsia="Arial" w:hAnsi="Arial"/>
+          <w:color w:val="1A1A1A"/>
+          <w:sz w:val="20"/>
+          <w:szCs w:val="20"/>
+        </w:rPr>
         <w:t xml:space="preserve">LADY GREY ARTS ACADEMY • WEDNESDAY, 28 JANUARY 2026</w:t>
       </w:r>
-    </w:p>
-    <w:tbl>
-      <w:tblPr>
-        <w:tblW w:type="dxa" w:w="10771"/>
-        <w:tblBorders>
-          <w:top w:val="single" w:color="auto" w:sz="4"/>
-          <w:left w:val="single" w:color="auto" w:sz="4"/>
-          <w:bottom w:val="single" w:color="auto" w:sz="4"/>
-          <w:right w:val="single" w:color="auto" w:sz="4"/>
-          <w:insideH w:val="single" w:color="auto" w:sz="4"/>
-          <w:insideV w:val="single" w:color="auto" w:sz="4"/>
-        </w:tblBorders>
-      </w:tblPr>
-      <w:tblGrid>
-        <w:gridCol w:w="100"/>
-        <w:gridCol w:w="100"/>
-      </w:tblGrid>
-      <w:tr>
-        <w:tc>
-          <w:tcPr>
-            <w:tcW w:type="dxa" w:w="4081"/>
-            <w:shd w:fill="0C2340"/>
-            <w:tcMar>
-              <w:top w:type="dxa" w:w="100"/>
-              <w:left w:type="dxa" w:w="140"/>
-              <w:bottom w:type="dxa" w:w="100"/>
-              <w:right w:type="dxa" w:w="140"/>
-            </w:tcMar>
-          </w:tcPr>
-          <w:p>
-            <w:r>
-              <w:rPr>
-                <w:rFonts w:ascii="Arial" w:cs="Arial" w:eastAsia="Arial" w:hAnsi="Arial"/>
-                <w:b/>
-                <w:bCs/>
-                <w:color w:val="FFFFFF"/>
-                <w:sz w:val="19"/>
-                <w:szCs w:val="19"/>
-              </w:rPr>
-              <w:t xml:space="preserve">Governance Detail</w:t>
-            </w:r>
-          </w:p>
-        </w:tc>
-        <w:tc>
-          <w:tcPr>
-            <w:tcW w:type="dxa" w:w="6689"/>
-            <w:shd w:fill="0C2340"/>
-            <w:tcMar>
-              <w:top w:type="dxa" w:w="100"/>
-              <w:left w:type="dxa" w:w="140"/>
-              <w:bottom w:type="dxa" w:w="100"/>
-              <w:right w:type="dxa" w:w="140"/>
-            </w:tcMar>
-          </w:tcPr>
-          <w:p>
-            <w:r>
-              <w:rPr>
-                <w:rFonts w:ascii="Arial" w:cs="Arial" w:eastAsia="Arial" w:hAnsi="Arial"/>
-                <w:b/>
-                <w:bCs/>
-                <w:color w:val="FFFFFF"/>
-                <w:sz w:val="19"/>
-                <w:szCs w:val="19"/>
-              </w:rPr>
-              <w:t xml:space="preserve">Record Specification</w:t>
-            </w:r>
-          </w:p>
-        </w:tc>
-      </w:tr>
-      <w:tr>
-        <w:tc>
-          <w:tcPr>
-            <w:tcW w:type="dxa" w:w="4081"/>
-            <w:tcBorders>
-              <w:top w:val="single" w:color="CBD5E1" w:sz="4"/>
-              <w:left w:val="single" w:color="CBD5E1" w:sz="4"/>
-              <w:bottom w:val="single" w:color="CBD5E1" w:sz="4"/>
-              <w:right w:val="single" w:color="CBD5E1" w:sz="4"/>
-            </w:tcBorders>
-            <w:tcMar>
-              <w:top w:type="dxa" w:w="80"/>
-              <w:left w:type="dxa" w:w="140"/>
-              <w:bottom w:type="dxa" w:w="80"/>
-              <w:right w:type="dxa" w:w="140"/>
-            </w:tcMar>
-          </w:tcPr>
-          <w:p>
-            <w:r>
-              <w:rPr>
-                <w:rFonts w:ascii="Arial" w:cs="Arial" w:eastAsia="Arial" w:hAnsi="Arial"/>
-                <w:b/>
-                <w:bCs/>
-                <w:color w:val="0C2340"/>
-                <w:sz w:val="20"/>
-                <w:szCs w:val="20"/>
-              </w:rPr>
-              <w:t xml:space="preserve">Meeting Date &amp; Time</w:t>
-            </w:r>
-          </w:p>
-        </w:tc>
-        <w:tc>
-          <w:tcPr>
-            <w:tcW w:type="dxa" w:w="6689"/>
-            <w:tcBorders>
-              <w:top w:val="single" w:color="CBD5E1" w:sz="4"/>
-              <w:left w:val="single" w:color="CBD5E1" w:sz="4"/>
-              <w:bottom w:val="single" w:color="CBD5E1" w:sz="4"/>
-              <w:right w:val="single" w:color="CBD5E1" w:sz="4"/>
-            </w:tcBorders>
-            <w:tcMar>
-              <w:top w:type="dxa" w:w="80"/>
-              <w:left w:type="dxa" w:w="140"/>
-              <w:bottom w:type="dxa" w:w="80"/>
-              <w:right w:type="dxa" w:w="140"/>
-            </w:tcMar>
-          </w:tcPr>
-          <w:p>
-            <w:r>
-              <w:rPr>
-                <w:rFonts w:ascii="Arial" w:cs="Arial" w:eastAsia="Arial" w:hAnsi="Arial"/>
-                <w:color w:val="1A1A1A"/>
-                <w:sz w:val="20"/>
-                <w:szCs w:val="20"/>
-              </w:rPr>
-              <w:t xml:space="preserve">Wednesday, 28 January 2026 from 17:30 to 19:45</w:t>
-            </w:r>
-          </w:p>
-        </w:tc>
-      </w:tr>
-      <w:tr>
-        <w:tc>
-          <w:tcPr>
-            <w:tcW w:type="dxa" w:w="4081"/>
-            <w:tcBorders>
-              <w:top w:val="single" w:color="CBD5E1" w:sz="4"/>
-              <w:left w:val="single" w:color="CBD5E1" w:sz="4"/>
-              <w:bottom w:val="single" w:color="CBD5E1" w:sz="4"/>
-              <w:right w:val="single" w:color="CBD5E1" w:sz="4"/>
-            </w:tcBorders>
-            <w:shd w:fill="F8FAFC"/>
-            <w:tcMar>
-              <w:top w:type="dxa" w:w="80"/>
-              <w:left w:type="dxa" w:w="140"/>
-              <w:bottom w:type="dxa" w:w="80"/>
-              <w:right w:type="dxa" w:w="140"/>
-            </w:tcMar>
-          </w:tcPr>
-          <w:p>
-            <w:r>
-              <w:rPr>
-                <w:rFonts w:ascii="Arial" w:cs="Arial" w:eastAsia="Arial" w:hAnsi="Arial"/>
-                <w:b/>
-                <w:bCs/>
-                <w:color w:val="0C2340"/>
-                <w:sz w:val="20"/>
-                <w:szCs w:val="20"/>
-              </w:rPr>
-              <w:t xml:space="preserve">Meeting Venue</w:t>
-            </w:r>
-          </w:p>
-        </w:tc>
-        <w:tc>
-          <w:tcPr>
-            <w:tcW w:type="dxa" w:w="6689"/>
-            <w:tcBorders>
-              <w:top w:val="single" w:color="CBD5E1" w:sz="4"/>
-              <w:left w:val="single" w:color="CBD5E1" w:sz="4"/>
-              <w:bottom w:val="single" w:color="CBD5E1" w:sz="4"/>
-              <w:right w:val="single" w:color="CBD5E1" w:sz="4"/>
-            </w:tcBorders>
-            <w:shd w:fill="F8FAFC"/>
-            <w:tcMar>
-              <w:top w:type="dxa" w:w="80"/>
-              <w:left w:type="dxa" w:w="140"/>
-              <w:bottom w:type="dxa" w:w="80"/>
-              <w:right w:type="dxa" w:w="140"/>
-            </w:tcMar>
-          </w:tcPr>
-          <w:p>
-            <w:r>
-              <w:rPr>
-                <w:rFonts w:ascii="Arial" w:cs="Arial" w:eastAsia="Arial" w:hAnsi="Arial"/>
-                <w:color w:val="1A1A1A"/>
-                <w:sz w:val="20"/>
-                <w:szCs w:val="20"/>
-              </w:rPr>
-              <w:t xml:space="preserve">School Boardroom, Lady Grey Arts Academy</w:t>
-            </w:r>
-          </w:p>
-        </w:tc>
-      </w:tr>
-      <w:tr>
-        <w:tc>
-          <w:tcPr>
-            <w:tcW w:type="dxa" w:w="4081"/>
-            <w:tcBorders>
-              <w:top w:val="single" w:color="CBD5E1" w:sz="4"/>
-              <w:left w:val="single" w:color="CBD5E1" w:sz="4"/>
-              <w:bottom w:val="single" w:color="CBD5E1" w:sz="4"/>
-              <w:right w:val="single" w:color="CBD5E1" w:sz="4"/>
-            </w:tcBorders>
-            <w:tcMar>
-              <w:top w:type="dxa" w:w="80"/>
-              <w:left w:type="dxa" w:w="140"/>
-              <w:bottom w:type="dxa" w:w="80"/>
-              <w:right w:type="dxa" w:w="140"/>
-            </w:tcMar>
-          </w:tcPr>
-          <w:p>
-            <w:r>
-              <w:rPr>
-                <w:rFonts w:ascii="Arial" w:cs="Arial" w:eastAsia="Arial" w:hAnsi="Arial"/>
-                <w:b/>
-                <w:bCs/>
-                <w:color w:val="0C2340"/>
-                <w:sz w:val="20"/>
-                <w:szCs w:val="20"/>
-              </w:rPr>
-              <w:t xml:space="preserve">Quorum &amp; Attendance</w:t>
-            </w:r>
-          </w:p>
-        </w:tc>
-        <w:tc>
-          <w:tcPr>
-            <w:tcW w:type="dxa" w:w="6689"/>
-            <w:tcBorders>
-              <w:top w:val="single" w:color="CBD5E1" w:sz="4"/>
-              <w:left w:val="single" w:color="CBD5E1" w:sz="4"/>
-              <w:bottom w:val="single" w:color="CBD5E1" w:sz="4"/>
-              <w:right w:val="single" w:color="CBD5E1" w:sz="4"/>
-            </w:tcBorders>
-            <w:tcMar>
-              <w:top w:type="dxa" w:w="80"/>
-              <w:left w:type="dxa" w:w="140"/>
-              <w:bottom w:type="dxa" w:w="80"/>
-              <w:right w:type="dxa" w:w="140"/>
-            </w:tcMar>
-          </w:tcPr>
-          <w:p>
-            <w:r>
-              <w:rPr>
-                <w:rFonts w:ascii="Arial" w:cs="Arial" w:eastAsia="Arial" w:hAnsi="Arial"/>
-                <w:color w:val="1A1A1A"/>
-                <w:sz w:val="20"/>
-                <w:szCs w:val="20"/>
-              </w:rPr>
-              <w:t xml:space="preserve">8 of 9 Members Present (Quorate)</w:t>
-            </w:r>
-          </w:p>
-        </w:tc>
-      </w:tr>
-      <w:tr>
-        <w:tc>
-          <w:tcPr>
-            <w:tcW w:type="dxa" w:w="4081"/>
-            <w:tcBorders>
-              <w:top w:val="single" w:color="CBD5E1" w:sz="4"/>
-              <w:left w:val="single" w:color="CBD5E1" w:sz="4"/>
-              <w:bottom w:val="single" w:color="CBD5E1" w:sz="4"/>
-              <w:right w:val="single" w:color="CBD5E1" w:sz="4"/>
-            </w:tcBorders>
-            <w:shd w:fill="F8FAFC"/>
-            <w:tcMar>
-              <w:top w:type="dxa" w:w="80"/>
-              <w:left w:type="dxa" w:w="140"/>
-              <w:bottom w:type="dxa" w:w="80"/>
-              <w:right w:type="dxa" w:w="140"/>
-            </w:tcMar>
-          </w:tcPr>
-          <w:p>
-            <w:r>
-              <w:rPr>
-                <w:rFonts w:ascii="Arial" w:cs="Arial" w:eastAsia="Arial" w:hAnsi="Arial"/>
-                <w:b/>
-                <w:bCs/>
-                <w:color w:val="0C2340"/>
-                <w:sz w:val="20"/>
-                <w:szCs w:val="20"/>
-              </w:rPr>
-              <w:t xml:space="preserve">Core Resolution</w:t>
-            </w:r>
-          </w:p>
-        </w:tc>
-        <w:tc>
-          <w:tcPr>
-            <w:tcW w:type="dxa" w:w="6689"/>
-            <w:tcBorders>
-              <w:top w:val="single" w:color="CBD5E1" w:sz="4"/>
-              <w:left w:val="single" w:color="CBD5E1" w:sz="4"/>
-              <w:bottom w:val="single" w:color="CBD5E1" w:sz="4"/>
-              <w:right w:val="single" w:color="CBD5E1" w:sz="4"/>
-            </w:tcBorders>
-            <w:shd w:fill="F8FAFC"/>
-            <w:tcMar>
-              <w:top w:type="dxa" w:w="80"/>
-              <w:left w:type="dxa" w:w="140"/>
-              <w:bottom w:type="dxa" w:w="80"/>
-              <w:right w:type="dxa" w:w="140"/>
-            </w:tcMar>
-          </w:tcPr>
-          <w:p>
-            <w:r>
-              <w:rPr>
-                <w:rFonts w:ascii="Arial" w:cs="Arial" w:eastAsia="Arial" w:hAnsi="Arial"/>
-                <w:color w:val="1A1A1A"/>
-                <w:sz w:val="20"/>
-                <w:szCs w:val="20"/>
-              </w:rPr>
-              <w:t xml:space="preserve">Unanimous Adoption of the 2026 SGB Constitution</w:t>
-            </w:r>
-          </w:p>
-        </w:tc>
-      </w:tr>
-      <w:tr>
-        <w:tc>
-          <w:tcPr>
-            <w:tcW w:type="dxa" w:w="4081"/>
-            <w:tcBorders>
-              <w:top w:val="single" w:color="CBD5E1" w:sz="4"/>
-              <w:left w:val="single" w:color="CBD5E1" w:sz="4"/>
-              <w:bottom w:val="single" w:color="CBD5E1" w:sz="4"/>
-              <w:right w:val="single" w:color="CBD5E1" w:sz="4"/>
-            </w:tcBorders>
-            <w:tcMar>
-              <w:top w:type="dxa" w:w="80"/>
-              <w:left w:type="dxa" w:w="140"/>
-              <w:bottom w:type="dxa" w:w="80"/>
-              <w:right w:type="dxa" w:w="140"/>
-            </w:tcMar>
-          </w:tcPr>
-          <w:p>
-            <w:r>
-              <w:rPr>
-                <w:rFonts w:ascii="Arial" w:cs="Arial" w:eastAsia="Arial" w:hAnsi="Arial"/>
-                <w:b/>
-                <w:bCs/>
-                <w:color w:val="0C2340"/>
-                <w:sz w:val="20"/>
-                <w:szCs w:val="20"/>
-              </w:rPr>
-              <w:t xml:space="preserve">Proposer &amp; Seconder</w:t>
-            </w:r>
-          </w:p>
-        </w:tc>
-        <w:tc>
-          <w:tcPr>
-            <w:tcW w:type="dxa" w:w="6689"/>
-            <w:tcBorders>
-              <w:top w:val="single" w:color="CBD5E1" w:sz="4"/>
-              <w:left w:val="single" w:color="CBD5E1" w:sz="4"/>
-              <w:bottom w:val="single" w:color="CBD5E1" w:sz="4"/>
-              <w:right w:val="single" w:color="CBD5E1" w:sz="4"/>
-            </w:tcBorders>
-            <w:tcMar>
-              <w:top w:type="dxa" w:w="80"/>
-              <w:left w:type="dxa" w:w="140"/>
-              <w:bottom w:type="dxa" w:w="80"/>
-              <w:right w:type="dxa" w:w="140"/>
-            </w:tcMar>
-          </w:tcPr>
-          <w:p>
-            <w:r>
-              <w:rPr>
-                <w:rFonts w:ascii="Arial" w:cs="Arial" w:eastAsia="Arial" w:hAnsi="Arial"/>
-                <w:color w:val="1A1A1A"/>
-                <w:sz w:val="20"/>
-                <w:szCs w:val="20"/>
-              </w:rPr>
-              <w:t xml:space="preserve">Mrs. O. Bambilawu (Prop.) / Mrs. N. Williams (Sec.)</w:t>
-            </w:r>
-          </w:p>
-        </w:tc>
-      </w:tr>
-    </w:tbl>
-    <w:p>
-      <w:pPr>
-        <w:spacing w:after="0" w:before="120"/>
-      </w:pPr>
     </w:p>
     <w:p>
       <w:pPr>
@@ -751,7 +390,7 @@
           <w:rFonts w:ascii="Arial" w:cs="Arial" w:eastAsia="Arial" w:hAnsi="Arial"/>
           <w:b/>
           <w:bCs/>
-          <w:color w:val="1A1A1A"/>
+          <w:color w:val="0C2340"/>
           <w:sz w:val="20"/>
           <w:szCs w:val="20"/>
         </w:rPr>
@@ -792,7 +431,7 @@
           <w:rFonts w:ascii="Arial" w:cs="Arial" w:eastAsia="Arial" w:hAnsi="Arial"/>
           <w:b/>
           <w:bCs/>
-          <w:color w:val="1A1A1A"/>
+          <w:color w:val="0C2340"/>
           <w:sz w:val="20"/>
           <w:szCs w:val="20"/>
         </w:rPr>
@@ -833,7 +472,7 @@
           <w:rFonts w:ascii="Arial" w:cs="Arial" w:eastAsia="Arial" w:hAnsi="Arial"/>
           <w:b/>
           <w:bCs/>
-          <w:color w:val="1A1A1A"/>
+          <w:color w:val="0C2340"/>
           <w:sz w:val="20"/>
           <w:szCs w:val="20"/>
         </w:rPr>
@@ -874,7 +513,7 @@
           <w:rFonts w:ascii="Arial" w:cs="Arial" w:eastAsia="Arial" w:hAnsi="Arial"/>
           <w:b/>
           <w:bCs/>
-          <w:color w:val="1A1A1A"/>
+          <w:color w:val="0C2340"/>
           <w:sz w:val="20"/>
           <w:szCs w:val="20"/>
         </w:rPr>
@@ -915,7 +554,7 @@
           <w:rFonts w:ascii="Arial" w:cs="Arial" w:eastAsia="Arial" w:hAnsi="Arial"/>
           <w:b/>
           <w:bCs/>
-          <w:color w:val="1A1A1A"/>
+          <w:color w:val="0C2340"/>
           <w:sz w:val="20"/>
           <w:szCs w:val="20"/>
         </w:rPr>
@@ -996,7 +635,7 @@
           <w:rFonts w:ascii="Arial" w:cs="Arial" w:eastAsia="Arial" w:hAnsi="Arial"/>
           <w:b/>
           <w:bCs/>
-          <w:color w:val="1A1A1A"/>
+          <w:color w:val="0C2340"/>
           <w:sz w:val="20"/>
           <w:szCs w:val="20"/>
         </w:rPr>
@@ -1037,7 +676,7 @@
           <w:rFonts w:ascii="Arial" w:cs="Arial" w:eastAsia="Arial" w:hAnsi="Arial"/>
           <w:b/>
           <w:bCs/>
-          <w:color w:val="1A1A1A"/>
+          <w:color w:val="0C2340"/>
           <w:sz w:val="20"/>
           <w:szCs w:val="20"/>
         </w:rPr>
@@ -1078,7 +717,7 @@
           <w:rFonts w:ascii="Arial" w:cs="Arial" w:eastAsia="Arial" w:hAnsi="Arial"/>
           <w:b/>
           <w:bCs/>
-          <w:color w:val="1A1A1A"/>
+          <w:color w:val="0C2340"/>
           <w:sz w:val="20"/>
           <w:szCs w:val="20"/>
         </w:rPr>
@@ -1159,7 +798,7 @@
           <w:rFonts w:ascii="Arial" w:cs="Arial" w:eastAsia="Arial" w:hAnsi="Arial"/>
           <w:b/>
           <w:bCs/>
-          <w:color w:val="1A1A1A"/>
+          <w:color w:val="0C2340"/>
           <w:sz w:val="20"/>
           <w:szCs w:val="20"/>
         </w:rPr>
@@ -1200,7 +839,7 @@
           <w:rFonts w:ascii="Arial" w:cs="Arial" w:eastAsia="Arial" w:hAnsi="Arial"/>
           <w:b/>
           <w:bCs/>
-          <w:color w:val="1A1A1A"/>
+          <w:color w:val="0C2340"/>
           <w:sz w:val="20"/>
           <w:szCs w:val="20"/>
         </w:rPr>
@@ -1241,7 +880,7 @@
           <w:rFonts w:ascii="Arial" w:cs="Arial" w:eastAsia="Arial" w:hAnsi="Arial"/>
           <w:b/>
           <w:bCs/>
-          <w:color w:val="1A1A1A"/>
+          <w:color w:val="0C2340"/>
           <w:sz w:val="20"/>
           <w:szCs w:val="20"/>
         </w:rPr>
@@ -1322,7 +961,7 @@
           <w:rFonts w:ascii="Arial" w:cs="Arial" w:eastAsia="Arial" w:hAnsi="Arial"/>
           <w:b/>
           <w:bCs/>
-          <w:color w:val="1A1A1A"/>
+          <w:color w:val="0C2340"/>
           <w:sz w:val="20"/>
           <w:szCs w:val="20"/>
         </w:rPr>
@@ -1363,7 +1002,7 @@
           <w:rFonts w:ascii="Arial" w:cs="Arial" w:eastAsia="Arial" w:hAnsi="Arial"/>
           <w:b/>
           <w:bCs/>
-          <w:color w:val="1A1A1A"/>
+          <w:color w:val="0C2340"/>
           <w:sz w:val="20"/>
           <w:szCs w:val="20"/>
         </w:rPr>
@@ -1444,7 +1083,7 @@
           <w:rFonts w:ascii="Arial" w:cs="Arial" w:eastAsia="Arial" w:hAnsi="Arial"/>
           <w:b/>
           <w:bCs/>
-          <w:color w:val="1A1A1A"/>
+          <w:color w:val="0C2340"/>
           <w:sz w:val="20"/>
           <w:szCs w:val="20"/>
         </w:rPr>
@@ -1485,7 +1124,7 @@
           <w:rFonts w:ascii="Arial" w:cs="Arial" w:eastAsia="Arial" w:hAnsi="Arial"/>
           <w:b/>
           <w:bCs/>
-          <w:color w:val="1A1A1A"/>
+          <w:color w:val="0C2340"/>
           <w:sz w:val="20"/>
           <w:szCs w:val="20"/>
         </w:rPr>
@@ -1526,7 +1165,7 @@
           <w:rFonts w:ascii="Arial" w:cs="Arial" w:eastAsia="Arial" w:hAnsi="Arial"/>
           <w:b/>
           <w:bCs/>
-          <w:color w:val="1A1A1A"/>
+          <w:color w:val="0C2340"/>
           <w:sz w:val="20"/>
           <w:szCs w:val="20"/>
         </w:rPr>
@@ -1567,7 +1206,7 @@
           <w:rFonts w:ascii="Arial" w:cs="Arial" w:eastAsia="Arial" w:hAnsi="Arial"/>
           <w:b/>
           <w:bCs/>
-          <w:color w:val="1A1A1A"/>
+          <w:color w:val="0C2340"/>
           <w:sz w:val="20"/>
           <w:szCs w:val="20"/>
         </w:rPr>
@@ -1608,7 +1247,7 @@
           <w:rFonts w:ascii="Arial" w:cs="Arial" w:eastAsia="Arial" w:hAnsi="Arial"/>
           <w:b/>
           <w:bCs/>
-          <w:color w:val="1A1A1A"/>
+          <w:color w:val="0C2340"/>
           <w:sz w:val="20"/>
           <w:szCs w:val="20"/>
         </w:rPr>
@@ -1649,7 +1288,7 @@
           <w:rFonts w:ascii="Arial" w:cs="Arial" w:eastAsia="Arial" w:hAnsi="Arial"/>
           <w:b/>
           <w:bCs/>
-          <w:color w:val="1A1A1A"/>
+          <w:color w:val="0C2340"/>
           <w:sz w:val="20"/>
           <w:szCs w:val="20"/>
         </w:rPr>
@@ -1690,7 +1329,7 @@
           <w:rFonts w:ascii="Arial" w:cs="Arial" w:eastAsia="Arial" w:hAnsi="Arial"/>
           <w:b/>
           <w:bCs/>
-          <w:color w:val="1A1A1A"/>
+          <w:color w:val="0C2340"/>
           <w:sz w:val="20"/>
           <w:szCs w:val="20"/>
         </w:rPr>
@@ -1731,7 +1370,7 @@
           <w:rFonts w:ascii="Arial" w:cs="Arial" w:eastAsia="Arial" w:hAnsi="Arial"/>
           <w:b/>
           <w:bCs/>
-          <w:color w:val="1A1A1A"/>
+          <w:color w:val="0C2340"/>
           <w:sz w:val="20"/>
           <w:szCs w:val="20"/>
         </w:rPr>
@@ -1772,7 +1411,7 @@
           <w:rFonts w:ascii="Arial" w:cs="Arial" w:eastAsia="Arial" w:hAnsi="Arial"/>
           <w:b/>
           <w:bCs/>
-          <w:color w:val="1A1A1A"/>
+          <w:color w:val="0C2340"/>
           <w:sz w:val="20"/>
           <w:szCs w:val="20"/>
         </w:rPr>
@@ -1813,7 +1452,7 @@
           <w:rFonts w:ascii="Arial" w:cs="Arial" w:eastAsia="Arial" w:hAnsi="Arial"/>
           <w:b/>
           <w:bCs/>
-          <w:color w:val="1A1A1A"/>
+          <w:color w:val="0C2340"/>
           <w:sz w:val="20"/>
           <w:szCs w:val="20"/>
         </w:rPr>
@@ -1854,7 +1493,7 @@
           <w:rFonts w:ascii="Arial" w:cs="Arial" w:eastAsia="Arial" w:hAnsi="Arial"/>
           <w:b/>
           <w:bCs/>
-          <w:color w:val="1A1A1A"/>
+          <w:color w:val="0C2340"/>
           <w:sz w:val="20"/>
           <w:szCs w:val="20"/>
         </w:rPr>
@@ -1895,7 +1534,7 @@
           <w:rFonts w:ascii="Arial" w:cs="Arial" w:eastAsia="Arial" w:hAnsi="Arial"/>
           <w:b/>
           <w:bCs/>
-          <w:color w:val="1A1A1A"/>
+          <w:color w:val="0C2340"/>
           <w:sz w:val="20"/>
           <w:szCs w:val="20"/>
         </w:rPr>
@@ -1936,7 +1575,7 @@
           <w:rFonts w:ascii="Arial" w:cs="Arial" w:eastAsia="Arial" w:hAnsi="Arial"/>
           <w:b/>
           <w:bCs/>
-          <w:color w:val="1A1A1A"/>
+          <w:color w:val="0C2340"/>
           <w:sz w:val="20"/>
           <w:szCs w:val="20"/>
         </w:rPr>
@@ -1977,7 +1616,7 @@
           <w:rFonts w:ascii="Arial" w:cs="Arial" w:eastAsia="Arial" w:hAnsi="Arial"/>
           <w:b/>
           <w:bCs/>
-          <w:color w:val="1A1A1A"/>
+          <w:color w:val="0C2340"/>
           <w:sz w:val="20"/>
           <w:szCs w:val="20"/>
         </w:rPr>
@@ -2018,7 +1657,7 @@
           <w:rFonts w:ascii="Arial" w:cs="Arial" w:eastAsia="Arial" w:hAnsi="Arial"/>
           <w:b/>
           <w:bCs/>
-          <w:color w:val="1A1A1A"/>
+          <w:color w:val="0C2340"/>
           <w:sz w:val="20"/>
           <w:szCs w:val="20"/>
         </w:rPr>
@@ -2059,7 +1698,7 @@
           <w:rFonts w:ascii="Arial" w:cs="Arial" w:eastAsia="Arial" w:hAnsi="Arial"/>
           <w:b/>
           <w:bCs/>
-          <w:color w:val="1A1A1A"/>
+          <w:color w:val="0C2340"/>
           <w:sz w:val="20"/>
           <w:szCs w:val="20"/>
         </w:rPr>
@@ -2100,7 +1739,7 @@
           <w:rFonts w:ascii="Arial" w:cs="Arial" w:eastAsia="Arial" w:hAnsi="Arial"/>
           <w:b/>
           <w:bCs/>
-          <w:color w:val="1A1A1A"/>
+          <w:color w:val="0C2340"/>
           <w:sz w:val="20"/>
           <w:szCs w:val="20"/>
         </w:rPr>
@@ -2141,7 +1780,7 @@
           <w:rFonts w:ascii="Arial" w:cs="Arial" w:eastAsia="Arial" w:hAnsi="Arial"/>
           <w:b/>
           <w:bCs/>
-          <w:color w:val="1A1A1A"/>
+          <w:color w:val="0C2340"/>
           <w:sz w:val="20"/>
           <w:szCs w:val="20"/>
         </w:rPr>
@@ -2182,7 +1821,7 @@
           <w:rFonts w:ascii="Arial" w:cs="Arial" w:eastAsia="Arial" w:hAnsi="Arial"/>
           <w:b/>
           <w:bCs/>
-          <w:color w:val="1A1A1A"/>
+          <w:color w:val="0C2340"/>
           <w:sz w:val="20"/>
           <w:szCs w:val="20"/>
         </w:rPr>
@@ -2223,7 +1862,7 @@
           <w:rFonts w:ascii="Arial" w:cs="Arial" w:eastAsia="Arial" w:hAnsi="Arial"/>
           <w:b/>
           <w:bCs/>
-          <w:color w:val="1A1A1A"/>
+          <w:color w:val="0C2340"/>
           <w:sz w:val="20"/>
           <w:szCs w:val="20"/>
         </w:rPr>
@@ -2304,7 +1943,7 @@
           <w:rFonts w:ascii="Arial" w:cs="Arial" w:eastAsia="Arial" w:hAnsi="Arial"/>
           <w:b/>
           <w:bCs/>
-          <w:color w:val="1A1A1A"/>
+          <w:color w:val="0C2340"/>
           <w:sz w:val="20"/>
           <w:szCs w:val="20"/>
         </w:rPr>
@@ -2345,7 +1984,7 @@
           <w:rFonts w:ascii="Arial" w:cs="Arial" w:eastAsia="Arial" w:hAnsi="Arial"/>
           <w:b/>
           <w:bCs/>
-          <w:color w:val="1A1A1A"/>
+          <w:color w:val="0C2340"/>
           <w:sz w:val="20"/>
           <w:szCs w:val="20"/>
         </w:rPr>
@@ -2386,7 +2025,7 @@
           <w:rFonts w:ascii="Arial" w:cs="Arial" w:eastAsia="Arial" w:hAnsi="Arial"/>
           <w:b/>
           <w:bCs/>
-          <w:color w:val="1A1A1A"/>
+          <w:color w:val="0C2340"/>
           <w:sz w:val="20"/>
           <w:szCs w:val="20"/>
         </w:rPr>
@@ -2427,7 +2066,7 @@
           <w:rFonts w:ascii="Arial" w:cs="Arial" w:eastAsia="Arial" w:hAnsi="Arial"/>
           <w:b/>
           <w:bCs/>
-          <w:color w:val="1A1A1A"/>
+          <w:color w:val="0C2340"/>
           <w:sz w:val="20"/>
           <w:szCs w:val="20"/>
         </w:rPr>
@@ -2468,7 +2107,7 @@
           <w:rFonts w:ascii="Arial" w:cs="Arial" w:eastAsia="Arial" w:hAnsi="Arial"/>
           <w:b/>
           <w:bCs/>
-          <w:color w:val="1A1A1A"/>
+          <w:color w:val="0C2340"/>
           <w:sz w:val="20"/>
           <w:szCs w:val="20"/>
         </w:rPr>
@@ -2549,7 +2188,7 @@
           <w:rFonts w:ascii="Arial" w:cs="Arial" w:eastAsia="Arial" w:hAnsi="Arial"/>
           <w:b/>
           <w:bCs/>
-          <w:color w:val="1A1A1A"/>
+          <w:color w:val="0C2340"/>
           <w:sz w:val="20"/>
           <w:szCs w:val="20"/>
         </w:rPr>
@@ -2590,7 +2229,7 @@
           <w:rFonts w:ascii="Arial" w:cs="Arial" w:eastAsia="Arial" w:hAnsi="Arial"/>
           <w:b/>
           <w:bCs/>
-          <w:color w:val="1A1A1A"/>
+          <w:color w:val="0C2340"/>
           <w:sz w:val="20"/>
           <w:szCs w:val="20"/>
         </w:rPr>
@@ -2614,6 +2253,120 @@
           <w:szCs w:val="20"/>
         </w:rPr>
         <w:t xml:space="preserve">The meeting adjourned at 19:45.</w:t>
+      </w:r>
+    </w:p>
+    <w:p>
+      <w:pPr>
+        <w:keepLines/>
+        <w:tabs>
+          <w:tab w:val="left" w:pos="566"/>
+        </w:tabs>
+        <w:spacing w:after="80" w:before="0"/>
+        <w:ind w:left="0"/>
+      </w:pPr>
+      <w:r>
+        <w:rPr>
+          <w:rFonts w:ascii="Arial" w:cs="Arial" w:eastAsia="Arial" w:hAnsi="Arial"/>
+          <w:b/>
+          <w:bCs/>
+          <w:color w:val="0C2340"/>
+          <w:sz w:val="22"/>
+          <w:szCs w:val="22"/>
+        </w:rPr>
+        <w:t xml:space="preserve">8.</w:t>
+      </w:r>
+      <w:r>
+        <w:rPr>
+          <w:rFonts w:ascii="Arial" w:cs="Arial" w:eastAsia="Arial" w:hAnsi="Arial"/>
+          <w:sz w:val="22"/>
+          <w:szCs w:val="22"/>
+        </w:rPr>
+        <w:t xml:space="preserve">	</w:t>
+      </w:r>
+      <w:r>
+        <w:rPr>
+          <w:rFonts w:ascii="Arial" w:cs="Arial" w:eastAsia="Arial" w:hAnsi="Arial"/>
+          <w:b/>
+          <w:bCs/>
+          <w:color w:val="0C2340"/>
+          <w:sz w:val="22"/>
+          <w:szCs w:val="22"/>
+        </w:rPr>
+        <w:t xml:space="preserve">CONFIRMATION AND CERTIFICATION OF MINUTES</w:t>
+      </w:r>
+    </w:p>
+    <w:p>
+      <w:pPr>
+        <w:keepLines/>
+        <w:spacing w:after="80" w:before="0" w:line="276"/>
+        <w:ind w:left="566"/>
+        <w:jc w:val="both"/>
+      </w:pPr>
+      <w:r>
+        <w:rPr>
+          <w:rFonts w:ascii="Arial" w:cs="Arial" w:eastAsia="Arial" w:hAnsi="Arial"/>
+          <w:color w:val="1A1A1A"/>
+          <w:sz w:val="20"/>
+          <w:szCs w:val="20"/>
+        </w:rPr>
+        <w:t xml:space="preserve">These minutes were examined, approved, and signed as a true and accurate record of proceedings:</w:t>
+      </w:r>
+    </w:p>
+    <w:p>
+      <w:pPr>
+        <w:keepLines/>
+        <w:tabs>
+          <w:tab w:val="left" w:pos="566"/>
+        </w:tabs>
+        <w:spacing w:after="80" w:before="0"/>
+        <w:ind w:left="0"/>
+      </w:pPr>
+      <w:r>
+        <w:rPr>
+          <w:rFonts w:ascii="Arial" w:cs="Arial" w:eastAsia="Arial" w:hAnsi="Arial"/>
+          <w:b/>
+          <w:bCs/>
+          <w:color w:val="0C2340"/>
+          <w:sz w:val="22"/>
+          <w:szCs w:val="22"/>
+        </w:rPr>
+        <w:t xml:space="preserve">9.</w:t>
+      </w:r>
+      <w:r>
+        <w:rPr>
+          <w:rFonts w:ascii="Arial" w:cs="Arial" w:eastAsia="Arial" w:hAnsi="Arial"/>
+          <w:sz w:val="22"/>
+          <w:szCs w:val="22"/>
+        </w:rPr>
+        <w:t xml:space="preserve">	</w:t>
+      </w:r>
+      <w:r>
+        <w:rPr>
+          <w:rFonts w:ascii="Arial" w:cs="Arial" w:eastAsia="Arial" w:hAnsi="Arial"/>
+          <w:b/>
+          <w:bCs/>
+          <w:color w:val="0C2340"/>
+          <w:sz w:val="22"/>
+          <w:szCs w:val="22"/>
+        </w:rPr>
+        <w:t xml:space="preserve">DISTRICT ENDORSEMENT &amp; RECORD OF RECEIPT</w:t>
+      </w:r>
+    </w:p>
+    <w:p>
+      <w:pPr>
+        <w:keepLines/>
+        <w:spacing w:after="80" w:before="0" w:line="276"/>
+        <w:ind w:left="566"/>
+        <w:jc w:val="both"/>
+      </w:pPr>
+      <w:r>
+        <w:rPr>
+          <w:rFonts w:ascii="Arial" w:cs="Arial" w:eastAsia="Arial" w:hAnsi="Arial"/>
+          <w:color w:val="1A1A1A"/>
+          <w:sz w:val="20"/>
+          <w:szCs w:val="20"/>
+        </w:rPr>
+        <w:t xml:space="preserve">Received, verified, and endorsed for departmental records by the District Office:</w:t>
       </w:r>
     </w:p>
     <w:p>
@@ -2636,7 +2389,7 @@
           <w:sz w:val="22"/>
           <w:szCs w:val="22"/>
         </w:rPr>
-        <w:t xml:space="preserve">CONFIRMATION AND CERTIFICATION OF MINUTES</w:t>
+        <w:t xml:space="preserve">RECORD CONFIRMATION &amp; APPROVAL OF MINUTES</w:t>
       </w:r>
     </w:p>
     <w:p>
@@ -2652,7 +2405,7 @@
           <w:sz w:val="20"/>
           <w:szCs w:val="20"/>
         </w:rPr>
-        <w:t xml:space="preserve">These minutes were examined, approved, and signed as a true and accurate record of proceedings:</w:t>
+        <w:t xml:space="preserve">Certified and signed as a true and accurate record of the proceedings and resolutions of the Ordinary SGB Meeting of 28 January 2026:</w:t>
       </w:r>
     </w:p>
     <w:tbl>
@@ -2681,7 +2434,7 @@
         </w:trPr>
         <w:tc>
           <w:tcPr>
-            <w:tcW w:type="dxa" w:w="3401"/>
+            <w:tcW w:type="dxa" w:w="3288"/>
             <w:tcBorders>
               <w:top w:val="single" w:color="94A3B8" w:sz="6"/>
               <w:left w:val="single" w:color="94A3B8" w:sz="6"/>
@@ -2689,28 +2442,28 @@
               <w:right w:val="single" w:color="94A3B8" w:sz="6"/>
             </w:tcBorders>
             <w:tcMar>
-              <w:top w:type="dxa" w:w="100"/>
-              <w:left w:type="dxa" w:w="160"/>
-              <w:bottom w:type="dxa" w:w="100"/>
-              <w:right w:type="dxa" w:w="160"/>
+              <w:top w:type="dxa" w:w="160"/>
+              <w:left w:type="dxa" w:w="200"/>
+              <w:bottom w:type="dxa" w:w="160"/>
+              <w:right w:type="dxa" w:w="200"/>
             </w:tcMar>
           </w:tcPr>
           <w:p>
             <w:pPr>
-              <w:spacing w:after="0" w:before="180"/>
+              <w:spacing w:after="240" w:before="0"/>
             </w:pPr>
           </w:p>
           <w:p>
             <w:pPr>
               <w:pBdr>
-                <w:bottom w:val="single" w:color="0C2340" w:sz="8"/>
+                <w:bottom w:val="single" w:color="0C2340" w:sz="10"/>
               </w:pBdr>
-              <w:spacing w:after="10" w:before="0"/>
-            </w:pPr>
-          </w:p>
-          <w:p>
-            <w:pPr>
-              <w:spacing w:after="90" w:before="0"/>
+              <w:spacing w:after="30" w:before="0"/>
+            </w:pPr>
+          </w:p>
+          <w:p>
+            <w:pPr>
+              <w:spacing w:after="180" w:before="0"/>
             </w:pPr>
             <w:r>
               <w:rPr>
@@ -2718,15 +2471,15 @@
                 <w:b/>
                 <w:bCs/>
                 <w:color w:val="64748B"/>
-                <w:sz w:val="14"/>
-                <w:szCs w:val="14"/>
+                <w:sz w:val="13"/>
+                <w:szCs w:val="13"/>
               </w:rPr>
               <w:t xml:space="preserve">SIGNATURE</w:t>
             </w:r>
           </w:p>
           <w:p>
             <w:pPr>
-              <w:spacing w:after="15" w:before="0"/>
+              <w:spacing w:after="120" w:before="0"/>
             </w:pPr>
             <w:r>
               <w:rPr>
@@ -2734,15 +2487,15 @@
                 <w:b/>
                 <w:bCs/>
                 <w:color w:val="1A1A1A"/>
-                <w:sz w:val="20"/>
-                <w:szCs w:val="20"/>
+                <w:sz w:val="17"/>
+                <w:szCs w:val="17"/>
               </w:rPr>
               <w:t xml:space="preserve">Mr. K. Dyasi</w:t>
             </w:r>
           </w:p>
           <w:p>
             <w:pPr>
-              <w:spacing w:after="20" w:before="0"/>
+              <w:spacing w:after="160" w:before="0"/>
             </w:pPr>
             <w:r>
               <w:rPr>
@@ -2750,15 +2503,15 @@
                 <w:b/>
                 <w:bCs/>
                 <w:color w:val="0C2340"/>
-                <w:sz w:val="19"/>
-                <w:szCs w:val="19"/>
+                <w:sz w:val="16"/>
+                <w:szCs w:val="16"/>
               </w:rPr>
               <w:t xml:space="preserve">SGB CHAIRPERSON</w:t>
             </w:r>
           </w:p>
           <w:p>
             <w:pPr>
-              <w:spacing w:after="0" w:before="40"/>
+              <w:spacing w:after="60" w:before="0"/>
               <w:jc w:val="right"/>
             </w:pPr>
             <w:r>
@@ -2767,17 +2520,19 @@
                 <w:b/>
                 <w:bCs/>
                 <w:color w:val="64748B"/>
-                <w:sz w:val="18"/>
-                <w:szCs w:val="18"/>
+                <w:sz w:val="15"/>
+                <w:szCs w:val="15"/>
               </w:rPr>
               <w:t xml:space="preserve">DATE: </w:t>
             </w:r>
             <w:r>
               <w:rPr>
                 <w:rFonts w:ascii="Arial" w:cs="Arial" w:eastAsia="Arial" w:hAnsi="Arial"/>
+                <w:b/>
+                <w:bCs/>
                 <w:color w:val="1A1A1A"/>
-                <w:sz w:val="18"/>
-                <w:szCs w:val="18"/>
+                <w:sz w:val="15"/>
+                <w:szCs w:val="15"/>
               </w:rPr>
               <w:t xml:space="preserve">28/01/2026</w:t>
             </w:r>
@@ -2785,7 +2540,7 @@
         </w:tc>
         <w:tc>
           <w:tcPr>
-            <w:tcW w:type="dxa" w:w="283"/>
+            <w:tcW w:type="dxa" w:w="453"/>
             <w:tcBorders>
               <w:top w:val="none"/>
               <w:left w:val="none"/>
@@ -2807,7 +2562,7 @@
         </w:tc>
         <w:tc>
           <w:tcPr>
-            <w:tcW w:type="dxa" w:w="3401"/>
+            <w:tcW w:type="dxa" w:w="3288"/>
             <w:tcBorders>
               <w:top w:val="single" w:color="94A3B8" w:sz="6"/>
               <w:left w:val="single" w:color="94A3B8" w:sz="6"/>
@@ -2815,28 +2570,28 @@
               <w:right w:val="single" w:color="94A3B8" w:sz="6"/>
             </w:tcBorders>
             <w:tcMar>
-              <w:top w:type="dxa" w:w="100"/>
-              <w:left w:type="dxa" w:w="160"/>
-              <w:bottom w:type="dxa" w:w="100"/>
-              <w:right w:type="dxa" w:w="160"/>
+              <w:top w:type="dxa" w:w="160"/>
+              <w:left w:type="dxa" w:w="200"/>
+              <w:bottom w:type="dxa" w:w="160"/>
+              <w:right w:type="dxa" w:w="200"/>
             </w:tcMar>
           </w:tcPr>
           <w:p>
             <w:pPr>
-              <w:spacing w:after="0" w:before="180"/>
+              <w:spacing w:after="240" w:before="0"/>
             </w:pPr>
           </w:p>
           <w:p>
             <w:pPr>
               <w:pBdr>
-                <w:bottom w:val="single" w:color="0C2340" w:sz="8"/>
+                <w:bottom w:val="single" w:color="0C2340" w:sz="10"/>
               </w:pBdr>
-              <w:spacing w:after="10" w:before="0"/>
-            </w:pPr>
-          </w:p>
-          <w:p>
-            <w:pPr>
-              <w:spacing w:after="90" w:before="0"/>
+              <w:spacing w:after="30" w:before="0"/>
+            </w:pPr>
+          </w:p>
+          <w:p>
+            <w:pPr>
+              <w:spacing w:after="180" w:before="0"/>
             </w:pPr>
             <w:r>
               <w:rPr>
@@ -2844,15 +2599,15 @@
                 <w:b/>
                 <w:bCs/>
                 <w:color w:val="64748B"/>
-                <w:sz w:val="14"/>
-                <w:szCs w:val="14"/>
+                <w:sz w:val="13"/>
+                <w:szCs w:val="13"/>
               </w:rPr>
               <w:t xml:space="preserve">SIGNATURE</w:t>
             </w:r>
           </w:p>
           <w:p>
             <w:pPr>
-              <w:spacing w:after="15" w:before="0"/>
+              <w:spacing w:after="120" w:before="0"/>
             </w:pPr>
             <w:r>
               <w:rPr>
@@ -2860,15 +2615,15 @@
                 <w:b/>
                 <w:bCs/>
                 <w:color w:val="1A1A1A"/>
-                <w:sz w:val="20"/>
-                <w:szCs w:val="20"/>
+                <w:sz w:val="17"/>
+                <w:szCs w:val="17"/>
               </w:rPr>
               <w:t xml:space="preserve">Mr. A. Gushmani</w:t>
             </w:r>
           </w:p>
           <w:p>
             <w:pPr>
-              <w:spacing w:after="20" w:before="0"/>
+              <w:spacing w:after="160" w:before="0"/>
             </w:pPr>
             <w:r>
               <w:rPr>
@@ -2876,15 +2631,15 @@
                 <w:b/>
                 <w:bCs/>
                 <w:color w:val="0C2340"/>
-                <w:sz w:val="19"/>
-                <w:szCs w:val="19"/>
+                <w:sz w:val="16"/>
+                <w:szCs w:val="16"/>
               </w:rPr>
               <w:t xml:space="preserve">SGB TREASURER</w:t>
             </w:r>
           </w:p>
           <w:p>
             <w:pPr>
-              <w:spacing w:after="0" w:before="40"/>
+              <w:spacing w:after="60" w:before="0"/>
               <w:jc w:val="right"/>
             </w:pPr>
             <w:r>
@@ -2893,17 +2648,19 @@
                 <w:b/>
                 <w:bCs/>
                 <w:color w:val="64748B"/>
-                <w:sz w:val="18"/>
-                <w:szCs w:val="18"/>
+                <w:sz w:val="15"/>
+                <w:szCs w:val="15"/>
               </w:rPr>
               <w:t xml:space="preserve">DATE: </w:t>
             </w:r>
             <w:r>
               <w:rPr>
                 <w:rFonts w:ascii="Arial" w:cs="Arial" w:eastAsia="Arial" w:hAnsi="Arial"/>
+                <w:b/>
+                <w:bCs/>
                 <w:color w:val="1A1A1A"/>
-                <w:sz w:val="18"/>
-                <w:szCs w:val="18"/>
+                <w:sz w:val="15"/>
+                <w:szCs w:val="15"/>
               </w:rPr>
               <w:t xml:space="preserve">28/01/2026</w:t>
             </w:r>
@@ -2911,7 +2668,7 @@
         </w:tc>
         <w:tc>
           <w:tcPr>
-            <w:tcW w:type="dxa" w:w="283"/>
+            <w:tcW w:type="dxa" w:w="453"/>
             <w:tcBorders>
               <w:top w:val="none"/>
               <w:left w:val="none"/>
@@ -2933,7 +2690,7 @@
         </w:tc>
         <w:tc>
           <w:tcPr>
-            <w:tcW w:type="dxa" w:w="3401"/>
+            <w:tcW w:type="dxa" w:w="3288"/>
             <w:tcBorders>
               <w:top w:val="single" w:color="94A3B8" w:sz="6"/>
               <w:left w:val="single" w:color="94A3B8" w:sz="6"/>
@@ -2941,28 +2698,28 @@
               <w:right w:val="single" w:color="94A3B8" w:sz="6"/>
             </w:tcBorders>
             <w:tcMar>
-              <w:top w:type="dxa" w:w="100"/>
-              <w:left w:type="dxa" w:w="160"/>
-              <w:bottom w:type="dxa" w:w="100"/>
-              <w:right w:type="dxa" w:w="160"/>
+              <w:top w:type="dxa" w:w="160"/>
+              <w:left w:type="dxa" w:w="200"/>
+              <w:bottom w:type="dxa" w:w="160"/>
+              <w:right w:type="dxa" w:w="200"/>
             </w:tcMar>
           </w:tcPr>
           <w:p>
             <w:pPr>
-              <w:spacing w:after="0" w:before="180"/>
+              <w:spacing w:after="240" w:before="0"/>
             </w:pPr>
           </w:p>
           <w:p>
             <w:pPr>
               <w:pBdr>
-                <w:bottom w:val="single" w:color="0C2340" w:sz="8"/>
+                <w:bottom w:val="single" w:color="0C2340" w:sz="10"/>
               </w:pBdr>
-              <w:spacing w:after="10" w:before="0"/>
-            </w:pPr>
-          </w:p>
-          <w:p>
-            <w:pPr>
-              <w:spacing w:after="90" w:before="0"/>
+              <w:spacing w:after="30" w:before="0"/>
+            </w:pPr>
+          </w:p>
+          <w:p>
+            <w:pPr>
+              <w:spacing w:after="180" w:before="0"/>
             </w:pPr>
             <w:r>
               <w:rPr>
@@ -2970,15 +2727,15 @@
                 <w:b/>
                 <w:bCs/>
                 <w:color w:val="64748B"/>
-                <w:sz w:val="14"/>
-                <w:szCs w:val="14"/>
+                <w:sz w:val="13"/>
+                <w:szCs w:val="13"/>
               </w:rPr>
               <w:t xml:space="preserve">SIGNATURE</w:t>
             </w:r>
           </w:p>
           <w:p>
             <w:pPr>
-              <w:spacing w:after="15" w:before="0"/>
+              <w:spacing w:after="120" w:before="0"/>
             </w:pPr>
             <w:r>
               <w:rPr>
@@ -2986,15 +2743,15 @@
                 <w:b/>
                 <w:bCs/>
                 <w:color w:val="1A1A1A"/>
-                <w:sz w:val="20"/>
-                <w:szCs w:val="20"/>
+                <w:sz w:val="17"/>
+                <w:szCs w:val="17"/>
               </w:rPr>
               <w:t xml:space="preserve">Ms. M. Botha</w:t>
             </w:r>
           </w:p>
           <w:p>
             <w:pPr>
-              <w:spacing w:after="20" w:before="0"/>
+              <w:spacing w:after="160" w:before="0"/>
             </w:pPr>
             <w:r>
               <w:rPr>
@@ -3002,15 +2759,15 @@
                 <w:b/>
                 <w:bCs/>
                 <w:color w:val="0C2340"/>
-                <w:sz w:val="19"/>
-                <w:szCs w:val="19"/>
+                <w:sz w:val="16"/>
+                <w:szCs w:val="16"/>
               </w:rPr>
               <w:t xml:space="preserve">SCHOOL PRINCIPAL</w:t>
             </w:r>
           </w:p>
           <w:p>
             <w:pPr>
-              <w:spacing w:after="0" w:before="40"/>
+              <w:spacing w:after="60" w:before="0"/>
               <w:jc w:val="right"/>
             </w:pPr>
             <w:r>
@@ -3019,17 +2776,19 @@
                 <w:b/>
                 <w:bCs/>
                 <w:color w:val="64748B"/>
-                <w:sz w:val="18"/>
-                <w:szCs w:val="18"/>
+                <w:sz w:val="15"/>
+                <w:szCs w:val="15"/>
               </w:rPr>
               <w:t xml:space="preserve">DATE: </w:t>
             </w:r>
             <w:r>
               <w:rPr>
                 <w:rFonts w:ascii="Arial" w:cs="Arial" w:eastAsia="Arial" w:hAnsi="Arial"/>
+                <w:b/>
+                <w:bCs/>
                 <w:color w:val="1A1A1A"/>
-                <w:sz w:val="18"/>
-                <w:szCs w:val="18"/>
+                <w:sz w:val="15"/>
+                <w:szCs w:val="15"/>
               </w:rPr>
               <w:t xml:space="preserve">28/01/2026</w:t>
             </w:r>
@@ -3044,7 +2803,7 @@
     </w:p>
     <w:tbl>
       <w:tblPr>
-        <w:tblW w:type="dxa" w:w="3590"/>
+        <w:tblW w:type="dxa" w:w="4535"/>
         <w:jc w:val="left"/>
         <w:tblBorders>
           <w:top w:val="dashed" w:color="94A3B8" w:sz="6"/>
@@ -3061,21 +2820,22 @@
       <w:tr>
         <w:trPr>
           <w:cantSplit/>
+          <w:trHeight w:val="2948" w:hRule="atLeast"/>
         </w:trPr>
         <w:tc>
           <w:tcPr>
-            <w:tcW w:type="dxa" w:w="3590"/>
+            <w:tcW w:type="dxa" w:w="4535"/>
             <w:shd w:fill="F8FAFC" w:val="clear"/>
             <w:tcMar>
               <w:top w:type="dxa" w:w="100"/>
               <w:left w:type="dxa" w:w="140"/>
-              <w:bottom w:type="dxa" w:w="100"/>
+              <w:bottom w:type="dxa" w:w="80"/>
               <w:right w:type="dxa" w:w="140"/>
             </w:tcMar>
           </w:tcPr>
           <w:p>
             <w:pPr>
-              <w:spacing w:after="30" w:before="60"/>
+              <w:spacing w:after="30" w:before="80"/>
               <w:jc w:val="center"/>
             </w:pPr>
             <w:r>
@@ -3084,15 +2844,15 @@
                 <w:b/>
                 <w:bCs/>
                 <w:color w:val="475569"/>
-                <w:sz w:val="15"/>
-                <w:szCs w:val="15"/>
+                <w:sz w:val="16"/>
+                <w:szCs w:val="16"/>
               </w:rPr>
               <w:t xml:space="preserve">OFFICIAL SCHOOL STAMP</w:t>
             </w:r>
           </w:p>
           <w:p>
             <w:pPr>
-              <w:spacing w:after="80" w:before="80"/>
+              <w:spacing w:after="40" w:before="2450"/>
               <w:jc w:val="center"/>
             </w:pPr>
             <w:r>
@@ -3161,6 +2921,7 @@
       <w:tr>
         <w:trPr>
           <w:cantSplit/>
+          <w:trHeight w:val="2948" w:hRule="atLeast"/>
         </w:trPr>
         <w:tc>
           <w:tcPr>
@@ -3175,13 +2936,13 @@
             <w:tcMar>
               <w:top w:type="dxa" w:w="120"/>
               <w:left w:type="dxa" w:w="160"/>
-              <w:bottom w:type="dxa" w:w="120"/>
+              <w:bottom w:type="dxa" w:w="80"/>
               <w:right w:type="dxa" w:w="160"/>
             </w:tcMar>
           </w:tcPr>
           <w:p>
             <w:pPr>
-              <w:spacing w:after="40" w:before="80"/>
+              <w:spacing w:after="30" w:before="80"/>
               <w:jc w:val="center"/>
             </w:pPr>
             <w:r>
@@ -3190,15 +2951,15 @@
                 <w:b/>
                 <w:bCs/>
                 <w:color w:val="475569"/>
-                <w:sz w:val="15"/>
-                <w:szCs w:val="15"/>
+                <w:sz w:val="16"/>
+                <w:szCs w:val="16"/>
               </w:rPr>
               <w:t xml:space="preserve">OFFICIAL DISTRICT / CIRCUIT STAMP</w:t>
             </w:r>
           </w:p>
           <w:p>
             <w:pPr>
-              <w:spacing w:after="160" w:before="180"/>
+              <w:spacing w:after="40" w:before="2450"/>
               <w:jc w:val="center"/>
             </w:pPr>
             <w:r>
@@ -3244,28 +3005,28 @@
               <w:right w:val="single" w:color="94A3B8" w:sz="6"/>
             </w:tcBorders>
             <w:tcMar>
-              <w:top w:type="dxa" w:w="100"/>
+              <w:top w:type="dxa" w:w="120"/>
               <w:left w:type="dxa" w:w="160"/>
-              <w:bottom w:type="dxa" w:w="100"/>
+              <w:bottom w:type="dxa" w:w="120"/>
               <w:right w:type="dxa" w:w="160"/>
             </w:tcMar>
           </w:tcPr>
           <w:p>
             <w:pPr>
-              <w:spacing w:after="0" w:before="180"/>
+              <w:spacing w:after="300" w:before="0"/>
             </w:pPr>
           </w:p>
           <w:p>
             <w:pPr>
               <w:pBdr>
-                <w:bottom w:val="single" w:color="0C2340" w:sz="8"/>
+                <w:bottom w:val="single" w:color="0C2340" w:sz="10"/>
               </w:pBdr>
-              <w:spacing w:after="10" w:before="0"/>
-            </w:pPr>
-          </w:p>
-          <w:p>
-            <w:pPr>
-              <w:spacing w:after="90" w:before="0"/>
+              <w:spacing w:after="30" w:before="0"/>
+            </w:pPr>
+          </w:p>
+          <w:p>
+            <w:pPr>
+              <w:spacing w:after="300" w:before="0"/>
             </w:pPr>
             <w:r>
               <w:rPr>
@@ -3273,18 +3034,15 @@
                 <w:b/>
                 <w:bCs/>
                 <w:color w:val="64748B"/>
-                <w:sz w:val="14"/>
-                <w:szCs w:val="14"/>
+                <w:sz w:val="13"/>
+                <w:szCs w:val="13"/>
               </w:rPr>
               <w:t xml:space="preserve">SIGNATURE</w:t>
             </w:r>
           </w:p>
           <w:p>
             <w:pPr>
-              <w:tabs>
-                <w:tab w:val="right" w:pos="4924" w:leader="underscore"/>
-              </w:tabs>
-              <w:spacing w:after="15" w:before="0"/>
+              <w:spacing w:after="240" w:before="0"/>
             </w:pPr>
             <w:r>
               <w:rPr>
@@ -3292,15 +3050,24 @@
                 <w:b/>
                 <w:bCs/>
                 <w:color w:val="64748B"/>
-                <w:sz w:val="18"/>
-                <w:szCs w:val="18"/>
+                <w:sz w:val="15"/>
+                <w:szCs w:val="15"/>
               </w:rPr>
-              <w:t xml:space="preserve">NAME:	</w:t>
+              <w:t xml:space="preserve">NAME: </w:t>
             </w:r>
-          </w:p>
-          <w:p>
-            <w:pPr>
-              <w:spacing w:after="20" w:before="0"/>
+            <w:r>
+              <w:rPr>
+                <w:rFonts w:ascii="Arial" w:cs="Arial" w:eastAsia="Arial" w:hAnsi="Arial"/>
+                <w:color w:val="94A3B8"/>
+                <w:sz w:val="14"/>
+                <w:szCs w:val="14"/>
+              </w:rPr>
+              <w:t xml:space="preserve">__________________________________________________________</w:t>
+            </w:r>
+          </w:p>
+          <w:p>
+            <w:pPr>
+              <w:spacing w:after="300" w:before="0"/>
             </w:pPr>
             <w:r>
               <w:rPr>
@@ -3308,16 +3075,15 @@
                 <w:b/>
                 <w:bCs/>
                 <w:color w:val="0C2340"/>
-                <w:sz w:val="19"/>
-                <w:szCs w:val="19"/>
+                <w:sz w:val="16"/>
+                <w:szCs w:val="16"/>
               </w:rPr>
               <w:t xml:space="preserve">CIRCUIT MANAGER</w:t>
             </w:r>
           </w:p>
           <w:p>
             <w:pPr>
-              <w:spacing w:after="0" w:before="40"/>
-              <w:jc w:val="right"/>
+              <w:spacing w:after="120" w:before="0"/>
             </w:pPr>
             <w:r>
               <w:rPr>
@@ -3325,8 +3091,8 @@
                 <w:b/>
                 <w:bCs/>
                 <w:color w:val="64748B"/>
-                <w:sz w:val="18"/>
-                <w:szCs w:val="18"/>
+                <w:sz w:val="15"/>
+                <w:szCs w:val="15"/>
               </w:rPr>
               <w:t xml:space="preserve">DATE: </w:t>
             </w:r>
@@ -3334,18 +3100,17 @@
               <w:rPr>
                 <w:rFonts w:ascii="Arial" w:cs="Arial" w:eastAsia="Arial" w:hAnsi="Arial"/>
                 <w:color w:val="94A3B8"/>
-                <w:sz w:val="18"/>
-                <w:szCs w:val="18"/>
+                <w:sz w:val="14"/>
+                <w:szCs w:val="14"/>
               </w:rPr>
-              <w:t xml:space="preserve">________________________</w:t>
+              <w:t xml:space="preserve">__________________________________________________________</w:t>
             </w:r>
           </w:p>
         </w:tc>
       </w:tr>
     </w:tbl>
     <w:sectPr>
-      <w:headerReference w:type="default" r:id="rId7"/>
-      <w:footerReference w:type="default" r:id="rId8"/>
+      <w:footerReference w:type="default" r:id="rId7"/>
       <w:pgSz w:w="11905" w:h="16837" w:orient="portrait"/>
       <w:pgMar w:top="566" w:right="566" w:bottom="566" w:left="566" w:header="453" w:footer="453" w:gutter="0"/>
       <w:pgNumType/>
@@ -3478,48 +3243,6 @@
     </w:p>
   </w:footnote>
 </w:footnotes>
-</file>
-
-<file path=word/header1.xml><?xml version="1.0" encoding="utf-8"?>
-<w:hdr xmlns:wpc="http://schemas.microsoft.com/office/word/2010/wordprocessingCanvas" xmlns:mc="http://schemas.openxmlformats.org/markup-compatibility/2006" xmlns:o="urn:schemas-microsoft-com:office:office" xmlns:r="http://schemas.openxmlformats.org/officeDocument/2006/relationships" xmlns:m="http://schemas.openxmlformats.org/officeDocument/2006/math" xmlns:v="urn:schemas-microsoft-com:vml" xmlns:wp14="http://schemas.microsoft.com/office/word/2010/wordprocessingDrawing" xmlns:wp="http://schemas.openxmlformats.org/drawingml/2006/wordprocessingDrawing" xmlns:w10="urn:schemas-microsoft-com:office:word" xmlns:w="http://schemas.openxmlformats.org/wordprocessingml/2006/main" xmlns:w14="http://schemas.microsoft.com/office/word/2010/wordml" xmlns:w15="http://schemas.microsoft.com/office/word/2012/wordml" xmlns:wpg="http://schemas.microsoft.com/office/word/2010/wordprocessingGroup" xmlns:wpi="http://schemas.microsoft.com/office/word/2010/wordprocessingInk" xmlns:wne="http://schemas.microsoft.com/office/word/2006/wordml" xmlns:wps="http://schemas.microsoft.com/office/word/2010/wordprocessingShape" xmlns:cx="http://schemas.microsoft.com/office/drawing/2014/chartex" xmlns:cx1="http://schemas.microsoft.com/office/drawing/2015/9/8/chartex" xmlns:cx2="http://schemas.microsoft.com/office/drawing/2015/10/21/chartex" xmlns:cx3="http://schemas.microsoft.com/office/drawing/2016/5/9/chartex" xmlns:cx4="http://schemas.microsoft.com/office/drawing/2016/5/10/chartex" xmlns:cx5="http://schemas.microsoft.com/office/drawing/2016/5/11/chartex" xmlns:cx6="http://schemas.microsoft.com/office/drawing/2016/5/12/chartex" xmlns:cx7="http://schemas.microsoft.com/office/drawing/2016/5/13/chartex" xmlns:cx8="http://schemas.microsoft.com/office/drawing/2016/5/14/chartex" xmlns:w16cid="http://schemas.microsoft.com/office/word/2016/wordml/cid" xmlns:w16se="http://schemas.microsoft.com/office/word/2015/wordml/symex">
-  <w:p>
-    <w:pPr>
-      <w:pBdr>
-        <w:bottom w:val="single" w:color="CBD5E1" w:sz="6"/>
-      </w:pBdr>
-      <w:tabs>
-        <w:tab w:val="right" w:pos="10771"/>
-      </w:tabs>
-      <w:spacing w:after="80" w:before="0"/>
-    </w:pPr>
-    <w:r>
-      <w:rPr>
-        <w:rFonts w:ascii="Arial" w:cs="Arial" w:eastAsia="Arial" w:hAnsi="Arial"/>
-        <w:b/>
-        <w:bCs/>
-        <w:color w:val="0C2340"/>
-        <w:sz w:val="16"/>
-        <w:szCs w:val="16"/>
-      </w:rPr>
-      <w:t xml:space="preserve">LADY GREY ARTS ACADEMY • MINUTES OF THE ORDINARY SGB MEETING</w:t>
-    </w:r>
-    <w:r>
-      <w:rPr>
-        <w:rFonts w:ascii="Arial" w:cs="Arial" w:eastAsia="Arial" w:hAnsi="Arial"/>
-      </w:rPr>
-      <w:t xml:space="preserve">	</w:t>
-    </w:r>
-    <w:r>
-      <w:rPr>
-        <w:rFonts w:ascii="Arial" w:cs="Arial" w:eastAsia="Arial" w:hAnsi="Arial"/>
-        <w:color w:val="64748B"/>
-        <w:sz w:val="14"/>
-        <w:szCs w:val="14"/>
-      </w:rPr>
-      <w:t xml:space="preserve">SGB</w:t>
-    </w:r>
-  </w:p>
-</w:hdr>
 </file>
 
 <file path=word/numbering.xml><?xml version="1.0" encoding="utf-8"?>

--- a/SGB_Functionality_Audit_2026/01_SGB_Constitution/04_Minutes_of_SGB_Meeting_2026-01-28.docx
+++ b/SGB_Functionality_Audit_2026/01_SGB_Constitution/04_Minutes_of_SGB_Meeting_2026-01-28.docx
@@ -169,7 +169,7 @@
             </w:pPr>
             <w:r>
               <w:rPr>
-                <w:rFonts w:ascii="Arial" w:cs="Arial" w:eastAsia="Arial" w:hAnsi="Arial"/>
+                <w:rFonts w:ascii="Aptos" w:cs="Aptos" w:eastAsia="Aptos" w:hAnsi="Aptos"/>
                 <w:b/>
                 <w:bCs/>
                 <w:color w:val="0C2340"/>
@@ -185,7 +185,7 @@
             </w:pPr>
             <w:r>
               <w:rPr>
-                <w:rFonts w:ascii="Arial" w:cs="Arial" w:eastAsia="Arial" w:hAnsi="Arial"/>
+                <w:rFonts w:ascii="Aptos" w:cs="Aptos" w:eastAsia="Aptos" w:hAnsi="Aptos"/>
                 <w:b/>
                 <w:bCs/>
                 <w:i/>
@@ -203,7 +203,7 @@
             </w:pPr>
             <w:r>
               <w:rPr>
-                <w:rFonts w:ascii="Arial" w:cs="Arial" w:eastAsia="Arial" w:hAnsi="Arial"/>
+                <w:rFonts w:ascii="Aptos" w:cs="Aptos" w:eastAsia="Aptos" w:hAnsi="Aptos"/>
                 <w:color w:val="475569"/>
                 <w:sz w:val="14"/>
                 <w:szCs w:val="14"/>
@@ -217,7 +217,7 @@
             </w:pPr>
             <w:r>
               <w:rPr>
-                <w:rFonts w:ascii="Arial" w:cs="Arial" w:eastAsia="Arial" w:hAnsi="Arial"/>
+                <w:rFonts w:ascii="Aptos" w:cs="Aptos" w:eastAsia="Aptos" w:hAnsi="Aptos"/>
                 <w:color w:val="475569"/>
                 <w:sz w:val="14"/>
                 <w:szCs w:val="14"/>
@@ -249,7 +249,7 @@
             </w:pPr>
             <w:r>
               <w:rPr>
-                <w:rFonts w:ascii="Arial" w:cs="Arial" w:eastAsia="Arial" w:hAnsi="Arial"/>
+                <w:rFonts w:ascii="Aptos" w:cs="Aptos" w:eastAsia="Aptos" w:hAnsi="Aptos"/>
                 <w:b/>
                 <w:bCs/>
                 <w:color w:val="0C2340"/>
@@ -265,7 +265,7 @@
             </w:pPr>
             <w:r>
               <w:rPr>
-                <w:rFonts w:ascii="Arial" w:cs="Arial" w:eastAsia="Arial" w:hAnsi="Arial"/>
+                <w:rFonts w:ascii="Aptos" w:cs="Aptos" w:eastAsia="Aptos" w:hAnsi="Aptos"/>
                 <w:color w:val="64748B"/>
                 <w:sz w:val="14"/>
                 <w:szCs w:val="14"/>
@@ -291,7 +291,7 @@
       </w:pPr>
       <w:r>
         <w:rPr>
-          <w:rFonts w:ascii="Arial" w:cs="Arial" w:eastAsia="Arial" w:hAnsi="Arial"/>
+          <w:rFonts w:ascii="Aptos" w:cs="Aptos" w:eastAsia="Aptos" w:hAnsi="Aptos"/>
           <w:b/>
           <w:bCs/>
           <w:color w:val="0C2340"/>
@@ -308,45 +308,28 @@
       </w:pPr>
       <w:r>
         <w:rPr>
-          <w:rFonts w:ascii="Arial" w:cs="Arial" w:eastAsia="Arial" w:hAnsi="Arial"/>
+          <w:rFonts w:ascii="Aptos" w:cs="Aptos" w:eastAsia="Aptos" w:hAnsi="Aptos"/>
           <w:b/>
           <w:bCs/>
           <w:color w:val="A6192E"/>
-          <w:sz w:val="24"/>
-          <w:szCs w:val="24"/>
-        </w:rPr>
-        <w:t xml:space="preserve">LADY GREY ARTS ACADEMY</w:t>
-      </w:r>
-    </w:p>
-    <w:p>
-      <w:pPr>
-        <w:keepLines/>
-        <w:spacing w:after="80" w:before="0" w:line="276"/>
+          <w:sz w:val="22"/>
+          <w:szCs w:val="22"/>
+        </w:rPr>
+        <w:t xml:space="preserve">LADY GREY ARTS ACADEMY • WEDNESDAY, 28 JANUARY 2026</w:t>
+      </w:r>
+    </w:p>
+    <w:p>
+      <w:pPr>
+        <w:keepLines/>
+        <w:tabs>
+          <w:tab w:val="left" w:pos="566"/>
+        </w:tabs>
+        <w:spacing w:after="0" w:before="100"/>
         <w:ind w:left="0"/>
-        <w:jc w:val="both"/>
-      </w:pPr>
-      <w:r>
-        <w:rPr>
-          <w:rFonts w:ascii="Arial" w:cs="Arial" w:eastAsia="Arial" w:hAnsi="Arial"/>
-          <w:color w:val="1A1A1A"/>
-          <w:sz w:val="20"/>
-          <w:szCs w:val="20"/>
-        </w:rPr>
-        <w:t xml:space="preserve">LADY GREY ARTS ACADEMY • WEDNESDAY, 28 JANUARY 2026</w:t>
-      </w:r>
-    </w:p>
-    <w:p>
-      <w:pPr>
-        <w:keepLines/>
-        <w:tabs>
-          <w:tab w:val="left" w:pos="566"/>
-        </w:tabs>
-        <w:spacing w:after="80" w:before="0"/>
-        <w:ind w:left="0"/>
-      </w:pPr>
-      <w:r>
-        <w:rPr>
-          <w:rFonts w:ascii="Arial" w:cs="Arial" w:eastAsia="Arial" w:hAnsi="Arial"/>
+      </w:pPr>
+      <w:r>
+        <w:rPr>
+          <w:rFonts w:ascii="Aptos" w:cs="Aptos" w:eastAsia="Aptos" w:hAnsi="Aptos"/>
           <w:b/>
           <w:bCs/>
           <w:color w:val="0C2340"/>
@@ -357,7 +340,7 @@
       </w:r>
       <w:r>
         <w:rPr>
-          <w:rFonts w:ascii="Arial" w:cs="Arial" w:eastAsia="Arial" w:hAnsi="Arial"/>
+          <w:rFonts w:ascii="Aptos" w:cs="Aptos" w:eastAsia="Aptos" w:hAnsi="Aptos"/>
           <w:sz w:val="22"/>
           <w:szCs w:val="22"/>
         </w:rPr>
@@ -365,7 +348,7 @@
       </w:r>
       <w:r>
         <w:rPr>
-          <w:rFonts w:ascii="Arial" w:cs="Arial" w:eastAsia="Arial" w:hAnsi="Arial"/>
+          <w:rFonts w:ascii="Aptos" w:cs="Aptos" w:eastAsia="Aptos" w:hAnsi="Aptos"/>
           <w:b/>
           <w:bCs/>
           <w:color w:val="0C2340"/>
@@ -381,16 +364,16 @@
         <w:tabs>
           <w:tab w:val="left" w:pos="566"/>
         </w:tabs>
-        <w:spacing w:after="80" w:before="0" w:line="276"/>
+        <w:spacing w:after="0" w:before="100" w:line="300"/>
         <w:ind w:left="566" w:hanging="566"/>
         <w:jc w:val="both"/>
       </w:pPr>
       <w:r>
         <w:rPr>
-          <w:rFonts w:ascii="Arial" w:cs="Arial" w:eastAsia="Arial" w:hAnsi="Arial"/>
-          <w:b/>
-          <w:bCs/>
-          <w:color w:val="0C2340"/>
+          <w:rFonts w:ascii="Aptos" w:cs="Aptos" w:eastAsia="Aptos" w:hAnsi="Aptos"/>
+          <w:b/>
+          <w:bCs/>
+          <w:color w:val="1A1A1A"/>
           <w:sz w:val="20"/>
           <w:szCs w:val="20"/>
         </w:rPr>
@@ -398,15 +381,15 @@
       </w:r>
       <w:r>
         <w:rPr>
-          <w:rFonts w:ascii="Arial" w:cs="Arial" w:eastAsia="Arial" w:hAnsi="Arial"/>
-          <w:sz w:val="20"/>
-          <w:szCs w:val="20"/>
-        </w:rPr>
-        <w:t xml:space="preserve">	</w:t>
-      </w:r>
-      <w:r>
-        <w:rPr>
-          <w:rFonts w:ascii="Arial" w:cs="Arial" w:eastAsia="Arial" w:hAnsi="Arial"/>
+          <w:rFonts w:ascii="Aptos" w:cs="Aptos" w:eastAsia="Aptos" w:hAnsi="Aptos"/>
+          <w:sz w:val="20"/>
+          <w:szCs w:val="20"/>
+        </w:rPr>
+        <w:t xml:space="preserve">	</w:t>
+      </w:r>
+      <w:r>
+        <w:rPr>
+          <w:rFonts w:ascii="Aptos" w:cs="Aptos" w:eastAsia="Aptos" w:hAnsi="Aptos"/>
           <w:b w:val="false"/>
           <w:bCs w:val="false"/>
           <w:color w:val="1A1A1A"/>
@@ -422,16 +405,16 @@
         <w:tabs>
           <w:tab w:val="left" w:pos="566"/>
         </w:tabs>
-        <w:spacing w:after="80" w:before="0" w:line="276"/>
+        <w:spacing w:after="0" w:before="100" w:line="300"/>
         <w:ind w:left="566" w:hanging="566"/>
         <w:jc w:val="both"/>
       </w:pPr>
       <w:r>
         <w:rPr>
-          <w:rFonts w:ascii="Arial" w:cs="Arial" w:eastAsia="Arial" w:hAnsi="Arial"/>
-          <w:b/>
-          <w:bCs/>
-          <w:color w:val="0C2340"/>
+          <w:rFonts w:ascii="Aptos" w:cs="Aptos" w:eastAsia="Aptos" w:hAnsi="Aptos"/>
+          <w:b/>
+          <w:bCs/>
+          <w:color w:val="1A1A1A"/>
           <w:sz w:val="20"/>
           <w:szCs w:val="20"/>
         </w:rPr>
@@ -439,22 +422,22 @@
       </w:r>
       <w:r>
         <w:rPr>
-          <w:rFonts w:ascii="Arial" w:cs="Arial" w:eastAsia="Arial" w:hAnsi="Arial"/>
-          <w:sz w:val="20"/>
-          <w:szCs w:val="20"/>
-        </w:rPr>
-        <w:t xml:space="preserve">	</w:t>
-      </w:r>
-      <w:r>
-        <w:rPr>
-          <w:rFonts w:ascii="Arial" w:cs="Arial" w:eastAsia="Arial" w:hAnsi="Arial"/>
-          <w:b w:val="false"/>
-          <w:bCs w:val="false"/>
-          <w:color w:val="1A1A1A"/>
-          <w:sz w:val="20"/>
-          <w:szCs w:val="20"/>
-        </w:rPr>
-        <w:t xml:space="preserve">The SGB Chairperson, Mr. Kwezi Dyasi, welcomed all members present and thanked them for their commitment to school governance for the 2026 academic year.</w:t>
+          <w:rFonts w:ascii="Aptos" w:cs="Aptos" w:eastAsia="Aptos" w:hAnsi="Aptos"/>
+          <w:sz w:val="20"/>
+          <w:szCs w:val="20"/>
+        </w:rPr>
+        <w:t xml:space="preserve">	</w:t>
+      </w:r>
+      <w:r>
+        <w:rPr>
+          <w:rFonts w:ascii="Aptos" w:cs="Aptos" w:eastAsia="Aptos" w:hAnsi="Aptos"/>
+          <w:b w:val="false"/>
+          <w:bCs w:val="false"/>
+          <w:color w:val="1A1A1A"/>
+          <w:sz w:val="20"/>
+          <w:szCs w:val="20"/>
+        </w:rPr>
+        <w:t xml:space="preserve">The SGB Chairperson, Mr. Kwezi Dyasi, welcomed all members present and thanked them for their dedication to institutional governance.</w:t>
       </w:r>
     </w:p>
     <w:p>
@@ -463,16 +446,16 @@
         <w:tabs>
           <w:tab w:val="left" w:pos="566"/>
         </w:tabs>
-        <w:spacing w:after="80" w:before="0" w:line="276"/>
+        <w:spacing w:after="0" w:before="100" w:line="300"/>
         <w:ind w:left="566" w:hanging="566"/>
         <w:jc w:val="both"/>
       </w:pPr>
       <w:r>
         <w:rPr>
-          <w:rFonts w:ascii="Arial" w:cs="Arial" w:eastAsia="Arial" w:hAnsi="Arial"/>
-          <w:b/>
-          <w:bCs/>
-          <w:color w:val="0C2340"/>
+          <w:rFonts w:ascii="Aptos" w:cs="Aptos" w:eastAsia="Aptos" w:hAnsi="Aptos"/>
+          <w:b/>
+          <w:bCs/>
+          <w:color w:val="1A1A1A"/>
           <w:sz w:val="20"/>
           <w:szCs w:val="20"/>
         </w:rPr>
@@ -480,15 +463,15 @@
       </w:r>
       <w:r>
         <w:rPr>
-          <w:rFonts w:ascii="Arial" w:cs="Arial" w:eastAsia="Arial" w:hAnsi="Arial"/>
-          <w:sz w:val="20"/>
-          <w:szCs w:val="20"/>
-        </w:rPr>
-        <w:t xml:space="preserve">	</w:t>
-      </w:r>
-      <w:r>
-        <w:rPr>
-          <w:rFonts w:ascii="Arial" w:cs="Arial" w:eastAsia="Arial" w:hAnsi="Arial"/>
+          <w:rFonts w:ascii="Aptos" w:cs="Aptos" w:eastAsia="Aptos" w:hAnsi="Aptos"/>
+          <w:sz w:val="20"/>
+          <w:szCs w:val="20"/>
+        </w:rPr>
+        <w:t xml:space="preserve">	</w:t>
+      </w:r>
+      <w:r>
+        <w:rPr>
+          <w:rFonts w:ascii="Aptos" w:cs="Aptos" w:eastAsia="Aptos" w:hAnsi="Aptos"/>
           <w:b w:val="false"/>
           <w:bCs w:val="false"/>
           <w:color w:val="1A1A1A"/>
@@ -504,16 +487,16 @@
         <w:tabs>
           <w:tab w:val="left" w:pos="566"/>
         </w:tabs>
-        <w:spacing w:after="80" w:before="0" w:line="276"/>
+        <w:spacing w:after="0" w:before="100" w:line="300"/>
         <w:ind w:left="566" w:hanging="566"/>
         <w:jc w:val="both"/>
       </w:pPr>
       <w:r>
         <w:rPr>
-          <w:rFonts w:ascii="Arial" w:cs="Arial" w:eastAsia="Arial" w:hAnsi="Arial"/>
-          <w:b/>
-          <w:bCs/>
-          <w:color w:val="0C2340"/>
+          <w:rFonts w:ascii="Aptos" w:cs="Aptos" w:eastAsia="Aptos" w:hAnsi="Aptos"/>
+          <w:b/>
+          <w:bCs/>
+          <w:color w:val="1A1A1A"/>
           <w:sz w:val="20"/>
           <w:szCs w:val="20"/>
         </w:rPr>
@@ -521,22 +504,22 @@
       </w:r>
       <w:r>
         <w:rPr>
-          <w:rFonts w:ascii="Arial" w:cs="Arial" w:eastAsia="Arial" w:hAnsi="Arial"/>
-          <w:sz w:val="20"/>
-          <w:szCs w:val="20"/>
-        </w:rPr>
-        <w:t xml:space="preserve">	</w:t>
-      </w:r>
-      <w:r>
-        <w:rPr>
-          <w:rFonts w:ascii="Arial" w:cs="Arial" w:eastAsia="Arial" w:hAnsi="Arial"/>
-          <w:b w:val="false"/>
-          <w:bCs w:val="false"/>
-          <w:color w:val="1A1A1A"/>
-          <w:sz w:val="20"/>
-          <w:szCs w:val="20"/>
-        </w:rPr>
-        <w:t xml:space="preserve">The Chairperson noted that 8 out of 9 members were in attendance, with one formal apology recorded from Learner Representative Alumanye Nxele.</w:t>
+          <w:rFonts w:ascii="Aptos" w:cs="Aptos" w:eastAsia="Aptos" w:hAnsi="Aptos"/>
+          <w:sz w:val="20"/>
+          <w:szCs w:val="20"/>
+        </w:rPr>
+        <w:t xml:space="preserve">	</w:t>
+      </w:r>
+      <w:r>
+        <w:rPr>
+          <w:rFonts w:ascii="Aptos" w:cs="Aptos" w:eastAsia="Aptos" w:hAnsi="Aptos"/>
+          <w:b w:val="false"/>
+          <w:bCs w:val="false"/>
+          <w:color w:val="1A1A1A"/>
+          <w:sz w:val="20"/>
+          <w:szCs w:val="20"/>
+        </w:rPr>
+        <w:t xml:space="preserve">The Chairperson noted that 7 out of 10 members were in attendance. Formal apologies with valid reasons were recorded from: Mrs. Octavia Bambilawu (SGB Parent Member) — Reason: Professional travel commitments in Aliwal North; Bathabile Lichaba (RCL Chairperson) — Reason: Provincial choir and arts festival rehearsal; Niluve Matu (Head Girl / Learner Rep) — Reason: Provincial choir and arts festival rehearsal.</w:t>
       </w:r>
     </w:p>
     <w:p>
@@ -545,16 +528,16 @@
         <w:tabs>
           <w:tab w:val="left" w:pos="566"/>
         </w:tabs>
-        <w:spacing w:after="80" w:before="0" w:line="276"/>
+        <w:spacing w:after="0" w:before="100" w:line="300"/>
         <w:ind w:left="566" w:hanging="566"/>
         <w:jc w:val="both"/>
       </w:pPr>
       <w:r>
         <w:rPr>
-          <w:rFonts w:ascii="Arial" w:cs="Arial" w:eastAsia="Arial" w:hAnsi="Arial"/>
-          <w:b/>
-          <w:bCs/>
-          <w:color w:val="0C2340"/>
+          <w:rFonts w:ascii="Aptos" w:cs="Aptos" w:eastAsia="Aptos" w:hAnsi="Aptos"/>
+          <w:b/>
+          <w:bCs/>
+          <w:color w:val="1A1A1A"/>
           <w:sz w:val="20"/>
           <w:szCs w:val="20"/>
         </w:rPr>
@@ -562,22 +545,22 @@
       </w:r>
       <w:r>
         <w:rPr>
-          <w:rFonts w:ascii="Arial" w:cs="Arial" w:eastAsia="Arial" w:hAnsi="Arial"/>
-          <w:sz w:val="20"/>
-          <w:szCs w:val="20"/>
-        </w:rPr>
-        <w:t xml:space="preserve">	</w:t>
-      </w:r>
-      <w:r>
-        <w:rPr>
-          <w:rFonts w:ascii="Arial" w:cs="Arial" w:eastAsia="Arial" w:hAnsi="Arial"/>
-          <w:b w:val="false"/>
-          <w:bCs w:val="false"/>
-          <w:color w:val="1A1A1A"/>
-          <w:sz w:val="20"/>
-          <w:szCs w:val="20"/>
-        </w:rPr>
-        <w:t xml:space="preserve">The Chairperson officially declared the meeting properly constituted and legally quorate in terms of the South African Schools Act and SGB Constitution.</w:t>
+          <w:rFonts w:ascii="Aptos" w:cs="Aptos" w:eastAsia="Aptos" w:hAnsi="Aptos"/>
+          <w:sz w:val="20"/>
+          <w:szCs w:val="20"/>
+        </w:rPr>
+        <w:t xml:space="preserve">	</w:t>
+      </w:r>
+      <w:r>
+        <w:rPr>
+          <w:rFonts w:ascii="Aptos" w:cs="Aptos" w:eastAsia="Aptos" w:hAnsi="Aptos"/>
+          <w:b w:val="false"/>
+          <w:bCs w:val="false"/>
+          <w:color w:val="1A1A1A"/>
+          <w:sz w:val="20"/>
+          <w:szCs w:val="20"/>
+        </w:rPr>
+        <w:t xml:space="preserve">The Chairperson officially declared the meeting properly constituted and legally quorate in terms of the South African Schools Act and Section 12 of the SGB Constitution (70.0% quorate).</w:t>
       </w:r>
     </w:p>
     <w:p>
@@ -586,12 +569,12 @@
         <w:tabs>
           <w:tab w:val="left" w:pos="566"/>
         </w:tabs>
-        <w:spacing w:after="80" w:before="0"/>
+        <w:spacing w:after="0" w:before="100"/>
         <w:ind w:left="0"/>
       </w:pPr>
       <w:r>
         <w:rPr>
-          <w:rFonts w:ascii="Arial" w:cs="Arial" w:eastAsia="Arial" w:hAnsi="Arial"/>
+          <w:rFonts w:ascii="Aptos" w:cs="Aptos" w:eastAsia="Aptos" w:hAnsi="Aptos"/>
           <w:b/>
           <w:bCs/>
           <w:color w:val="0C2340"/>
@@ -602,7 +585,7 @@
       </w:r>
       <w:r>
         <w:rPr>
-          <w:rFonts w:ascii="Arial" w:cs="Arial" w:eastAsia="Arial" w:hAnsi="Arial"/>
+          <w:rFonts w:ascii="Aptos" w:cs="Aptos" w:eastAsia="Aptos" w:hAnsi="Aptos"/>
           <w:sz w:val="22"/>
           <w:szCs w:val="22"/>
         </w:rPr>
@@ -610,7 +593,7 @@
       </w:r>
       <w:r>
         <w:rPr>
-          <w:rFonts w:ascii="Arial" w:cs="Arial" w:eastAsia="Arial" w:hAnsi="Arial"/>
+          <w:rFonts w:ascii="Aptos" w:cs="Aptos" w:eastAsia="Aptos" w:hAnsi="Aptos"/>
           <w:b/>
           <w:bCs/>
           <w:color w:val="0C2340"/>
@@ -626,16 +609,16 @@
         <w:tabs>
           <w:tab w:val="left" w:pos="566"/>
         </w:tabs>
-        <w:spacing w:after="80" w:before="0" w:line="276"/>
+        <w:spacing w:after="0" w:before="100" w:line="300"/>
         <w:ind w:left="566" w:hanging="566"/>
         <w:jc w:val="both"/>
       </w:pPr>
       <w:r>
         <w:rPr>
-          <w:rFonts w:ascii="Arial" w:cs="Arial" w:eastAsia="Arial" w:hAnsi="Arial"/>
-          <w:b/>
-          <w:bCs/>
-          <w:color w:val="0C2340"/>
+          <w:rFonts w:ascii="Aptos" w:cs="Aptos" w:eastAsia="Aptos" w:hAnsi="Aptos"/>
+          <w:b/>
+          <w:bCs/>
+          <w:color w:val="1A1A1A"/>
           <w:sz w:val="20"/>
           <w:szCs w:val="20"/>
         </w:rPr>
@@ -643,15 +626,15 @@
       </w:r>
       <w:r>
         <w:rPr>
-          <w:rFonts w:ascii="Arial" w:cs="Arial" w:eastAsia="Arial" w:hAnsi="Arial"/>
-          <w:sz w:val="20"/>
-          <w:szCs w:val="20"/>
-        </w:rPr>
-        <w:t xml:space="preserve">	</w:t>
-      </w:r>
-      <w:r>
-        <w:rPr>
-          <w:rFonts w:ascii="Arial" w:cs="Arial" w:eastAsia="Arial" w:hAnsi="Arial"/>
+          <w:rFonts w:ascii="Aptos" w:cs="Aptos" w:eastAsia="Aptos" w:hAnsi="Aptos"/>
+          <w:sz w:val="20"/>
+          <w:szCs w:val="20"/>
+        </w:rPr>
+        <w:t xml:space="preserve">	</w:t>
+      </w:r>
+      <w:r>
+        <w:rPr>
+          <w:rFonts w:ascii="Aptos" w:cs="Aptos" w:eastAsia="Aptos" w:hAnsi="Aptos"/>
           <w:b w:val="false"/>
           <w:bCs w:val="false"/>
           <w:color w:val="1A1A1A"/>
@@ -667,16 +650,16 @@
         <w:tabs>
           <w:tab w:val="left" w:pos="566"/>
         </w:tabs>
-        <w:spacing w:after="80" w:before="0" w:line="276"/>
+        <w:spacing w:after="0" w:before="100" w:line="300"/>
         <w:ind w:left="566" w:hanging="566"/>
         <w:jc w:val="both"/>
       </w:pPr>
       <w:r>
         <w:rPr>
-          <w:rFonts w:ascii="Arial" w:cs="Arial" w:eastAsia="Arial" w:hAnsi="Arial"/>
-          <w:b/>
-          <w:bCs/>
-          <w:color w:val="0C2340"/>
+          <w:rFonts w:ascii="Aptos" w:cs="Aptos" w:eastAsia="Aptos" w:hAnsi="Aptos"/>
+          <w:b/>
+          <w:bCs/>
+          <w:color w:val="1A1A1A"/>
           <w:sz w:val="20"/>
           <w:szCs w:val="20"/>
         </w:rPr>
@@ -684,22 +667,22 @@
       </w:r>
       <w:r>
         <w:rPr>
-          <w:rFonts w:ascii="Arial" w:cs="Arial" w:eastAsia="Arial" w:hAnsi="Arial"/>
-          <w:sz w:val="20"/>
-          <w:szCs w:val="20"/>
-        </w:rPr>
-        <w:t xml:space="preserve">	</w:t>
-      </w:r>
-      <w:r>
-        <w:rPr>
-          <w:rFonts w:ascii="Arial" w:cs="Arial" w:eastAsia="Arial" w:hAnsi="Arial"/>
-          <w:b w:val="false"/>
-          <w:bCs w:val="false"/>
-          <w:color w:val="1A1A1A"/>
-          <w:sz w:val="20"/>
-          <w:szCs w:val="20"/>
-        </w:rPr>
-        <w:t xml:space="preserve">Motion to adopt the agenda: Proposed by Mrs. Noncedo Williams, Seconded by Mrs. Octavia Bambilawu.</w:t>
+          <w:rFonts w:ascii="Aptos" w:cs="Aptos" w:eastAsia="Aptos" w:hAnsi="Aptos"/>
+          <w:sz w:val="20"/>
+          <w:szCs w:val="20"/>
+        </w:rPr>
+        <w:t xml:space="preserve">	</w:t>
+      </w:r>
+      <w:r>
+        <w:rPr>
+          <w:rFonts w:ascii="Aptos" w:cs="Aptos" w:eastAsia="Aptos" w:hAnsi="Aptos"/>
+          <w:b w:val="false"/>
+          <w:bCs w:val="false"/>
+          <w:color w:val="1A1A1A"/>
+          <w:sz w:val="20"/>
+          <w:szCs w:val="20"/>
+        </w:rPr>
+        <w:t xml:space="preserve">Motion to adopt the agenda: Proposed by Mr. Andile Gushmani (SGB Treasurer), Seconded by Alumanye Nxele (Head Boy / Learner Rep).</w:t>
       </w:r>
     </w:p>
     <w:p>
@@ -708,16 +691,16 @@
         <w:tabs>
           <w:tab w:val="left" w:pos="566"/>
         </w:tabs>
-        <w:spacing w:after="80" w:before="0" w:line="276"/>
+        <w:spacing w:after="0" w:before="100" w:line="300"/>
         <w:ind w:left="566" w:hanging="566"/>
         <w:jc w:val="both"/>
       </w:pPr>
       <w:r>
         <w:rPr>
-          <w:rFonts w:ascii="Arial" w:cs="Arial" w:eastAsia="Arial" w:hAnsi="Arial"/>
-          <w:b/>
-          <w:bCs/>
-          <w:color w:val="0C2340"/>
+          <w:rFonts w:ascii="Aptos" w:cs="Aptos" w:eastAsia="Aptos" w:hAnsi="Aptos"/>
+          <w:b/>
+          <w:bCs/>
+          <w:color w:val="1A1A1A"/>
           <w:sz w:val="20"/>
           <w:szCs w:val="20"/>
         </w:rPr>
@@ -725,15 +708,15 @@
       </w:r>
       <w:r>
         <w:rPr>
-          <w:rFonts w:ascii="Arial" w:cs="Arial" w:eastAsia="Arial" w:hAnsi="Arial"/>
-          <w:sz w:val="20"/>
-          <w:szCs w:val="20"/>
-        </w:rPr>
-        <w:t xml:space="preserve">	</w:t>
-      </w:r>
-      <w:r>
-        <w:rPr>
-          <w:rFonts w:ascii="Arial" w:cs="Arial" w:eastAsia="Arial" w:hAnsi="Arial"/>
+          <w:rFonts w:ascii="Aptos" w:cs="Aptos" w:eastAsia="Aptos" w:hAnsi="Aptos"/>
+          <w:sz w:val="20"/>
+          <w:szCs w:val="20"/>
+        </w:rPr>
+        <w:t xml:space="preserve">	</w:t>
+      </w:r>
+      <w:r>
+        <w:rPr>
+          <w:rFonts w:ascii="Aptos" w:cs="Aptos" w:eastAsia="Aptos" w:hAnsi="Aptos"/>
           <w:b w:val="false"/>
           <w:bCs w:val="false"/>
           <w:color w:val="1A1A1A"/>
@@ -749,12 +732,12 @@
         <w:tabs>
           <w:tab w:val="left" w:pos="566"/>
         </w:tabs>
-        <w:spacing w:after="80" w:before="0"/>
+        <w:spacing w:after="0" w:before="100"/>
         <w:ind w:left="0"/>
       </w:pPr>
       <w:r>
         <w:rPr>
-          <w:rFonts w:ascii="Arial" w:cs="Arial" w:eastAsia="Arial" w:hAnsi="Arial"/>
+          <w:rFonts w:ascii="Aptos" w:cs="Aptos" w:eastAsia="Aptos" w:hAnsi="Aptos"/>
           <w:b/>
           <w:bCs/>
           <w:color w:val="0C2340"/>
@@ -765,7 +748,7 @@
       </w:r>
       <w:r>
         <w:rPr>
-          <w:rFonts w:ascii="Arial" w:cs="Arial" w:eastAsia="Arial" w:hAnsi="Arial"/>
+          <w:rFonts w:ascii="Aptos" w:cs="Aptos" w:eastAsia="Aptos" w:hAnsi="Aptos"/>
           <w:sz w:val="22"/>
           <w:szCs w:val="22"/>
         </w:rPr>
@@ -773,7 +756,7 @@
       </w:r>
       <w:r>
         <w:rPr>
-          <w:rFonts w:ascii="Arial" w:cs="Arial" w:eastAsia="Arial" w:hAnsi="Arial"/>
+          <w:rFonts w:ascii="Aptos" w:cs="Aptos" w:eastAsia="Aptos" w:hAnsi="Aptos"/>
           <w:b/>
           <w:bCs/>
           <w:color w:val="0C2340"/>
@@ -789,16 +772,16 @@
         <w:tabs>
           <w:tab w:val="left" w:pos="566"/>
         </w:tabs>
-        <w:spacing w:after="80" w:before="0" w:line="276"/>
+        <w:spacing w:after="0" w:before="100" w:line="300"/>
         <w:ind w:left="566" w:hanging="566"/>
         <w:jc w:val="both"/>
       </w:pPr>
       <w:r>
         <w:rPr>
-          <w:rFonts w:ascii="Arial" w:cs="Arial" w:eastAsia="Arial" w:hAnsi="Arial"/>
-          <w:b/>
-          <w:bCs/>
-          <w:color w:val="0C2340"/>
+          <w:rFonts w:ascii="Aptos" w:cs="Aptos" w:eastAsia="Aptos" w:hAnsi="Aptos"/>
+          <w:b/>
+          <w:bCs/>
+          <w:color w:val="1A1A1A"/>
           <w:sz w:val="20"/>
           <w:szCs w:val="20"/>
         </w:rPr>
@@ -806,22 +789,22 @@
       </w:r>
       <w:r>
         <w:rPr>
-          <w:rFonts w:ascii="Arial" w:cs="Arial" w:eastAsia="Arial" w:hAnsi="Arial"/>
-          <w:sz w:val="20"/>
-          <w:szCs w:val="20"/>
-        </w:rPr>
-        <w:t xml:space="preserve">	</w:t>
-      </w:r>
-      <w:r>
-        <w:rPr>
-          <w:rFonts w:ascii="Arial" w:cs="Arial" w:eastAsia="Arial" w:hAnsi="Arial"/>
-          <w:b w:val="false"/>
-          <w:bCs w:val="false"/>
-          <w:color w:val="1A1A1A"/>
-          <w:sz w:val="20"/>
-          <w:szCs w:val="20"/>
-        </w:rPr>
-        <w:t xml:space="preserve">The minutes of the concluding governance session of 2025 were reviewed.</w:t>
+          <w:rFonts w:ascii="Aptos" w:cs="Aptos" w:eastAsia="Aptos" w:hAnsi="Aptos"/>
+          <w:sz w:val="20"/>
+          <w:szCs w:val="20"/>
+        </w:rPr>
+        <w:t xml:space="preserve">	</w:t>
+      </w:r>
+      <w:r>
+        <w:rPr>
+          <w:rFonts w:ascii="Aptos" w:cs="Aptos" w:eastAsia="Aptos" w:hAnsi="Aptos"/>
+          <w:b w:val="false"/>
+          <w:bCs w:val="false"/>
+          <w:color w:val="1A1A1A"/>
+          <w:sz w:val="20"/>
+          <w:szCs w:val="20"/>
+        </w:rPr>
+        <w:t xml:space="preserve">The minutes of the previous governance session were reviewed.</w:t>
       </w:r>
     </w:p>
     <w:p>
@@ -830,16 +813,16 @@
         <w:tabs>
           <w:tab w:val="left" w:pos="566"/>
         </w:tabs>
-        <w:spacing w:after="80" w:before="0" w:line="276"/>
+        <w:spacing w:after="0" w:before="100" w:line="300"/>
         <w:ind w:left="566" w:hanging="566"/>
         <w:jc w:val="both"/>
       </w:pPr>
       <w:r>
         <w:rPr>
-          <w:rFonts w:ascii="Arial" w:cs="Arial" w:eastAsia="Arial" w:hAnsi="Arial"/>
-          <w:b/>
-          <w:bCs/>
-          <w:color w:val="0C2340"/>
+          <w:rFonts w:ascii="Aptos" w:cs="Aptos" w:eastAsia="Aptos" w:hAnsi="Aptos"/>
+          <w:b/>
+          <w:bCs/>
+          <w:color w:val="1A1A1A"/>
           <w:sz w:val="20"/>
           <w:szCs w:val="20"/>
         </w:rPr>
@@ -847,15 +830,15 @@
       </w:r>
       <w:r>
         <w:rPr>
-          <w:rFonts w:ascii="Arial" w:cs="Arial" w:eastAsia="Arial" w:hAnsi="Arial"/>
-          <w:sz w:val="20"/>
-          <w:szCs w:val="20"/>
-        </w:rPr>
-        <w:t xml:space="preserve">	</w:t>
-      </w:r>
-      <w:r>
-        <w:rPr>
-          <w:rFonts w:ascii="Arial" w:cs="Arial" w:eastAsia="Arial" w:hAnsi="Arial"/>
+          <w:rFonts w:ascii="Aptos" w:cs="Aptos" w:eastAsia="Aptos" w:hAnsi="Aptos"/>
+          <w:sz w:val="20"/>
+          <w:szCs w:val="20"/>
+        </w:rPr>
+        <w:t xml:space="preserve">	</w:t>
+      </w:r>
+      <w:r>
+        <w:rPr>
+          <w:rFonts w:ascii="Aptos" w:cs="Aptos" w:eastAsia="Aptos" w:hAnsi="Aptos"/>
           <w:b w:val="false"/>
           <w:bCs w:val="false"/>
           <w:color w:val="1A1A1A"/>
@@ -871,16 +854,16 @@
         <w:tabs>
           <w:tab w:val="left" w:pos="566"/>
         </w:tabs>
-        <w:spacing w:after="80" w:before="0" w:line="276"/>
+        <w:spacing w:after="0" w:before="100" w:line="300"/>
         <w:ind w:left="566" w:hanging="566"/>
         <w:jc w:val="both"/>
       </w:pPr>
       <w:r>
         <w:rPr>
-          <w:rFonts w:ascii="Arial" w:cs="Arial" w:eastAsia="Arial" w:hAnsi="Arial"/>
-          <w:b/>
-          <w:bCs/>
-          <w:color w:val="0C2340"/>
+          <w:rFonts w:ascii="Aptos" w:cs="Aptos" w:eastAsia="Aptos" w:hAnsi="Aptos"/>
+          <w:b/>
+          <w:bCs/>
+          <w:color w:val="1A1A1A"/>
           <w:sz w:val="20"/>
           <w:szCs w:val="20"/>
         </w:rPr>
@@ -888,22 +871,22 @@
       </w:r>
       <w:r>
         <w:rPr>
-          <w:rFonts w:ascii="Arial" w:cs="Arial" w:eastAsia="Arial" w:hAnsi="Arial"/>
-          <w:sz w:val="20"/>
-          <w:szCs w:val="20"/>
-        </w:rPr>
-        <w:t xml:space="preserve">	</w:t>
-      </w:r>
-      <w:r>
-        <w:rPr>
-          <w:rFonts w:ascii="Arial" w:cs="Arial" w:eastAsia="Arial" w:hAnsi="Arial"/>
-          <w:b w:val="false"/>
-          <w:bCs w:val="false"/>
-          <w:color w:val="1A1A1A"/>
-          <w:sz w:val="20"/>
-          <w:szCs w:val="20"/>
-        </w:rPr>
-        <w:t xml:space="preserve">Matters Arising: The Principal reported that all preparatory documentation for the 2026 academic intake had been completed successfully.</w:t>
+          <w:rFonts w:ascii="Aptos" w:cs="Aptos" w:eastAsia="Aptos" w:hAnsi="Aptos"/>
+          <w:sz w:val="20"/>
+          <w:szCs w:val="20"/>
+        </w:rPr>
+        <w:t xml:space="preserve">	</w:t>
+      </w:r>
+      <w:r>
+        <w:rPr>
+          <w:rFonts w:ascii="Aptos" w:cs="Aptos" w:eastAsia="Aptos" w:hAnsi="Aptos"/>
+          <w:b w:val="false"/>
+          <w:bCs w:val="false"/>
+          <w:color w:val="1A1A1A"/>
+          <w:sz w:val="20"/>
+          <w:szCs w:val="20"/>
+        </w:rPr>
+        <w:t xml:space="preserve">Matters Arising: The Principal reported that institutional administrative follow-ups had proceeded satisfactorily.</w:t>
       </w:r>
     </w:p>
     <w:p>
@@ -912,12 +895,12 @@
         <w:tabs>
           <w:tab w:val="left" w:pos="566"/>
         </w:tabs>
-        <w:spacing w:after="80" w:before="0"/>
+        <w:spacing w:after="0" w:before="100"/>
         <w:ind w:left="0"/>
       </w:pPr>
       <w:r>
         <w:rPr>
-          <w:rFonts w:ascii="Arial" w:cs="Arial" w:eastAsia="Arial" w:hAnsi="Arial"/>
+          <w:rFonts w:ascii="Aptos" w:cs="Aptos" w:eastAsia="Aptos" w:hAnsi="Aptos"/>
           <w:b/>
           <w:bCs/>
           <w:color w:val="0C2340"/>
@@ -928,7 +911,7 @@
       </w:r>
       <w:r>
         <w:rPr>
-          <w:rFonts w:ascii="Arial" w:cs="Arial" w:eastAsia="Arial" w:hAnsi="Arial"/>
+          <w:rFonts w:ascii="Aptos" w:cs="Aptos" w:eastAsia="Aptos" w:hAnsi="Aptos"/>
           <w:sz w:val="22"/>
           <w:szCs w:val="22"/>
         </w:rPr>
@@ -936,7 +919,7 @@
       </w:r>
       <w:r>
         <w:rPr>
-          <w:rFonts w:ascii="Arial" w:cs="Arial" w:eastAsia="Arial" w:hAnsi="Arial"/>
+          <w:rFonts w:ascii="Aptos" w:cs="Aptos" w:eastAsia="Aptos" w:hAnsi="Aptos"/>
           <w:b/>
           <w:bCs/>
           <w:color w:val="0C2340"/>
@@ -952,16 +935,16 @@
         <w:tabs>
           <w:tab w:val="left" w:pos="566"/>
         </w:tabs>
-        <w:spacing w:after="80" w:before="0" w:line="276"/>
+        <w:spacing w:after="0" w:before="100" w:line="300"/>
         <w:ind w:left="566" w:hanging="566"/>
         <w:jc w:val="both"/>
       </w:pPr>
       <w:r>
         <w:rPr>
-          <w:rFonts w:ascii="Arial" w:cs="Arial" w:eastAsia="Arial" w:hAnsi="Arial"/>
-          <w:b/>
-          <w:bCs/>
-          <w:color w:val="0C2340"/>
+          <w:rFonts w:ascii="Aptos" w:cs="Aptos" w:eastAsia="Aptos" w:hAnsi="Aptos"/>
+          <w:b/>
+          <w:bCs/>
+          <w:color w:val="1A1A1A"/>
           <w:sz w:val="20"/>
           <w:szCs w:val="20"/>
         </w:rPr>
@@ -969,22 +952,22 @@
       </w:r>
       <w:r>
         <w:rPr>
-          <w:rFonts w:ascii="Arial" w:cs="Arial" w:eastAsia="Arial" w:hAnsi="Arial"/>
-          <w:sz w:val="20"/>
-          <w:szCs w:val="20"/>
-        </w:rPr>
-        <w:t xml:space="preserve">	</w:t>
-      </w:r>
-      <w:r>
-        <w:rPr>
-          <w:rFonts w:ascii="Arial" w:cs="Arial" w:eastAsia="Arial" w:hAnsi="Arial"/>
-          <w:b w:val="false"/>
-          <w:bCs w:val="false"/>
-          <w:color w:val="1A1A1A"/>
-          <w:sz w:val="20"/>
-          <w:szCs w:val="20"/>
-        </w:rPr>
-        <w:t xml:space="preserve">The Principal, Ms. M. Botha, provided an overview of school readiness, learner enrollments, educator allocations, and institutional priorities for 2026.</w:t>
+          <w:rFonts w:ascii="Aptos" w:cs="Aptos" w:eastAsia="Aptos" w:hAnsi="Aptos"/>
+          <w:sz w:val="20"/>
+          <w:szCs w:val="20"/>
+        </w:rPr>
+        <w:t xml:space="preserve">	</w:t>
+      </w:r>
+      <w:r>
+        <w:rPr>
+          <w:rFonts w:ascii="Aptos" w:cs="Aptos" w:eastAsia="Aptos" w:hAnsi="Aptos"/>
+          <w:b w:val="false"/>
+          <w:bCs w:val="false"/>
+          <w:color w:val="1A1A1A"/>
+          <w:sz w:val="20"/>
+          <w:szCs w:val="20"/>
+        </w:rPr>
+        <w:t xml:space="preserve">The Principal, Ms. M. Botha, provided an operational overview of school activities, compliance directives, and departmental correspondence.</w:t>
       </w:r>
     </w:p>
     <w:p>
@@ -993,16 +976,16 @@
         <w:tabs>
           <w:tab w:val="left" w:pos="566"/>
         </w:tabs>
-        <w:spacing w:after="80" w:before="0" w:line="276"/>
+        <w:spacing w:after="0" w:before="100" w:line="300"/>
         <w:ind w:left="566" w:hanging="566"/>
         <w:jc w:val="both"/>
       </w:pPr>
       <w:r>
         <w:rPr>
-          <w:rFonts w:ascii="Arial" w:cs="Arial" w:eastAsia="Arial" w:hAnsi="Arial"/>
-          <w:b/>
-          <w:bCs/>
-          <w:color w:val="0C2340"/>
+          <w:rFonts w:ascii="Aptos" w:cs="Aptos" w:eastAsia="Aptos" w:hAnsi="Aptos"/>
+          <w:b/>
+          <w:bCs/>
+          <w:color w:val="1A1A1A"/>
           <w:sz w:val="20"/>
           <w:szCs w:val="20"/>
         </w:rPr>
@@ -1010,22 +993,22 @@
       </w:r>
       <w:r>
         <w:rPr>
-          <w:rFonts w:ascii="Arial" w:cs="Arial" w:eastAsia="Arial" w:hAnsi="Arial"/>
-          <w:sz w:val="20"/>
-          <w:szCs w:val="20"/>
-        </w:rPr>
-        <w:t xml:space="preserve">	</w:t>
-      </w:r>
-      <w:r>
-        <w:rPr>
-          <w:rFonts w:ascii="Arial" w:cs="Arial" w:eastAsia="Arial" w:hAnsi="Arial"/>
-          <w:b w:val="false"/>
-          <w:bCs w:val="false"/>
-          <w:color w:val="1A1A1A"/>
-          <w:sz w:val="20"/>
-          <w:szCs w:val="20"/>
-        </w:rPr>
-        <w:t xml:space="preserve">The Principal stressed the critical importance of ensuring that all school policies are formally updated, adopted, and compliant with the latest SASA legislative amendments and DBE Functionality Audit standards.</w:t>
+          <w:rFonts w:ascii="Aptos" w:cs="Aptos" w:eastAsia="Aptos" w:hAnsi="Aptos"/>
+          <w:sz w:val="20"/>
+          <w:szCs w:val="20"/>
+        </w:rPr>
+        <w:t xml:space="preserve">	</w:t>
+      </w:r>
+      <w:r>
+        <w:rPr>
+          <w:rFonts w:ascii="Aptos" w:cs="Aptos" w:eastAsia="Aptos" w:hAnsi="Aptos"/>
+          <w:b w:val="false"/>
+          <w:bCs w:val="false"/>
+          <w:color w:val="1A1A1A"/>
+          <w:sz w:val="20"/>
+          <w:szCs w:val="20"/>
+        </w:rPr>
+        <w:t xml:space="preserve">The Principal emphasized the necessity of maintaining full compliance with the DBE SGB Functionality Audit standards and ensuring current policies guide daily practice.</w:t>
       </w:r>
     </w:p>
     <w:p>
@@ -1034,12 +1017,12 @@
         <w:tabs>
           <w:tab w:val="left" w:pos="566"/>
         </w:tabs>
-        <w:spacing w:after="80" w:before="0"/>
+        <w:spacing w:after="0" w:before="100"/>
         <w:ind w:left="0"/>
       </w:pPr>
       <w:r>
         <w:rPr>
-          <w:rFonts w:ascii="Arial" w:cs="Arial" w:eastAsia="Arial" w:hAnsi="Arial"/>
+          <w:rFonts w:ascii="Aptos" w:cs="Aptos" w:eastAsia="Aptos" w:hAnsi="Aptos"/>
           <w:b/>
           <w:bCs/>
           <w:color w:val="0C2340"/>
@@ -1050,7 +1033,7 @@
       </w:r>
       <w:r>
         <w:rPr>
-          <w:rFonts w:ascii="Arial" w:cs="Arial" w:eastAsia="Arial" w:hAnsi="Arial"/>
+          <w:rFonts w:ascii="Aptos" w:cs="Aptos" w:eastAsia="Aptos" w:hAnsi="Aptos"/>
           <w:sz w:val="22"/>
           <w:szCs w:val="22"/>
         </w:rPr>
@@ -1058,14 +1041,14 @@
       </w:r>
       <w:r>
         <w:rPr>
-          <w:rFonts w:ascii="Arial" w:cs="Arial" w:eastAsia="Arial" w:hAnsi="Arial"/>
+          <w:rFonts w:ascii="Aptos" w:cs="Aptos" w:eastAsia="Aptos" w:hAnsi="Aptos"/>
           <w:b/>
           <w:bCs/>
           <w:color w:val="0C2340"/>
           <w:sz w:val="22"/>
           <w:szCs w:val="22"/>
         </w:rPr>
-        <w:t xml:space="preserve">SPECIAL BUSINESS: REVIEW AND FORMAL ADOPTION OF THE SGB CONSTITUTION</w:t>
+        <w:t xml:space="preserve">SPECIAL BUSINESS: REVIEW AND FORMAL ADOPTION OF THE CONSTITUTION OF THE SCHOOL GOVERNING BODY</w:t>
       </w:r>
     </w:p>
     <w:p>
@@ -1074,16 +1057,16 @@
         <w:tabs>
           <w:tab w:val="left" w:pos="566"/>
         </w:tabs>
-        <w:spacing w:after="80" w:before="0" w:line="276"/>
+        <w:spacing w:after="0" w:before="100" w:line="300"/>
         <w:ind w:left="566" w:hanging="566"/>
         <w:jc w:val="both"/>
       </w:pPr>
       <w:r>
         <w:rPr>
-          <w:rFonts w:ascii="Arial" w:cs="Arial" w:eastAsia="Arial" w:hAnsi="Arial"/>
-          <w:b/>
-          <w:bCs/>
-          <w:color w:val="0C2340"/>
+          <w:rFonts w:ascii="Aptos" w:cs="Aptos" w:eastAsia="Aptos" w:hAnsi="Aptos"/>
+          <w:b/>
+          <w:bCs/>
+          <w:color w:val="1A1A1A"/>
           <w:sz w:val="20"/>
           <w:szCs w:val="20"/>
         </w:rPr>
@@ -1091,22 +1074,22 @@
       </w:r>
       <w:r>
         <w:rPr>
-          <w:rFonts w:ascii="Arial" w:cs="Arial" w:eastAsia="Arial" w:hAnsi="Arial"/>
-          <w:sz w:val="20"/>
-          <w:szCs w:val="20"/>
-        </w:rPr>
-        <w:t xml:space="preserve">	</w:t>
-      </w:r>
-      <w:r>
-        <w:rPr>
-          <w:rFonts w:ascii="Arial" w:cs="Arial" w:eastAsia="Arial" w:hAnsi="Arial"/>
-          <w:b w:val="false"/>
-          <w:bCs w:val="false"/>
-          <w:color w:val="1A1A1A"/>
-          <w:sz w:val="20"/>
-          <w:szCs w:val="20"/>
-        </w:rPr>
-        <w:t xml:space="preserve">The Chairperson introduced the Draft 2026 SGB Constitution, which had been circulated to all members with the meeting notice on 19 January 2026.</w:t>
+          <w:rFonts w:ascii="Aptos" w:cs="Aptos" w:eastAsia="Aptos" w:hAnsi="Aptos"/>
+          <w:sz w:val="20"/>
+          <w:szCs w:val="20"/>
+        </w:rPr>
+        <w:t xml:space="preserve">	</w:t>
+      </w:r>
+      <w:r>
+        <w:rPr>
+          <w:rFonts w:ascii="Aptos" w:cs="Aptos" w:eastAsia="Aptos" w:hAnsi="Aptos"/>
+          <w:b w:val="false"/>
+          <w:bCs w:val="false"/>
+          <w:color w:val="1A1A1A"/>
+          <w:sz w:val="20"/>
+          <w:szCs w:val="20"/>
+        </w:rPr>
+        <w:t xml:space="preserve">The Chairperson introduced the draft Constitution of the School Governing Body, which had been circulated to all members with the meeting notice on 2026-01-19.</w:t>
       </w:r>
     </w:p>
     <w:p>
@@ -1115,16 +1098,16 @@
         <w:tabs>
           <w:tab w:val="left" w:pos="566"/>
         </w:tabs>
-        <w:spacing w:after="80" w:before="0" w:line="276"/>
+        <w:spacing w:after="0" w:before="100" w:line="300"/>
         <w:ind w:left="566" w:hanging="566"/>
         <w:jc w:val="both"/>
       </w:pPr>
       <w:r>
         <w:rPr>
-          <w:rFonts w:ascii="Arial" w:cs="Arial" w:eastAsia="Arial" w:hAnsi="Arial"/>
-          <w:b/>
-          <w:bCs/>
-          <w:color w:val="0C2340"/>
+          <w:rFonts w:ascii="Aptos" w:cs="Aptos" w:eastAsia="Aptos" w:hAnsi="Aptos"/>
+          <w:b/>
+          <w:bCs/>
+          <w:color w:val="1A1A1A"/>
           <w:sz w:val="20"/>
           <w:szCs w:val="20"/>
         </w:rPr>
@@ -1132,22 +1115,22 @@
       </w:r>
       <w:r>
         <w:rPr>
-          <w:rFonts w:ascii="Arial" w:cs="Arial" w:eastAsia="Arial" w:hAnsi="Arial"/>
-          <w:sz w:val="20"/>
-          <w:szCs w:val="20"/>
-        </w:rPr>
-        <w:t xml:space="preserve">	</w:t>
-      </w:r>
-      <w:r>
-        <w:rPr>
-          <w:rFonts w:ascii="Arial" w:cs="Arial" w:eastAsia="Arial" w:hAnsi="Arial"/>
-          <w:b w:val="false"/>
-          <w:bCs w:val="false"/>
-          <w:color w:val="1A1A1A"/>
-          <w:sz w:val="20"/>
-          <w:szCs w:val="20"/>
-        </w:rPr>
-        <w:t xml:space="preserve">The SGB conducted a detailed, clause-by-clause review of the Constitution:</w:t>
+          <w:rFonts w:ascii="Aptos" w:cs="Aptos" w:eastAsia="Aptos" w:hAnsi="Aptos"/>
+          <w:sz w:val="20"/>
+          <w:szCs w:val="20"/>
+        </w:rPr>
+        <w:t xml:space="preserve">	</w:t>
+      </w:r>
+      <w:r>
+        <w:rPr>
+          <w:rFonts w:ascii="Aptos" w:cs="Aptos" w:eastAsia="Aptos" w:hAnsi="Aptos"/>
+          <w:b w:val="false"/>
+          <w:bCs w:val="false"/>
+          <w:color w:val="1A1A1A"/>
+          <w:sz w:val="20"/>
+          <w:szCs w:val="20"/>
+        </w:rPr>
+        <w:t xml:space="preserve">The SGB conducted a detailed, clause-by-clause review:</w:t>
       </w:r>
     </w:p>
     <w:p>
@@ -1156,16 +1139,16 @@
         <w:tabs>
           <w:tab w:val="left" w:pos="1700"/>
         </w:tabs>
-        <w:spacing w:after="80" w:before="0" w:line="276"/>
+        <w:spacing w:after="0" w:before="100" w:line="300"/>
         <w:ind w:left="1700" w:hanging="566"/>
         <w:jc w:val="both"/>
       </w:pPr>
       <w:r>
         <w:rPr>
-          <w:rFonts w:ascii="Arial" w:cs="Arial" w:eastAsia="Arial" w:hAnsi="Arial"/>
-          <w:b/>
-          <w:bCs/>
-          <w:color w:val="0C2340"/>
+          <w:rFonts w:ascii="Aptos" w:cs="Aptos" w:eastAsia="Aptos" w:hAnsi="Aptos"/>
+          <w:b/>
+          <w:bCs/>
+          <w:color w:val="1A1A1A"/>
           <w:sz w:val="20"/>
           <w:szCs w:val="20"/>
         </w:rPr>
@@ -1173,22 +1156,22 @@
       </w:r>
       <w:r>
         <w:rPr>
-          <w:rFonts w:ascii="Arial" w:cs="Arial" w:eastAsia="Arial" w:hAnsi="Arial"/>
-          <w:sz w:val="20"/>
-          <w:szCs w:val="20"/>
-        </w:rPr>
-        <w:t xml:space="preserve">	</w:t>
-      </w:r>
-      <w:r>
-        <w:rPr>
-          <w:rFonts w:ascii="Arial" w:cs="Arial" w:eastAsia="Arial" w:hAnsi="Arial"/>
-          <w:b w:val="false"/>
-          <w:bCs w:val="false"/>
-          <w:color w:val="1A1A1A"/>
-          <w:sz w:val="20"/>
-          <w:szCs w:val="20"/>
-        </w:rPr>
-        <w:t xml:space="preserve">Clause 1 to 3: Verified institutional name, legal status, and objectives under SASA Act 84 of 1996.</w:t>
+          <w:rFonts w:ascii="Aptos" w:cs="Aptos" w:eastAsia="Aptos" w:hAnsi="Aptos"/>
+          <w:sz w:val="20"/>
+          <w:szCs w:val="20"/>
+        </w:rPr>
+        <w:t xml:space="preserve">	</w:t>
+      </w:r>
+      <w:r>
+        <w:rPr>
+          <w:rFonts w:ascii="Aptos" w:cs="Aptos" w:eastAsia="Aptos" w:hAnsi="Aptos"/>
+          <w:b w:val="false"/>
+          <w:bCs w:val="false"/>
+          <w:color w:val="1A1A1A"/>
+          <w:sz w:val="20"/>
+          <w:szCs w:val="20"/>
+        </w:rPr>
+        <w:t xml:space="preserve">Verified alignment with Section 18(1) of South African Schools Act, 1996 (Act No. 84 of 1996).</w:t>
       </w:r>
     </w:p>
     <w:p>
@@ -1197,16 +1180,16 @@
         <w:tabs>
           <w:tab w:val="left" w:pos="1700"/>
         </w:tabs>
-        <w:spacing w:after="80" w:before="0" w:line="276"/>
+        <w:spacing w:after="0" w:before="100" w:line="300"/>
         <w:ind w:left="1700" w:hanging="566"/>
         <w:jc w:val="both"/>
       </w:pPr>
       <w:r>
         <w:rPr>
-          <w:rFonts w:ascii="Arial" w:cs="Arial" w:eastAsia="Arial" w:hAnsi="Arial"/>
-          <w:b/>
-          <w:bCs/>
-          <w:color w:val="0C2340"/>
+          <w:rFonts w:ascii="Aptos" w:cs="Aptos" w:eastAsia="Aptos" w:hAnsi="Aptos"/>
+          <w:b/>
+          <w:bCs/>
+          <w:color w:val="1A1A1A"/>
           <w:sz w:val="20"/>
           <w:szCs w:val="20"/>
         </w:rPr>
@@ -1214,22 +1197,22 @@
       </w:r>
       <w:r>
         <w:rPr>
-          <w:rFonts w:ascii="Arial" w:cs="Arial" w:eastAsia="Arial" w:hAnsi="Arial"/>
-          <w:sz w:val="20"/>
-          <w:szCs w:val="20"/>
-        </w:rPr>
-        <w:t xml:space="preserve">	</w:t>
-      </w:r>
-      <w:r>
-        <w:rPr>
-          <w:rFonts w:ascii="Arial" w:cs="Arial" w:eastAsia="Arial" w:hAnsi="Arial"/>
-          <w:b w:val="false"/>
-          <w:bCs w:val="false"/>
-          <w:color w:val="1A1A1A"/>
-          <w:sz w:val="20"/>
-          <w:szCs w:val="20"/>
-        </w:rPr>
-        <w:t xml:space="preserve">Clause 4: Confirmed SGB composition, electable categories, parent majority representation, and learner participation.</w:t>
+          <w:rFonts w:ascii="Aptos" w:cs="Aptos" w:eastAsia="Aptos" w:hAnsi="Aptos"/>
+          <w:sz w:val="20"/>
+          <w:szCs w:val="20"/>
+        </w:rPr>
+        <w:t xml:space="preserve">	</w:t>
+      </w:r>
+      <w:r>
+        <w:rPr>
+          <w:rFonts w:ascii="Aptos" w:cs="Aptos" w:eastAsia="Aptos" w:hAnsi="Aptos"/>
+          <w:b w:val="false"/>
+          <w:bCs w:val="false"/>
+          <w:color w:val="1A1A1A"/>
+          <w:sz w:val="20"/>
+          <w:szCs w:val="20"/>
+        </w:rPr>
+        <w:t xml:space="preserve">Confirmed statutory adherence to provincial regulations and national directives.</w:t>
       </w:r>
     </w:p>
     <w:p>
@@ -1238,16 +1221,16 @@
         <w:tabs>
           <w:tab w:val="left" w:pos="1700"/>
         </w:tabs>
-        <w:spacing w:after="80" w:before="0" w:line="276"/>
+        <w:spacing w:after="0" w:before="100" w:line="300"/>
         <w:ind w:left="1700" w:hanging="566"/>
         <w:jc w:val="both"/>
       </w:pPr>
       <w:r>
         <w:rPr>
-          <w:rFonts w:ascii="Arial" w:cs="Arial" w:eastAsia="Arial" w:hAnsi="Arial"/>
-          <w:b/>
-          <w:bCs/>
-          <w:color w:val="0C2340"/>
+          <w:rFonts w:ascii="Aptos" w:cs="Aptos" w:eastAsia="Aptos" w:hAnsi="Aptos"/>
+          <w:b/>
+          <w:bCs/>
+          <w:color w:val="1A1A1A"/>
           <w:sz w:val="20"/>
           <w:szCs w:val="20"/>
         </w:rPr>
@@ -1255,22 +1238,22 @@
       </w:r>
       <w:r>
         <w:rPr>
-          <w:rFonts w:ascii="Arial" w:cs="Arial" w:eastAsia="Arial" w:hAnsi="Arial"/>
-          <w:sz w:val="20"/>
-          <w:szCs w:val="20"/>
-        </w:rPr>
-        <w:t xml:space="preserve">	</w:t>
-      </w:r>
-      <w:r>
-        <w:rPr>
-          <w:rFonts w:ascii="Arial" w:cs="Arial" w:eastAsia="Arial" w:hAnsi="Arial"/>
-          <w:b w:val="false"/>
-          <w:bCs w:val="false"/>
-          <w:color w:val="1A1A1A"/>
-          <w:sz w:val="20"/>
-          <w:szCs w:val="20"/>
-        </w:rPr>
-        <w:t xml:space="preserve">Clause 5 &amp; 6: Reviewed office-bearer roles (Chairperson, Vice-Chair, Treasurer, Secretary) and handover protocols.</w:t>
+          <w:rFonts w:ascii="Aptos" w:cs="Aptos" w:eastAsia="Aptos" w:hAnsi="Aptos"/>
+          <w:sz w:val="20"/>
+          <w:szCs w:val="20"/>
+        </w:rPr>
+        <w:t xml:space="preserve">	</w:t>
+      </w:r>
+      <w:r>
+        <w:rPr>
+          <w:rFonts w:ascii="Aptos" w:cs="Aptos" w:eastAsia="Aptos" w:hAnsi="Aptos"/>
+          <w:b w:val="false"/>
+          <w:bCs w:val="false"/>
+          <w:color w:val="1A1A1A"/>
+          <w:sz w:val="20"/>
+          <w:szCs w:val="20"/>
+        </w:rPr>
+        <w:t xml:space="preserve">Reviewed responsibilities, implementation mechanisms, and monitoring procedures.</w:t>
       </w:r>
     </w:p>
     <w:p>
@@ -1279,16 +1262,16 @@
         <w:tabs>
           <w:tab w:val="left" w:pos="1700"/>
         </w:tabs>
-        <w:spacing w:after="80" w:before="0" w:line="276"/>
+        <w:spacing w:after="0" w:before="100" w:line="300"/>
         <w:ind w:left="1700" w:hanging="566"/>
         <w:jc w:val="both"/>
       </w:pPr>
       <w:r>
         <w:rPr>
-          <w:rFonts w:ascii="Arial" w:cs="Arial" w:eastAsia="Arial" w:hAnsi="Arial"/>
-          <w:b/>
-          <w:bCs/>
-          <w:color w:val="0C2340"/>
+          <w:rFonts w:ascii="Aptos" w:cs="Aptos" w:eastAsia="Aptos" w:hAnsi="Aptos"/>
+          <w:b/>
+          <w:bCs/>
+          <w:color w:val="1A1A1A"/>
           <w:sz w:val="20"/>
           <w:szCs w:val="20"/>
         </w:rPr>
@@ -1296,22 +1279,63 @@
       </w:r>
       <w:r>
         <w:rPr>
-          <w:rFonts w:ascii="Arial" w:cs="Arial" w:eastAsia="Arial" w:hAnsi="Arial"/>
-          <w:sz w:val="20"/>
-          <w:szCs w:val="20"/>
-        </w:rPr>
-        <w:t xml:space="preserve">	</w:t>
-      </w:r>
-      <w:r>
-        <w:rPr>
-          <w:rFonts w:ascii="Arial" w:cs="Arial" w:eastAsia="Arial" w:hAnsi="Arial"/>
-          <w:b w:val="false"/>
-          <w:bCs w:val="false"/>
-          <w:color w:val="1A1A1A"/>
-          <w:sz w:val="20"/>
-          <w:szCs w:val="20"/>
-        </w:rPr>
-        <w:t xml:space="preserve">Clause 7 to 9: Reviewed meeting frequencies (minimum once per term), notice periods, quorum requirements (50% + 1), and voting rules.</w:t>
+          <w:rFonts w:ascii="Aptos" w:cs="Aptos" w:eastAsia="Aptos" w:hAnsi="Aptos"/>
+          <w:sz w:val="20"/>
+          <w:szCs w:val="20"/>
+        </w:rPr>
+        <w:t xml:space="preserve">	</w:t>
+      </w:r>
+      <w:r>
+        <w:rPr>
+          <w:rFonts w:ascii="Aptos" w:cs="Aptos" w:eastAsia="Aptos" w:hAnsi="Aptos"/>
+          <w:b w:val="false"/>
+          <w:bCs w:val="false"/>
+          <w:color w:val="1A1A1A"/>
+          <w:sz w:val="20"/>
+          <w:szCs w:val="20"/>
+        </w:rPr>
+        <w:t xml:space="preserve">Noted that: The SGB Constitution is formally submitted to the HOD within 90 days, accompanied by proof of submission and evidence that the constitution is being used to guide governance processes (e.g. referenced in meetings or governance decisions).</w:t>
+      </w:r>
+    </w:p>
+    <w:p>
+      <w:pPr>
+        <w:keepLines/>
+        <w:tabs>
+          <w:tab w:val="left" w:pos="566"/>
+        </w:tabs>
+        <w:spacing w:after="0" w:before="100" w:line="300"/>
+        <w:ind w:left="566" w:hanging="566"/>
+        <w:jc w:val="both"/>
+      </w:pPr>
+      <w:r>
+        <w:rPr>
+          <w:rFonts w:ascii="Aptos" w:cs="Aptos" w:eastAsia="Aptos" w:hAnsi="Aptos"/>
+          <w:b/>
+          <w:bCs/>
+          <w:color w:val="1A1A1A"/>
+          <w:sz w:val="20"/>
+          <w:szCs w:val="20"/>
+        </w:rPr>
+        <w:t xml:space="preserve">5.3</w:t>
+      </w:r>
+      <w:r>
+        <w:rPr>
+          <w:rFonts w:ascii="Aptos" w:cs="Aptos" w:eastAsia="Aptos" w:hAnsi="Aptos"/>
+          <w:sz w:val="20"/>
+          <w:szCs w:val="20"/>
+        </w:rPr>
+        <w:t xml:space="preserve">	</w:t>
+      </w:r>
+      <w:r>
+        <w:rPr>
+          <w:rFonts w:ascii="Aptos" w:cs="Aptos" w:eastAsia="Aptos" w:hAnsi="Aptos"/>
+          <w:b w:val="false"/>
+          <w:bCs w:val="false"/>
+          <w:color w:val="1A1A1A"/>
+          <w:sz w:val="20"/>
+          <w:szCs w:val="20"/>
+        </w:rPr>
+        <w:t xml:space="preserve">Discussion and Inputs:</w:t>
       </w:r>
     </w:p>
     <w:p>
@@ -1320,16 +1344,16 @@
         <w:tabs>
           <w:tab w:val="left" w:pos="1700"/>
         </w:tabs>
-        <w:spacing w:after="80" w:before="0" w:line="276"/>
+        <w:spacing w:after="0" w:before="100" w:line="300"/>
         <w:ind w:left="1700" w:hanging="566"/>
         <w:jc w:val="both"/>
       </w:pPr>
       <w:r>
         <w:rPr>
-          <w:rFonts w:ascii="Arial" w:cs="Arial" w:eastAsia="Arial" w:hAnsi="Arial"/>
-          <w:b/>
-          <w:bCs/>
-          <w:color w:val="0C2340"/>
+          <w:rFonts w:ascii="Aptos" w:cs="Aptos" w:eastAsia="Aptos" w:hAnsi="Aptos"/>
+          <w:b/>
+          <w:bCs/>
+          <w:color w:val="1A1A1A"/>
           <w:sz w:val="20"/>
           <w:szCs w:val="20"/>
         </w:rPr>
@@ -1337,22 +1361,22 @@
       </w:r>
       <w:r>
         <w:rPr>
-          <w:rFonts w:ascii="Arial" w:cs="Arial" w:eastAsia="Arial" w:hAnsi="Arial"/>
-          <w:sz w:val="20"/>
-          <w:szCs w:val="20"/>
-        </w:rPr>
-        <w:t xml:space="preserve">	</w:t>
-      </w:r>
-      <w:r>
-        <w:rPr>
-          <w:rFonts w:ascii="Arial" w:cs="Arial" w:eastAsia="Arial" w:hAnsi="Arial"/>
-          <w:b w:val="false"/>
-          <w:bCs w:val="false"/>
-          <w:color w:val="1A1A1A"/>
-          <w:sz w:val="20"/>
-          <w:szCs w:val="20"/>
-        </w:rPr>
-        <w:t xml:space="preserve">Clause 10 &amp; 11: Examined sub-committee mandates, specifically the Finance Committee (FinCom) oversight and Disciplinary Committee responsibilities.</w:t>
+          <w:rFonts w:ascii="Aptos" w:cs="Aptos" w:eastAsia="Aptos" w:hAnsi="Aptos"/>
+          <w:sz w:val="20"/>
+          <w:szCs w:val="20"/>
+        </w:rPr>
+        <w:t xml:space="preserve">	</w:t>
+      </w:r>
+      <w:r>
+        <w:rPr>
+          <w:rFonts w:ascii="Aptos" w:cs="Aptos" w:eastAsia="Aptos" w:hAnsi="Aptos"/>
+          <w:b w:val="false"/>
+          <w:bCs w:val="false"/>
+          <w:color w:val="1A1A1A"/>
+          <w:sz w:val="20"/>
+          <w:szCs w:val="20"/>
+        </w:rPr>
+        <w:t xml:space="preserve">Mr. A. Gushmani (SGB Treasurer) highlighted the operational controls and budgetary provisions aligned with the policy.</w:t>
       </w:r>
     </w:p>
     <w:p>
@@ -1361,16 +1385,16 @@
         <w:tabs>
           <w:tab w:val="left" w:pos="1700"/>
         </w:tabs>
-        <w:spacing w:after="80" w:before="0" w:line="276"/>
+        <w:spacing w:after="0" w:before="100" w:line="300"/>
         <w:ind w:left="1700" w:hanging="566"/>
         <w:jc w:val="both"/>
       </w:pPr>
       <w:r>
         <w:rPr>
-          <w:rFonts w:ascii="Arial" w:cs="Arial" w:eastAsia="Arial" w:hAnsi="Arial"/>
-          <w:b/>
-          <w:bCs/>
-          <w:color w:val="0C2340"/>
+          <w:rFonts w:ascii="Aptos" w:cs="Aptos" w:eastAsia="Aptos" w:hAnsi="Aptos"/>
+          <w:b/>
+          <w:bCs/>
+          <w:color w:val="1A1A1A"/>
           <w:sz w:val="20"/>
           <w:szCs w:val="20"/>
         </w:rPr>
@@ -1378,22 +1402,63 @@
       </w:r>
       <w:r>
         <w:rPr>
-          <w:rFonts w:ascii="Arial" w:cs="Arial" w:eastAsia="Arial" w:hAnsi="Arial"/>
-          <w:sz w:val="20"/>
-          <w:szCs w:val="20"/>
-        </w:rPr>
-        <w:t xml:space="preserve">	</w:t>
-      </w:r>
-      <w:r>
-        <w:rPr>
-          <w:rFonts w:ascii="Arial" w:cs="Arial" w:eastAsia="Arial" w:hAnsi="Arial"/>
-          <w:b w:val="false"/>
-          <w:bCs w:val="false"/>
-          <w:color w:val="1A1A1A"/>
-          <w:sz w:val="20"/>
-          <w:szCs w:val="20"/>
-        </w:rPr>
-        <w:t xml:space="preserve">Clause 12 &amp; 13: Reviewed financial management responsibilities, annual audit timelines, and constitutional amendment procedures (two-thirds majority).</w:t>
+          <w:rFonts w:ascii="Aptos" w:cs="Aptos" w:eastAsia="Aptos" w:hAnsi="Aptos"/>
+          <w:sz w:val="20"/>
+          <w:szCs w:val="20"/>
+        </w:rPr>
+        <w:t xml:space="preserve">	</w:t>
+      </w:r>
+      <w:r>
+        <w:rPr>
+          <w:rFonts w:ascii="Aptos" w:cs="Aptos" w:eastAsia="Aptos" w:hAnsi="Aptos"/>
+          <w:b w:val="false"/>
+          <w:bCs w:val="false"/>
+          <w:color w:val="1A1A1A"/>
+          <w:sz w:val="20"/>
+          <w:szCs w:val="20"/>
+        </w:rPr>
+        <w:t xml:space="preserve">Mrs. Charlene Vorster (SGB Tots Academy / Parent Rep) noted the practical relevance and operational clarity of the provisions, emphasizing community alignment.</w:t>
+      </w:r>
+    </w:p>
+    <w:p>
+      <w:pPr>
+        <w:keepLines/>
+        <w:tabs>
+          <w:tab w:val="left" w:pos="1700"/>
+        </w:tabs>
+        <w:spacing w:after="0" w:before="100" w:line="300"/>
+        <w:ind w:left="1700" w:hanging="566"/>
+        <w:jc w:val="both"/>
+      </w:pPr>
+      <w:r>
+        <w:rPr>
+          <w:rFonts w:ascii="Aptos" w:cs="Aptos" w:eastAsia="Aptos" w:hAnsi="Aptos"/>
+          <w:b/>
+          <w:bCs/>
+          <w:color w:val="1A1A1A"/>
+          <w:sz w:val="20"/>
+          <w:szCs w:val="20"/>
+        </w:rPr>
+        <w:t xml:space="preserve">•</w:t>
+      </w:r>
+      <w:r>
+        <w:rPr>
+          <w:rFonts w:ascii="Aptos" w:cs="Aptos" w:eastAsia="Aptos" w:hAnsi="Aptos"/>
+          <w:sz w:val="20"/>
+          <w:szCs w:val="20"/>
+        </w:rPr>
+        <w:t xml:space="preserve">	</w:t>
+      </w:r>
+      <w:r>
+        <w:rPr>
+          <w:rFonts w:ascii="Aptos" w:cs="Aptos" w:eastAsia="Aptos" w:hAnsi="Aptos"/>
+          <w:b w:val="false"/>
+          <w:bCs w:val="false"/>
+          <w:color w:val="1A1A1A"/>
+          <w:sz w:val="20"/>
+          <w:szCs w:val="20"/>
+        </w:rPr>
+        <w:t xml:space="preserve">Mr. Bennie Bekker (SGB Non-Teaching Rep) affirmed administrative and institutional support for the practical enforcement of these governance standards.</w:t>
       </w:r>
     </w:p>
     <w:p>
@@ -1402,39 +1467,39 @@
         <w:tabs>
           <w:tab w:val="left" w:pos="566"/>
         </w:tabs>
-        <w:spacing w:after="80" w:before="0" w:line="276"/>
+        <w:spacing w:after="0" w:before="100" w:line="300"/>
         <w:ind w:left="566" w:hanging="566"/>
         <w:jc w:val="both"/>
       </w:pPr>
       <w:r>
         <w:rPr>
-          <w:rFonts w:ascii="Arial" w:cs="Arial" w:eastAsia="Arial" w:hAnsi="Arial"/>
-          <w:b/>
-          <w:bCs/>
-          <w:color w:val="0C2340"/>
-          <w:sz w:val="20"/>
-          <w:szCs w:val="20"/>
-        </w:rPr>
-        <w:t xml:space="preserve">5.3</w:t>
-      </w:r>
-      <w:r>
-        <w:rPr>
-          <w:rFonts w:ascii="Arial" w:cs="Arial" w:eastAsia="Arial" w:hAnsi="Arial"/>
-          <w:sz w:val="20"/>
-          <w:szCs w:val="20"/>
-        </w:rPr>
-        <w:t xml:space="preserve">	</w:t>
-      </w:r>
-      <w:r>
-        <w:rPr>
-          <w:rFonts w:ascii="Arial" w:cs="Arial" w:eastAsia="Arial" w:hAnsi="Arial"/>
-          <w:b w:val="false"/>
-          <w:bCs w:val="false"/>
-          <w:color w:val="1A1A1A"/>
-          <w:sz w:val="20"/>
-          <w:szCs w:val="20"/>
-        </w:rPr>
-        <w:t xml:space="preserve">Discussion and Inputs:</w:t>
+          <w:rFonts w:ascii="Aptos" w:cs="Aptos" w:eastAsia="Aptos" w:hAnsi="Aptos"/>
+          <w:b/>
+          <w:bCs/>
+          <w:color w:val="1A1A1A"/>
+          <w:sz w:val="20"/>
+          <w:szCs w:val="20"/>
+        </w:rPr>
+        <w:t xml:space="preserve">5.4</w:t>
+      </w:r>
+      <w:r>
+        <w:rPr>
+          <w:rFonts w:ascii="Aptos" w:cs="Aptos" w:eastAsia="Aptos" w:hAnsi="Aptos"/>
+          <w:sz w:val="20"/>
+          <w:szCs w:val="20"/>
+        </w:rPr>
+        <w:t xml:space="preserve">	</w:t>
+      </w:r>
+      <w:r>
+        <w:rPr>
+          <w:rFonts w:ascii="Aptos" w:cs="Aptos" w:eastAsia="Aptos" w:hAnsi="Aptos"/>
+          <w:b w:val="false"/>
+          <w:bCs w:val="false"/>
+          <w:color w:val="1A1A1A"/>
+          <w:sz w:val="20"/>
+          <w:szCs w:val="20"/>
+        </w:rPr>
+        <w:t xml:space="preserve">Formal Motion for Adoption:</w:t>
       </w:r>
     </w:p>
     <w:p>
@@ -1443,16 +1508,16 @@
         <w:tabs>
           <w:tab w:val="left" w:pos="1700"/>
         </w:tabs>
-        <w:spacing w:after="80" w:before="0" w:line="276"/>
+        <w:spacing w:after="0" w:before="100" w:line="300"/>
         <w:ind w:left="1700" w:hanging="566"/>
         <w:jc w:val="both"/>
       </w:pPr>
       <w:r>
         <w:rPr>
-          <w:rFonts w:ascii="Arial" w:cs="Arial" w:eastAsia="Arial" w:hAnsi="Arial"/>
-          <w:b/>
-          <w:bCs/>
-          <w:color w:val="0C2340"/>
+          <w:rFonts w:ascii="Aptos" w:cs="Aptos" w:eastAsia="Aptos" w:hAnsi="Aptos"/>
+          <w:b/>
+          <w:bCs/>
+          <w:color w:val="1A1A1A"/>
           <w:sz w:val="20"/>
           <w:szCs w:val="20"/>
         </w:rPr>
@@ -1460,22 +1525,22 @@
       </w:r>
       <w:r>
         <w:rPr>
-          <w:rFonts w:ascii="Arial" w:cs="Arial" w:eastAsia="Arial" w:hAnsi="Arial"/>
-          <w:sz w:val="20"/>
-          <w:szCs w:val="20"/>
-        </w:rPr>
-        <w:t xml:space="preserve">	</w:t>
-      </w:r>
-      <w:r>
-        <w:rPr>
-          <w:rFonts w:ascii="Arial" w:cs="Arial" w:eastAsia="Arial" w:hAnsi="Arial"/>
-          <w:b w:val="false"/>
-          <w:bCs w:val="false"/>
-          <w:color w:val="1A1A1A"/>
-          <w:sz w:val="20"/>
-          <w:szCs w:val="20"/>
-        </w:rPr>
-        <w:t xml:space="preserve">Mr. A. Gushmani (Treasurer) highlighted the explicit requirement for monthly FinCom oversight and annual audited statements submission before 30 June.</w:t>
+          <w:rFonts w:ascii="Aptos" w:cs="Aptos" w:eastAsia="Aptos" w:hAnsi="Aptos"/>
+          <w:sz w:val="20"/>
+          <w:szCs w:val="20"/>
+        </w:rPr>
+        <w:t xml:space="preserve">	</w:t>
+      </w:r>
+      <w:r>
+        <w:rPr>
+          <w:rFonts w:ascii="Aptos" w:cs="Aptos" w:eastAsia="Aptos" w:hAnsi="Aptos"/>
+          <w:b w:val="false"/>
+          <w:bCs w:val="false"/>
+          <w:color w:val="1A1A1A"/>
+          <w:sz w:val="20"/>
+          <w:szCs w:val="20"/>
+        </w:rPr>
+        <w:t xml:space="preserve">Proposer: Mr. Andile Gushmani (SGB Treasurer) moved that the Constitution of the School Governing Body of Lady Grey Arts Academy be formally accepted and adopted as an official regulatory policy of the institution.</w:t>
       </w:r>
     </w:p>
     <w:p>
@@ -1484,16 +1549,16 @@
         <w:tabs>
           <w:tab w:val="left" w:pos="1700"/>
         </w:tabs>
-        <w:spacing w:after="80" w:before="0" w:line="276"/>
+        <w:spacing w:after="0" w:before="100" w:line="300"/>
         <w:ind w:left="1700" w:hanging="566"/>
         <w:jc w:val="both"/>
       </w:pPr>
       <w:r>
         <w:rPr>
-          <w:rFonts w:ascii="Arial" w:cs="Arial" w:eastAsia="Arial" w:hAnsi="Arial"/>
-          <w:b/>
-          <w:bCs/>
-          <w:color w:val="0C2340"/>
+          <w:rFonts w:ascii="Aptos" w:cs="Aptos" w:eastAsia="Aptos" w:hAnsi="Aptos"/>
+          <w:b/>
+          <w:bCs/>
+          <w:color w:val="1A1A1A"/>
           <w:sz w:val="20"/>
           <w:szCs w:val="20"/>
         </w:rPr>
@@ -1501,22 +1566,22 @@
       </w:r>
       <w:r>
         <w:rPr>
-          <w:rFonts w:ascii="Arial" w:cs="Arial" w:eastAsia="Arial" w:hAnsi="Arial"/>
-          <w:sz w:val="20"/>
-          <w:szCs w:val="20"/>
-        </w:rPr>
-        <w:t xml:space="preserve">	</w:t>
-      </w:r>
-      <w:r>
-        <w:rPr>
-          <w:rFonts w:ascii="Arial" w:cs="Arial" w:eastAsia="Arial" w:hAnsi="Arial"/>
-          <w:b w:val="false"/>
-          <w:bCs w:val="false"/>
-          <w:color w:val="1A1A1A"/>
-          <w:sz w:val="20"/>
-          <w:szCs w:val="20"/>
-        </w:rPr>
-        <w:t xml:space="preserve">Mrs. N. Williams (Parent Rep) emphasized the integration between the SGB Constitution and school policy enforcement.</w:t>
+          <w:rFonts w:ascii="Aptos" w:cs="Aptos" w:eastAsia="Aptos" w:hAnsi="Aptos"/>
+          <w:sz w:val="20"/>
+          <w:szCs w:val="20"/>
+        </w:rPr>
+        <w:t xml:space="preserve">	</w:t>
+      </w:r>
+      <w:r>
+        <w:rPr>
+          <w:rFonts w:ascii="Aptos" w:cs="Aptos" w:eastAsia="Aptos" w:hAnsi="Aptos"/>
+          <w:b w:val="false"/>
+          <w:bCs w:val="false"/>
+          <w:color w:val="1A1A1A"/>
+          <w:sz w:val="20"/>
+          <w:szCs w:val="20"/>
+        </w:rPr>
+        <w:t xml:space="preserve">Seconder: Alumanye Nxele (Head Boy / Learner Rep) seconded the motion.</w:t>
       </w:r>
     </w:p>
     <w:p>
@@ -1525,39 +1590,39 @@
         <w:tabs>
           <w:tab w:val="left" w:pos="566"/>
         </w:tabs>
-        <w:spacing w:after="80" w:before="0" w:line="276"/>
+        <w:spacing w:after="0" w:before="100" w:line="300"/>
         <w:ind w:left="566" w:hanging="566"/>
         <w:jc w:val="both"/>
       </w:pPr>
       <w:r>
         <w:rPr>
-          <w:rFonts w:ascii="Arial" w:cs="Arial" w:eastAsia="Arial" w:hAnsi="Arial"/>
-          <w:b/>
-          <w:bCs/>
-          <w:color w:val="0C2340"/>
-          <w:sz w:val="20"/>
-          <w:szCs w:val="20"/>
-        </w:rPr>
-        <w:t xml:space="preserve">5.4</w:t>
-      </w:r>
-      <w:r>
-        <w:rPr>
-          <w:rFonts w:ascii="Arial" w:cs="Arial" w:eastAsia="Arial" w:hAnsi="Arial"/>
-          <w:sz w:val="20"/>
-          <w:szCs w:val="20"/>
-        </w:rPr>
-        <w:t xml:space="preserve">	</w:t>
-      </w:r>
-      <w:r>
-        <w:rPr>
-          <w:rFonts w:ascii="Arial" w:cs="Arial" w:eastAsia="Arial" w:hAnsi="Arial"/>
-          <w:b w:val="false"/>
-          <w:bCs w:val="false"/>
-          <w:color w:val="1A1A1A"/>
-          <w:sz w:val="20"/>
-          <w:szCs w:val="20"/>
-        </w:rPr>
-        <w:t xml:space="preserve">Formal Motion for Adoption:</w:t>
+          <w:rFonts w:ascii="Aptos" w:cs="Aptos" w:eastAsia="Aptos" w:hAnsi="Aptos"/>
+          <w:b/>
+          <w:bCs/>
+          <w:color w:val="1A1A1A"/>
+          <w:sz w:val="20"/>
+          <w:szCs w:val="20"/>
+        </w:rPr>
+        <w:t xml:space="preserve">5.5</w:t>
+      </w:r>
+      <w:r>
+        <w:rPr>
+          <w:rFonts w:ascii="Aptos" w:cs="Aptos" w:eastAsia="Aptos" w:hAnsi="Aptos"/>
+          <w:sz w:val="20"/>
+          <w:szCs w:val="20"/>
+        </w:rPr>
+        <w:t xml:space="preserve">	</w:t>
+      </w:r>
+      <w:r>
+        <w:rPr>
+          <w:rFonts w:ascii="Aptos" w:cs="Aptos" w:eastAsia="Aptos" w:hAnsi="Aptos"/>
+          <w:b w:val="false"/>
+          <w:bCs w:val="false"/>
+          <w:color w:val="1A1A1A"/>
+          <w:sz w:val="20"/>
+          <w:szCs w:val="20"/>
+        </w:rPr>
+        <w:t xml:space="preserve">Voting and Decision:</w:t>
       </w:r>
     </w:p>
     <w:p>
@@ -1566,16 +1631,16 @@
         <w:tabs>
           <w:tab w:val="left" w:pos="1700"/>
         </w:tabs>
-        <w:spacing w:after="80" w:before="0" w:line="276"/>
+        <w:spacing w:after="0" w:before="100" w:line="300"/>
         <w:ind w:left="1700" w:hanging="566"/>
         <w:jc w:val="both"/>
       </w:pPr>
       <w:r>
         <w:rPr>
-          <w:rFonts w:ascii="Arial" w:cs="Arial" w:eastAsia="Arial" w:hAnsi="Arial"/>
-          <w:b/>
-          <w:bCs/>
-          <w:color w:val="0C2340"/>
+          <w:rFonts w:ascii="Aptos" w:cs="Aptos" w:eastAsia="Aptos" w:hAnsi="Aptos"/>
+          <w:b/>
+          <w:bCs/>
+          <w:color w:val="1A1A1A"/>
           <w:sz w:val="20"/>
           <w:szCs w:val="20"/>
         </w:rPr>
@@ -1583,22 +1648,22 @@
       </w:r>
       <w:r>
         <w:rPr>
-          <w:rFonts w:ascii="Arial" w:cs="Arial" w:eastAsia="Arial" w:hAnsi="Arial"/>
-          <w:sz w:val="20"/>
-          <w:szCs w:val="20"/>
-        </w:rPr>
-        <w:t xml:space="preserve">	</w:t>
-      </w:r>
-      <w:r>
-        <w:rPr>
-          <w:rFonts w:ascii="Arial" w:cs="Arial" w:eastAsia="Arial" w:hAnsi="Arial"/>
-          <w:b w:val="false"/>
-          <w:bCs w:val="false"/>
-          <w:color w:val="1A1A1A"/>
-          <w:sz w:val="20"/>
-          <w:szCs w:val="20"/>
-        </w:rPr>
-        <w:t xml:space="preserve">Proposer: Mrs. Octavia Bambilawu (Parent Representative) moved that the SGB Constitution of Lady Grey Arts Academy be formally accepted and adopted as the supreme governing charter of the institution.</w:t>
+          <w:rFonts w:ascii="Aptos" w:cs="Aptos" w:eastAsia="Aptos" w:hAnsi="Aptos"/>
+          <w:sz w:val="20"/>
+          <w:szCs w:val="20"/>
+        </w:rPr>
+        <w:t xml:space="preserve">	</w:t>
+      </w:r>
+      <w:r>
+        <w:rPr>
+          <w:rFonts w:ascii="Aptos" w:cs="Aptos" w:eastAsia="Aptos" w:hAnsi="Aptos"/>
+          <w:b w:val="false"/>
+          <w:bCs w:val="false"/>
+          <w:color w:val="1A1A1A"/>
+          <w:sz w:val="20"/>
+          <w:szCs w:val="20"/>
+        </w:rPr>
+        <w:t xml:space="preserve">The Chairperson called for a vote.</w:t>
       </w:r>
     </w:p>
     <w:p>
@@ -1607,16 +1672,16 @@
         <w:tabs>
           <w:tab w:val="left" w:pos="1700"/>
         </w:tabs>
-        <w:spacing w:after="80" w:before="0" w:line="276"/>
+        <w:spacing w:after="0" w:before="100" w:line="300"/>
         <w:ind w:left="1700" w:hanging="566"/>
         <w:jc w:val="both"/>
       </w:pPr>
       <w:r>
         <w:rPr>
-          <w:rFonts w:ascii="Arial" w:cs="Arial" w:eastAsia="Arial" w:hAnsi="Arial"/>
-          <w:b/>
-          <w:bCs/>
-          <w:color w:val="0C2340"/>
+          <w:rFonts w:ascii="Aptos" w:cs="Aptos" w:eastAsia="Aptos" w:hAnsi="Aptos"/>
+          <w:b/>
+          <w:bCs/>
+          <w:color w:val="1A1A1A"/>
           <w:sz w:val="20"/>
           <w:szCs w:val="20"/>
         </w:rPr>
@@ -1624,22 +1689,63 @@
       </w:r>
       <w:r>
         <w:rPr>
-          <w:rFonts w:ascii="Arial" w:cs="Arial" w:eastAsia="Arial" w:hAnsi="Arial"/>
-          <w:sz w:val="20"/>
-          <w:szCs w:val="20"/>
-        </w:rPr>
-        <w:t xml:space="preserve">	</w:t>
-      </w:r>
-      <w:r>
-        <w:rPr>
-          <w:rFonts w:ascii="Arial" w:cs="Arial" w:eastAsia="Arial" w:hAnsi="Arial"/>
-          <w:b w:val="false"/>
-          <w:bCs w:val="false"/>
-          <w:color w:val="1A1A1A"/>
-          <w:sz w:val="20"/>
-          <w:szCs w:val="20"/>
-        </w:rPr>
-        <w:t xml:space="preserve">Seconder: Mrs. Noncedo Williams (Parent Representative) seconded the motion.</w:t>
+          <w:rFonts w:ascii="Aptos" w:cs="Aptos" w:eastAsia="Aptos" w:hAnsi="Aptos"/>
+          <w:sz w:val="20"/>
+          <w:szCs w:val="20"/>
+        </w:rPr>
+        <w:t xml:space="preserve">	</w:t>
+      </w:r>
+      <w:r>
+        <w:rPr>
+          <w:rFonts w:ascii="Aptos" w:cs="Aptos" w:eastAsia="Aptos" w:hAnsi="Aptos"/>
+          <w:b w:val="false"/>
+          <w:bCs w:val="false"/>
+          <w:color w:val="1A1A1A"/>
+          <w:sz w:val="20"/>
+          <w:szCs w:val="20"/>
+        </w:rPr>
+        <w:t xml:space="preserve">Result: In Favour: 7 (Unanimous) | Against: 0 | Abstentions: 0.</w:t>
+      </w:r>
+    </w:p>
+    <w:p>
+      <w:pPr>
+        <w:keepLines/>
+        <w:tabs>
+          <w:tab w:val="left" w:pos="1700"/>
+        </w:tabs>
+        <w:spacing w:after="0" w:before="100" w:line="300"/>
+        <w:ind w:left="1700" w:hanging="566"/>
+        <w:jc w:val="both"/>
+      </w:pPr>
+      <w:r>
+        <w:rPr>
+          <w:rFonts w:ascii="Aptos" w:cs="Aptos" w:eastAsia="Aptos" w:hAnsi="Aptos"/>
+          <w:b/>
+          <w:bCs/>
+          <w:color w:val="1A1A1A"/>
+          <w:sz w:val="20"/>
+          <w:szCs w:val="20"/>
+        </w:rPr>
+        <w:t xml:space="preserve">•</w:t>
+      </w:r>
+      <w:r>
+        <w:rPr>
+          <w:rFonts w:ascii="Aptos" w:cs="Aptos" w:eastAsia="Aptos" w:hAnsi="Aptos"/>
+          <w:sz w:val="20"/>
+          <w:szCs w:val="20"/>
+        </w:rPr>
+        <w:t xml:space="preserve">	</w:t>
+      </w:r>
+      <w:r>
+        <w:rPr>
+          <w:rFonts w:ascii="Aptos" w:cs="Aptos" w:eastAsia="Aptos" w:hAnsi="Aptos"/>
+          <w:b w:val="false"/>
+          <w:bCs w:val="false"/>
+          <w:color w:val="1A1A1A"/>
+          <w:sz w:val="20"/>
+          <w:szCs w:val="20"/>
+        </w:rPr>
+        <w:t xml:space="preserve">Resolution: The Constitution of the School Governing Body was declared formally accepted, adopted, and signed under Resolution Number LGAA-SGB-RES-2026-01.</w:t>
       </w:r>
     </w:p>
     <w:p>
@@ -1648,39 +1754,39 @@
         <w:tabs>
           <w:tab w:val="left" w:pos="566"/>
         </w:tabs>
-        <w:spacing w:after="80" w:before="0" w:line="276"/>
+        <w:spacing w:after="0" w:before="100" w:line="300"/>
         <w:ind w:left="566" w:hanging="566"/>
         <w:jc w:val="both"/>
       </w:pPr>
       <w:r>
         <w:rPr>
-          <w:rFonts w:ascii="Arial" w:cs="Arial" w:eastAsia="Arial" w:hAnsi="Arial"/>
-          <w:b/>
-          <w:bCs/>
-          <w:color w:val="0C2340"/>
-          <w:sz w:val="20"/>
-          <w:szCs w:val="20"/>
-        </w:rPr>
-        <w:t xml:space="preserve">5.5</w:t>
-      </w:r>
-      <w:r>
-        <w:rPr>
-          <w:rFonts w:ascii="Arial" w:cs="Arial" w:eastAsia="Arial" w:hAnsi="Arial"/>
-          <w:sz w:val="20"/>
-          <w:szCs w:val="20"/>
-        </w:rPr>
-        <w:t xml:space="preserve">	</w:t>
-      </w:r>
-      <w:r>
-        <w:rPr>
-          <w:rFonts w:ascii="Arial" w:cs="Arial" w:eastAsia="Arial" w:hAnsi="Arial"/>
-          <w:b w:val="false"/>
-          <w:bCs w:val="false"/>
-          <w:color w:val="1A1A1A"/>
-          <w:sz w:val="20"/>
-          <w:szCs w:val="20"/>
-        </w:rPr>
-        <w:t xml:space="preserve">Voting and Decision:</w:t>
+          <w:rFonts w:ascii="Aptos" w:cs="Aptos" w:eastAsia="Aptos" w:hAnsi="Aptos"/>
+          <w:b/>
+          <w:bCs/>
+          <w:color w:val="1A1A1A"/>
+          <w:sz w:val="20"/>
+          <w:szCs w:val="20"/>
+        </w:rPr>
+        <w:t xml:space="preserve">5.6</w:t>
+      </w:r>
+      <w:r>
+        <w:rPr>
+          <w:rFonts w:ascii="Aptos" w:cs="Aptos" w:eastAsia="Aptos" w:hAnsi="Aptos"/>
+          <w:sz w:val="20"/>
+          <w:szCs w:val="20"/>
+        </w:rPr>
+        <w:t xml:space="preserve">	</w:t>
+      </w:r>
+      <w:r>
+        <w:rPr>
+          <w:rFonts w:ascii="Aptos" w:cs="Aptos" w:eastAsia="Aptos" w:hAnsi="Aptos"/>
+          <w:b w:val="false"/>
+          <w:bCs w:val="false"/>
+          <w:color w:val="1A1A1A"/>
+          <w:sz w:val="20"/>
+          <w:szCs w:val="20"/>
+        </w:rPr>
+        <w:t xml:space="preserve">Statutory Transmittal:</w:t>
       </w:r>
     </w:p>
     <w:p>
@@ -1689,16 +1795,16 @@
         <w:tabs>
           <w:tab w:val="left" w:pos="1700"/>
         </w:tabs>
-        <w:spacing w:after="80" w:before="0" w:line="276"/>
+        <w:spacing w:after="0" w:before="100" w:line="300"/>
         <w:ind w:left="1700" w:hanging="566"/>
         <w:jc w:val="both"/>
       </w:pPr>
       <w:r>
         <w:rPr>
-          <w:rFonts w:ascii="Arial" w:cs="Arial" w:eastAsia="Arial" w:hAnsi="Arial"/>
-          <w:b/>
-          <w:bCs/>
-          <w:color w:val="0C2340"/>
+          <w:rFonts w:ascii="Aptos" w:cs="Aptos" w:eastAsia="Aptos" w:hAnsi="Aptos"/>
+          <w:b/>
+          <w:bCs/>
+          <w:color w:val="1A1A1A"/>
           <w:sz w:val="20"/>
           <w:szCs w:val="20"/>
         </w:rPr>
@@ -1706,104 +1812,22 @@
       </w:r>
       <w:r>
         <w:rPr>
-          <w:rFonts w:ascii="Arial" w:cs="Arial" w:eastAsia="Arial" w:hAnsi="Arial"/>
-          <w:sz w:val="20"/>
-          <w:szCs w:val="20"/>
-        </w:rPr>
-        <w:t xml:space="preserve">	</w:t>
-      </w:r>
-      <w:r>
-        <w:rPr>
-          <w:rFonts w:ascii="Arial" w:cs="Arial" w:eastAsia="Arial" w:hAnsi="Arial"/>
-          <w:b w:val="false"/>
-          <w:bCs w:val="false"/>
-          <w:color w:val="1A1A1A"/>
-          <w:sz w:val="20"/>
-          <w:szCs w:val="20"/>
-        </w:rPr>
-        <w:t xml:space="preserve">The Chairperson called for a vote.</w:t>
-      </w:r>
-    </w:p>
-    <w:p>
-      <w:pPr>
-        <w:keepLines/>
-        <w:tabs>
-          <w:tab w:val="left" w:pos="1700"/>
-        </w:tabs>
-        <w:spacing w:after="80" w:before="0" w:line="276"/>
-        <w:ind w:left="1700" w:hanging="566"/>
-        <w:jc w:val="both"/>
-      </w:pPr>
-      <w:r>
-        <w:rPr>
-          <w:rFonts w:ascii="Arial" w:cs="Arial" w:eastAsia="Arial" w:hAnsi="Arial"/>
-          <w:b/>
-          <w:bCs/>
-          <w:color w:val="0C2340"/>
-          <w:sz w:val="20"/>
-          <w:szCs w:val="20"/>
-        </w:rPr>
-        <w:t xml:space="preserve">•</w:t>
-      </w:r>
-      <w:r>
-        <w:rPr>
-          <w:rFonts w:ascii="Arial" w:cs="Arial" w:eastAsia="Arial" w:hAnsi="Arial"/>
-          <w:sz w:val="20"/>
-          <w:szCs w:val="20"/>
-        </w:rPr>
-        <w:t xml:space="preserve">	</w:t>
-      </w:r>
-      <w:r>
-        <w:rPr>
-          <w:rFonts w:ascii="Arial" w:cs="Arial" w:eastAsia="Arial" w:hAnsi="Arial"/>
-          <w:b w:val="false"/>
-          <w:bCs w:val="false"/>
-          <w:color w:val="1A1A1A"/>
-          <w:sz w:val="20"/>
-          <w:szCs w:val="20"/>
-        </w:rPr>
-        <w:t xml:space="preserve">Result: In Favour: 8 (Unanimous) | Against: 0 | Abstentions: 0.</w:t>
-      </w:r>
-    </w:p>
-    <w:p>
-      <w:pPr>
-        <w:keepLines/>
-        <w:tabs>
-          <w:tab w:val="left" w:pos="1700"/>
-        </w:tabs>
-        <w:spacing w:after="80" w:before="0" w:line="276"/>
-        <w:ind w:left="1700" w:hanging="566"/>
-        <w:jc w:val="both"/>
-      </w:pPr>
-      <w:r>
-        <w:rPr>
-          <w:rFonts w:ascii="Arial" w:cs="Arial" w:eastAsia="Arial" w:hAnsi="Arial"/>
-          <w:b/>
-          <w:bCs/>
-          <w:color w:val="0C2340"/>
-          <w:sz w:val="20"/>
-          <w:szCs w:val="20"/>
-        </w:rPr>
-        <w:t xml:space="preserve">•</w:t>
-      </w:r>
-      <w:r>
-        <w:rPr>
-          <w:rFonts w:ascii="Arial" w:cs="Arial" w:eastAsia="Arial" w:hAnsi="Arial"/>
-          <w:sz w:val="20"/>
-          <w:szCs w:val="20"/>
-        </w:rPr>
-        <w:t xml:space="preserve">	</w:t>
-      </w:r>
-      <w:r>
-        <w:rPr>
-          <w:rFonts w:ascii="Arial" w:cs="Arial" w:eastAsia="Arial" w:hAnsi="Arial"/>
-          <w:b w:val="false"/>
-          <w:bCs w:val="false"/>
-          <w:color w:val="1A1A1A"/>
-          <w:sz w:val="20"/>
-          <w:szCs w:val="20"/>
-        </w:rPr>
-        <w:t xml:space="preserve">Resolution: The SGB Constitution 2026 was declared formally accepted, adopted, and signed.</w:t>
+          <w:rFonts w:ascii="Aptos" w:cs="Aptos" w:eastAsia="Aptos" w:hAnsi="Aptos"/>
+          <w:sz w:val="20"/>
+          <w:szCs w:val="20"/>
+        </w:rPr>
+        <w:t xml:space="preserve">	</w:t>
+      </w:r>
+      <w:r>
+        <w:rPr>
+          <w:rFonts w:ascii="Aptos" w:cs="Aptos" w:eastAsia="Aptos" w:hAnsi="Aptos"/>
+          <w:b w:val="false"/>
+          <w:bCs w:val="false"/>
+          <w:color w:val="1A1A1A"/>
+          <w:sz w:val="20"/>
+          <w:szCs w:val="20"/>
+        </w:rPr>
+        <w:t xml:space="preserve">The meeting resolved that the Principal and Chairperson submit the signed policy pack to the Head of Department / District Director (Joe Gqabi District).</w:t>
       </w:r>
     </w:p>
     <w:p>
@@ -1812,94 +1836,12 @@
         <w:tabs>
           <w:tab w:val="left" w:pos="566"/>
         </w:tabs>
-        <w:spacing w:after="80" w:before="0" w:line="276"/>
-        <w:ind w:left="566" w:hanging="566"/>
-        <w:jc w:val="both"/>
-      </w:pPr>
-      <w:r>
-        <w:rPr>
-          <w:rFonts w:ascii="Arial" w:cs="Arial" w:eastAsia="Arial" w:hAnsi="Arial"/>
-          <w:b/>
-          <w:bCs/>
-          <w:color w:val="0C2340"/>
-          <w:sz w:val="20"/>
-          <w:szCs w:val="20"/>
-        </w:rPr>
-        <w:t xml:space="preserve">5.6</w:t>
-      </w:r>
-      <w:r>
-        <w:rPr>
-          <w:rFonts w:ascii="Arial" w:cs="Arial" w:eastAsia="Arial" w:hAnsi="Arial"/>
-          <w:sz w:val="20"/>
-          <w:szCs w:val="20"/>
-        </w:rPr>
-        <w:t xml:space="preserve">	</w:t>
-      </w:r>
-      <w:r>
-        <w:rPr>
-          <w:rFonts w:ascii="Arial" w:cs="Arial" w:eastAsia="Arial" w:hAnsi="Arial"/>
-          <w:b w:val="false"/>
-          <w:bCs w:val="false"/>
-          <w:color w:val="1A1A1A"/>
-          <w:sz w:val="20"/>
-          <w:szCs w:val="20"/>
-        </w:rPr>
-        <w:t xml:space="preserve">Statutory Transmittal:</w:t>
-      </w:r>
-    </w:p>
-    <w:p>
-      <w:pPr>
-        <w:keepLines/>
-        <w:tabs>
-          <w:tab w:val="left" w:pos="1700"/>
-        </w:tabs>
-        <w:spacing w:after="80" w:before="0" w:line="276"/>
-        <w:ind w:left="1700" w:hanging="566"/>
-        <w:jc w:val="both"/>
-      </w:pPr>
-      <w:r>
-        <w:rPr>
-          <w:rFonts w:ascii="Arial" w:cs="Arial" w:eastAsia="Arial" w:hAnsi="Arial"/>
-          <w:b/>
-          <w:bCs/>
-          <w:color w:val="0C2340"/>
-          <w:sz w:val="20"/>
-          <w:szCs w:val="20"/>
-        </w:rPr>
-        <w:t xml:space="preserve">•</w:t>
-      </w:r>
-      <w:r>
-        <w:rPr>
-          <w:rFonts w:ascii="Arial" w:cs="Arial" w:eastAsia="Arial" w:hAnsi="Arial"/>
-          <w:sz w:val="20"/>
-          <w:szCs w:val="20"/>
-        </w:rPr>
-        <w:t xml:space="preserve">	</w:t>
-      </w:r>
-      <w:r>
-        <w:rPr>
-          <w:rFonts w:ascii="Arial" w:cs="Arial" w:eastAsia="Arial" w:hAnsi="Arial"/>
-          <w:b w:val="false"/>
-          <w:bCs w:val="false"/>
-          <w:color w:val="1A1A1A"/>
-          <w:sz w:val="20"/>
-          <w:szCs w:val="20"/>
-        </w:rPr>
-        <w:t xml:space="preserve">The meeting resolved that the Principal and Chairperson submit the signed Constitution to the Head of Department / District Director (Joe Gqabi District) within the mandatory 90-day statutory period.</w:t>
-      </w:r>
-    </w:p>
-    <w:p>
-      <w:pPr>
-        <w:keepLines/>
-        <w:tabs>
-          <w:tab w:val="left" w:pos="566"/>
-        </w:tabs>
-        <w:spacing w:after="80" w:before="0"/>
+        <w:spacing w:after="0" w:before="100"/>
         <w:ind w:left="0"/>
       </w:pPr>
       <w:r>
         <w:rPr>
-          <w:rFonts w:ascii="Arial" w:cs="Arial" w:eastAsia="Arial" w:hAnsi="Arial"/>
+          <w:rFonts w:ascii="Aptos" w:cs="Aptos" w:eastAsia="Aptos" w:hAnsi="Aptos"/>
           <w:b/>
           <w:bCs/>
           <w:color w:val="0C2340"/>
@@ -1910,7 +1852,7 @@
       </w:r>
       <w:r>
         <w:rPr>
-          <w:rFonts w:ascii="Arial" w:cs="Arial" w:eastAsia="Arial" w:hAnsi="Arial"/>
+          <w:rFonts w:ascii="Aptos" w:cs="Aptos" w:eastAsia="Aptos" w:hAnsi="Aptos"/>
           <w:sz w:val="22"/>
           <w:szCs w:val="22"/>
         </w:rPr>
@@ -1918,14 +1860,14 @@
       </w:r>
       <w:r>
         <w:rPr>
-          <w:rFonts w:ascii="Arial" w:cs="Arial" w:eastAsia="Arial" w:hAnsi="Arial"/>
+          <w:rFonts w:ascii="Aptos" w:cs="Aptos" w:eastAsia="Aptos" w:hAnsi="Aptos"/>
           <w:b/>
           <w:bCs/>
           <w:color w:val="0C2340"/>
           <w:sz w:val="22"/>
           <w:szCs w:val="22"/>
         </w:rPr>
-        <w:t xml:space="preserve">2026 SGB ANNUAL MEETING SCHEDULE &amp; GOVERNANCE PLAN</w:t>
+        <w:t xml:space="preserve">IMPLEMENTATION PLAN &amp; OVERSIGHT</w:t>
       </w:r>
     </w:p>
     <w:p>
@@ -1934,16 +1876,16 @@
         <w:tabs>
           <w:tab w:val="left" w:pos="566"/>
         </w:tabs>
-        <w:spacing w:after="80" w:before="0" w:line="276"/>
+        <w:spacing w:after="0" w:before="100" w:line="300"/>
         <w:ind w:left="566" w:hanging="566"/>
         <w:jc w:val="both"/>
       </w:pPr>
       <w:r>
         <w:rPr>
-          <w:rFonts w:ascii="Arial" w:cs="Arial" w:eastAsia="Arial" w:hAnsi="Arial"/>
-          <w:b/>
-          <w:bCs/>
-          <w:color w:val="0C2340"/>
+          <w:rFonts w:ascii="Aptos" w:cs="Aptos" w:eastAsia="Aptos" w:hAnsi="Aptos"/>
+          <w:b/>
+          <w:bCs/>
+          <w:color w:val="1A1A1A"/>
           <w:sz w:val="20"/>
           <w:szCs w:val="20"/>
         </w:rPr>
@@ -1951,186 +1893,22 @@
       </w:r>
       <w:r>
         <w:rPr>
-          <w:rFonts w:ascii="Arial" w:cs="Arial" w:eastAsia="Arial" w:hAnsi="Arial"/>
-          <w:sz w:val="20"/>
-          <w:szCs w:val="20"/>
-        </w:rPr>
-        <w:t xml:space="preserve">	</w:t>
-      </w:r>
-      <w:r>
-        <w:rPr>
-          <w:rFonts w:ascii="Arial" w:cs="Arial" w:eastAsia="Arial" w:hAnsi="Arial"/>
-          <w:b w:val="false"/>
-          <w:bCs w:val="false"/>
-          <w:color w:val="1A1A1A"/>
-          <w:sz w:val="20"/>
-          <w:szCs w:val="20"/>
-        </w:rPr>
-        <w:t xml:space="preserve">The SGB adopted the schedule of ordinary meetings for 2026:</w:t>
-      </w:r>
-    </w:p>
-    <w:p>
-      <w:pPr>
-        <w:keepLines/>
-        <w:tabs>
-          <w:tab w:val="left" w:pos="1700"/>
-        </w:tabs>
-        <w:spacing w:after="80" w:before="0" w:line="276"/>
-        <w:ind w:left="1700" w:hanging="566"/>
-        <w:jc w:val="both"/>
-      </w:pPr>
-      <w:r>
-        <w:rPr>
-          <w:rFonts w:ascii="Arial" w:cs="Arial" w:eastAsia="Arial" w:hAnsi="Arial"/>
-          <w:b/>
-          <w:bCs/>
-          <w:color w:val="0C2340"/>
-          <w:sz w:val="20"/>
-          <w:szCs w:val="20"/>
-        </w:rPr>
-        <w:t xml:space="preserve">•</w:t>
-      </w:r>
-      <w:r>
-        <w:rPr>
-          <w:rFonts w:ascii="Arial" w:cs="Arial" w:eastAsia="Arial" w:hAnsi="Arial"/>
-          <w:sz w:val="20"/>
-          <w:szCs w:val="20"/>
-        </w:rPr>
-        <w:t xml:space="preserve">	</w:t>
-      </w:r>
-      <w:r>
-        <w:rPr>
-          <w:rFonts w:ascii="Arial" w:cs="Arial" w:eastAsia="Arial" w:hAnsi="Arial"/>
-          <w:b w:val="false"/>
-          <w:bCs w:val="false"/>
-          <w:color w:val="1A1A1A"/>
-          <w:sz w:val="20"/>
-          <w:szCs w:val="20"/>
-        </w:rPr>
-        <w:t xml:space="preserve">Term 1: Wednesday, 28 January 2026 &amp; Wednesday, 11 March 2026</w:t>
-      </w:r>
-    </w:p>
-    <w:p>
-      <w:pPr>
-        <w:keepLines/>
-        <w:tabs>
-          <w:tab w:val="left" w:pos="1700"/>
-        </w:tabs>
-        <w:spacing w:after="80" w:before="0" w:line="276"/>
-        <w:ind w:left="1700" w:hanging="566"/>
-        <w:jc w:val="both"/>
-      </w:pPr>
-      <w:r>
-        <w:rPr>
-          <w:rFonts w:ascii="Arial" w:cs="Arial" w:eastAsia="Arial" w:hAnsi="Arial"/>
-          <w:b/>
-          <w:bCs/>
-          <w:color w:val="0C2340"/>
-          <w:sz w:val="20"/>
-          <w:szCs w:val="20"/>
-        </w:rPr>
-        <w:t xml:space="preserve">•</w:t>
-      </w:r>
-      <w:r>
-        <w:rPr>
-          <w:rFonts w:ascii="Arial" w:cs="Arial" w:eastAsia="Arial" w:hAnsi="Arial"/>
-          <w:sz w:val="20"/>
-          <w:szCs w:val="20"/>
-        </w:rPr>
-        <w:t xml:space="preserve">	</w:t>
-      </w:r>
-      <w:r>
-        <w:rPr>
-          <w:rFonts w:ascii="Arial" w:cs="Arial" w:eastAsia="Arial" w:hAnsi="Arial"/>
-          <w:b w:val="false"/>
-          <w:bCs w:val="false"/>
-          <w:color w:val="1A1A1A"/>
-          <w:sz w:val="20"/>
-          <w:szCs w:val="20"/>
-        </w:rPr>
-        <w:t xml:space="preserve">Term 2: Wednesday, 20 May 2026</w:t>
-      </w:r>
-    </w:p>
-    <w:p>
-      <w:pPr>
-        <w:keepLines/>
-        <w:tabs>
-          <w:tab w:val="left" w:pos="1700"/>
-        </w:tabs>
-        <w:spacing w:after="80" w:before="0" w:line="276"/>
-        <w:ind w:left="1700" w:hanging="566"/>
-        <w:jc w:val="both"/>
-      </w:pPr>
-      <w:r>
-        <w:rPr>
-          <w:rFonts w:ascii="Arial" w:cs="Arial" w:eastAsia="Arial" w:hAnsi="Arial"/>
-          <w:b/>
-          <w:bCs/>
-          <w:color w:val="0C2340"/>
-          <w:sz w:val="20"/>
-          <w:szCs w:val="20"/>
-        </w:rPr>
-        <w:t xml:space="preserve">•</w:t>
-      </w:r>
-      <w:r>
-        <w:rPr>
-          <w:rFonts w:ascii="Arial" w:cs="Arial" w:eastAsia="Arial" w:hAnsi="Arial"/>
-          <w:sz w:val="20"/>
-          <w:szCs w:val="20"/>
-        </w:rPr>
-        <w:t xml:space="preserve">	</w:t>
-      </w:r>
-      <w:r>
-        <w:rPr>
-          <w:rFonts w:ascii="Arial" w:cs="Arial" w:eastAsia="Arial" w:hAnsi="Arial"/>
-          <w:b w:val="false"/>
-          <w:bCs w:val="false"/>
-          <w:color w:val="1A1A1A"/>
-          <w:sz w:val="20"/>
-          <w:szCs w:val="20"/>
-        </w:rPr>
-        <w:t xml:space="preserve">Term 3: Wednesday, 09 September 2026</w:t>
-      </w:r>
-    </w:p>
-    <w:p>
-      <w:pPr>
-        <w:keepLines/>
-        <w:tabs>
-          <w:tab w:val="left" w:pos="1700"/>
-        </w:tabs>
-        <w:spacing w:after="80" w:before="0" w:line="276"/>
-        <w:ind w:left="1700" w:hanging="566"/>
-        <w:jc w:val="both"/>
-      </w:pPr>
-      <w:r>
-        <w:rPr>
-          <w:rFonts w:ascii="Arial" w:cs="Arial" w:eastAsia="Arial" w:hAnsi="Arial"/>
-          <w:b/>
-          <w:bCs/>
-          <w:color w:val="0C2340"/>
-          <w:sz w:val="20"/>
-          <w:szCs w:val="20"/>
-        </w:rPr>
-        <w:t xml:space="preserve">•</w:t>
-      </w:r>
-      <w:r>
-        <w:rPr>
-          <w:rFonts w:ascii="Arial" w:cs="Arial" w:eastAsia="Arial" w:hAnsi="Arial"/>
-          <w:sz w:val="20"/>
-          <w:szCs w:val="20"/>
-        </w:rPr>
-        <w:t xml:space="preserve">	</w:t>
-      </w:r>
-      <w:r>
-        <w:rPr>
-          <w:rFonts w:ascii="Arial" w:cs="Arial" w:eastAsia="Arial" w:hAnsi="Arial"/>
-          <w:b w:val="false"/>
-          <w:bCs w:val="false"/>
-          <w:color w:val="1A1A1A"/>
-          <w:sz w:val="20"/>
-          <w:szCs w:val="20"/>
-        </w:rPr>
-        <w:t xml:space="preserve">Term 4: Wednesday, 28 October 2026 &amp; Parent Budget AGM: Thursday, 12 November 2026.</w:t>
+          <w:rFonts w:ascii="Aptos" w:cs="Aptos" w:eastAsia="Aptos" w:hAnsi="Aptos"/>
+          <w:sz w:val="20"/>
+          <w:szCs w:val="20"/>
+        </w:rPr>
+        <w:t xml:space="preserve">	</w:t>
+      </w:r>
+      <w:r>
+        <w:rPr>
+          <w:rFonts w:ascii="Aptos" w:cs="Aptos" w:eastAsia="Aptos" w:hAnsi="Aptos"/>
+          <w:b w:val="false"/>
+          <w:bCs w:val="false"/>
+          <w:color w:val="1A1A1A"/>
+          <w:sz w:val="20"/>
+          <w:szCs w:val="20"/>
+        </w:rPr>
+        <w:t xml:space="preserve">The SGB resolved that the Principal and relevant committees ensure the active application of the adopted instrument in school operations and planning records.</w:t>
       </w:r>
     </w:p>
     <w:p>
@@ -2139,12 +1917,12 @@
         <w:tabs>
           <w:tab w:val="left" w:pos="566"/>
         </w:tabs>
-        <w:spacing w:after="80" w:before="0"/>
+        <w:spacing w:after="0" w:before="100"/>
         <w:ind w:left="0"/>
       </w:pPr>
       <w:r>
         <w:rPr>
-          <w:rFonts w:ascii="Arial" w:cs="Arial" w:eastAsia="Arial" w:hAnsi="Arial"/>
+          <w:rFonts w:ascii="Aptos" w:cs="Aptos" w:eastAsia="Aptos" w:hAnsi="Aptos"/>
           <w:b/>
           <w:bCs/>
           <w:color w:val="0C2340"/>
@@ -2155,7 +1933,7 @@
       </w:r>
       <w:r>
         <w:rPr>
-          <w:rFonts w:ascii="Arial" w:cs="Arial" w:eastAsia="Arial" w:hAnsi="Arial"/>
+          <w:rFonts w:ascii="Aptos" w:cs="Aptos" w:eastAsia="Aptos" w:hAnsi="Aptos"/>
           <w:sz w:val="22"/>
           <w:szCs w:val="22"/>
         </w:rPr>
@@ -2163,7 +1941,7 @@
       </w:r>
       <w:r>
         <w:rPr>
-          <w:rFonts w:ascii="Arial" w:cs="Arial" w:eastAsia="Arial" w:hAnsi="Arial"/>
+          <w:rFonts w:ascii="Aptos" w:cs="Aptos" w:eastAsia="Aptos" w:hAnsi="Aptos"/>
           <w:b/>
           <w:bCs/>
           <w:color w:val="0C2340"/>
@@ -2179,16 +1957,16 @@
         <w:tabs>
           <w:tab w:val="left" w:pos="566"/>
         </w:tabs>
-        <w:spacing w:after="80" w:before="0" w:line="276"/>
+        <w:spacing w:after="0" w:before="100" w:line="300"/>
         <w:ind w:left="566" w:hanging="566"/>
         <w:jc w:val="both"/>
       </w:pPr>
       <w:r>
         <w:rPr>
-          <w:rFonts w:ascii="Arial" w:cs="Arial" w:eastAsia="Arial" w:hAnsi="Arial"/>
-          <w:b/>
-          <w:bCs/>
-          <w:color w:val="0C2340"/>
+          <w:rFonts w:ascii="Aptos" w:cs="Aptos" w:eastAsia="Aptos" w:hAnsi="Aptos"/>
+          <w:b/>
+          <w:bCs/>
+          <w:color w:val="1A1A1A"/>
           <w:sz w:val="20"/>
           <w:szCs w:val="20"/>
         </w:rPr>
@@ -2196,22 +1974,22 @@
       </w:r>
       <w:r>
         <w:rPr>
-          <w:rFonts w:ascii="Arial" w:cs="Arial" w:eastAsia="Arial" w:hAnsi="Arial"/>
-          <w:sz w:val="20"/>
-          <w:szCs w:val="20"/>
-        </w:rPr>
-        <w:t xml:space="preserve">	</w:t>
-      </w:r>
-      <w:r>
-        <w:rPr>
-          <w:rFonts w:ascii="Arial" w:cs="Arial" w:eastAsia="Arial" w:hAnsi="Arial"/>
-          <w:b w:val="false"/>
-          <w:bCs w:val="false"/>
-          <w:color w:val="1A1A1A"/>
-          <w:sz w:val="20"/>
-          <w:szCs w:val="20"/>
-        </w:rPr>
-        <w:t xml:space="preserve">With no further business, the Chairperson thanked all members for their contributions.</w:t>
+          <w:rFonts w:ascii="Aptos" w:cs="Aptos" w:eastAsia="Aptos" w:hAnsi="Aptos"/>
+          <w:sz w:val="20"/>
+          <w:szCs w:val="20"/>
+        </w:rPr>
+        <w:t xml:space="preserve">	</w:t>
+      </w:r>
+      <w:r>
+        <w:rPr>
+          <w:rFonts w:ascii="Aptos" w:cs="Aptos" w:eastAsia="Aptos" w:hAnsi="Aptos"/>
+          <w:b w:val="false"/>
+          <w:bCs w:val="false"/>
+          <w:color w:val="1A1A1A"/>
+          <w:sz w:val="20"/>
+          <w:szCs w:val="20"/>
+        </w:rPr>
+        <w:t xml:space="preserve">With no further business, the Chairperson thanked all members for their valuable contributions.</w:t>
       </w:r>
     </w:p>
     <w:p>
@@ -2220,16 +1998,16 @@
         <w:tabs>
           <w:tab w:val="left" w:pos="566"/>
         </w:tabs>
-        <w:spacing w:after="80" w:before="0" w:line="276"/>
+        <w:spacing w:after="0" w:before="100" w:line="300"/>
         <w:ind w:left="566" w:hanging="566"/>
         <w:jc w:val="both"/>
       </w:pPr>
       <w:r>
         <w:rPr>
-          <w:rFonts w:ascii="Arial" w:cs="Arial" w:eastAsia="Arial" w:hAnsi="Arial"/>
-          <w:b/>
-          <w:bCs/>
-          <w:color w:val="0C2340"/>
+          <w:rFonts w:ascii="Aptos" w:cs="Aptos" w:eastAsia="Aptos" w:hAnsi="Aptos"/>
+          <w:b/>
+          <w:bCs/>
+          <w:color w:val="1A1A1A"/>
           <w:sz w:val="20"/>
           <w:szCs w:val="20"/>
         </w:rPr>
@@ -2237,22 +2015,22 @@
       </w:r>
       <w:r>
         <w:rPr>
-          <w:rFonts w:ascii="Arial" w:cs="Arial" w:eastAsia="Arial" w:hAnsi="Arial"/>
-          <w:sz w:val="20"/>
-          <w:szCs w:val="20"/>
-        </w:rPr>
-        <w:t xml:space="preserve">	</w:t>
-      </w:r>
-      <w:r>
-        <w:rPr>
-          <w:rFonts w:ascii="Arial" w:cs="Arial" w:eastAsia="Arial" w:hAnsi="Arial"/>
-          <w:b w:val="false"/>
-          <w:bCs w:val="false"/>
-          <w:color w:val="1A1A1A"/>
-          <w:sz w:val="20"/>
-          <w:szCs w:val="20"/>
-        </w:rPr>
-        <w:t xml:space="preserve">The meeting adjourned at 19:45.</w:t>
+          <w:rFonts w:ascii="Aptos" w:cs="Aptos" w:eastAsia="Aptos" w:hAnsi="Aptos"/>
+          <w:sz w:val="20"/>
+          <w:szCs w:val="20"/>
+        </w:rPr>
+        <w:t xml:space="preserve">	</w:t>
+      </w:r>
+      <w:r>
+        <w:rPr>
+          <w:rFonts w:ascii="Aptos" w:cs="Aptos" w:eastAsia="Aptos" w:hAnsi="Aptos"/>
+          <w:b w:val="false"/>
+          <w:bCs w:val="false"/>
+          <w:color w:val="1A1A1A"/>
+          <w:sz w:val="20"/>
+          <w:szCs w:val="20"/>
+        </w:rPr>
+        <w:t xml:space="preserve">The meeting adjourned at 19:30.</w:t>
       </w:r>
     </w:p>
     <w:p>
@@ -2261,12 +2039,12 @@
         <w:tabs>
           <w:tab w:val="left" w:pos="566"/>
         </w:tabs>
-        <w:spacing w:after="80" w:before="0"/>
+        <w:spacing w:after="0" w:before="100"/>
         <w:ind w:left="0"/>
       </w:pPr>
       <w:r>
         <w:rPr>
-          <w:rFonts w:ascii="Arial" w:cs="Arial" w:eastAsia="Arial" w:hAnsi="Arial"/>
+          <w:rFonts w:ascii="Aptos" w:cs="Aptos" w:eastAsia="Aptos" w:hAnsi="Aptos"/>
           <w:b/>
           <w:bCs/>
           <w:color w:val="0C2340"/>
@@ -2277,7 +2055,7 @@
       </w:r>
       <w:r>
         <w:rPr>
-          <w:rFonts w:ascii="Arial" w:cs="Arial" w:eastAsia="Arial" w:hAnsi="Arial"/>
+          <w:rFonts w:ascii="Aptos" w:cs="Aptos" w:eastAsia="Aptos" w:hAnsi="Aptos"/>
           <w:sz w:val="22"/>
           <w:szCs w:val="22"/>
         </w:rPr>
@@ -2285,7 +2063,7 @@
       </w:r>
       <w:r>
         <w:rPr>
-          <w:rFonts w:ascii="Arial" w:cs="Arial" w:eastAsia="Arial" w:hAnsi="Arial"/>
+          <w:rFonts w:ascii="Aptos" w:cs="Aptos" w:eastAsia="Aptos" w:hAnsi="Aptos"/>
           <w:b/>
           <w:bCs/>
           <w:color w:val="0C2340"/>
@@ -2298,114 +2076,57 @@
     <w:p>
       <w:pPr>
         <w:keepLines/>
-        <w:spacing w:after="80" w:before="0" w:line="276"/>
+        <w:spacing w:after="0" w:before="0" w:line="300"/>
         <w:ind w:left="566"/>
         <w:jc w:val="both"/>
       </w:pPr>
       <w:r>
         <w:rPr>
-          <w:rFonts w:ascii="Arial" w:cs="Arial" w:eastAsia="Arial" w:hAnsi="Arial"/>
-          <w:color w:val="1A1A1A"/>
-          <w:sz w:val="20"/>
-          <w:szCs w:val="20"/>
-        </w:rPr>
-        <w:t xml:space="preserve">These minutes were examined, approved, and signed as a true and accurate record of proceedings:</w:t>
-      </w:r>
-    </w:p>
-    <w:p>
-      <w:pPr>
-        <w:keepLines/>
-        <w:tabs>
-          <w:tab w:val="left" w:pos="566"/>
-        </w:tabs>
-        <w:spacing w:after="80" w:before="0"/>
-        <w:ind w:left="0"/>
-      </w:pPr>
-      <w:r>
-        <w:rPr>
-          <w:rFonts w:ascii="Arial" w:cs="Arial" w:eastAsia="Arial" w:hAnsi="Arial"/>
+          <w:rFonts w:ascii="Aptos" w:cs="Aptos" w:eastAsia="Aptos" w:hAnsi="Aptos"/>
+          <w:color w:val="1A1A1A"/>
+          <w:sz w:val="20"/>
+          <w:szCs w:val="20"/>
+        </w:rPr>
+        <w:t xml:space="preserve">These minutes were examined, approved, and signed as a true and accurate record of proceedings.</w:t>
+      </w:r>
+    </w:p>
+    <w:p>
+      <w:pPr>
+        <w:pageBreakBefore/>
+        <w:spacing w:after="0" w:before="0"/>
+      </w:pPr>
+    </w:p>
+    <w:p>
+      <w:pPr>
+        <w:keepLines/>
+        <w:spacing w:after="40" w:before="160"/>
+      </w:pPr>
+      <w:r>
+        <w:rPr>
+          <w:rFonts w:ascii="Aptos" w:cs="Aptos" w:eastAsia="Aptos" w:hAnsi="Aptos"/>
           <w:b/>
           <w:bCs/>
           <w:color w:val="0C2340"/>
           <w:sz w:val="22"/>
           <w:szCs w:val="22"/>
         </w:rPr>
-        <w:t xml:space="preserve">9.</w:t>
-      </w:r>
-      <w:r>
-        <w:rPr>
-          <w:rFonts w:ascii="Arial" w:cs="Arial" w:eastAsia="Arial" w:hAnsi="Arial"/>
-          <w:sz w:val="22"/>
-          <w:szCs w:val="22"/>
-        </w:rPr>
-        <w:t xml:space="preserve">	</w:t>
-      </w:r>
-      <w:r>
-        <w:rPr>
-          <w:rFonts w:ascii="Arial" w:cs="Arial" w:eastAsia="Arial" w:hAnsi="Arial"/>
-          <w:b/>
-          <w:bCs/>
-          <w:color w:val="0C2340"/>
-          <w:sz w:val="22"/>
-          <w:szCs w:val="22"/>
-        </w:rPr>
-        <w:t xml:space="preserve">DISTRICT ENDORSEMENT &amp; RECORD OF RECEIPT</w:t>
-      </w:r>
-    </w:p>
-    <w:p>
-      <w:pPr>
-        <w:keepLines/>
-        <w:spacing w:after="80" w:before="0" w:line="276"/>
-        <w:ind w:left="566"/>
-        <w:jc w:val="both"/>
-      </w:pPr>
-      <w:r>
-        <w:rPr>
-          <w:rFonts w:ascii="Arial" w:cs="Arial" w:eastAsia="Arial" w:hAnsi="Arial"/>
-          <w:color w:val="1A1A1A"/>
-          <w:sz w:val="20"/>
-          <w:szCs w:val="20"/>
-        </w:rPr>
-        <w:t xml:space="preserve">Received, verified, and endorsed for departmental records by the District Office:</w:t>
-      </w:r>
-    </w:p>
-    <w:p>
-      <w:pPr>
-        <w:pageBreakBefore/>
-        <w:spacing w:after="0" w:before="0"/>
-      </w:pPr>
-    </w:p>
-    <w:p>
-      <w:pPr>
-        <w:keepLines/>
-        <w:spacing w:after="40" w:before="160"/>
-      </w:pPr>
-      <w:r>
-        <w:rPr>
-          <w:rFonts w:ascii="Arial" w:cs="Arial" w:eastAsia="Arial" w:hAnsi="Arial"/>
-          <w:b/>
-          <w:bCs/>
-          <w:color w:val="0C2340"/>
-          <w:sz w:val="22"/>
-          <w:szCs w:val="22"/>
-        </w:rPr>
         <w:t xml:space="preserve">RECORD CONFIRMATION &amp; APPROVAL OF MINUTES</w:t>
       </w:r>
     </w:p>
     <w:p>
       <w:pPr>
         <w:keepLines/>
-        <w:spacing w:after="120" w:before="20" w:line="276"/>
-        <w:jc w:val="both"/>
-      </w:pPr>
-      <w:r>
-        <w:rPr>
-          <w:rFonts w:ascii="Arial" w:cs="Arial" w:eastAsia="Arial" w:hAnsi="Arial"/>
-          <w:color w:val="1A1A1A"/>
-          <w:sz w:val="20"/>
-          <w:szCs w:val="20"/>
-        </w:rPr>
-        <w:t xml:space="preserve">Certified and signed as a true and accurate record of the proceedings and resolutions of the Ordinary SGB Meeting of 28 January 2026:</w:t>
+        <w:spacing w:after="120" w:before="20" w:line="300"/>
+        <w:jc w:val="both"/>
+      </w:pPr>
+      <w:r>
+        <w:rPr>
+          <w:rFonts w:ascii="Aptos" w:cs="Aptos" w:eastAsia="Aptos" w:hAnsi="Aptos"/>
+          <w:color w:val="1A1A1A"/>
+          <w:sz w:val="20"/>
+          <w:szCs w:val="20"/>
+        </w:rPr>
+        <w:t xml:space="preserve">Certified and signed as a true and accurate record of the proceedings and resolutions of the Ordinary SGB Meeting of Wednesday, 28 January 2026:</w:t>
       </w:r>
     </w:p>
     <w:tbl>
@@ -2467,7 +2188,7 @@
             </w:pPr>
             <w:r>
               <w:rPr>
-                <w:rFonts w:ascii="Arial" w:cs="Arial" w:eastAsia="Arial" w:hAnsi="Arial"/>
+                <w:rFonts w:ascii="Aptos" w:cs="Aptos" w:eastAsia="Aptos" w:hAnsi="Aptos"/>
                 <w:b/>
                 <w:bCs/>
                 <w:color w:val="64748B"/>
@@ -2483,7 +2204,7 @@
             </w:pPr>
             <w:r>
               <w:rPr>
-                <w:rFonts w:ascii="Arial" w:cs="Arial" w:eastAsia="Arial" w:hAnsi="Arial"/>
+                <w:rFonts w:ascii="Aptos" w:cs="Aptos" w:eastAsia="Aptos" w:hAnsi="Aptos"/>
                 <w:b/>
                 <w:bCs/>
                 <w:color w:val="1A1A1A"/>
@@ -2499,7 +2220,7 @@
             </w:pPr>
             <w:r>
               <w:rPr>
-                <w:rFonts w:ascii="Arial" w:cs="Arial" w:eastAsia="Arial" w:hAnsi="Arial"/>
+                <w:rFonts w:ascii="Aptos" w:cs="Aptos" w:eastAsia="Aptos" w:hAnsi="Aptos"/>
                 <w:b/>
                 <w:bCs/>
                 <w:color w:val="0C2340"/>
@@ -2516,7 +2237,7 @@
             </w:pPr>
             <w:r>
               <w:rPr>
-                <w:rFonts w:ascii="Arial" w:cs="Arial" w:eastAsia="Arial" w:hAnsi="Arial"/>
+                <w:rFonts w:ascii="Aptos" w:cs="Aptos" w:eastAsia="Aptos" w:hAnsi="Aptos"/>
                 <w:b/>
                 <w:bCs/>
                 <w:color w:val="64748B"/>
@@ -2527,14 +2248,12 @@
             </w:r>
             <w:r>
               <w:rPr>
-                <w:rFonts w:ascii="Arial" w:cs="Arial" w:eastAsia="Arial" w:hAnsi="Arial"/>
-                <w:b/>
-                <w:bCs/>
-                <w:color w:val="1A1A1A"/>
-                <w:sz w:val="15"/>
-                <w:szCs w:val="15"/>
+                <w:rFonts w:ascii="Aptos" w:cs="Aptos" w:eastAsia="Aptos" w:hAnsi="Aptos"/>
+                <w:color w:val="94A3B8"/>
+                <w:sz w:val="14"/>
+                <w:szCs w:val="14"/>
               </w:rPr>
-              <w:t xml:space="preserve">28/01/2026</w:t>
+              <w:t xml:space="preserve">___/___/2026</w:t>
             </w:r>
           </w:p>
         </w:tc>
@@ -2595,7 +2314,7 @@
             </w:pPr>
             <w:r>
               <w:rPr>
-                <w:rFonts w:ascii="Arial" w:cs="Arial" w:eastAsia="Arial" w:hAnsi="Arial"/>
+                <w:rFonts w:ascii="Aptos" w:cs="Aptos" w:eastAsia="Aptos" w:hAnsi="Aptos"/>
                 <w:b/>
                 <w:bCs/>
                 <w:color w:val="64748B"/>
@@ -2611,7 +2330,7 @@
             </w:pPr>
             <w:r>
               <w:rPr>
-                <w:rFonts w:ascii="Arial" w:cs="Arial" w:eastAsia="Arial" w:hAnsi="Arial"/>
+                <w:rFonts w:ascii="Aptos" w:cs="Aptos" w:eastAsia="Aptos" w:hAnsi="Aptos"/>
                 <w:b/>
                 <w:bCs/>
                 <w:color w:val="1A1A1A"/>
@@ -2627,7 +2346,7 @@
             </w:pPr>
             <w:r>
               <w:rPr>
-                <w:rFonts w:ascii="Arial" w:cs="Arial" w:eastAsia="Arial" w:hAnsi="Arial"/>
+                <w:rFonts w:ascii="Aptos" w:cs="Aptos" w:eastAsia="Aptos" w:hAnsi="Aptos"/>
                 <w:b/>
                 <w:bCs/>
                 <w:color w:val="0C2340"/>
@@ -2644,7 +2363,7 @@
             </w:pPr>
             <w:r>
               <w:rPr>
-                <w:rFonts w:ascii="Arial" w:cs="Arial" w:eastAsia="Arial" w:hAnsi="Arial"/>
+                <w:rFonts w:ascii="Aptos" w:cs="Aptos" w:eastAsia="Aptos" w:hAnsi="Aptos"/>
                 <w:b/>
                 <w:bCs/>
                 <w:color w:val="64748B"/>
@@ -2655,14 +2374,12 @@
             </w:r>
             <w:r>
               <w:rPr>
-                <w:rFonts w:ascii="Arial" w:cs="Arial" w:eastAsia="Arial" w:hAnsi="Arial"/>
-                <w:b/>
-                <w:bCs/>
-                <w:color w:val="1A1A1A"/>
-                <w:sz w:val="15"/>
-                <w:szCs w:val="15"/>
+                <w:rFonts w:ascii="Aptos" w:cs="Aptos" w:eastAsia="Aptos" w:hAnsi="Aptos"/>
+                <w:color w:val="94A3B8"/>
+                <w:sz w:val="14"/>
+                <w:szCs w:val="14"/>
               </w:rPr>
-              <w:t xml:space="preserve">28/01/2026</w:t>
+              <w:t xml:space="preserve">___/___/2026</w:t>
             </w:r>
           </w:p>
         </w:tc>
@@ -2723,7 +2440,7 @@
             </w:pPr>
             <w:r>
               <w:rPr>
-                <w:rFonts w:ascii="Arial" w:cs="Arial" w:eastAsia="Arial" w:hAnsi="Arial"/>
+                <w:rFonts w:ascii="Aptos" w:cs="Aptos" w:eastAsia="Aptos" w:hAnsi="Aptos"/>
                 <w:b/>
                 <w:bCs/>
                 <w:color w:val="64748B"/>
@@ -2739,7 +2456,7 @@
             </w:pPr>
             <w:r>
               <w:rPr>
-                <w:rFonts w:ascii="Arial" w:cs="Arial" w:eastAsia="Arial" w:hAnsi="Arial"/>
+                <w:rFonts w:ascii="Aptos" w:cs="Aptos" w:eastAsia="Aptos" w:hAnsi="Aptos"/>
                 <w:b/>
                 <w:bCs/>
                 <w:color w:val="1A1A1A"/>
@@ -2755,7 +2472,7 @@
             </w:pPr>
             <w:r>
               <w:rPr>
-                <w:rFonts w:ascii="Arial" w:cs="Arial" w:eastAsia="Arial" w:hAnsi="Arial"/>
+                <w:rFonts w:ascii="Aptos" w:cs="Aptos" w:eastAsia="Aptos" w:hAnsi="Aptos"/>
                 <w:b/>
                 <w:bCs/>
                 <w:color w:val="0C2340"/>
@@ -2772,7 +2489,7 @@
             </w:pPr>
             <w:r>
               <w:rPr>
-                <w:rFonts w:ascii="Arial" w:cs="Arial" w:eastAsia="Arial" w:hAnsi="Arial"/>
+                <w:rFonts w:ascii="Aptos" w:cs="Aptos" w:eastAsia="Aptos" w:hAnsi="Aptos"/>
                 <w:b/>
                 <w:bCs/>
                 <w:color w:val="64748B"/>
@@ -2783,14 +2500,12 @@
             </w:r>
             <w:r>
               <w:rPr>
-                <w:rFonts w:ascii="Arial" w:cs="Arial" w:eastAsia="Arial" w:hAnsi="Arial"/>
-                <w:b/>
-                <w:bCs/>
-                <w:color w:val="1A1A1A"/>
-                <w:sz w:val="15"/>
-                <w:szCs w:val="15"/>
+                <w:rFonts w:ascii="Aptos" w:cs="Aptos" w:eastAsia="Aptos" w:hAnsi="Aptos"/>
+                <w:color w:val="94A3B8"/>
+                <w:sz w:val="14"/>
+                <w:szCs w:val="14"/>
               </w:rPr>
-              <w:t xml:space="preserve">28/01/2026</w:t>
+              <w:t xml:space="preserve">___/___/2026</w:t>
             </w:r>
           </w:p>
         </w:tc>
@@ -2840,7 +2555,7 @@
             </w:pPr>
             <w:r>
               <w:rPr>
-                <w:rFonts w:ascii="Arial" w:cs="Arial" w:eastAsia="Arial" w:hAnsi="Arial"/>
+                <w:rFonts w:ascii="Aptos" w:cs="Aptos" w:eastAsia="Aptos" w:hAnsi="Aptos"/>
                 <w:b/>
                 <w:bCs/>
                 <w:color w:val="475569"/>
@@ -2857,7 +2572,7 @@
             </w:pPr>
             <w:r>
               <w:rPr>
-                <w:rFonts w:ascii="Arial" w:cs="Arial" w:eastAsia="Arial" w:hAnsi="Arial"/>
+                <w:rFonts w:ascii="Aptos" w:cs="Aptos" w:eastAsia="Aptos" w:hAnsi="Aptos"/>
                 <w:color w:val="94A3B8"/>
                 <w:sz w:val="14"/>
                 <w:szCs w:val="14"/>
@@ -2875,7 +2590,7 @@
       </w:pPr>
       <w:r>
         <w:rPr>
-          <w:rFonts w:ascii="Arial" w:cs="Arial" w:eastAsia="Arial" w:hAnsi="Arial"/>
+          <w:rFonts w:ascii="Aptos" w:cs="Aptos" w:eastAsia="Aptos" w:hAnsi="Aptos"/>
           <w:b/>
           <w:bCs/>
           <w:color w:val="0C2340"/>
@@ -2892,7 +2607,7 @@
       </w:pPr>
       <w:r>
         <w:rPr>
-          <w:rFonts w:ascii="Arial" w:cs="Arial" w:eastAsia="Arial" w:hAnsi="Arial"/>
+          <w:rFonts w:ascii="Aptos" w:cs="Aptos" w:eastAsia="Aptos" w:hAnsi="Aptos"/>
           <w:color w:val="1A1A1A"/>
           <w:sz w:val="18"/>
           <w:szCs w:val="18"/>
@@ -2947,7 +2662,7 @@
             </w:pPr>
             <w:r>
               <w:rPr>
-                <w:rFonts w:ascii="Arial" w:cs="Arial" w:eastAsia="Arial" w:hAnsi="Arial"/>
+                <w:rFonts w:ascii="Aptos" w:cs="Aptos" w:eastAsia="Aptos" w:hAnsi="Aptos"/>
                 <w:b/>
                 <w:bCs/>
                 <w:color w:val="475569"/>
@@ -2964,7 +2679,7 @@
             </w:pPr>
             <w:r>
               <w:rPr>
-                <w:rFonts w:ascii="Arial" w:cs="Arial" w:eastAsia="Arial" w:hAnsi="Arial"/>
+                <w:rFonts w:ascii="Aptos" w:cs="Aptos" w:eastAsia="Aptos" w:hAnsi="Aptos"/>
                 <w:color w:val="94A3B8"/>
                 <w:sz w:val="14"/>
                 <w:szCs w:val="14"/>
@@ -3030,7 +2745,7 @@
             </w:pPr>
             <w:r>
               <w:rPr>
-                <w:rFonts w:ascii="Arial" w:cs="Arial" w:eastAsia="Arial" w:hAnsi="Arial"/>
+                <w:rFonts w:ascii="Aptos" w:cs="Aptos" w:eastAsia="Aptos" w:hAnsi="Aptos"/>
                 <w:b/>
                 <w:bCs/>
                 <w:color w:val="64748B"/>
@@ -3046,7 +2761,7 @@
             </w:pPr>
             <w:r>
               <w:rPr>
-                <w:rFonts w:ascii="Arial" w:cs="Arial" w:eastAsia="Arial" w:hAnsi="Arial"/>
+                <w:rFonts w:ascii="Aptos" w:cs="Aptos" w:eastAsia="Aptos" w:hAnsi="Aptos"/>
                 <w:b/>
                 <w:bCs/>
                 <w:color w:val="64748B"/>
@@ -3057,7 +2772,7 @@
             </w:r>
             <w:r>
               <w:rPr>
-                <w:rFonts w:ascii="Arial" w:cs="Arial" w:eastAsia="Arial" w:hAnsi="Arial"/>
+                <w:rFonts w:ascii="Aptos" w:cs="Aptos" w:eastAsia="Aptos" w:hAnsi="Aptos"/>
                 <w:color w:val="94A3B8"/>
                 <w:sz w:val="14"/>
                 <w:szCs w:val="14"/>
@@ -3071,7 +2786,7 @@
             </w:pPr>
             <w:r>
               <w:rPr>
-                <w:rFonts w:ascii="Arial" w:cs="Arial" w:eastAsia="Arial" w:hAnsi="Arial"/>
+                <w:rFonts w:ascii="Aptos" w:cs="Aptos" w:eastAsia="Aptos" w:hAnsi="Aptos"/>
                 <w:b/>
                 <w:bCs/>
                 <w:color w:val="0C2340"/>
@@ -3087,7 +2802,7 @@
             </w:pPr>
             <w:r>
               <w:rPr>
-                <w:rFonts w:ascii="Arial" w:cs="Arial" w:eastAsia="Arial" w:hAnsi="Arial"/>
+                <w:rFonts w:ascii="Aptos" w:cs="Aptos" w:eastAsia="Aptos" w:hAnsi="Aptos"/>
                 <w:b/>
                 <w:bCs/>
                 <w:color w:val="64748B"/>
@@ -3098,7 +2813,7 @@
             </w:r>
             <w:r>
               <w:rPr>
-                <w:rFonts w:ascii="Arial" w:cs="Arial" w:eastAsia="Arial" w:hAnsi="Arial"/>
+                <w:rFonts w:ascii="Aptos" w:cs="Aptos" w:eastAsia="Aptos" w:hAnsi="Aptos"/>
                 <w:color w:val="94A3B8"/>
                 <w:sz w:val="14"/>
                 <w:szCs w:val="14"/>
@@ -3173,7 +2888,7 @@
     </w:pPr>
     <w:r>
       <w:rPr>
-        <w:rFonts w:ascii="Arial" w:cs="Arial" w:eastAsia="Arial" w:hAnsi="Arial"/>
+        <w:rFonts w:ascii="Aptos" w:cs="Aptos" w:eastAsia="Aptos" w:hAnsi="Aptos"/>
         <w:color w:val="64748B"/>
         <w:sz w:val="17"/>
         <w:szCs w:val="17"/>
@@ -3185,7 +2900,7 @@
     </w:r>
     <w:r>
       <w:rPr>
-        <w:rFonts w:ascii="Arial" w:cs="Arial" w:eastAsia="Arial" w:hAnsi="Arial"/>
+        <w:rFonts w:ascii="Aptos" w:cs="Aptos" w:eastAsia="Aptos" w:hAnsi="Aptos"/>
         <w:color w:val="64748B"/>
         <w:sz w:val="17"/>
         <w:szCs w:val="17"/>
@@ -3194,7 +2909,7 @@
     </w:r>
     <w:r>
       <w:rPr>
-        <w:rFonts w:ascii="Arial" w:cs="Arial" w:eastAsia="Arial" w:hAnsi="Arial"/>
+        <w:rFonts w:ascii="Aptos" w:cs="Aptos" w:eastAsia="Aptos" w:hAnsi="Aptos"/>
         <w:color w:val="64748B"/>
         <w:sz w:val="17"/>
         <w:szCs w:val="17"/>
@@ -3345,7 +3060,7 @@
   <w:docDefaults>
     <w:rPrDefault>
       <w:rPr>
-        <w:rFonts w:ascii="Arial" w:cs="Arial" w:eastAsia="Arial" w:hAnsi="Arial"/>
+        <w:rFonts w:ascii="Aptos" w:cs="Aptos" w:eastAsia="Aptos" w:hAnsi="Aptos"/>
         <w:color w:val="1A1A1A"/>
         <w:sz w:val="20"/>
         <w:szCs w:val="20"/>
